--- a/Historia wersji oraz md/Historia wersji/AMSteel_Quote_Raport_Wersji_1.4.docx
+++ b/Historia wersji oraz md/Historia wersji/AMSteel_Quote_Raport_Wersji_1.4.docx
@@ -1,25 +1,15 @@
 
 <file path=word/document.xml><?xml version="1.0" encoding="utf-8"?>
-<w:document xmlns:wpc="http://schemas.microsoft.com/office/word/2010/wordprocessingCanvas" xmlns:cx="http://schemas.microsoft.com/office/drawing/2014/chartex" xmlns:cx1="http://schemas.microsoft.com/office/drawing/2015/9/8/chartex" xmlns:cx2="http://schemas.microsoft.com/office/drawing/2015/10/21/chartex" xmlns:cx3="http://schemas.microsoft.com/office/drawing/2016/5/9/chartex" xmlns:cx4="http://schemas.microsoft.com/office/drawing/2016/5/10/chartex" xmlns:cx5="http://schemas.microsoft.com/office/drawing/2016/5/11/chartex" xmlns:cx6="http://schemas.microsoft.com/office/drawing/2016/5/12/chartex" xmlns:cx7="http://schemas.microsoft.com/office/drawing/2016/5/13/chartex" xmlns:cx8="http://schemas.microsoft.com/office/drawing/2016/5/14/chartex" xmlns:mc="http://schemas.openxmlformats.org/markup-compatibility/2006" xmlns:aink="http://schemas.microsoft.com/office/drawing/2016/ink" xmlns:am3d="http://schemas.microsoft.com/office/drawing/2017/model3d" xmlns:o="urn:schemas-microsoft-com:office:office" xmlns:oel="http://schemas.microsoft.com/office/2019/extlst" xmlns:r="http://schemas.openxmlformats.org/officeDocument/2006/relationships" xmlns:m="http://schemas.openxmlformats.org/officeDocument/2006/math" xmlns:v="urn:schemas-microsoft-com:vml" xmlns:wp14="http://schemas.microsoft.com/office/word/2010/wordprocessingDrawing" xmlns:wp="http://schemas.openxmlformats.org/drawingml/2006/wordprocessingDrawing" xmlns:w10="urn:schemas-microsoft-com:office:word" xmlns:w="http://schemas.openxmlformats.org/wordprocessingml/2006/main" xmlns:w14="http://schemas.microsoft.com/office/word/2010/wordml" xmlns:w15="http://schemas.microsoft.com/office/word/2012/wordml" xmlns:w16cex="http://schemas.microsoft.com/office/word/2018/wordml/cex" xmlns:w16cid="http://schemas.microsoft.com/office/word/2016/wordml/cid" xmlns:w16="http://schemas.microsoft.com/office/word/2018/wordml" xmlns:w16du="http://schemas.microsoft.com/office/word/2023/wordml/word16du" xmlns:w16sdtdh="http://schemas.microsoft.com/office/word/2020/wordml/sdtdatahash" xmlns:w16sdtfl="http://schemas.microsoft.com/office/word/2024/wordml/sdtformatlock" xmlns:w16se="http://schemas.microsoft.com/office/word/2015/wordml/symex" xmlns:wpg="http://schemas.microsoft.com/office/word/2010/wordprocessingGroup" xmlns:wpi="http://schemas.microsoft.com/office/word/2010/wordprocessingInk" xmlns:wne="http://schemas.microsoft.com/office/word/2006/wordml" xmlns:wps="http://schemas.microsoft.com/office/word/2010/wordprocessingShape" mc:Ignorable="w14 w15 w16se w16cid w16 w16cex w16sdtdh w16sdtfl w16du wp14">
+<w:document xmlns:wpc="http://schemas.microsoft.com/office/word/2010/wordprocessingCanvas" xmlns:cx="http://schemas.microsoft.com/office/drawing/2014/chartex" xmlns:cx1="http://schemas.microsoft.com/office/drawing/2015/9/8/chartex" xmlns:cx2="http://schemas.microsoft.com/office/drawing/2015/10/21/chartex" xmlns:cx3="http://schemas.microsoft.com/office/drawing/2016/5/9/chartex" xmlns:cx4="http://schemas.microsoft.com/office/drawing/2016/5/10/chartex" xmlns:cx5="http://schemas.microsoft.com/office/drawing/2016/5/11/chartex" xmlns:cx6="http://schemas.microsoft.com/office/drawing/2016/5/12/chartex" xmlns:cx7="http://schemas.microsoft.com/office/drawing/2016/5/13/chartex" xmlns:cx8="http://schemas.microsoft.com/office/drawing/2016/5/14/chartex" xmlns:mc="http://schemas.openxmlformats.org/markup-compatibility/2006" xmlns:aink="http://schemas.microsoft.com/office/drawing/2016/ink" xmlns:am3d="http://schemas.microsoft.com/office/drawing/2017/model3d" xmlns:o="urn:schemas-microsoft-com:office:office" xmlns:oel="http://schemas.microsoft.com/office/2019/extlst" xmlns:r="http://schemas.openxmlformats.org/officeDocument/2006/relationships" xmlns:m="http://schemas.openxmlformats.org/officeDocument/2006/math" xmlns:v="urn:schemas-microsoft-com:vml" xmlns:wp14="http://schemas.microsoft.com/office/word/2010/wordprocessingDrawing" xmlns:wp="http://schemas.openxmlformats.org/drawingml/2006/wordprocessingDrawing" xmlns:w10="urn:schemas-microsoft-com:office:word" xmlns:w="http://schemas.openxmlformats.org/wordprocessingml/2006/main" xmlns:w14="http://schemas.microsoft.com/office/word/2010/wordml" xmlns:w15="http://schemas.microsoft.com/office/word/2012/wordml" xmlns:w16cei="http://schemas.microsoft.com/office/word/2026/wordml/cei" xmlns:w16cex="http://schemas.microsoft.com/office/word/2018/wordml/cex" xmlns:w16cid="http://schemas.microsoft.com/office/word/2016/wordml/cid" xmlns:w16="http://schemas.microsoft.com/office/word/2018/wordml" xmlns:w16du="http://schemas.microsoft.com/office/word/2023/wordml/word16du" xmlns:w16sdtdh="http://schemas.microsoft.com/office/word/2020/wordml/sdtdatahash" xmlns:w16sdtfl="http://schemas.microsoft.com/office/word/2024/wordml/sdtformatlock" xmlns:w16se="http://schemas.microsoft.com/office/word/2015/wordml/symex" xmlns:wpg="http://schemas.microsoft.com/office/word/2010/wordprocessingGroup" xmlns:wpi="http://schemas.microsoft.com/office/word/2010/wordprocessingInk" xmlns:wne="http://schemas.microsoft.com/office/word/2006/wordml" xmlns:wps="http://schemas.microsoft.com/office/word/2010/wordprocessingShape" mc:Ignorable="w14 w15 w16se w16cid w16 w16cex w16sdtdh w16sdtfl w16du wp14">
   <w:body>
     <w:p>
-      <w:proofErr w:type="spellStart"/>
       <w:r>
         <w:rPr>
           <w:b/>
           <w:color w:val="1F2A44"/>
           <w:sz w:val="56"/>
         </w:rPr>
-        <w:t>AMSteel</w:t>
-      </w:r>
-      <w:proofErr w:type="spellEnd"/>
-      <w:r>
-        <w:rPr>
-          <w:b/>
-          <w:color w:val="1F2A44"/>
-          <w:sz w:val="56"/>
-        </w:rPr>
-        <w:t xml:space="preserve"> Quote</w:t>
+        <w:t>AMSteel Quote</w:t>
       </w:r>
     </w:p>
     <w:p>
@@ -29,63 +19,13 @@
         </w:pBdr>
         <w:spacing w:after="280"/>
       </w:pPr>
-      <w:proofErr w:type="spellStart"/>
       <w:r>
         <w:rPr>
           <w:color w:val="2B57A6"/>
           <w:sz w:val="30"/>
         </w:rPr>
-        <w:t>Raport</w:t>
+        <w:t>Raport wersji / Dziennik zmian</w:t>
       </w:r>
-      <w:proofErr w:type="spellEnd"/>
-      <w:r>
-        <w:rPr>
-          <w:color w:val="2B57A6"/>
-          <w:sz w:val="30"/>
-        </w:rPr>
-        <w:t xml:space="preserve"> </w:t>
-      </w:r>
-      <w:proofErr w:type="spellStart"/>
-      <w:r>
-        <w:rPr>
-          <w:color w:val="2B57A6"/>
-          <w:sz w:val="30"/>
-        </w:rPr>
-        <w:t>wersji</w:t>
-      </w:r>
-      <w:proofErr w:type="spellEnd"/>
-      <w:r>
-        <w:rPr>
-          <w:color w:val="2B57A6"/>
-          <w:sz w:val="30"/>
-        </w:rPr>
-        <w:t xml:space="preserve"> / </w:t>
-      </w:r>
-      <w:proofErr w:type="spellStart"/>
-      <w:r>
-        <w:rPr>
-          <w:color w:val="2B57A6"/>
-          <w:sz w:val="30"/>
-        </w:rPr>
-        <w:t>Dziennik</w:t>
-      </w:r>
-      <w:proofErr w:type="spellEnd"/>
-      <w:r>
-        <w:rPr>
-          <w:color w:val="2B57A6"/>
-          <w:sz w:val="30"/>
-        </w:rPr>
-        <w:t xml:space="preserve"> </w:t>
-      </w:r>
-      <w:proofErr w:type="spellStart"/>
-      <w:r>
-        <w:rPr>
-          <w:color w:val="2B57A6"/>
-          <w:sz w:val="30"/>
-        </w:rPr>
-        <w:t>zmian</w:t>
-      </w:r>
-      <w:proofErr w:type="spellEnd"/>
     </w:p>
     <w:tbl>
       <w:tblPr>
@@ -131,21 +71,12 @@
             <w:tcW w:w="3118" w:type="dxa"/>
           </w:tcPr>
           <w:p>
-            <w:proofErr w:type="spellStart"/>
             <w:r>
               <w:rPr>
                 <w:b/>
                 <w:color w:val="1F2A44"/>
               </w:rPr>
-              <w:t>Wersja</w:t>
-            </w:r>
-            <w:proofErr w:type="spellEnd"/>
-            <w:r>
-              <w:rPr>
-                <w:b/>
-                <w:color w:val="1F2A44"/>
-              </w:rPr>
-              <w:t>:</w:t>
+              <w:t>Wersja:</w:t>
             </w:r>
           </w:p>
         </w:tc>
@@ -169,37 +100,12 @@
             <w:tcW w:w="3118" w:type="dxa"/>
           </w:tcPr>
           <w:p>
-            <w:proofErr w:type="spellStart"/>
             <w:r>
               <w:rPr>
                 <w:b/>
                 <w:color w:val="1F2A44"/>
               </w:rPr>
-              <w:t>Okres</w:t>
-            </w:r>
-            <w:proofErr w:type="spellEnd"/>
-            <w:r>
-              <w:rPr>
-                <w:b/>
-                <w:color w:val="1F2A44"/>
-              </w:rPr>
-              <w:t xml:space="preserve"> </w:t>
-            </w:r>
-            <w:proofErr w:type="spellStart"/>
-            <w:r>
-              <w:rPr>
-                <w:b/>
-                <w:color w:val="1F2A44"/>
-              </w:rPr>
-              <w:t>developmentu</w:t>
-            </w:r>
-            <w:proofErr w:type="spellEnd"/>
-            <w:r>
-              <w:rPr>
-                <w:b/>
-                <w:color w:val="1F2A44"/>
-              </w:rPr>
-              <w:t>:</w:t>
+              <w:t>Okres developmentu:</w:t>
             </w:r>
           </w:p>
         </w:tc>
@@ -212,7 +118,25 @@
               <w:rPr>
                 <w:color w:val="666666"/>
               </w:rPr>
-              <w:t>6.08.2026 - __.__.____</w:t>
+              <w:t>31</w:t>
+            </w:r>
+            <w:r>
+              <w:rPr>
+                <w:color w:val="666666"/>
+              </w:rPr>
+              <w:t>.0</w:t>
+            </w:r>
+            <w:r>
+              <w:rPr>
+                <w:color w:val="666666"/>
+              </w:rPr>
+              <w:t>7</w:t>
+            </w:r>
+            <w:r>
+              <w:rPr>
+                <w:color w:val="666666"/>
+              </w:rPr>
+              <w:t>.2026 - __.__.____</w:t>
             </w:r>
           </w:p>
         </w:tc>
@@ -228,23 +152,7 @@
                 <w:b/>
                 <w:color w:val="1F2A44"/>
               </w:rPr>
-              <w:t xml:space="preserve">Data </w:t>
-            </w:r>
-            <w:proofErr w:type="spellStart"/>
-            <w:r>
-              <w:rPr>
-                <w:b/>
-                <w:color w:val="1F2A44"/>
-              </w:rPr>
-              <w:t>raportu</w:t>
-            </w:r>
-            <w:proofErr w:type="spellEnd"/>
-            <w:r>
-              <w:rPr>
-                <w:b/>
-                <w:color w:val="1F2A44"/>
-              </w:rPr>
-              <w:t>:</w:t>
+              <w:t>Data raportu:</w:t>
             </w:r>
           </w:p>
         </w:tc>
@@ -274,163 +182,17 @@
           <w:color w:val="1F2A44"/>
           <w:sz w:val="28"/>
         </w:rPr>
-        <w:t xml:space="preserve">Historia </w:t>
+        <w:t>Historia wersji</w:t>
       </w:r>
-      <w:proofErr w:type="spellStart"/>
-      <w:r>
-        <w:rPr>
-          <w:b/>
-          <w:color w:val="1F2A44"/>
-          <w:sz w:val="28"/>
-        </w:rPr>
-        <w:t>wersji</w:t>
-      </w:r>
-      <w:proofErr w:type="spellEnd"/>
     </w:p>
     <w:p>
-      <w:proofErr w:type="spellStart"/>
       <w:r>
         <w:rPr>
           <w:i/>
           <w:color w:val="666666"/>
           <w:sz w:val="19"/>
         </w:rPr>
-        <w:t>Pełny</w:t>
-      </w:r>
-      <w:proofErr w:type="spellEnd"/>
-      <w:r>
-        <w:rPr>
-          <w:i/>
-          <w:color w:val="666666"/>
-          <w:sz w:val="19"/>
-        </w:rPr>
-        <w:t xml:space="preserve"> </w:t>
-      </w:r>
-      <w:proofErr w:type="spellStart"/>
-      <w:r>
-        <w:rPr>
-          <w:i/>
-          <w:color w:val="666666"/>
-          <w:sz w:val="19"/>
-        </w:rPr>
-        <w:t>rejestr</w:t>
-      </w:r>
-      <w:proofErr w:type="spellEnd"/>
-      <w:r>
-        <w:rPr>
-          <w:i/>
-          <w:color w:val="666666"/>
-          <w:sz w:val="19"/>
-        </w:rPr>
-        <w:t xml:space="preserve"> </w:t>
-      </w:r>
-      <w:proofErr w:type="spellStart"/>
-      <w:r>
-        <w:rPr>
-          <w:i/>
-          <w:color w:val="666666"/>
-          <w:sz w:val="19"/>
-        </w:rPr>
-        <w:t>wszystkich</w:t>
-      </w:r>
-      <w:proofErr w:type="spellEnd"/>
-      <w:r>
-        <w:rPr>
-          <w:i/>
-          <w:color w:val="666666"/>
-          <w:sz w:val="19"/>
-        </w:rPr>
-        <w:t xml:space="preserve"> </w:t>
-      </w:r>
-      <w:proofErr w:type="spellStart"/>
-      <w:r>
-        <w:rPr>
-          <w:i/>
-          <w:color w:val="666666"/>
-          <w:sz w:val="19"/>
-        </w:rPr>
-        <w:t>wydanych</w:t>
-      </w:r>
-      <w:proofErr w:type="spellEnd"/>
-      <w:r>
-        <w:rPr>
-          <w:i/>
-          <w:color w:val="666666"/>
-          <w:sz w:val="19"/>
-        </w:rPr>
-        <w:t xml:space="preserve"> </w:t>
-      </w:r>
-      <w:proofErr w:type="spellStart"/>
-      <w:r>
-        <w:rPr>
-          <w:i/>
-          <w:color w:val="666666"/>
-          <w:sz w:val="19"/>
-        </w:rPr>
-        <w:t>wersji</w:t>
-      </w:r>
-      <w:proofErr w:type="spellEnd"/>
-      <w:r>
-        <w:rPr>
-          <w:i/>
-          <w:color w:val="666666"/>
-          <w:sz w:val="19"/>
-        </w:rPr>
-        <w:t xml:space="preserve"> - </w:t>
-      </w:r>
-      <w:proofErr w:type="spellStart"/>
-      <w:r>
-        <w:rPr>
-          <w:i/>
-          <w:color w:val="666666"/>
-          <w:sz w:val="19"/>
-        </w:rPr>
-        <w:t>najnowsza</w:t>
-      </w:r>
-      <w:proofErr w:type="spellEnd"/>
-      <w:r>
-        <w:rPr>
-          <w:i/>
-          <w:color w:val="666666"/>
-          <w:sz w:val="19"/>
-        </w:rPr>
-        <w:t xml:space="preserve"> </w:t>
-      </w:r>
-      <w:proofErr w:type="spellStart"/>
-      <w:r>
-        <w:rPr>
-          <w:i/>
-          <w:color w:val="666666"/>
-          <w:sz w:val="19"/>
-        </w:rPr>
-        <w:t>na</w:t>
-      </w:r>
-      <w:proofErr w:type="spellEnd"/>
-      <w:r>
-        <w:rPr>
-          <w:i/>
-          <w:color w:val="666666"/>
-          <w:sz w:val="19"/>
-        </w:rPr>
-        <w:t xml:space="preserve"> </w:t>
-      </w:r>
-      <w:proofErr w:type="spellStart"/>
-      <w:r>
-        <w:rPr>
-          <w:i/>
-          <w:color w:val="666666"/>
-          <w:sz w:val="19"/>
-        </w:rPr>
-        <w:t>górze</w:t>
-      </w:r>
-      <w:proofErr w:type="spellEnd"/>
-      <w:r>
-        <w:rPr>
-          <w:i/>
-          <w:color w:val="666666"/>
-          <w:sz w:val="19"/>
-        </w:rPr>
-        <w:t>.</w:t>
+        <w:t>Pełny rejestr wszystkich wydanych wersji - najnowsza na górze.</w:t>
       </w:r>
     </w:p>
     <w:tbl>
@@ -452,7 +214,6 @@
             <w:shd w:val="clear" w:color="auto" w:fill="2B57A6"/>
           </w:tcPr>
           <w:p>
-            <w:proofErr w:type="spellStart"/>
             <w:r>
               <w:rPr>
                 <w:b/>
@@ -460,7 +221,6 @@
               </w:rPr>
               <w:t>Wersja</w:t>
             </w:r>
-            <w:proofErr w:type="spellEnd"/>
           </w:p>
         </w:tc>
         <w:tc>
@@ -469,7 +229,6 @@
             <w:shd w:val="clear" w:color="auto" w:fill="2B57A6"/>
           </w:tcPr>
           <w:p>
-            <w:proofErr w:type="spellStart"/>
             <w:r>
               <w:rPr>
                 <w:b/>
@@ -477,7 +236,6 @@
               </w:rPr>
               <w:t>Okres</w:t>
             </w:r>
-            <w:proofErr w:type="spellEnd"/>
           </w:p>
         </w:tc>
         <w:tc>
@@ -501,54 +259,20 @@
             <w:shd w:val="clear" w:color="auto" w:fill="2B57A6"/>
           </w:tcPr>
           <w:p>
-            <w:proofErr w:type="spellStart"/>
             <w:r>
               <w:rPr>
                 <w:b/>
                 <w:color w:val="FFFFFF"/>
               </w:rPr>
-              <w:t>Krótkie</w:t>
+              <w:t>Krótkie podsumowanie zmian</w:t>
             </w:r>
-            <w:proofErr w:type="spellEnd"/>
-            <w:r>
-              <w:rPr>
-                <w:b/>
-                <w:color w:val="FFFFFF"/>
-              </w:rPr>
-              <w:t xml:space="preserve"> </w:t>
-            </w:r>
-            <w:proofErr w:type="spellStart"/>
-            <w:r>
-              <w:rPr>
-                <w:b/>
-                <w:color w:val="FFFFFF"/>
-              </w:rPr>
-              <w:t>podsumowanie</w:t>
-            </w:r>
-            <w:proofErr w:type="spellEnd"/>
-            <w:r>
-              <w:rPr>
-                <w:b/>
-                <w:color w:val="FFFFFF"/>
-              </w:rPr>
-              <w:t xml:space="preserve"> </w:t>
-            </w:r>
-            <w:proofErr w:type="spellStart"/>
-            <w:r>
-              <w:rPr>
-                <w:b/>
-                <w:color w:val="FFFFFF"/>
-              </w:rPr>
-              <w:t>zmian</w:t>
-            </w:r>
-            <w:proofErr w:type="spellEnd"/>
           </w:p>
         </w:tc>
       </w:tr>
       <w:tr>
         <w:tc>
           <w:tcPr>
-            <w:tcW w:type="dxa" w:w="1226"/>
+            <w:tcW w:w="1226" w:type="dxa"/>
           </w:tcPr>
           <w:p>
             <w:r>
@@ -558,17 +282,17 @@
         </w:tc>
         <w:tc>
           <w:tcPr>
-            <w:tcW w:type="dxa" w:w="2481"/>
+            <w:tcW w:w="2481" w:type="dxa"/>
           </w:tcPr>
           <w:p>
             <w:r>
-              <w:t>6.08.2026 - __.__.____</w:t>
+              <w:t>31.07.2026 - __.__.____</w:t>
             </w:r>
           </w:p>
         </w:tc>
         <w:tc>
           <w:tcPr>
-            <w:tcW w:type="dxa" w:w="1568"/>
+            <w:tcW w:w="1568" w:type="dxa"/>
           </w:tcPr>
           <w:p>
             <w:r>
@@ -578,10 +302,12 @@
         </w:tc>
         <w:tc>
           <w:tcPr>
-            <w:tcW w:type="dxa" w:w="3581"/>
+            <w:tcW w:w="3581" w:type="dxa"/>
           </w:tcPr>
           <w:p>
-            <w:r/>
+            <w:r>
+              <w:t>Poprawki bezpieczeństwa eksportu PDF: dane oferty i klienta wpisywane przez handlowca są zabezpieczane przed wykonaniem jako kod po stronie usługi generującej dokument, a samo generowanie PDF wymaga jawnie potwierdzonej roli użytkownika. W kalkulatorze dodano ostrzeżenie przy edycji pozycji dodanych przed wersją 1.3, dla których konfiguracja dopłat nie została zapisana i nie da się jej automatycznie odtworzyć. Przebudowano panel danych klienta w kalkulatorze: dane firmy (firma, NIP, adres, SAP ID) zostały oddzielone od danych kontaktowych, a pola „Firma” i „NIP” działają jak wyszukiwarki po katalogu klientów. Osoby kontaktowe są od teraz wspólne dla całego działu — jedna firma może mieć ich wiele, a pole imienia podpowiada je od razu po kliknięciu.</w:t>
+            </w:r>
           </w:p>
         </w:tc>
       </w:tr>
@@ -620,7 +346,16 @@
           </w:tcPr>
           <w:p>
             <w:r>
-              <w:t>5.08.2026</w:t>
+              <w:t>31</w:t>
+            </w:r>
+            <w:r>
+              <w:t>.0</w:t>
+            </w:r>
+            <w:r>
+              <w:t>7</w:t>
+            </w:r>
+            <w:r>
+              <w:t>.2026</w:t>
             </w:r>
           </w:p>
         </w:tc>
@@ -630,69 +365,11 @@
           </w:tcPr>
           <w:p>
             <w:r>
-              <w:t>Panel administratora zyskał obsługę zatwierdzania, odrzucania i edycji ofert; wysyłka do klienta rozszerzona na starszego handlowca i administratora wraz z zakładkami szybkiego filtrowania; dodane języki czeski i niemiecki oraz sortowanie listy ofert. Dodano panel ustawień administratora (kurs EUR/PLN, PGL bazowe, transport bazowy) oraz przełącznik waluty EURO/PLN w kalkulatorze; oferta zapamiętuje walutę handlowca i kurs z dnia wyceny.</w:t>
+              <w:t xml:space="preserve">Panel administratora zyskał obsługę zatwierdzania, odrzucania i edycji ofert; wysyłka do klienta rozszerzona na starszego handlowca i administratora wraz z zakładkami szybkiego filtrowania; dodane języki czeski i niemiecki oraz sortowanie listy ofert. Dodano panel ustawień administratora (kurs EUR/PLN, PGL bazowe, transport bazowy) oraz przełącznik waluty EURO/PLN w kalkulatorze; oferta zapamiętuje walutę handlowca i kurs z dnia </w:t>
             </w:r>
-            <w:proofErr w:type="spellStart"/>
-            <w:proofErr w:type="spellEnd"/>
-            <w:proofErr w:type="spellStart"/>
-            <w:proofErr w:type="spellEnd"/>
-            <w:proofErr w:type="spellStart"/>
-            <w:proofErr w:type="spellEnd"/>
-            <w:proofErr w:type="spellStart"/>
-            <w:proofErr w:type="spellEnd"/>
-            <w:proofErr w:type="spellStart"/>
-            <w:proofErr w:type="spellEnd"/>
-            <w:proofErr w:type="spellStart"/>
-            <w:proofErr w:type="spellEnd"/>
-            <w:proofErr w:type="spellStart"/>
-            <w:proofErr w:type="spellEnd"/>
-            <w:proofErr w:type="spellStart"/>
-            <w:proofErr w:type="spellEnd"/>
-            <w:proofErr w:type="spellStart"/>
-            <w:proofErr w:type="spellEnd"/>
-            <w:proofErr w:type="spellStart"/>
-            <w:proofErr w:type="spellEnd"/>
-            <w:proofErr w:type="spellStart"/>
-            <w:proofErr w:type="spellEnd"/>
-            <w:proofErr w:type="spellStart"/>
-            <w:proofErr w:type="spellEnd"/>
-            <w:proofErr w:type="spellStart"/>
-            <w:proofErr w:type="spellEnd"/>
-            <w:proofErr w:type="spellStart"/>
-            <w:proofErr w:type="spellEnd"/>
-            <w:proofErr w:type="spellStart"/>
-            <w:proofErr w:type="spellEnd"/>
-            <w:proofErr w:type="spellStart"/>
-            <w:proofErr w:type="spellEnd"/>
-            <w:proofErr w:type="spellStart"/>
-            <w:proofErr w:type="spellEnd"/>
-            <w:proofErr w:type="spellStart"/>
-            <w:proofErr w:type="spellEnd"/>
-            <w:proofErr w:type="spellStart"/>
-            <w:proofErr w:type="spellEnd"/>
-            <w:proofErr w:type="spellStart"/>
-            <w:proofErr w:type="spellEnd"/>
-            <w:proofErr w:type="spellStart"/>
-            <w:proofErr w:type="spellEnd"/>
-            <w:proofErr w:type="spellStart"/>
-            <w:proofErr w:type="spellEnd"/>
-            <w:proofErr w:type="spellStart"/>
-            <w:proofErr w:type="spellEnd"/>
-            <w:proofErr w:type="spellStart"/>
-            <w:proofErr w:type="spellEnd"/>
-            <w:proofErr w:type="spellStart"/>
-            <w:proofErr w:type="spellEnd"/>
-            <w:proofErr w:type="spellStart"/>
-            <w:proofErr w:type="spellEnd"/>
-            <w:proofErr w:type="spellStart"/>
-            <w:proofErr w:type="spellEnd"/>
-            <w:proofErr w:type="spellStart"/>
-            <w:proofErr w:type="spellEnd"/>
-            <w:proofErr w:type="spellStart"/>
-            <w:proofErr w:type="spellEnd"/>
             <w:r>
-              <w:rPr/>
-              <w:t xml:space="preserve"> Dodano trwałe, unikalne numery ofert wraz z automatyczną nazwą zastępczą „offer_&lt;numer&gt;” dla ofert bez tytułu oraz wyszukiwarkę ofert (po nazwie, nazwie zastępczej i numerze); uprawnienia administratora zrównane ze starszym handlowcem na własnych ofertach.</w:t>
+              <w:lastRenderedPageBreak/>
+              <w:t>wyceny. Dodano trwałe, unikalne numery ofert wraz z automatyczną nazwą zastępczą „offer_&lt;numer&gt;” dla ofert bez tytułu oraz wyszukiwarkę ofert (po nazwie, nazwie zastępczej i numerze); uprawnienia administratora zrównane ze starszym handlowcem na własnych ofertach.</w:t>
             </w:r>
           </w:p>
         </w:tc>
@@ -707,6 +384,7 @@
               <w:rPr>
                 <w:b/>
               </w:rPr>
+              <w:lastRenderedPageBreak/>
               <w:t>1.2</w:t>
             </w:r>
           </w:p>
@@ -736,221 +414,14 @@
             <w:tcW w:w="3581" w:type="dxa"/>
           </w:tcPr>
           <w:p>
-            <w:proofErr w:type="spellStart"/>
             <w:r>
-              <w:t>Poprawki</w:t>
+              <w:t xml:space="preserve">Poprawki regresji po integracji </w:t>
             </w:r>
-            <w:proofErr w:type="spellEnd"/>
             <w:r>
-              <w:t xml:space="preserve"> </w:t>
+              <w:t>podczas Deployu</w:t>
             </w:r>
-            <w:proofErr w:type="spellStart"/>
             <w:r>
-              <w:t>regresji</w:t>
-            </w:r>
-            <w:proofErr w:type="spellEnd"/>
-            <w:r>
-              <w:t xml:space="preserve"> po </w:t>
-            </w:r>
-            <w:proofErr w:type="spellStart"/>
-            <w:r>
-              <w:t>integracji</w:t>
-            </w:r>
-            <w:proofErr w:type="spellEnd"/>
-            <w:r>
-              <w:t xml:space="preserve"> </w:t>
-            </w:r>
-            <w:proofErr w:type="spellStart"/>
-            <w:r>
-              <w:t>podczas</w:t>
-            </w:r>
-            <w:proofErr w:type="spellEnd"/>
-            <w:r>
-              <w:t xml:space="preserve"> </w:t>
-            </w:r>
-            <w:proofErr w:type="spellStart"/>
-            <w:r>
-              <w:t>Deployu</w:t>
-            </w:r>
-            <w:proofErr w:type="spellEnd"/>
-            <w:r>
-              <w:t xml:space="preserve"> (m.in. </w:t>
-            </w:r>
-            <w:proofErr w:type="spellStart"/>
-            <w:r>
-              <w:t>krytyczny</w:t>
-            </w:r>
-            <w:proofErr w:type="spellEnd"/>
-            <w:r>
-              <w:t xml:space="preserve"> </w:t>
-            </w:r>
-            <w:proofErr w:type="spellStart"/>
-            <w:r>
-              <w:t>błąd</w:t>
-            </w:r>
-            <w:proofErr w:type="spellEnd"/>
-            <w:r>
-              <w:t xml:space="preserve"> </w:t>
-            </w:r>
-            <w:proofErr w:type="spellStart"/>
-            <w:r>
-              <w:t>edycji</w:t>
-            </w:r>
-            <w:proofErr w:type="spellEnd"/>
-            <w:r>
-              <w:t xml:space="preserve"> </w:t>
-            </w:r>
-            <w:proofErr w:type="spellStart"/>
-            <w:r>
-              <w:t>pozycji</w:t>
-            </w:r>
-            <w:proofErr w:type="spellEnd"/>
-            <w:r>
-              <w:t xml:space="preserve">, </w:t>
-            </w:r>
-            <w:proofErr w:type="spellStart"/>
-            <w:r>
-              <w:t>przywrócona</w:t>
-            </w:r>
-            <w:proofErr w:type="spellEnd"/>
-            <w:r>
-              <w:t xml:space="preserve"> </w:t>
-            </w:r>
-            <w:proofErr w:type="spellStart"/>
-            <w:r>
-              <w:t>waga</w:t>
-            </w:r>
-            <w:proofErr w:type="spellEnd"/>
-            <w:r>
-              <w:t xml:space="preserve"> </w:t>
-            </w:r>
-            <w:proofErr w:type="spellStart"/>
-            <w:r>
-              <w:t>arkusza</w:t>
-            </w:r>
-            <w:proofErr w:type="spellEnd"/>
-            <w:r>
-              <w:t xml:space="preserve">), </w:t>
-            </w:r>
-            <w:proofErr w:type="spellStart"/>
-            <w:r>
-              <w:t>ujednolicenie</w:t>
-            </w:r>
-            <w:proofErr w:type="spellEnd"/>
-            <w:r>
-              <w:t xml:space="preserve"> </w:t>
-            </w:r>
-            <w:proofErr w:type="spellStart"/>
-            <w:r>
-              <w:t>generowania</w:t>
-            </w:r>
-            <w:proofErr w:type="spellEnd"/>
-            <w:r>
-              <w:t xml:space="preserve"> PDF </w:t>
-            </w:r>
-            <w:proofErr w:type="spellStart"/>
-            <w:r>
-              <w:t>na</w:t>
-            </w:r>
-            <w:proofErr w:type="spellEnd"/>
-            <w:r>
-              <w:t xml:space="preserve"> </w:t>
-            </w:r>
-            <w:proofErr w:type="spellStart"/>
-            <w:r>
-              <w:t>wersję</w:t>
-            </w:r>
-            <w:proofErr w:type="spellEnd"/>
-            <w:r>
-              <w:t xml:space="preserve"> </w:t>
-            </w:r>
-            <w:proofErr w:type="spellStart"/>
-            <w:r>
-              <w:t>serwerową</w:t>
-            </w:r>
-            <w:proofErr w:type="spellEnd"/>
-            <w:r>
-              <w:t xml:space="preserve">, </w:t>
-            </w:r>
-            <w:proofErr w:type="spellStart"/>
-            <w:r>
-              <w:t>zamknięcie</w:t>
-            </w:r>
-            <w:proofErr w:type="spellEnd"/>
-            <w:r>
-              <w:t xml:space="preserve"> </w:t>
-            </w:r>
-            <w:proofErr w:type="spellStart"/>
-            <w:r>
-              <w:t>rejestracji</w:t>
-            </w:r>
-            <w:proofErr w:type="spellEnd"/>
-            <w:r>
-              <w:t xml:space="preserve"> </w:t>
-            </w:r>
-            <w:proofErr w:type="spellStart"/>
-            <w:r>
-              <w:t>kont</w:t>
-            </w:r>
-            <w:proofErr w:type="spellEnd"/>
-            <w:r>
-              <w:t xml:space="preserve"> </w:t>
-            </w:r>
-            <w:proofErr w:type="spellStart"/>
-            <w:r>
-              <w:t>dla</w:t>
-            </w:r>
-            <w:proofErr w:type="spellEnd"/>
-            <w:r>
-              <w:t xml:space="preserve"> </w:t>
-            </w:r>
-            <w:proofErr w:type="spellStart"/>
-            <w:r>
-              <w:t>administratora</w:t>
-            </w:r>
-            <w:proofErr w:type="spellEnd"/>
-            <w:r>
-              <w:t xml:space="preserve"> </w:t>
-            </w:r>
-            <w:proofErr w:type="spellStart"/>
-            <w:r>
-              <w:t>oraz</w:t>
-            </w:r>
-            <w:proofErr w:type="spellEnd"/>
-            <w:r>
-              <w:t xml:space="preserve"> </w:t>
-            </w:r>
-            <w:proofErr w:type="spellStart"/>
-            <w:r>
-              <w:t>eksport</w:t>
-            </w:r>
-            <w:proofErr w:type="spellEnd"/>
-            <w:r>
-              <w:t xml:space="preserve"> </w:t>
-            </w:r>
-            <w:proofErr w:type="spellStart"/>
-            <w:r>
-              <w:t>ofert</w:t>
-            </w:r>
-            <w:proofErr w:type="spellEnd"/>
-            <w:r>
-              <w:t xml:space="preserve"> do </w:t>
-            </w:r>
-            <w:proofErr w:type="spellStart"/>
-            <w:r>
-              <w:t>Excela</w:t>
-            </w:r>
-            <w:proofErr w:type="spellEnd"/>
-            <w:r>
-              <w:t xml:space="preserve"> w </w:t>
-            </w:r>
-            <w:proofErr w:type="spellStart"/>
-            <w:r>
-              <w:t>formacie</w:t>
-            </w:r>
-            <w:proofErr w:type="spellEnd"/>
-            <w:r>
-              <w:t xml:space="preserve"> KTS/GPAO.</w:t>
+              <w:t xml:space="preserve"> (m.in. krytyczny błąd edycji pozycji, przywrócona waga arkusza), ujednolicenie generowania PDF na wersję serwerową, zamknięcie rejestracji kont dla administratora oraz eksport ofert do Excela w formacie KTS/GPAO.</w:t>
             </w:r>
           </w:p>
         </w:tc>
@@ -1002,151 +473,7 @@
           </w:tcPr>
           <w:p>
             <w:r>
-              <w:t xml:space="preserve">Role </w:t>
-            </w:r>
-            <w:proofErr w:type="spellStart"/>
-            <w:r>
-              <w:t>użytkowników</w:t>
-            </w:r>
-            <w:proofErr w:type="spellEnd"/>
-            <w:r>
-              <w:t xml:space="preserve"> (</w:t>
-            </w:r>
-            <w:proofErr w:type="spellStart"/>
-            <w:r>
-              <w:t>młodszy</w:t>
-            </w:r>
-            <w:proofErr w:type="spellEnd"/>
-            <w:r>
-              <w:t>/</w:t>
-            </w:r>
-            <w:proofErr w:type="spellStart"/>
-            <w:r>
-              <w:t>starszy</w:t>
-            </w:r>
-            <w:proofErr w:type="spellEnd"/>
-            <w:r>
-              <w:t xml:space="preserve"> </w:t>
-            </w:r>
-            <w:proofErr w:type="spellStart"/>
-            <w:r>
-              <w:t>handlowiec</w:t>
-            </w:r>
-            <w:proofErr w:type="spellEnd"/>
-            <w:r>
-              <w:t xml:space="preserve">, administrator), </w:t>
-            </w:r>
-            <w:proofErr w:type="spellStart"/>
-            <w:r>
-              <w:t>obieg</w:t>
-            </w:r>
-            <w:proofErr w:type="spellEnd"/>
-            <w:r>
-              <w:t xml:space="preserve"> </w:t>
-            </w:r>
-            <w:proofErr w:type="spellStart"/>
-            <w:r>
-              <w:t>akceptacji</w:t>
-            </w:r>
-            <w:proofErr w:type="spellEnd"/>
-            <w:r>
-              <w:t xml:space="preserve"> </w:t>
-            </w:r>
-            <w:proofErr w:type="spellStart"/>
-            <w:r>
-              <w:t>ofert</w:t>
-            </w:r>
-            <w:proofErr w:type="spellEnd"/>
-            <w:r>
-              <w:t xml:space="preserve">, panel </w:t>
-            </w:r>
-            <w:proofErr w:type="spellStart"/>
-            <w:r>
-              <w:t>administratora</w:t>
-            </w:r>
-            <w:proofErr w:type="spellEnd"/>
-            <w:r>
-              <w:t xml:space="preserve"> </w:t>
-            </w:r>
-            <w:proofErr w:type="spellStart"/>
-            <w:r>
-              <w:t>i</w:t>
-            </w:r>
-            <w:proofErr w:type="spellEnd"/>
-            <w:r>
-              <w:t xml:space="preserve"> panel </w:t>
-            </w:r>
-            <w:proofErr w:type="spellStart"/>
-            <w:r>
-              <w:t>seniora</w:t>
-            </w:r>
-            <w:proofErr w:type="spellEnd"/>
-            <w:r>
-              <w:t xml:space="preserve">, </w:t>
-            </w:r>
-            <w:proofErr w:type="spellStart"/>
-            <w:r>
-              <w:t>migracje</w:t>
-            </w:r>
-            <w:proofErr w:type="spellEnd"/>
-            <w:r>
-              <w:t xml:space="preserve"> </w:t>
-            </w:r>
-            <w:proofErr w:type="spellStart"/>
-            <w:r>
-              <w:t>bazy</w:t>
-            </w:r>
-            <w:proofErr w:type="spellEnd"/>
-            <w:r>
-              <w:t xml:space="preserve"> </w:t>
-            </w:r>
-            <w:proofErr w:type="spellStart"/>
-            <w:r>
-              <w:t>danych</w:t>
-            </w:r>
-            <w:proofErr w:type="spellEnd"/>
-            <w:r>
-              <w:t xml:space="preserve">, </w:t>
-            </w:r>
-            <w:proofErr w:type="spellStart"/>
-            <w:r>
-              <w:t>tłumaczenia</w:t>
-            </w:r>
-            <w:proofErr w:type="spellEnd"/>
-            <w:r>
-              <w:t xml:space="preserve"> PL/EN. </w:t>
-            </w:r>
-            <w:proofErr w:type="spellStart"/>
-            <w:r>
-              <w:t>Wdrożone</w:t>
-            </w:r>
-            <w:proofErr w:type="spellEnd"/>
-            <w:r>
-              <w:t xml:space="preserve"> </w:t>
-            </w:r>
-            <w:proofErr w:type="spellStart"/>
-            <w:r>
-              <w:t>na</w:t>
-            </w:r>
-            <w:proofErr w:type="spellEnd"/>
-            <w:r>
-              <w:t xml:space="preserve"> </w:t>
-            </w:r>
-            <w:proofErr w:type="spellStart"/>
-            <w:r>
-              <w:t>środowisko</w:t>
-            </w:r>
-            <w:proofErr w:type="spellEnd"/>
-            <w:r>
-              <w:t xml:space="preserve"> </w:t>
-            </w:r>
-            <w:proofErr w:type="spellStart"/>
-            <w:r>
-              <w:t>produkcyjne</w:t>
-            </w:r>
-            <w:proofErr w:type="spellEnd"/>
-            <w:r>
-              <w:t>.</w:t>
+              <w:t>Role użytkowników (młodszy/starszy handlowiec, administrator), obieg akceptacji ofert, panel administratora i panel seniora, migracje bazy danych, tłumaczenia PL/EN. Wdrożone na środowisko produkcyjne.</w:t>
             </w:r>
           </w:p>
         </w:tc>
@@ -1175,21 +502,7 @@
               <w:rPr>
                 <w:color w:val="666666"/>
               </w:rPr>
-              <w:t xml:space="preserve">do </w:t>
-            </w:r>
-            <w:proofErr w:type="spellStart"/>
-            <w:r>
-              <w:rPr>
-                <w:color w:val="666666"/>
-              </w:rPr>
-              <w:t>dnia</w:t>
-            </w:r>
-            <w:proofErr w:type="spellEnd"/>
-            <w:r>
-              <w:rPr>
-                <w:color w:val="666666"/>
-              </w:rPr>
-              <w:t xml:space="preserve"> 31.03.2026</w:t>
+              <w:t>do dnia 31.03.2026</w:t>
             </w:r>
           </w:p>
         </w:tc>
@@ -1211,42 +524,8 @@
             <w:tcW w:w="3581" w:type="dxa"/>
           </w:tcPr>
           <w:p>
-            <w:proofErr w:type="spellStart"/>
             <w:r>
-              <w:t>Wersja</w:t>
-            </w:r>
-            <w:proofErr w:type="spellEnd"/>
-            <w:r>
-              <w:t xml:space="preserve"> </w:t>
-            </w:r>
-            <w:proofErr w:type="spellStart"/>
-            <w:proofErr w:type="gramStart"/>
-            <w:r>
-              <w:t>bazowa</w:t>
-            </w:r>
-            <w:proofErr w:type="spellEnd"/>
-            <w:r>
-              <w:t xml:space="preserve">  -</w:t>
-            </w:r>
-            <w:proofErr w:type="gramEnd"/>
-            <w:r>
-              <w:t xml:space="preserve"> stan </w:t>
-            </w:r>
-            <w:proofErr w:type="spellStart"/>
-            <w:r>
-              <w:t>wyjściowy</w:t>
-            </w:r>
-            <w:proofErr w:type="spellEnd"/>
-            <w:r>
-              <w:t xml:space="preserve"> </w:t>
-            </w:r>
-            <w:proofErr w:type="spellStart"/>
-            <w:r>
-              <w:t>aplikacji</w:t>
-            </w:r>
-            <w:proofErr w:type="spellEnd"/>
-            <w:r>
-              <w:t>.</w:t>
+              <w:t>Wersja bazowa  - stan wyjściowy aplikacji.</w:t>
             </w:r>
           </w:p>
         </w:tc>
@@ -1260,7 +539,6 @@
         </w:pBdr>
         <w:spacing w:before="200" w:after="80"/>
       </w:pPr>
-      <w:proofErr w:type="spellStart"/>
       <w:r>
         <w:rPr>
           <w:b/>
@@ -1269,15 +547,11 @@
         </w:rPr>
         <w:t>Zmiany w wersji 1.4</w:t>
       </w:r>
-      <w:proofErr w:type="spellEnd"/>
-      <w:proofErr w:type="spellStart"/>
-      <w:proofErr w:type="spellEnd"/>
     </w:p>
     <w:p>
       <w:pPr>
         <w:spacing w:after="80"/>
       </w:pPr>
-      <w:proofErr w:type="spellStart"/>
       <w:r>
         <w:rPr>
           <w:i/>
@@ -1286,240 +560,31 @@
         </w:rPr>
         <w:t>W każdej sekcji wpisz zmiany (np. „Nowa funkcja: dodanie nowego gatunku stali", „Poprawka: …") lub pozostaw „Brak zmian".</w:t>
       </w:r>
-      <w:proofErr w:type="spellEnd"/>
-      <w:proofErr w:type="spellStart"/>
-      <w:proofErr w:type="spellEnd"/>
-      <w:proofErr w:type="spellStart"/>
-      <w:proofErr w:type="spellEnd"/>
-      <w:proofErr w:type="spellStart"/>
-      <w:proofErr w:type="spellEnd"/>
-      <w:proofErr w:type="spellStart"/>
-      <w:proofErr w:type="spellEnd"/>
-      <w:proofErr w:type="spellStart"/>
-      <w:proofErr w:type="spellEnd"/>
-      <w:proofErr w:type="spellStart"/>
-      <w:proofErr w:type="spellEnd"/>
-      <w:proofErr w:type="spellStart"/>
-      <w:proofErr w:type="spellEnd"/>
-      <w:proofErr w:type="spellStart"/>
-      <w:proofErr w:type="spellEnd"/>
     </w:p>
     <w:p>
       <w:pPr>
         <w:spacing w:before="240" w:after="40"/>
       </w:pPr>
-      <w:proofErr w:type="spellStart"/>
       <w:r>
         <w:rPr>
           <w:b/>
           <w:color w:val="2B57A6"/>
           <w:sz w:val="26"/>
         </w:rPr>
-        <w:t>Zmiany</w:t>
+        <w:t>Zmiany ogólne / systemowe</w:t>
       </w:r>
-      <w:proofErr w:type="spellEnd"/>
-      <w:r>
-        <w:rPr>
-          <w:b/>
-          <w:color w:val="2B57A6"/>
-          <w:sz w:val="26"/>
-        </w:rPr>
-        <w:t xml:space="preserve"> </w:t>
-      </w:r>
-      <w:proofErr w:type="spellStart"/>
-      <w:r>
-        <w:rPr>
-          <w:b/>
-          <w:color w:val="2B57A6"/>
-          <w:sz w:val="26"/>
-        </w:rPr>
-        <w:t>ogólne</w:t>
-      </w:r>
-      <w:proofErr w:type="spellEnd"/>
-      <w:r>
-        <w:rPr>
-          <w:b/>
-          <w:color w:val="2B57A6"/>
-          <w:sz w:val="26"/>
-        </w:rPr>
-        <w:t xml:space="preserve"> / </w:t>
-      </w:r>
-      <w:proofErr w:type="spellStart"/>
-      <w:r>
-        <w:rPr>
-          <w:b/>
-          <w:color w:val="2B57A6"/>
-          <w:sz w:val="26"/>
-        </w:rPr>
-        <w:t>systemowe</w:t>
-      </w:r>
-      <w:proofErr w:type="spellEnd"/>
     </w:p>
     <w:p>
       <w:pPr>
         <w:spacing w:after="80"/>
       </w:pPr>
-      <w:proofErr w:type="spellStart"/>
       <w:r>
         <w:rPr>
           <w:i/>
           <w:color w:val="666666"/>
           <w:sz w:val="18"/>
         </w:rPr>
-        <w:t>Zmiany</w:t>
-      </w:r>
-      <w:proofErr w:type="spellEnd"/>
-      <w:r>
-        <w:rPr>
-          <w:i/>
-          <w:color w:val="666666"/>
-          <w:sz w:val="18"/>
-        </w:rPr>
-        <w:t xml:space="preserve"> </w:t>
-      </w:r>
-      <w:proofErr w:type="spellStart"/>
-      <w:r>
-        <w:rPr>
-          <w:i/>
-          <w:color w:val="666666"/>
-          <w:sz w:val="18"/>
-        </w:rPr>
-        <w:t>niezależne</w:t>
-      </w:r>
-      <w:proofErr w:type="spellEnd"/>
-      <w:r>
-        <w:rPr>
-          <w:i/>
-          <w:color w:val="666666"/>
-          <w:sz w:val="18"/>
-        </w:rPr>
-        <w:t xml:space="preserve"> </w:t>
-      </w:r>
-      <w:proofErr w:type="spellStart"/>
-      <w:r>
-        <w:rPr>
-          <w:i/>
-          <w:color w:val="666666"/>
-          <w:sz w:val="18"/>
-        </w:rPr>
-        <w:t>od</w:t>
-      </w:r>
-      <w:proofErr w:type="spellEnd"/>
-      <w:r>
-        <w:rPr>
-          <w:i/>
-          <w:color w:val="666666"/>
-          <w:sz w:val="18"/>
-        </w:rPr>
-        <w:t xml:space="preserve"> </w:t>
-      </w:r>
-      <w:proofErr w:type="spellStart"/>
-      <w:r>
-        <w:rPr>
-          <w:i/>
-          <w:color w:val="666666"/>
-          <w:sz w:val="18"/>
-        </w:rPr>
-        <w:t>funkcji</w:t>
-      </w:r>
-      <w:proofErr w:type="spellEnd"/>
-      <w:r>
-        <w:rPr>
-          <w:i/>
-          <w:color w:val="666666"/>
-          <w:sz w:val="18"/>
-        </w:rPr>
-        <w:t xml:space="preserve"> - </w:t>
-      </w:r>
-      <w:proofErr w:type="spellStart"/>
-      <w:r>
-        <w:rPr>
-          <w:i/>
-          <w:color w:val="666666"/>
-          <w:sz w:val="18"/>
-        </w:rPr>
-        <w:t>logowanie</w:t>
-      </w:r>
-      <w:proofErr w:type="spellEnd"/>
-      <w:r>
-        <w:rPr>
-          <w:i/>
-          <w:color w:val="666666"/>
-          <w:sz w:val="18"/>
-        </w:rPr>
-        <w:t xml:space="preserve">, </w:t>
-      </w:r>
-      <w:proofErr w:type="spellStart"/>
-      <w:r>
-        <w:rPr>
-          <w:i/>
-          <w:color w:val="666666"/>
-          <w:sz w:val="18"/>
-        </w:rPr>
-        <w:t>wydajność</w:t>
-      </w:r>
-      <w:proofErr w:type="spellEnd"/>
-      <w:r>
-        <w:rPr>
-          <w:i/>
-          <w:color w:val="666666"/>
-          <w:sz w:val="18"/>
-        </w:rPr>
-        <w:t xml:space="preserve">, </w:t>
-      </w:r>
-      <w:proofErr w:type="spellStart"/>
-      <w:r>
-        <w:rPr>
-          <w:i/>
-          <w:color w:val="666666"/>
-          <w:sz w:val="18"/>
-        </w:rPr>
-        <w:t>baza</w:t>
-      </w:r>
-      <w:proofErr w:type="spellEnd"/>
-      <w:r>
-        <w:rPr>
-          <w:i/>
-          <w:color w:val="666666"/>
-          <w:sz w:val="18"/>
-        </w:rPr>
-        <w:t xml:space="preserve"> </w:t>
-      </w:r>
-      <w:proofErr w:type="spellStart"/>
-      <w:r>
-        <w:rPr>
-          <w:i/>
-          <w:color w:val="666666"/>
-          <w:sz w:val="18"/>
-        </w:rPr>
-        <w:t>danych</w:t>
-      </w:r>
-      <w:proofErr w:type="spellEnd"/>
-      <w:r>
-        <w:rPr>
-          <w:i/>
-          <w:color w:val="666666"/>
-          <w:sz w:val="18"/>
-        </w:rPr>
-        <w:t xml:space="preserve">, </w:t>
-      </w:r>
-      <w:proofErr w:type="spellStart"/>
-      <w:r>
-        <w:rPr>
-          <w:i/>
-          <w:color w:val="666666"/>
-          <w:sz w:val="18"/>
-        </w:rPr>
-        <w:t>bezpieczeństwo</w:t>
-      </w:r>
-      <w:proofErr w:type="spellEnd"/>
-      <w:r>
-        <w:rPr>
-          <w:i/>
-          <w:color w:val="666666"/>
-          <w:sz w:val="18"/>
-        </w:rPr>
-        <w:t>.</w:t>
+        <w:t>Zmiany niezależne od funkcji - logowanie, wydajność, baza danych, bezpieczeństwo.</w:t>
       </w:r>
     </w:p>
     <w:tbl>
@@ -1539,7 +604,6 @@
             <w:shd w:val="clear" w:color="auto" w:fill="EEF2F8"/>
           </w:tcPr>
           <w:p>
-            <w:proofErr w:type="spellStart"/>
             <w:r>
               <w:rPr>
                 <w:b/>
@@ -1547,7 +611,6 @@
               </w:rPr>
               <w:t>Typ</w:t>
             </w:r>
-            <w:proofErr w:type="spellEnd"/>
           </w:p>
         </w:tc>
         <w:tc>
@@ -1556,31 +619,13 @@
             <w:shd w:val="clear" w:color="auto" w:fill="EEF2F8"/>
           </w:tcPr>
           <w:p>
-            <w:proofErr w:type="spellStart"/>
             <w:r>
               <w:rPr>
                 <w:b/>
                 <w:color w:val="1F2A44"/>
               </w:rPr>
-              <w:t>Opis</w:t>
+              <w:t>Opis zmiany</w:t>
             </w:r>
-            <w:proofErr w:type="spellEnd"/>
-            <w:r>
-              <w:rPr>
-                <w:b/>
-                <w:color w:val="1F2A44"/>
-              </w:rPr>
-              <w:t xml:space="preserve"> </w:t>
-            </w:r>
-            <w:proofErr w:type="spellStart"/>
-            <w:r>
-              <w:rPr>
-                <w:b/>
-                <w:color w:val="1F2A44"/>
-              </w:rPr>
-              <w:t>zmiany</w:t>
-            </w:r>
-            <w:proofErr w:type="spellEnd"/>
           </w:p>
         </w:tc>
       </w:tr>
@@ -1590,13 +635,9 @@
             <w:tcW w:w="1948" w:type="dxa"/>
           </w:tcPr>
           <w:p>
-            <w:proofErr w:type="spellStart"/>
             <w:r>
-              <w:t>—</w:t>
+              <w:t>Poprawka błędu</w:t>
             </w:r>
-            <w:proofErr w:type="spellEnd"/>
-            <w:proofErr w:type="spellStart"/>
-            <w:proofErr w:type="spellEnd"/>
           </w:p>
         </w:tc>
         <w:tc>
@@ -1604,69 +645,31 @@
             <w:tcW w:w="6908" w:type="dxa"/>
           </w:tcPr>
           <w:p>
-            <w:proofErr w:type="spellStart"/>
             <w:r>
-              <w:t>Brak zmian</w:t>
+              <w:t>Generowanie oferty PDF sprawdza teraz jawnie rolę użytkownika (młodszy handlowiec, starszy handlowiec, administrator) zamiast samego faktu posiadania aktywnej sesji. Kontrola dostępu do eksportu PDF jest spójna z pozostałymi trasami API — konto bez prawidłowo przypisanej roli nie wygeneruje dokumentu.</w:t>
             </w:r>
-            <w:proofErr w:type="spellEnd"/>
-            <w:proofErr w:type="spellStart"/>
-            <w:proofErr w:type="spellEnd"/>
-            <w:proofErr w:type="spellStart"/>
-            <w:proofErr w:type="spellEnd"/>
-            <w:proofErr w:type="spellStart"/>
-            <w:proofErr w:type="spellEnd"/>
-            <w:proofErr w:type="spellStart"/>
-            <w:proofErr w:type="spellEnd"/>
-            <w:proofErr w:type="spellStart"/>
-            <w:proofErr w:type="spellEnd"/>
-            <w:proofErr w:type="spellStart"/>
-            <w:proofErr w:type="spellEnd"/>
-            <w:proofErr w:type="spellStart"/>
-            <w:proofErr w:type="spellEnd"/>
-            <w:proofErr w:type="spellStart"/>
-            <w:proofErr w:type="spellEnd"/>
-            <w:proofErr w:type="spellStart"/>
-            <w:proofErr w:type="spellEnd"/>
-            <w:proofErr w:type="spellStart"/>
-            <w:proofErr w:type="spellEnd"/>
-            <w:proofErr w:type="spellStart"/>
-            <w:proofErr w:type="spellEnd"/>
-            <w:proofErr w:type="spellStart"/>
-            <w:proofErr w:type="spellEnd"/>
-            <w:proofErr w:type="spellStart"/>
-            <w:proofErr w:type="spellEnd"/>
-            <w:proofErr w:type="spellStart"/>
-            <w:proofErr w:type="spellEnd"/>
-            <w:proofErr w:type="spellStart"/>
-            <w:proofErr w:type="spellEnd"/>
-            <w:proofErr w:type="spellStart"/>
-            <w:proofErr w:type="spellEnd"/>
-            <w:proofErr w:type="spellStart"/>
-            <w:proofErr w:type="spellEnd"/>
-            <w:proofErr w:type="spellStart"/>
-            <w:proofErr w:type="spellEnd"/>
-            <w:proofErr w:type="spellStart"/>
-            <w:proofErr w:type="spellEnd"/>
-            <w:proofErr w:type="spellStart"/>
-            <w:proofErr w:type="spellEnd"/>
-            <w:proofErr w:type="spellStart"/>
-            <w:proofErr w:type="spellEnd"/>
-            <w:proofErr w:type="spellStart"/>
-            <w:proofErr w:type="spellEnd"/>
-            <w:proofErr w:type="spellStart"/>
-            <w:proofErr w:type="spellEnd"/>
-            <w:proofErr w:type="spellStart"/>
-            <w:proofErr w:type="spellEnd"/>
-            <w:proofErr w:type="spellStart"/>
-            <w:proofErr w:type="spellEnd"/>
-            <w:proofErr w:type="spellStart"/>
-            <w:proofErr w:type="spellEnd"/>
-            <w:proofErr w:type="spellStart"/>
-            <w:proofErr w:type="spellEnd"/>
-            <w:proofErr w:type="spellStart"/>
-            <w:proofErr w:type="spellEnd"/>
-            <w:proofErr w:type="spellStart"/>
-            <w:proofErr w:type="spellEnd"/>
+          </w:p>
+        </w:tc>
+      </w:tr>
+      <w:tr>
+        <w:tc>
+          <w:tcPr>
+            <w:tcW w:w="1948" w:type="dxa"/>
+          </w:tcPr>
+          <w:p>
+            <w:r>
+              <w:t>Nowa funkcja</w:t>
+            </w:r>
+          </w:p>
+        </w:tc>
+        <w:tc>
+          <w:tcPr>
+            <w:tcW w:w="6908" w:type="dxa"/>
+          </w:tcPr>
+          <w:p>
+            <w:r>
+              <w:t>Katalog klientów stał się wspólną bazą działu handlowego. Dodano numer SAP ID oraz osobną tabelę osób kontaktowych wraz z indeksami przyspieszającymi wyszukiwanie po nazwie firmy, NIP-ie i numerze SAP (migracje bazy 009 i 010). Klient i osoba kontaktowa zapisują się w jednej transakcji razem z ofertą, więc nieudany zapis nie zostawia w katalogu niepełnych wpisów. Istniejące dane nigdy nie są nadpisywane — uzupełniane są wyłącznie puste pola, dzięki czemu wpis jednego handlowca nie skasuje danych wprowadzonych przez innego.</w:t>
+            </w:r>
           </w:p>
         </w:tc>
       </w:tr>
@@ -1675,236 +678,26 @@
       <w:pPr>
         <w:spacing w:before="240" w:after="40"/>
       </w:pPr>
-      <w:proofErr w:type="spellStart"/>
       <w:r>
         <w:rPr>
           <w:b/>
           <w:color w:val="2B57A6"/>
           <w:sz w:val="26"/>
         </w:rPr>
-        <w:t>Kalkulator</w:t>
+        <w:t>Kalkulator wyceny</w:t>
       </w:r>
-      <w:proofErr w:type="spellEnd"/>
-      <w:r>
-        <w:rPr>
-          <w:b/>
-          <w:color w:val="2B57A6"/>
-          <w:sz w:val="26"/>
-        </w:rPr>
-        <w:t xml:space="preserve"> </w:t>
-      </w:r>
-      <w:proofErr w:type="spellStart"/>
-      <w:r>
-        <w:rPr>
-          <w:b/>
-          <w:color w:val="2B57A6"/>
-          <w:sz w:val="26"/>
-        </w:rPr>
-        <w:t>wyceny</w:t>
-      </w:r>
-      <w:proofErr w:type="spellEnd"/>
     </w:p>
     <w:p>
       <w:pPr>
         <w:spacing w:after="80"/>
       </w:pPr>
-      <w:proofErr w:type="spellStart"/>
       <w:r>
         <w:rPr>
           <w:i/>
           <w:color w:val="666666"/>
           <w:sz w:val="18"/>
         </w:rPr>
-        <w:t>Typy</w:t>
-      </w:r>
-      <w:proofErr w:type="spellEnd"/>
-      <w:r>
-        <w:rPr>
-          <w:i/>
-          <w:color w:val="666666"/>
-          <w:sz w:val="18"/>
-        </w:rPr>
-        <w:t xml:space="preserve"> </w:t>
-      </w:r>
-      <w:proofErr w:type="spellStart"/>
-      <w:r>
-        <w:rPr>
-          <w:i/>
-          <w:color w:val="666666"/>
-          <w:sz w:val="18"/>
-        </w:rPr>
-        <w:t>stali</w:t>
-      </w:r>
-      <w:proofErr w:type="spellEnd"/>
-      <w:r>
-        <w:rPr>
-          <w:i/>
-          <w:color w:val="666666"/>
-          <w:sz w:val="18"/>
-        </w:rPr>
-        <w:t xml:space="preserve">, </w:t>
-      </w:r>
-      <w:proofErr w:type="spellStart"/>
-      <w:r>
-        <w:rPr>
-          <w:i/>
-          <w:color w:val="666666"/>
-          <w:sz w:val="18"/>
-        </w:rPr>
-        <w:t>gatunki</w:t>
-      </w:r>
-      <w:proofErr w:type="spellEnd"/>
-      <w:r>
-        <w:rPr>
-          <w:i/>
-          <w:color w:val="666666"/>
-          <w:sz w:val="18"/>
-        </w:rPr>
-        <w:t xml:space="preserve">, </w:t>
-      </w:r>
-      <w:proofErr w:type="spellStart"/>
-      <w:r>
-        <w:rPr>
-          <w:i/>
-          <w:color w:val="666666"/>
-          <w:sz w:val="18"/>
-        </w:rPr>
-        <w:t>dopłaty</w:t>
-      </w:r>
-      <w:proofErr w:type="spellEnd"/>
-      <w:r>
-        <w:rPr>
-          <w:i/>
-          <w:color w:val="666666"/>
-          <w:sz w:val="18"/>
-        </w:rPr>
-        <w:t xml:space="preserve"> </w:t>
-      </w:r>
-      <w:proofErr w:type="spellStart"/>
-      <w:r>
-        <w:rPr>
-          <w:i/>
-          <w:color w:val="666666"/>
-          <w:sz w:val="18"/>
-        </w:rPr>
-        <w:t>huty</w:t>
-      </w:r>
-      <w:proofErr w:type="spellEnd"/>
-      <w:r>
-        <w:rPr>
-          <w:i/>
-          <w:color w:val="666666"/>
-          <w:sz w:val="18"/>
-        </w:rPr>
-        <w:t xml:space="preserve"> </w:t>
-      </w:r>
-      <w:proofErr w:type="spellStart"/>
-      <w:r>
-        <w:rPr>
-          <w:i/>
-          <w:color w:val="666666"/>
-          <w:sz w:val="18"/>
-        </w:rPr>
-        <w:t>i</w:t>
-      </w:r>
-      <w:proofErr w:type="spellEnd"/>
-      <w:r>
-        <w:rPr>
-          <w:i/>
-          <w:color w:val="666666"/>
-          <w:sz w:val="18"/>
-        </w:rPr>
-        <w:t xml:space="preserve"> </w:t>
-      </w:r>
-      <w:proofErr w:type="spellStart"/>
-      <w:r>
-        <w:rPr>
-          <w:i/>
-          <w:color w:val="666666"/>
-          <w:sz w:val="18"/>
-        </w:rPr>
-        <w:t>przetwórcze</w:t>
-      </w:r>
-      <w:proofErr w:type="spellEnd"/>
-      <w:r>
-        <w:rPr>
-          <w:i/>
-          <w:color w:val="666666"/>
-          <w:sz w:val="18"/>
-        </w:rPr>
-        <w:t xml:space="preserve">, </w:t>
-      </w:r>
-      <w:proofErr w:type="spellStart"/>
-      <w:r>
-        <w:rPr>
-          <w:i/>
-          <w:color w:val="666666"/>
-          <w:sz w:val="18"/>
-        </w:rPr>
-        <w:t>marża</w:t>
-      </w:r>
-      <w:proofErr w:type="spellEnd"/>
-      <w:r>
-        <w:rPr>
-          <w:i/>
-          <w:color w:val="666666"/>
-          <w:sz w:val="18"/>
-        </w:rPr>
-        <w:t xml:space="preserve">, </w:t>
-      </w:r>
-      <w:proofErr w:type="spellStart"/>
-      <w:r>
-        <w:rPr>
-          <w:i/>
-          <w:color w:val="666666"/>
-          <w:sz w:val="18"/>
-        </w:rPr>
-        <w:t>logika</w:t>
-      </w:r>
-      <w:proofErr w:type="spellEnd"/>
-      <w:r>
-        <w:rPr>
-          <w:i/>
-          <w:color w:val="666666"/>
-          <w:sz w:val="18"/>
-        </w:rPr>
-        <w:t xml:space="preserve"> </w:t>
-      </w:r>
-      <w:proofErr w:type="spellStart"/>
-      <w:r>
-        <w:rPr>
-          <w:i/>
-          <w:color w:val="666666"/>
-          <w:sz w:val="18"/>
-        </w:rPr>
-        <w:t>ceny</w:t>
-      </w:r>
-      <w:proofErr w:type="spellEnd"/>
-      <w:r>
-        <w:rPr>
-          <w:i/>
-          <w:color w:val="666666"/>
-          <w:sz w:val="18"/>
-        </w:rPr>
-        <w:t xml:space="preserve"> </w:t>
-      </w:r>
-      <w:proofErr w:type="spellStart"/>
-      <w:r>
-        <w:rPr>
-          <w:i/>
-          <w:color w:val="666666"/>
-          <w:sz w:val="18"/>
-        </w:rPr>
-        <w:t>końcowej</w:t>
-      </w:r>
-      <w:proofErr w:type="spellEnd"/>
-      <w:r>
-        <w:rPr>
-          <w:i/>
-          <w:color w:val="666666"/>
-          <w:sz w:val="18"/>
-        </w:rPr>
-        <w:t>.</w:t>
+        <w:t>Typy stali, gatunki, dopłaty huty i przetwórcze, marża, logika ceny końcowej.</w:t>
       </w:r>
     </w:p>
     <w:tbl>
@@ -1924,7 +717,6 @@
             <w:shd w:val="clear" w:color="auto" w:fill="EEF2F8"/>
           </w:tcPr>
           <w:p>
-            <w:proofErr w:type="spellStart"/>
             <w:r>
               <w:rPr>
                 <w:b/>
@@ -1932,7 +724,6 @@
               </w:rPr>
               <w:t>Typ</w:t>
             </w:r>
-            <w:proofErr w:type="spellEnd"/>
           </w:p>
         </w:tc>
         <w:tc>
@@ -1941,31 +732,13 @@
             <w:shd w:val="clear" w:color="auto" w:fill="EEF2F8"/>
           </w:tcPr>
           <w:p>
-            <w:proofErr w:type="spellStart"/>
             <w:r>
               <w:rPr>
                 <w:b/>
                 <w:color w:val="1F2A44"/>
               </w:rPr>
-              <w:t>Opis</w:t>
+              <w:t>Opis zmiany</w:t>
             </w:r>
-            <w:proofErr w:type="spellEnd"/>
-            <w:r>
-              <w:rPr>
-                <w:b/>
-                <w:color w:val="1F2A44"/>
-              </w:rPr>
-              <w:t xml:space="preserve"> </w:t>
-            </w:r>
-            <w:proofErr w:type="spellStart"/>
-            <w:r>
-              <w:rPr>
-                <w:b/>
-                <w:color w:val="1F2A44"/>
-              </w:rPr>
-              <w:t>zmiany</w:t>
-            </w:r>
-            <w:proofErr w:type="spellEnd"/>
           </w:p>
         </w:tc>
       </w:tr>
@@ -1976,7 +749,8 @@
           </w:tcPr>
           <w:p>
             <w:r>
-              <w:t>—</w:t>
+              <w:lastRenderedPageBreak/>
+              <w:t>Poprawka błędu</w:t>
             </w:r>
           </w:p>
         </w:tc>
@@ -1986,10 +760,30 @@
           </w:tcPr>
           <w:p>
             <w:r>
-              <w:t>Brak zmian</w:t>
+              <w:t>Pozycje dodane do zestawienia przed wersją 1.3 nie mają zapisanej konfiguracji dopłat. Przy ich edycji kalkulator zostawiał przełączniki dopłat w stanie z poprzedniej pozycji, przez co ponowny zapis mógł po cichu zmienić cenę. Dodano widoczne ostrzeżenie z prośbą o ręczne sprawdzenie przełączników przed zapisem — we wszystkich czterech językach interfejsu.</w:t>
             </w:r>
-            <w:proofErr w:type="spellStart"/>
-            <w:proofErr w:type="spellEnd"/>
+          </w:p>
+        </w:tc>
+      </w:tr>
+      <w:tr>
+        <w:tc>
+          <w:tcPr>
+            <w:tcW w:w="1967" w:type="dxa"/>
+          </w:tcPr>
+          <w:p>
+            <w:r>
+              <w:t>Nowa funkcja</w:t>
+            </w:r>
+          </w:p>
+        </w:tc>
+        <w:tc>
+          <w:tcPr>
+            <w:tcW w:w="6889" w:type="dxa"/>
+          </w:tcPr>
+          <w:p>
+            <w:r>
+              <w:t>Panel „Dane klienta” podzielono na dwie sekcje. U góry dane firmy w kolejności: firma, NIP, adres, SAP ID. Pola „Firma” i „NIP” działają jak wyszukiwarki po katalogu klientów — wybór podpowiedzi wypełnia wszystkie cztery pola naraz, a puste pole szuka po zawartości sąsiedniego, więc skasowanie NIP-u przy wpisanej firmie nadal podpowiada właściwego klienta. Poniżej znajdują się dane kontaktowe, zablokowane do czasu uzupełnienia firmy i NIP-u, żeby kontakt nie powstawał bez przypisania do klienta. Pole „Imię” podpowiada osoby zapisane dla wskazanej firmy od razu po kliknięciu, a wybór osoby uzupełnia nazwisko, telefon i e-mail. Nowego klienta i nową osobę nadal można wpisać ręcznie — podpowiedzi są skrótem, a nie wymogiem.</w:t>
+            </w:r>
           </w:p>
         </w:tc>
       </w:tr>
@@ -1998,451 +792,26 @@
       <w:pPr>
         <w:spacing w:before="240" w:after="40"/>
       </w:pPr>
-      <w:proofErr w:type="spellStart"/>
       <w:r>
         <w:rPr>
           <w:b/>
           <w:color w:val="2B57A6"/>
           <w:sz w:val="26"/>
         </w:rPr>
-        <w:t>Zarządzanie</w:t>
+        <w:t>Zarządzanie ofertami</w:t>
       </w:r>
-      <w:proofErr w:type="spellEnd"/>
-      <w:r>
-        <w:rPr>
-          <w:b/>
-          <w:color w:val="2B57A6"/>
-          <w:sz w:val="26"/>
-        </w:rPr>
-        <w:t xml:space="preserve"> </w:t>
-      </w:r>
-      <w:proofErr w:type="spellStart"/>
-      <w:r>
-        <w:rPr>
-          <w:b/>
-          <w:color w:val="2B57A6"/>
-          <w:sz w:val="26"/>
-        </w:rPr>
-        <w:t>ofertami</w:t>
-      </w:r>
-      <w:proofErr w:type="spellEnd"/>
     </w:p>
     <w:p>
       <w:pPr>
         <w:spacing w:after="80"/>
       </w:pPr>
-      <w:proofErr w:type="spellStart"/>
       <w:r>
         <w:rPr>
           <w:i/>
           <w:color w:val="666666"/>
           <w:sz w:val="18"/>
         </w:rPr>
-        <w:t>Tworzenie</w:t>
-      </w:r>
-      <w:proofErr w:type="spellEnd"/>
-      <w:r>
-        <w:rPr>
-          <w:i/>
-          <w:color w:val="666666"/>
-          <w:sz w:val="18"/>
-        </w:rPr>
-        <w:t xml:space="preserve">, </w:t>
-      </w:r>
-      <w:proofErr w:type="spellStart"/>
-      <w:r>
-        <w:rPr>
-          <w:i/>
-          <w:color w:val="666666"/>
-          <w:sz w:val="18"/>
-        </w:rPr>
-        <w:t>zapis</w:t>
-      </w:r>
-      <w:proofErr w:type="spellEnd"/>
-      <w:r>
-        <w:rPr>
-          <w:i/>
-          <w:color w:val="666666"/>
-          <w:sz w:val="18"/>
-        </w:rPr>
-        <w:t xml:space="preserve">, </w:t>
-      </w:r>
-      <w:proofErr w:type="spellStart"/>
-      <w:r>
-        <w:rPr>
-          <w:i/>
-          <w:color w:val="666666"/>
-          <w:sz w:val="18"/>
-        </w:rPr>
-        <w:t>lista</w:t>
-      </w:r>
-      <w:proofErr w:type="spellEnd"/>
-      <w:r>
-        <w:rPr>
-          <w:i/>
-          <w:color w:val="666666"/>
-          <w:sz w:val="18"/>
-        </w:rPr>
-        <w:t xml:space="preserve">, </w:t>
-      </w:r>
-      <w:proofErr w:type="spellStart"/>
-      <w:r>
-        <w:rPr>
-          <w:i/>
-          <w:color w:val="666666"/>
-          <w:sz w:val="18"/>
-        </w:rPr>
-        <w:t>edycja</w:t>
-      </w:r>
-      <w:proofErr w:type="spellEnd"/>
-      <w:r>
-        <w:rPr>
-          <w:i/>
-          <w:color w:val="666666"/>
-          <w:sz w:val="18"/>
-        </w:rPr>
-        <w:t xml:space="preserve">, </w:t>
-      </w:r>
-      <w:proofErr w:type="spellStart"/>
-      <w:r>
-        <w:rPr>
-          <w:i/>
-          <w:color w:val="666666"/>
-          <w:sz w:val="18"/>
-        </w:rPr>
-        <w:t>duplikowanie</w:t>
-      </w:r>
-      <w:proofErr w:type="spellEnd"/>
-      <w:r>
-        <w:rPr>
-          <w:i/>
-          <w:color w:val="666666"/>
-          <w:sz w:val="18"/>
-        </w:rPr>
-        <w:t xml:space="preserve"> </w:t>
-      </w:r>
-      <w:proofErr w:type="spellStart"/>
-      <w:r>
-        <w:rPr>
-          <w:i/>
-          <w:color w:val="666666"/>
-          <w:sz w:val="18"/>
-        </w:rPr>
-        <w:t>i</w:t>
-      </w:r>
-      <w:proofErr w:type="spellEnd"/>
-      <w:r>
-        <w:rPr>
-          <w:i/>
-          <w:color w:val="666666"/>
-          <w:sz w:val="18"/>
-        </w:rPr>
-        <w:t xml:space="preserve"> </w:t>
-      </w:r>
-      <w:proofErr w:type="spellStart"/>
-      <w:r>
-        <w:rPr>
-          <w:i/>
-          <w:color w:val="666666"/>
-          <w:sz w:val="18"/>
-        </w:rPr>
-        <w:t>usuwanie</w:t>
-      </w:r>
-      <w:proofErr w:type="spellEnd"/>
-      <w:r>
-        <w:rPr>
-          <w:i/>
-          <w:color w:val="666666"/>
-          <w:sz w:val="18"/>
-        </w:rPr>
-        <w:t xml:space="preserve"> </w:t>
-      </w:r>
-      <w:proofErr w:type="spellStart"/>
-      <w:r>
-        <w:rPr>
-          <w:i/>
-          <w:color w:val="666666"/>
-          <w:sz w:val="18"/>
-        </w:rPr>
-        <w:t>ofert</w:t>
-      </w:r>
-      <w:proofErr w:type="spellEnd"/>
-      <w:r>
-        <w:rPr>
-          <w:i/>
-          <w:color w:val="666666"/>
-          <w:sz w:val="18"/>
-        </w:rPr>
-        <w:t>.</w:t>
-      </w:r>
-    </w:p>
-    <w:tbl>
-      <w:tblPr>
-        <w:tblStyle w:val="Tabela-Siatka"/>
-        <w:tblW w:w="0" w:type="auto"/>
-        <w:tblLook w:val="04A0" w:firstRow="1" w:lastRow="0" w:firstColumn="1" w:lastColumn="0" w:noHBand="0" w:noVBand="1"/>
-      </w:tblPr>
-      <w:tblGrid>
-        <w:gridCol w:w="1945"/>
-        <w:gridCol w:w="6911"/>
-      </w:tblGrid>
-      <w:tr>
-        <w:tc>
-          <w:tcPr>
-            <w:tcW w:w="1984" w:type="dxa"/>
-            <w:shd w:val="clear" w:color="auto" w:fill="EEF2F8"/>
-          </w:tcPr>
-          <w:p>
-            <w:proofErr w:type="spellStart"/>
-            <w:r>
-              <w:rPr>
-                <w:b/>
-                <w:color w:val="1F2A44"/>
-              </w:rPr>
-              <w:t>Typ</w:t>
-            </w:r>
-            <w:proofErr w:type="spellEnd"/>
-          </w:p>
-        </w:tc>
-        <w:tc>
-          <w:tcPr>
-            <w:tcW w:w="7087" w:type="dxa"/>
-            <w:shd w:val="clear" w:color="auto" w:fill="EEF2F8"/>
-          </w:tcPr>
-          <w:p>
-            <w:proofErr w:type="spellStart"/>
-            <w:r>
-              <w:rPr>
-                <w:b/>
-                <w:color w:val="1F2A44"/>
-              </w:rPr>
-              <w:t>Opis</w:t>
-            </w:r>
-            <w:proofErr w:type="spellEnd"/>
-            <w:r>
-              <w:rPr>
-                <w:b/>
-                <w:color w:val="1F2A44"/>
-              </w:rPr>
-              <w:t xml:space="preserve"> </w:t>
-            </w:r>
-            <w:proofErr w:type="spellStart"/>
-            <w:r>
-              <w:rPr>
-                <w:b/>
-                <w:color w:val="1F2A44"/>
-              </w:rPr>
-              <w:t>zmiany</w:t>
-            </w:r>
-            <w:proofErr w:type="spellEnd"/>
-          </w:p>
-        </w:tc>
-      </w:tr>
-      <w:tr>
-        <w:tc>
-          <w:tcPr>
-            <w:tcW w:w="1948" w:type="dxa"/>
-          </w:tcPr>
-          <w:p>
-            <w:r>
-              <w:t>—</w:t>
-            </w:r>
-            <w:proofErr w:type="spellStart"/>
-            <w:proofErr w:type="spellEnd"/>
-          </w:p>
-        </w:tc>
-        <w:tc>
-          <w:tcPr>
-            <w:tcW w:w="6908" w:type="dxa"/>
-          </w:tcPr>
-          <w:p>
-            <w:r>
-              <w:t>Brak zmian</w:t>
-            </w:r>
-            <w:proofErr w:type="spellStart"/>
-            <w:proofErr w:type="spellEnd"/>
-            <w:proofErr w:type="spellStart"/>
-            <w:proofErr w:type="spellEnd"/>
-            <w:proofErr w:type="spellStart"/>
-            <w:proofErr w:type="spellEnd"/>
-            <w:proofErr w:type="spellStart"/>
-            <w:proofErr w:type="spellEnd"/>
-            <w:proofErr w:type="spellStart"/>
-            <w:proofErr w:type="spellEnd"/>
-            <w:proofErr w:type="spellStart"/>
-            <w:proofErr w:type="spellEnd"/>
-            <w:proofErr w:type="spellStart"/>
-            <w:proofErr w:type="spellEnd"/>
-            <w:proofErr w:type="spellStart"/>
-            <w:proofErr w:type="spellEnd"/>
-            <w:proofErr w:type="spellStart"/>
-            <w:proofErr w:type="spellEnd"/>
-            <w:proofErr w:type="spellStart"/>
-            <w:proofErr w:type="spellEnd"/>
-            <w:proofErr w:type="spellStart"/>
-            <w:proofErr w:type="spellEnd"/>
-            <w:proofErr w:type="spellStart"/>
-            <w:proofErr w:type="spellEnd"/>
-            <w:proofErr w:type="spellStart"/>
-            <w:proofErr w:type="spellEnd"/>
-            <w:proofErr w:type="spellStart"/>
-            <w:proofErr w:type="spellEnd"/>
-            <w:proofErr w:type="spellStart"/>
-            <w:proofErr w:type="spellEnd"/>
-            <w:proofErr w:type="spellStart"/>
-            <w:proofErr w:type="spellEnd"/>
-            <w:proofErr w:type="spellStart"/>
-            <w:proofErr w:type="spellEnd"/>
-            <w:proofErr w:type="spellStart"/>
-            <w:proofErr w:type="spellEnd"/>
-            <w:proofErr w:type="spellStart"/>
-            <w:proofErr w:type="spellEnd"/>
-            <w:proofErr w:type="spellStart"/>
-            <w:proofErr w:type="spellEnd"/>
-            <w:proofErr w:type="spellStart"/>
-            <w:proofErr w:type="spellEnd"/>
-            <w:proofErr w:type="spellStart"/>
-            <w:proofErr w:type="spellEnd"/>
-            <w:proofErr w:type="spellStart"/>
-            <w:proofErr w:type="spellEnd"/>
-          </w:p>
-        </w:tc>
-      </w:tr>
-    </w:tbl>
-    <w:p>
-      <w:pPr>
-        <w:spacing w:before="240" w:after="40"/>
-      </w:pPr>
-      <w:proofErr w:type="spellStart"/>
-      <w:r>
-        <w:rPr>
-          <w:b/>
-          <w:color w:val="2B57A6"/>
-          <w:sz w:val="26"/>
-        </w:rPr>
-        <w:t>Eksport</w:t>
-      </w:r>
-      <w:proofErr w:type="spellEnd"/>
-      <w:r>
-        <w:rPr>
-          <w:b/>
-          <w:color w:val="2B57A6"/>
-          <w:sz w:val="26"/>
-        </w:rPr>
-        <w:t xml:space="preserve"> PDF</w:t>
-      </w:r>
-    </w:p>
-    <w:p>
-      <w:pPr>
-        <w:spacing w:after="80"/>
-      </w:pPr>
-      <w:proofErr w:type="spellStart"/>
-      <w:r>
-        <w:rPr>
-          <w:i/>
-          <w:color w:val="666666"/>
-          <w:sz w:val="18"/>
-        </w:rPr>
-        <w:t>Wygląd</w:t>
-      </w:r>
-      <w:proofErr w:type="spellEnd"/>
-      <w:r>
-        <w:rPr>
-          <w:i/>
-          <w:color w:val="666666"/>
-          <w:sz w:val="18"/>
-        </w:rPr>
-        <w:t xml:space="preserve"> </w:t>
-      </w:r>
-      <w:proofErr w:type="spellStart"/>
-      <w:r>
-        <w:rPr>
-          <w:i/>
-          <w:color w:val="666666"/>
-          <w:sz w:val="18"/>
-        </w:rPr>
-        <w:t>i</w:t>
-      </w:r>
-      <w:proofErr w:type="spellEnd"/>
-      <w:r>
-        <w:rPr>
-          <w:i/>
-          <w:color w:val="666666"/>
-          <w:sz w:val="18"/>
-        </w:rPr>
-        <w:t xml:space="preserve"> </w:t>
-      </w:r>
-      <w:proofErr w:type="spellStart"/>
-      <w:r>
-        <w:rPr>
-          <w:i/>
-          <w:color w:val="666666"/>
-          <w:sz w:val="18"/>
-        </w:rPr>
-        <w:t>zawartość</w:t>
-      </w:r>
-      <w:proofErr w:type="spellEnd"/>
-      <w:r>
-        <w:rPr>
-          <w:i/>
-          <w:color w:val="666666"/>
-          <w:sz w:val="18"/>
-        </w:rPr>
-        <w:t xml:space="preserve"> </w:t>
-      </w:r>
-      <w:proofErr w:type="spellStart"/>
-      <w:r>
-        <w:rPr>
-          <w:i/>
-          <w:color w:val="666666"/>
-          <w:sz w:val="18"/>
-        </w:rPr>
-        <w:t>oferty</w:t>
-      </w:r>
-      <w:proofErr w:type="spellEnd"/>
-      <w:r>
-        <w:rPr>
-          <w:i/>
-          <w:color w:val="666666"/>
-          <w:sz w:val="18"/>
-        </w:rPr>
-        <w:t xml:space="preserve"> PDF, </w:t>
-      </w:r>
-      <w:proofErr w:type="spellStart"/>
-      <w:r>
-        <w:rPr>
-          <w:i/>
-          <w:color w:val="666666"/>
-          <w:sz w:val="18"/>
-        </w:rPr>
-        <w:t>dane</w:t>
-      </w:r>
-      <w:proofErr w:type="spellEnd"/>
-      <w:r>
-        <w:rPr>
-          <w:i/>
-          <w:color w:val="666666"/>
-          <w:sz w:val="18"/>
-        </w:rPr>
-        <w:t xml:space="preserve"> </w:t>
-      </w:r>
-      <w:proofErr w:type="spellStart"/>
-      <w:r>
-        <w:rPr>
-          <w:i/>
-          <w:color w:val="666666"/>
-          <w:sz w:val="18"/>
-        </w:rPr>
-        <w:t>klienta</w:t>
-      </w:r>
-      <w:proofErr w:type="spellEnd"/>
-      <w:r>
-        <w:rPr>
-          <w:i/>
-          <w:color w:val="666666"/>
-          <w:sz w:val="18"/>
-        </w:rPr>
-        <w:t>.</w:t>
+        <w:t>Tworzenie, zapis, lista, edycja, duplikowanie i usuwanie ofert.</w:t>
       </w:r>
     </w:p>
     <w:tbl>
@@ -2462,7 +831,6 @@
             <w:shd w:val="clear" w:color="auto" w:fill="EEF2F8"/>
           </w:tcPr>
           <w:p>
-            <w:proofErr w:type="spellStart"/>
             <w:r>
               <w:rPr>
                 <w:b/>
@@ -2470,7 +838,6 @@
               </w:rPr>
               <w:t>Typ</w:t>
             </w:r>
-            <w:proofErr w:type="spellEnd"/>
           </w:p>
         </w:tc>
         <w:tc>
@@ -2479,31 +846,13 @@
             <w:shd w:val="clear" w:color="auto" w:fill="EEF2F8"/>
           </w:tcPr>
           <w:p>
-            <w:proofErr w:type="spellStart"/>
             <w:r>
               <w:rPr>
                 <w:b/>
                 <w:color w:val="1F2A44"/>
               </w:rPr>
-              <w:t>Opis</w:t>
+              <w:t>Opis zmiany</w:t>
             </w:r>
-            <w:proofErr w:type="spellEnd"/>
-            <w:r>
-              <w:rPr>
-                <w:b/>
-                <w:color w:val="1F2A44"/>
-              </w:rPr>
-              <w:t xml:space="preserve"> </w:t>
-            </w:r>
-            <w:proofErr w:type="spellStart"/>
-            <w:r>
-              <w:rPr>
-                <w:b/>
-                <w:color w:val="1F2A44"/>
-              </w:rPr>
-              <w:t>zmiany</w:t>
-            </w:r>
-            <w:proofErr w:type="spellEnd"/>
           </w:p>
         </w:tc>
       </w:tr>
@@ -2514,7 +863,7 @@
           </w:tcPr>
           <w:p>
             <w:r>
-              <w:t>—</w:t>
+              <w:t>Nowa funkcja</w:t>
             </w:r>
           </w:p>
         </w:tc>
@@ -2524,10 +873,8 @@
           </w:tcPr>
           <w:p>
             <w:r>
-              <w:t>Brak zmian</w:t>
+              <w:t>Zapis oferty aktualizuje katalog klientów: nowa firma zostaje dopisana, a znana uzupełniona o brakujące dane. Dzięki temu wyszukiwarka w kalkulatorze uczy się klientów w miarę wystawiania ofert, zamiast opierać się wyłącznie na wpisach wprowadzonych ręcznie w panelu administratora.</w:t>
             </w:r>
-            <w:proofErr w:type="spellStart"/>
-            <w:proofErr w:type="spellEnd"/>
           </w:p>
         </w:tc>
       </w:tr>
@@ -2536,128 +883,139 @@
       <w:pPr>
         <w:spacing w:before="240" w:after="40"/>
       </w:pPr>
-      <w:proofErr w:type="spellStart"/>
       <w:r>
         <w:rPr>
           <w:b/>
           <w:color w:val="2B57A6"/>
           <w:sz w:val="26"/>
         </w:rPr>
-        <w:t>Interfejs</w:t>
+        <w:t>Eksport PDF</w:t>
       </w:r>
-      <w:proofErr w:type="spellEnd"/>
+    </w:p>
+    <w:p>
+      <w:pPr>
+        <w:spacing w:after="80"/>
+      </w:pPr>
+      <w:r>
+        <w:rPr>
+          <w:i/>
+          <w:color w:val="666666"/>
+          <w:sz w:val="18"/>
+        </w:rPr>
+        <w:t>Wygląd i zawartość oferty PDF, dane klienta.</w:t>
+      </w:r>
+    </w:p>
+    <w:tbl>
+      <w:tblPr>
+        <w:tblStyle w:val="Tabela-Siatka"/>
+        <w:tblW w:w="0" w:type="auto"/>
+        <w:tblLook w:val="04A0" w:firstRow="1" w:lastRow="0" w:firstColumn="1" w:lastColumn="0" w:noHBand="0" w:noVBand="1"/>
+      </w:tblPr>
+      <w:tblGrid>
+        <w:gridCol w:w="1955"/>
+        <w:gridCol w:w="6901"/>
+      </w:tblGrid>
+      <w:tr>
+        <w:tc>
+          <w:tcPr>
+            <w:tcW w:w="1984" w:type="dxa"/>
+            <w:shd w:val="clear" w:color="auto" w:fill="EEF2F8"/>
+          </w:tcPr>
+          <w:p>
+            <w:r>
+              <w:rPr>
+                <w:b/>
+                <w:color w:val="1F2A44"/>
+              </w:rPr>
+              <w:t>Typ</w:t>
+            </w:r>
+          </w:p>
+        </w:tc>
+        <w:tc>
+          <w:tcPr>
+            <w:tcW w:w="7087" w:type="dxa"/>
+            <w:shd w:val="clear" w:color="auto" w:fill="EEF2F8"/>
+          </w:tcPr>
+          <w:p>
+            <w:r>
+              <w:rPr>
+                <w:b/>
+                <w:color w:val="1F2A44"/>
+              </w:rPr>
+              <w:t>Opis zmiany</w:t>
+            </w:r>
+          </w:p>
+        </w:tc>
+      </w:tr>
+      <w:tr>
+        <w:tc>
+          <w:tcPr>
+            <w:tcW w:w="1948" w:type="dxa"/>
+          </w:tcPr>
+          <w:p>
+            <w:r>
+              <w:t>Poprawka błędu</w:t>
+            </w:r>
+          </w:p>
+        </w:tc>
+        <w:tc>
+          <w:tcPr>
+            <w:tcW w:w="6908" w:type="dxa"/>
+          </w:tcPr>
+          <w:p>
+            <w:r>
+              <w:t>Dane wpisywane przez handlowca (nazwa oferty, nazwa firmy i osoba kontaktowa, adres, NIP, telefon, e-mail, gatunek stali, powłoka) trafiały do dokumentu PDF bez zabezpieczenia znaków specjalnych. Odpowiednio spreparowany wpis w polu klienta mógł zostać wykonany jako kod po stronie zewnętrznej usługi generującej PDF. Wszystkie wartości pochodzące od użytkownika są teraz escapowane — wygląd i treść oferty pozostają bez zmian.</w:t>
+            </w:r>
+          </w:p>
+        </w:tc>
+      </w:tr>
+      <w:tr>
+        <w:tc>
+          <w:tcPr>
+            <w:tcW w:w="1948" w:type="dxa"/>
+          </w:tcPr>
+          <w:p>
+            <w:r>
+              <w:t>Nowa funkcja</w:t>
+            </w:r>
+          </w:p>
+        </w:tc>
+        <w:tc>
+          <w:tcPr>
+            <w:tcW w:w="6908" w:type="dxa"/>
+          </w:tcPr>
+          <w:p>
+            <w:r>
+              <w:t>Oferta PDF zawiera teraz numer SAP ID klienta. Wiersz pojawia się pod NIP-em wyłącznie wtedy, gdy numer został uzupełniony, więc wygląd ofert dla klientów bez SAP ID pozostaje bez zmian.</w:t>
+            </w:r>
+          </w:p>
+        </w:tc>
+      </w:tr>
+    </w:tbl>
+    <w:p>
+      <w:pPr>
+        <w:spacing w:before="240" w:after="40"/>
+      </w:pPr>
       <w:r>
         <w:rPr>
           <w:b/>
           <w:color w:val="2B57A6"/>
           <w:sz w:val="26"/>
         </w:rPr>
-        <w:t xml:space="preserve"> </w:t>
+        <w:t>Interfejs i języki</w:t>
       </w:r>
-      <w:proofErr w:type="spellStart"/>
-      <w:r>
-        <w:rPr>
-          <w:b/>
-          <w:color w:val="2B57A6"/>
-          <w:sz w:val="26"/>
-        </w:rPr>
-        <w:t>i</w:t>
-      </w:r>
-      <w:proofErr w:type="spellEnd"/>
-      <w:r>
-        <w:rPr>
-          <w:b/>
-          <w:color w:val="2B57A6"/>
-          <w:sz w:val="26"/>
-        </w:rPr>
-        <w:t xml:space="preserve"> </w:t>
-      </w:r>
-      <w:proofErr w:type="spellStart"/>
-      <w:r>
-        <w:rPr>
-          <w:b/>
-          <w:color w:val="2B57A6"/>
-          <w:sz w:val="26"/>
-        </w:rPr>
-        <w:t>języki</w:t>
-      </w:r>
-      <w:proofErr w:type="spellEnd"/>
     </w:p>
     <w:p>
       <w:pPr>
         <w:spacing w:after="80"/>
       </w:pPr>
-      <w:proofErr w:type="spellStart"/>
       <w:r>
         <w:rPr>
           <w:i/>
           <w:color w:val="666666"/>
           <w:sz w:val="18"/>
         </w:rPr>
-        <w:t>Wygląd</w:t>
-      </w:r>
-      <w:proofErr w:type="spellEnd"/>
-      <w:r>
-        <w:rPr>
-          <w:i/>
-          <w:color w:val="666666"/>
-          <w:sz w:val="18"/>
-        </w:rPr>
-        <w:t xml:space="preserve"> </w:t>
-      </w:r>
-      <w:proofErr w:type="spellStart"/>
-      <w:r>
-        <w:rPr>
-          <w:i/>
-          <w:color w:val="666666"/>
-          <w:sz w:val="18"/>
-        </w:rPr>
-        <w:t>aplikacji</w:t>
-      </w:r>
-      <w:proofErr w:type="spellEnd"/>
-      <w:r>
-        <w:rPr>
-          <w:i/>
-          <w:color w:val="666666"/>
-          <w:sz w:val="18"/>
-        </w:rPr>
-        <w:t xml:space="preserve">, </w:t>
-      </w:r>
-      <w:proofErr w:type="spellStart"/>
-      <w:r>
-        <w:rPr>
-          <w:i/>
-          <w:color w:val="666666"/>
-          <w:sz w:val="18"/>
-        </w:rPr>
-        <w:t>użyteczność</w:t>
-      </w:r>
-      <w:proofErr w:type="spellEnd"/>
-      <w:r>
-        <w:rPr>
-          <w:i/>
-          <w:color w:val="666666"/>
-          <w:sz w:val="18"/>
-        </w:rPr>
-        <w:t xml:space="preserve">, </w:t>
-      </w:r>
-      <w:proofErr w:type="spellStart"/>
-      <w:r>
-        <w:rPr>
-          <w:i/>
-          <w:color w:val="666666"/>
-          <w:sz w:val="18"/>
-        </w:rPr>
-        <w:t>dwujęzyczność</w:t>
-      </w:r>
-      <w:proofErr w:type="spellEnd"/>
-      <w:r>
-        <w:rPr>
-          <w:i/>
-          <w:color w:val="666666"/>
-          <w:sz w:val="18"/>
-        </w:rPr>
-        <w:t xml:space="preserve"> (PL / EN).</w:t>
+        <w:t>Wygląd aplikacji, użyteczność, dwujęzyczność (PL / EN).</w:t>
       </w:r>
     </w:p>
     <w:tbl>
@@ -2677,7 +1035,6 @@
             <w:shd w:val="clear" w:color="auto" w:fill="EEF2F8"/>
           </w:tcPr>
           <w:p>
-            <w:proofErr w:type="spellStart"/>
             <w:r>
               <w:rPr>
                 <w:b/>
@@ -2685,7 +1042,6 @@
               </w:rPr>
               <w:t>Typ</w:t>
             </w:r>
-            <w:proofErr w:type="spellEnd"/>
           </w:p>
         </w:tc>
         <w:tc>
@@ -2694,31 +1050,13 @@
             <w:shd w:val="clear" w:color="auto" w:fill="EEF2F8"/>
           </w:tcPr>
           <w:p>
-            <w:proofErr w:type="spellStart"/>
             <w:r>
               <w:rPr>
                 <w:b/>
                 <w:color w:val="1F2A44"/>
               </w:rPr>
-              <w:t>Opis</w:t>
+              <w:t>Opis zmiany</w:t>
             </w:r>
-            <w:proofErr w:type="spellEnd"/>
-            <w:r>
-              <w:rPr>
-                <w:b/>
-                <w:color w:val="1F2A44"/>
-              </w:rPr>
-              <w:t xml:space="preserve"> </w:t>
-            </w:r>
-            <w:proofErr w:type="spellStart"/>
-            <w:r>
-              <w:rPr>
-                <w:b/>
-                <w:color w:val="1F2A44"/>
-              </w:rPr>
-              <w:t>zmiany</w:t>
-            </w:r>
-            <w:proofErr w:type="spellEnd"/>
           </w:p>
         </w:tc>
       </w:tr>
@@ -2729,10 +1067,8 @@
           </w:tcPr>
           <w:p>
             <w:r>
-              <w:t>—</w:t>
+              <w:t>Nowa funkcja</w:t>
             </w:r>
-            <w:proofErr w:type="spellStart"/>
-            <w:proofErr w:type="spellEnd"/>
           </w:p>
         </w:tc>
         <w:tc>
@@ -2740,49 +1076,9 @@
             <w:tcW w:w="6893" w:type="dxa"/>
           </w:tcPr>
           <w:p>
-            <w:proofErr w:type="spellStart"/>
             <w:r>
-              <w:t>Brak zmian</w:t>
+              <w:t>Nowe etykiety i komunikaty panelu danych klienta (nagłówki sekcji, SAP ID, informacja o zablokowanych danych kontaktowych, podpowiedzi wyszukiwania oraz komunikat o nieudanym pobraniu podpowiedzi) przetłumaczono na wszystkie cztery języki interfejsu: polski, angielski, czeski i niemiecki. Listy podpowiedzi obsługuje się także klawiaturą — strzałkami, Enterem i Escape.</w:t>
             </w:r>
-            <w:proofErr w:type="spellEnd"/>
-            <w:proofErr w:type="spellStart"/>
-            <w:proofErr w:type="spellEnd"/>
-            <w:proofErr w:type="spellStart"/>
-            <w:proofErr w:type="spellEnd"/>
-            <w:proofErr w:type="spellStart"/>
-            <w:proofErr w:type="spellEnd"/>
-            <w:proofErr w:type="spellStart"/>
-            <w:proofErr w:type="spellEnd"/>
-            <w:proofErr w:type="spellStart"/>
-            <w:proofErr w:type="spellEnd"/>
-            <w:proofErr w:type="spellStart"/>
-            <w:proofErr w:type="spellEnd"/>
-            <w:proofErr w:type="spellStart"/>
-            <w:proofErr w:type="spellEnd"/>
-            <w:proofErr w:type="spellStart"/>
-            <w:proofErr w:type="spellEnd"/>
-            <w:proofErr w:type="spellStart"/>
-            <w:proofErr w:type="spellEnd"/>
-            <w:proofErr w:type="spellStart"/>
-            <w:proofErr w:type="spellEnd"/>
-            <w:proofErr w:type="spellStart"/>
-            <w:proofErr w:type="spellEnd"/>
-            <w:proofErr w:type="spellStart"/>
-            <w:proofErr w:type="spellEnd"/>
-            <w:proofErr w:type="spellStart"/>
-            <w:proofErr w:type="spellEnd"/>
-            <w:proofErr w:type="spellStart"/>
-            <w:proofErr w:type="spellEnd"/>
-            <w:proofErr w:type="spellStart"/>
-            <w:proofErr w:type="spellEnd"/>
-            <w:proofErr w:type="spellStart"/>
-            <w:proofErr w:type="spellEnd"/>
-            <w:proofErr w:type="spellStart"/>
-            <w:proofErr w:type="spellEnd"/>
-            <w:proofErr w:type="spellStart"/>
-            <w:proofErr w:type="spellEnd"/>
-            <w:proofErr w:type="spellStart"/>
-            <w:proofErr w:type="spellEnd"/>
           </w:p>
         </w:tc>
       </w:tr>
@@ -2791,184 +1087,13 @@
       <w:pPr>
         <w:spacing w:before="320" w:after="120"/>
       </w:pPr>
-      <w:proofErr w:type="spellStart"/>
       <w:r>
         <w:rPr>
           <w:b/>
           <w:color w:val="1F2A44"/>
           <w:sz w:val="26"/>
         </w:rPr>
-        <w:lastRenderedPageBreak/>
-        <w:t>Znane</w:t>
-      </w:r>
-      <w:proofErr w:type="spellEnd"/>
-      <w:r>
-        <w:rPr>
-          <w:b/>
-          <w:color w:val="1F2A44"/>
-          <w:sz w:val="26"/>
-        </w:rPr>
-        <w:t xml:space="preserve"> </w:t>
-      </w:r>
-      <w:proofErr w:type="spellStart"/>
-      <w:r>
-        <w:rPr>
-          <w:b/>
-          <w:color w:val="1F2A44"/>
-          <w:sz w:val="26"/>
-        </w:rPr>
-        <w:t>problemy</w:t>
-      </w:r>
-      <w:proofErr w:type="spellEnd"/>
-      <w:r>
-        <w:rPr>
-          <w:b/>
-          <w:color w:val="1F2A44"/>
-          <w:sz w:val="26"/>
-        </w:rPr>
-        <w:t xml:space="preserve"> / </w:t>
-      </w:r>
-      <w:proofErr w:type="spellStart"/>
-      <w:r>
-        <w:rPr>
-          <w:b/>
-          <w:color w:val="1F2A44"/>
-          <w:sz w:val="26"/>
-        </w:rPr>
-        <w:t>prace</w:t>
-      </w:r>
-      <w:proofErr w:type="spellEnd"/>
-      <w:r>
-        <w:rPr>
-          <w:b/>
-          <w:color w:val="1F2A44"/>
-          <w:sz w:val="26"/>
-        </w:rPr>
-        <w:t xml:space="preserve"> w </w:t>
-      </w:r>
-      <w:proofErr w:type="spellStart"/>
-      <w:r>
-        <w:rPr>
-          <w:b/>
-          <w:color w:val="1F2A44"/>
-          <w:sz w:val="26"/>
-        </w:rPr>
-        <w:t>toku</w:t>
-      </w:r>
-      <w:proofErr w:type="spellEnd"/>
-    </w:p>
-    <w:p>
-      <w:pPr>
-        <w:pStyle w:val="Listapunktowana"/>
-      </w:pPr>
-      <w:proofErr w:type="spellStart"/>
-      <w:r>
-        <w:t>Powłoka</w:t>
-      </w:r>
-      <w:proofErr w:type="spellEnd"/>
-      <w:r>
-        <w:t xml:space="preserve"> (np. Z275) </w:t>
-      </w:r>
-      <w:proofErr w:type="spellStart"/>
-      <w:r>
-        <w:t>nie</w:t>
-      </w:r>
-      <w:proofErr w:type="spellEnd"/>
-      <w:r>
-        <w:t xml:space="preserve"> jest </w:t>
-      </w:r>
-      <w:proofErr w:type="spellStart"/>
-      <w:r>
-        <w:t>zapisywana</w:t>
-      </w:r>
-      <w:proofErr w:type="spellEnd"/>
-      <w:r>
-        <w:t xml:space="preserve"> per </w:t>
-      </w:r>
-      <w:proofErr w:type="spellStart"/>
-      <w:r>
-        <w:t>pozycja</w:t>
-      </w:r>
-      <w:proofErr w:type="spellEnd"/>
-      <w:r>
-        <w:t xml:space="preserve"> </w:t>
-      </w:r>
-      <w:proofErr w:type="spellStart"/>
-      <w:r>
-        <w:t>i</w:t>
-      </w:r>
-      <w:proofErr w:type="spellEnd"/>
-      <w:r>
-        <w:t xml:space="preserve"> </w:t>
-      </w:r>
-      <w:proofErr w:type="spellStart"/>
-      <w:r>
-        <w:t>nie</w:t>
-      </w:r>
-      <w:proofErr w:type="spellEnd"/>
-      <w:r>
-        <w:t xml:space="preserve"> </w:t>
-      </w:r>
-      <w:proofErr w:type="spellStart"/>
-      <w:r>
-        <w:t>pojawia</w:t>
-      </w:r>
-      <w:proofErr w:type="spellEnd"/>
-      <w:r>
-        <w:t xml:space="preserve"> </w:t>
-      </w:r>
-      <w:proofErr w:type="spellStart"/>
-      <w:r>
-        <w:t>się</w:t>
-      </w:r>
-      <w:proofErr w:type="spellEnd"/>
-      <w:r>
-        <w:t xml:space="preserve"> w </w:t>
-      </w:r>
-      <w:proofErr w:type="spellStart"/>
-      <w:r>
-        <w:t>eksporcie</w:t>
-      </w:r>
-      <w:proofErr w:type="spellEnd"/>
-      <w:r>
-        <w:t xml:space="preserve"> PDF</w:t>
-      </w:r>
-    </w:p>
-    <w:p>
-      <w:pPr>
-        <w:pStyle w:val="Listapunktowana"/>
-      </w:pPr>
-      <w:proofErr w:type="spellStart"/>
-      <w:r>
-        <w:t>Pokrywa</w:t>
-      </w:r>
-      <w:proofErr w:type="spellEnd"/>
-      <w:r>
-        <w:t xml:space="preserve"> jest </w:t>
-      </w:r>
-      <w:proofErr w:type="spellStart"/>
-      <w:r>
-        <w:t>inną</w:t>
-      </w:r>
-      <w:proofErr w:type="spellEnd"/>
-      <w:r>
-        <w:t xml:space="preserve"> </w:t>
-      </w:r>
-      <w:proofErr w:type="spellStart"/>
-      <w:r>
-        <w:t>czcionką</w:t>
-      </w:r>
-      <w:proofErr w:type="spellEnd"/>
-      <w:r>
-        <w:t xml:space="preserve"> </w:t>
-      </w:r>
-      <w:proofErr w:type="spellStart"/>
-      <w:r>
-        <w:t>przy</w:t>
-      </w:r>
-      <w:proofErr w:type="spellEnd"/>
-      <w:r>
-        <w:t xml:space="preserve"> HDG</w:t>
+        <w:t>Znane problemy / prace w toku</w:t>
       </w:r>
     </w:p>
     <w:p>
@@ -2976,874 +1101,93 @@
         <w:pStyle w:val="Listapunktowana"/>
       </w:pPr>
       <w:r>
-        <w:t xml:space="preserve">Import </w:t>
+        <w:t>Import ofert z pliku Excel (format KTS/GPAO) — przeanalizowany, budowa świadomie odłożona na później</w:t>
       </w:r>
-      <w:proofErr w:type="spellStart"/>
-      <w:r>
-        <w:t>ofert</w:t>
-      </w:r>
-      <w:proofErr w:type="spellEnd"/>
-      <w:r>
-        <w:t xml:space="preserve"> z </w:t>
-      </w:r>
-      <w:proofErr w:type="spellStart"/>
-      <w:r>
-        <w:t>pliku</w:t>
-      </w:r>
-      <w:proofErr w:type="spellEnd"/>
-      <w:r>
-        <w:t xml:space="preserve"> Excel (format KTS/GPAO) — </w:t>
-      </w:r>
-      <w:proofErr w:type="spellStart"/>
-      <w:r>
-        <w:t>przeanalizowany</w:t>
-      </w:r>
-      <w:proofErr w:type="spellEnd"/>
-      <w:r>
-        <w:t xml:space="preserve">, </w:t>
-      </w:r>
-      <w:proofErr w:type="spellStart"/>
-      <w:r>
-        <w:t>budowa</w:t>
-      </w:r>
-      <w:proofErr w:type="spellEnd"/>
-      <w:r>
-        <w:t xml:space="preserve"> </w:t>
-      </w:r>
-      <w:proofErr w:type="spellStart"/>
-      <w:r>
-        <w:t>świadomie</w:t>
-      </w:r>
-      <w:proofErr w:type="spellEnd"/>
-      <w:r>
-        <w:t xml:space="preserve"> </w:t>
-      </w:r>
-      <w:proofErr w:type="spellStart"/>
-      <w:r>
-        <w:t>odłożona</w:t>
-      </w:r>
-      <w:proofErr w:type="spellEnd"/>
-      <w:r>
-        <w:t xml:space="preserve"> </w:t>
-      </w:r>
-      <w:proofErr w:type="spellStart"/>
-      <w:r>
-        <w:t>na</w:t>
-      </w:r>
-      <w:proofErr w:type="spellEnd"/>
-      <w:r>
-        <w:t xml:space="preserve"> </w:t>
-      </w:r>
-      <w:proofErr w:type="spellStart"/>
-      <w:r>
-        <w:t>później</w:t>
-      </w:r>
-      <w:proofErr w:type="spellEnd"/>
     </w:p>
     <w:p>
       <w:pPr>
         <w:pStyle w:val="Listapunktowana"/>
       </w:pPr>
-      <w:proofErr w:type="spellStart"/>
       <w:r>
-        <w:t>Hasła</w:t>
+        <w:t>Hasła kont testowych o długości 4 znaków (celowo obniżone na czas testów) — docelowo wymaga blokady prób logowania zamiast podnoszenia wymogu długości</w:t>
       </w:r>
-      <w:proofErr w:type="spellEnd"/>
-      <w:r>
-        <w:t xml:space="preserve"> </w:t>
-      </w:r>
-      <w:proofErr w:type="spellStart"/>
-      <w:r>
-        <w:t>kont</w:t>
-      </w:r>
-      <w:proofErr w:type="spellEnd"/>
-      <w:r>
-        <w:t xml:space="preserve"> </w:t>
-      </w:r>
-      <w:proofErr w:type="spellStart"/>
-      <w:r>
-        <w:t>testowych</w:t>
-      </w:r>
-      <w:proofErr w:type="spellEnd"/>
-      <w:r>
-        <w:t xml:space="preserve"> o </w:t>
-      </w:r>
-      <w:proofErr w:type="spellStart"/>
-      <w:r>
-        <w:t>długości</w:t>
-      </w:r>
-      <w:proofErr w:type="spellEnd"/>
-      <w:r>
-        <w:t xml:space="preserve"> 4 </w:t>
-      </w:r>
-      <w:proofErr w:type="spellStart"/>
-      <w:r>
-        <w:t>znaków</w:t>
-      </w:r>
-      <w:proofErr w:type="spellEnd"/>
-      <w:r>
-        <w:t xml:space="preserve"> (</w:t>
-      </w:r>
-      <w:proofErr w:type="spellStart"/>
-      <w:r>
-        <w:t>celowo</w:t>
-      </w:r>
-      <w:proofErr w:type="spellEnd"/>
-      <w:r>
-        <w:t xml:space="preserve"> </w:t>
-      </w:r>
-      <w:proofErr w:type="spellStart"/>
-      <w:r>
-        <w:t>obniżone</w:t>
-      </w:r>
-      <w:proofErr w:type="spellEnd"/>
-      <w:r>
-        <w:t xml:space="preserve"> </w:t>
-      </w:r>
-      <w:proofErr w:type="spellStart"/>
-      <w:r>
-        <w:t>na</w:t>
-      </w:r>
-      <w:proofErr w:type="spellEnd"/>
-      <w:r>
-        <w:t xml:space="preserve"> </w:t>
-      </w:r>
-      <w:proofErr w:type="spellStart"/>
-      <w:r>
-        <w:t>czas</w:t>
-      </w:r>
-      <w:proofErr w:type="spellEnd"/>
-      <w:r>
-        <w:t xml:space="preserve"> </w:t>
-      </w:r>
-      <w:proofErr w:type="spellStart"/>
-      <w:r>
-        <w:t>testów</w:t>
-      </w:r>
-      <w:proofErr w:type="spellEnd"/>
-      <w:r>
-        <w:t xml:space="preserve">) — </w:t>
-      </w:r>
-      <w:proofErr w:type="spellStart"/>
-      <w:r>
-        <w:t>docelowo</w:t>
-      </w:r>
-      <w:proofErr w:type="spellEnd"/>
-      <w:r>
-        <w:t xml:space="preserve"> </w:t>
-      </w:r>
-      <w:proofErr w:type="spellStart"/>
-      <w:r>
-        <w:t>wymaga</w:t>
-      </w:r>
-      <w:proofErr w:type="spellEnd"/>
-      <w:r>
-        <w:t xml:space="preserve"> </w:t>
-      </w:r>
-      <w:proofErr w:type="spellStart"/>
-      <w:r>
-        <w:t>blokady</w:t>
-      </w:r>
-      <w:proofErr w:type="spellEnd"/>
-      <w:r>
-        <w:t xml:space="preserve"> </w:t>
-      </w:r>
-      <w:proofErr w:type="spellStart"/>
-      <w:r>
-        <w:t>prób</w:t>
-      </w:r>
-      <w:proofErr w:type="spellEnd"/>
-      <w:r>
-        <w:t xml:space="preserve"> </w:t>
-      </w:r>
-      <w:proofErr w:type="spellStart"/>
-      <w:r>
-        <w:t>logowania</w:t>
-      </w:r>
-      <w:proofErr w:type="spellEnd"/>
-      <w:r>
-        <w:t xml:space="preserve"> </w:t>
-      </w:r>
-      <w:proofErr w:type="spellStart"/>
-      <w:r>
-        <w:t>zamiast</w:t>
-      </w:r>
-      <w:proofErr w:type="spellEnd"/>
-      <w:r>
-        <w:t xml:space="preserve"> </w:t>
-      </w:r>
-      <w:proofErr w:type="spellStart"/>
-      <w:r>
-        <w:t>podnoszenia</w:t>
-      </w:r>
-      <w:proofErr w:type="spellEnd"/>
-      <w:r>
-        <w:t xml:space="preserve"> </w:t>
-      </w:r>
-      <w:proofErr w:type="spellStart"/>
-      <w:r>
-        <w:t>wymogu</w:t>
-      </w:r>
-      <w:proofErr w:type="spellEnd"/>
-      <w:r>
-        <w:t xml:space="preserve"> </w:t>
-      </w:r>
-      <w:proofErr w:type="spellStart"/>
-      <w:r>
-        <w:t>długości</w:t>
-      </w:r>
-      <w:proofErr w:type="spellEnd"/>
     </w:p>
     <w:p>
       <w:pPr>
         <w:pStyle w:val="Listapunktowana"/>
       </w:pPr>
-      <w:proofErr w:type="spellStart"/>
       <w:r>
-        <w:t>Uśpiony</w:t>
+        <w:t>Uśpiony Prisma/NextAuth oraz zdublowane pliki danych kalkulatora (calc-data.ts / calculatorData.ts) do uporządkowania</w:t>
       </w:r>
-      <w:proofErr w:type="spellEnd"/>
-      <w:r>
-        <w:t xml:space="preserve"> Prisma/</w:t>
-      </w:r>
-      <w:proofErr w:type="spellStart"/>
-      <w:r>
-        <w:t>NextAuth</w:t>
-      </w:r>
-      <w:proofErr w:type="spellEnd"/>
-      <w:r>
-        <w:t xml:space="preserve"> </w:t>
-      </w:r>
-      <w:proofErr w:type="spellStart"/>
-      <w:r>
-        <w:t>oraz</w:t>
-      </w:r>
-      <w:proofErr w:type="spellEnd"/>
-      <w:r>
-        <w:t xml:space="preserve"> </w:t>
-      </w:r>
-      <w:proofErr w:type="spellStart"/>
-      <w:r>
-        <w:t>zdublowane</w:t>
-      </w:r>
-      <w:proofErr w:type="spellEnd"/>
-      <w:r>
-        <w:t xml:space="preserve"> </w:t>
-      </w:r>
-      <w:proofErr w:type="spellStart"/>
-      <w:r>
-        <w:t>pliki</w:t>
-      </w:r>
-      <w:proofErr w:type="spellEnd"/>
-      <w:r>
-        <w:t xml:space="preserve"> </w:t>
-      </w:r>
-      <w:proofErr w:type="spellStart"/>
-      <w:r>
-        <w:t>danych</w:t>
-      </w:r>
-      <w:proofErr w:type="spellEnd"/>
-      <w:r>
-        <w:t xml:space="preserve"> </w:t>
-      </w:r>
-      <w:proofErr w:type="spellStart"/>
-      <w:r>
-        <w:t>kalkulatora</w:t>
-      </w:r>
-      <w:proofErr w:type="spellEnd"/>
-      <w:r>
-        <w:t xml:space="preserve"> (calc-</w:t>
-      </w:r>
-      <w:proofErr w:type="spellStart"/>
-      <w:r>
-        <w:t>data.ts</w:t>
-      </w:r>
-      <w:proofErr w:type="spellEnd"/>
-      <w:r>
-        <w:t xml:space="preserve"> / </w:t>
-      </w:r>
-      <w:proofErr w:type="spellStart"/>
-      <w:r>
-        <w:t>calculatorData.ts</w:t>
-      </w:r>
-      <w:proofErr w:type="spellEnd"/>
-      <w:r>
-        <w:t xml:space="preserve">) do </w:t>
-      </w:r>
-      <w:proofErr w:type="spellStart"/>
-      <w:r>
-        <w:t>uporządkowania</w:t>
-      </w:r>
-      <w:proofErr w:type="spellEnd"/>
     </w:p>
     <w:p>
       <w:pPr>
         <w:pStyle w:val="Listapunktowana"/>
       </w:pPr>
-      <w:proofErr w:type="spellStart"/>
       <w:r>
-        <w:t>Wysyłka</w:t>
+        <w:t>Wysyłka oferty do klienta to na razie wyłącznie zmiana statusu na „wysłana” — rzeczywista dostawa e-mailem / PDF do klienta jeszcze niezaimplementowana (świadomie odłożona).</w:t>
       </w:r>
-      <w:proofErr w:type="spellEnd"/>
+    </w:p>
+    <w:p>
+      <w:pPr>
+        <w:pStyle w:val="Listapunktowana"/>
+      </w:pPr>
       <w:r>
-        <w:t xml:space="preserve"> </w:t>
-      </w:r>
-      <w:proofErr w:type="spellStart"/>
-      <w:r>
-        <w:t>oferty</w:t>
-      </w:r>
-      <w:proofErr w:type="spellEnd"/>
-      <w:r>
-        <w:t xml:space="preserve"> do </w:t>
-      </w:r>
-      <w:proofErr w:type="spellStart"/>
-      <w:r>
-        <w:t>klienta</w:t>
-      </w:r>
-      <w:proofErr w:type="spellEnd"/>
-      <w:r>
-        <w:t xml:space="preserve"> to </w:t>
-      </w:r>
-      <w:proofErr w:type="spellStart"/>
-      <w:r>
-        <w:t>na</w:t>
-      </w:r>
-      <w:proofErr w:type="spellEnd"/>
-      <w:r>
-        <w:t xml:space="preserve"> </w:t>
-      </w:r>
-      <w:proofErr w:type="spellStart"/>
-      <w:r>
-        <w:t>razie</w:t>
-      </w:r>
-      <w:proofErr w:type="spellEnd"/>
-      <w:r>
-        <w:t xml:space="preserve"> </w:t>
-      </w:r>
-      <w:proofErr w:type="spellStart"/>
-      <w:r>
-        <w:t>wyłącznie</w:t>
-      </w:r>
-      <w:proofErr w:type="spellEnd"/>
-      <w:r>
-        <w:t xml:space="preserve"> </w:t>
-      </w:r>
-      <w:proofErr w:type="spellStart"/>
-      <w:r>
-        <w:t>zmiana</w:t>
-      </w:r>
-      <w:proofErr w:type="spellEnd"/>
-      <w:r>
-        <w:t xml:space="preserve"> </w:t>
-      </w:r>
-      <w:proofErr w:type="spellStart"/>
-      <w:r>
-        <w:t>statusu</w:t>
-      </w:r>
-      <w:proofErr w:type="spellEnd"/>
-      <w:r>
-        <w:t xml:space="preserve"> </w:t>
-      </w:r>
-      <w:proofErr w:type="spellStart"/>
-      <w:r>
-        <w:t>na</w:t>
-      </w:r>
-      <w:proofErr w:type="spellEnd"/>
-      <w:r>
-        <w:t xml:space="preserve"> „</w:t>
-      </w:r>
-      <w:proofErr w:type="spellStart"/>
-      <w:r>
-        <w:t>wysłana</w:t>
-      </w:r>
-      <w:proofErr w:type="spellEnd"/>
-      <w:r>
-        <w:t xml:space="preserve">” — </w:t>
-      </w:r>
-      <w:proofErr w:type="spellStart"/>
-      <w:r>
-        <w:t>rzeczywista</w:t>
-      </w:r>
-      <w:proofErr w:type="spellEnd"/>
-      <w:r>
-        <w:t xml:space="preserve"> </w:t>
-      </w:r>
-      <w:proofErr w:type="spellStart"/>
-      <w:r>
-        <w:t>dostawa</w:t>
-      </w:r>
-      <w:proofErr w:type="spellEnd"/>
-      <w:r>
-        <w:t xml:space="preserve"> e-</w:t>
-      </w:r>
-      <w:proofErr w:type="spellStart"/>
-      <w:r>
-        <w:t>mailem</w:t>
-      </w:r>
-      <w:proofErr w:type="spellEnd"/>
-      <w:r>
-        <w:t xml:space="preserve"> / PDF do </w:t>
-      </w:r>
-      <w:proofErr w:type="spellStart"/>
-      <w:r>
-        <w:t>klienta</w:t>
-      </w:r>
-      <w:proofErr w:type="spellEnd"/>
-      <w:r>
-        <w:t xml:space="preserve"> </w:t>
-      </w:r>
-      <w:proofErr w:type="spellStart"/>
-      <w:r>
-        <w:t>jeszcze</w:t>
-      </w:r>
-      <w:proofErr w:type="spellEnd"/>
-      <w:r>
-        <w:t xml:space="preserve"> </w:t>
-      </w:r>
-      <w:proofErr w:type="spellStart"/>
-      <w:r>
-        <w:t>niezaimplementowana</w:t>
-      </w:r>
-      <w:proofErr w:type="spellEnd"/>
-      <w:r>
-        <w:t xml:space="preserve"> (</w:t>
-      </w:r>
-      <w:proofErr w:type="spellStart"/>
-      <w:r>
-        <w:t>świadomie</w:t>
-      </w:r>
-      <w:proofErr w:type="spellEnd"/>
-      <w:r>
-        <w:t xml:space="preserve"> </w:t>
-      </w:r>
-      <w:proofErr w:type="spellStart"/>
-      <w:r>
-        <w:t>odłożona</w:t>
-      </w:r>
-      <w:proofErr w:type="spellEnd"/>
-      <w:r>
-        <w:t>).</w:t>
+        <w:t>Panel administratora edytuje wyłącznie kontakt główny firmy — dodatkowe osoby kontaktowe powstają przy zapisie oferty i nie mają jeszcze ekranu do poprawiania danych</w:t>
       </w:r>
     </w:p>
     <w:p>
       <w:pPr>
         <w:spacing w:before="200" w:after="120"/>
       </w:pPr>
-      <w:proofErr w:type="spellStart"/>
       <w:r>
         <w:rPr>
           <w:b/>
           <w:color w:val="1F2A44"/>
           <w:sz w:val="26"/>
         </w:rPr>
-        <w:t>Plany</w:t>
+        <w:t>Plany na kolejny tydzień</w:t>
       </w:r>
-      <w:proofErr w:type="spellEnd"/>
-      <w:r>
-        <w:rPr>
-          <w:b/>
-          <w:color w:val="1F2A44"/>
-          <w:sz w:val="26"/>
-        </w:rPr>
-        <w:t xml:space="preserve"> </w:t>
-      </w:r>
-      <w:proofErr w:type="spellStart"/>
-      <w:r>
-        <w:rPr>
-          <w:b/>
-          <w:color w:val="1F2A44"/>
-          <w:sz w:val="26"/>
-        </w:rPr>
-        <w:t>na</w:t>
-      </w:r>
-      <w:proofErr w:type="spellEnd"/>
-      <w:r>
-        <w:rPr>
-          <w:b/>
-          <w:color w:val="1F2A44"/>
-          <w:sz w:val="26"/>
-        </w:rPr>
-        <w:t xml:space="preserve"> </w:t>
-      </w:r>
-      <w:proofErr w:type="spellStart"/>
-      <w:r>
-        <w:rPr>
-          <w:b/>
-          <w:color w:val="1F2A44"/>
-          <w:sz w:val="26"/>
-        </w:rPr>
-        <w:t>kolejny</w:t>
-      </w:r>
-      <w:proofErr w:type="spellEnd"/>
-      <w:r>
-        <w:rPr>
-          <w:b/>
-          <w:color w:val="1F2A44"/>
-          <w:sz w:val="26"/>
-        </w:rPr>
-        <w:t xml:space="preserve"> </w:t>
-      </w:r>
-      <w:proofErr w:type="spellStart"/>
-      <w:r>
-        <w:rPr>
-          <w:b/>
-          <w:color w:val="1F2A44"/>
-          <w:sz w:val="26"/>
-        </w:rPr>
-        <w:t>tydzień</w:t>
-      </w:r>
-      <w:proofErr w:type="spellEnd"/>
-    </w:p>
-    <w:p>
-      <w:pPr>
-        <w:pStyle w:val="Listapunktowana"/>
-      </w:pPr>
-      <w:proofErr w:type="spellStart"/>
-      <w:r>
-        <w:t>Wybór</w:t>
-      </w:r>
-      <w:proofErr w:type="spellEnd"/>
-      <w:r>
-        <w:t xml:space="preserve"> </w:t>
-      </w:r>
-      <w:proofErr w:type="spellStart"/>
-      <w:r>
-        <w:t>klienta</w:t>
-      </w:r>
-      <w:proofErr w:type="spellEnd"/>
-      <w:r>
-        <w:t xml:space="preserve"> z </w:t>
-      </w:r>
-      <w:proofErr w:type="spellStart"/>
-      <w:r>
-        <w:t>bazy</w:t>
-      </w:r>
-      <w:proofErr w:type="spellEnd"/>
-      <w:r>
-        <w:t xml:space="preserve"> w </w:t>
-      </w:r>
-      <w:proofErr w:type="spellStart"/>
-      <w:r>
-        <w:t>kalkulatorze</w:t>
-      </w:r>
-      <w:proofErr w:type="spellEnd"/>
-      <w:r>
-        <w:t xml:space="preserve"> </w:t>
-      </w:r>
-      <w:proofErr w:type="spellStart"/>
-      <w:r>
-        <w:t>zamiast</w:t>
-      </w:r>
-      <w:proofErr w:type="spellEnd"/>
-      <w:r>
-        <w:t xml:space="preserve"> </w:t>
-      </w:r>
-      <w:proofErr w:type="spellStart"/>
-      <w:r>
-        <w:t>ręcznego</w:t>
-      </w:r>
-      <w:proofErr w:type="spellEnd"/>
-      <w:r>
-        <w:t xml:space="preserve"> </w:t>
-      </w:r>
-      <w:proofErr w:type="spellStart"/>
-      <w:r>
-        <w:t>wpisywania</w:t>
-      </w:r>
-      <w:proofErr w:type="spellEnd"/>
-      <w:r>
-        <w:t xml:space="preserve"> </w:t>
-      </w:r>
-      <w:proofErr w:type="spellStart"/>
-      <w:r>
-        <w:t>danych</w:t>
-      </w:r>
-      <w:proofErr w:type="spellEnd"/>
-      <w:r>
-        <w:t xml:space="preserve"> w </w:t>
-      </w:r>
-      <w:proofErr w:type="spellStart"/>
-      <w:r>
-        <w:t>każdej</w:t>
-      </w:r>
-      <w:proofErr w:type="spellEnd"/>
-      <w:r>
-        <w:t xml:space="preserve"> </w:t>
-      </w:r>
-      <w:proofErr w:type="spellStart"/>
-      <w:r>
-        <w:t>ofercie</w:t>
-      </w:r>
-      <w:proofErr w:type="spellEnd"/>
     </w:p>
     <w:p>
       <w:pPr>
         <w:pStyle w:val="Listapunktowana"/>
       </w:pPr>
       <w:r>
-        <w:t xml:space="preserve">Testy </w:t>
+        <w:t>Testy ręczne end-to-end wszystkich trzech ról i pełnego obiegu oferty na środowisku hostingowym</w:t>
       </w:r>
-      <w:proofErr w:type="spellStart"/>
-      <w:r>
-        <w:t>ręczne</w:t>
-      </w:r>
-      <w:proofErr w:type="spellEnd"/>
-      <w:r>
-        <w:t xml:space="preserve"> end-to-end </w:t>
-      </w:r>
-      <w:proofErr w:type="spellStart"/>
-      <w:r>
-        <w:t>wszystkich</w:t>
-      </w:r>
-      <w:proofErr w:type="spellEnd"/>
-      <w:r>
-        <w:t xml:space="preserve"> </w:t>
-      </w:r>
-      <w:proofErr w:type="spellStart"/>
-      <w:r>
-        <w:t>trzech</w:t>
-      </w:r>
-      <w:proofErr w:type="spellEnd"/>
-      <w:r>
-        <w:t xml:space="preserve"> </w:t>
-      </w:r>
-      <w:proofErr w:type="spellStart"/>
-      <w:r>
-        <w:t>ról</w:t>
-      </w:r>
-      <w:proofErr w:type="spellEnd"/>
-      <w:r>
-        <w:t xml:space="preserve"> </w:t>
-      </w:r>
-      <w:proofErr w:type="spellStart"/>
-      <w:r>
-        <w:t>i</w:t>
-      </w:r>
-      <w:proofErr w:type="spellEnd"/>
-      <w:r>
-        <w:t xml:space="preserve"> </w:t>
-      </w:r>
-      <w:proofErr w:type="spellStart"/>
-      <w:r>
-        <w:t>pełnego</w:t>
-      </w:r>
-      <w:proofErr w:type="spellEnd"/>
-      <w:r>
-        <w:t xml:space="preserve"> </w:t>
-      </w:r>
-      <w:proofErr w:type="spellStart"/>
-      <w:r>
-        <w:t>obiegu</w:t>
-      </w:r>
-      <w:proofErr w:type="spellEnd"/>
-      <w:r>
-        <w:t xml:space="preserve"> </w:t>
-      </w:r>
-      <w:proofErr w:type="spellStart"/>
-      <w:r>
-        <w:t>oferty</w:t>
-      </w:r>
-      <w:proofErr w:type="spellEnd"/>
-      <w:r>
-        <w:t xml:space="preserve"> </w:t>
-      </w:r>
-      <w:proofErr w:type="spellStart"/>
-      <w:r>
-        <w:t>na</w:t>
-      </w:r>
-      <w:proofErr w:type="spellEnd"/>
-      <w:r>
-        <w:t xml:space="preserve"> </w:t>
-      </w:r>
-      <w:proofErr w:type="spellStart"/>
-      <w:r>
-        <w:t>środowisku</w:t>
-      </w:r>
-      <w:proofErr w:type="spellEnd"/>
-      <w:r>
-        <w:t xml:space="preserve"> </w:t>
-      </w:r>
-      <w:proofErr w:type="spellStart"/>
-      <w:r>
-        <w:t>hostingowym</w:t>
-      </w:r>
-      <w:proofErr w:type="spellEnd"/>
     </w:p>
     <w:p>
       <w:pPr>
         <w:pStyle w:val="Listapunktowana"/>
       </w:pPr>
-      <w:proofErr w:type="spellStart"/>
       <w:r>
+        <w:lastRenderedPageBreak/>
         <w:t>Automatyczne pobieranie kursu EUR/PLN z API giełdowego (ręczne ustawianie kursu przez administratora — zrealizowane w 1.3)</w:t>
       </w:r>
-      <w:proofErr w:type="spellEnd"/>
-      <w:proofErr w:type="spellStart"/>
-      <w:proofErr w:type="spellEnd"/>
-      <w:proofErr w:type="spellStart"/>
-      <w:proofErr w:type="spellEnd"/>
-      <w:proofErr w:type="spellStart"/>
-      <w:proofErr w:type="spellEnd"/>
     </w:p>
     <w:p>
       <w:pPr>
         <w:pStyle w:val="Listapunktowana"/>
       </w:pPr>
-      <w:proofErr w:type="spellStart"/>
       <w:r>
-        <w:t>Poprawki</w:t>
+        <w:t>Poprawki systemu walidacji</w:t>
       </w:r>
-      <w:proofErr w:type="spellEnd"/>
-      <w:r>
-        <w:t xml:space="preserve"> </w:t>
-      </w:r>
-      <w:proofErr w:type="spellStart"/>
-      <w:r>
-        <w:t>systemu</w:t>
-      </w:r>
-      <w:proofErr w:type="spellEnd"/>
-      <w:r>
-        <w:t xml:space="preserve"> </w:t>
-      </w:r>
-      <w:proofErr w:type="spellStart"/>
-      <w:r>
-        <w:t>walidacji</w:t>
-      </w:r>
-      <w:proofErr w:type="spellEnd"/>
     </w:p>
     <w:p>
       <w:pPr>
         <w:pStyle w:val="Listapunktowana"/>
       </w:pPr>
-      <w:proofErr w:type="spellStart"/>
       <w:r>
-        <w:t>Dodanie</w:t>
+        <w:t>Dodanie tabelki z terminem płatności</w:t>
       </w:r>
-      <w:proofErr w:type="spellEnd"/>
-      <w:r>
-        <w:t xml:space="preserve"> </w:t>
-      </w:r>
-      <w:proofErr w:type="spellStart"/>
-      <w:r>
-        <w:t>tabelki</w:t>
-      </w:r>
-      <w:proofErr w:type="spellEnd"/>
-      <w:r>
-        <w:t xml:space="preserve"> z </w:t>
-      </w:r>
-      <w:proofErr w:type="spellStart"/>
-      <w:r>
-        <w:t>terminem</w:t>
-      </w:r>
-      <w:proofErr w:type="spellEnd"/>
-      <w:r>
-        <w:t xml:space="preserve"> </w:t>
-      </w:r>
-      <w:proofErr w:type="spellStart"/>
-      <w:r>
-        <w:t>płatności</w:t>
-      </w:r>
-      <w:proofErr w:type="spellEnd"/>
     </w:p>
     <w:p>
       <w:pPr>
         <w:pStyle w:val="Listapunktowana"/>
       </w:pPr>
-      <w:proofErr w:type="spellStart"/>
       <w:r>
-        <w:t>Mechanizm</w:t>
-      </w:r>
-      <w:proofErr w:type="spellEnd"/>
-      <w:r>
-        <w:t xml:space="preserve"> </w:t>
-      </w:r>
-      <w:proofErr w:type="spellStart"/>
-      <w:r>
-        <w:t>faktycznej</w:t>
-      </w:r>
-      <w:proofErr w:type="spellEnd"/>
-      <w:r>
-        <w:t xml:space="preserve"> </w:t>
-      </w:r>
-      <w:proofErr w:type="spellStart"/>
-      <w:r>
-        <w:t>wysyłki</w:t>
-      </w:r>
-      <w:proofErr w:type="spellEnd"/>
-      <w:r>
-        <w:t xml:space="preserve"> </w:t>
-      </w:r>
-      <w:proofErr w:type="spellStart"/>
-      <w:r>
-        <w:t>oferty</w:t>
-      </w:r>
-      <w:proofErr w:type="spellEnd"/>
-      <w:r>
-        <w:t xml:space="preserve"> do </w:t>
-      </w:r>
-      <w:proofErr w:type="spellStart"/>
-      <w:r>
-        <w:t>klienta</w:t>
-      </w:r>
-      <w:proofErr w:type="spellEnd"/>
-      <w:r>
-        <w:t xml:space="preserve"> e-</w:t>
-      </w:r>
-      <w:proofErr w:type="spellStart"/>
-      <w:r>
-        <w:t>mailem</w:t>
-      </w:r>
-      <w:proofErr w:type="spellEnd"/>
-      <w:r>
-        <w:t xml:space="preserve"> / PDF (</w:t>
-      </w:r>
-      <w:proofErr w:type="spellStart"/>
-      <w:r>
-        <w:t>obecnie</w:t>
-      </w:r>
-      <w:proofErr w:type="spellEnd"/>
-      <w:r>
-        <w:t xml:space="preserve"> </w:t>
-      </w:r>
-      <w:proofErr w:type="spellStart"/>
-      <w:r>
-        <w:t>tylko</w:t>
-      </w:r>
-      <w:proofErr w:type="spellEnd"/>
-      <w:r>
-        <w:t xml:space="preserve"> </w:t>
-      </w:r>
-      <w:proofErr w:type="spellStart"/>
-      <w:r>
-        <w:t>zmiana</w:t>
-      </w:r>
-      <w:proofErr w:type="spellEnd"/>
-      <w:r>
-        <w:t xml:space="preserve"> </w:t>
-      </w:r>
-      <w:proofErr w:type="spellStart"/>
-      <w:r>
-        <w:t>statusu</w:t>
-      </w:r>
-      <w:proofErr w:type="spellEnd"/>
-      <w:r>
-        <w:t xml:space="preserve"> </w:t>
-      </w:r>
-      <w:proofErr w:type="spellStart"/>
-      <w:r>
-        <w:t>na</w:t>
-      </w:r>
-      <w:proofErr w:type="spellEnd"/>
-      <w:r>
-        <w:t xml:space="preserve"> „</w:t>
-      </w:r>
-      <w:proofErr w:type="spellStart"/>
-      <w:r>
-        <w:t>wysłana</w:t>
-      </w:r>
-      <w:proofErr w:type="spellEnd"/>
-      <w:r>
-        <w:t>”)</w:t>
+        <w:t>Mechanizm faktycznej wysyłki oferty do klienta e-mailem / PDF (obecnie tylko zmiana statusu na „wysłana”)</w:t>
       </w:r>
     </w:p>
     <w:p>
@@ -3869,19 +1213,11 @@
             <w:tcW w:w="4320" w:type="dxa"/>
           </w:tcPr>
           <w:p>
-            <w:proofErr w:type="spellStart"/>
             <w:r>
               <w:rPr>
                 <w:color w:val="1F2A44"/>
               </w:rPr>
-              <w:t>Sporządził</w:t>
-            </w:r>
-            <w:proofErr w:type="spellEnd"/>
-            <w:r>
-              <w:rPr>
-                <w:color w:val="1F2A44"/>
-              </w:rPr>
-              <w:t>:  Mateusz Mazur</w:t>
+              <w:t>Sporządził:  Mateusz Mazur</w:t>
             </w:r>
           </w:p>
         </w:tc>
@@ -3893,19 +1229,11 @@
             <w:pPr>
               <w:jc w:val="right"/>
             </w:pPr>
-            <w:proofErr w:type="spellStart"/>
             <w:r>
               <w:rPr>
                 <w:color w:val="666666"/>
               </w:rPr>
-              <w:t>Zatwierdził</w:t>
-            </w:r>
-            <w:proofErr w:type="spellEnd"/>
-            <w:r>
-              <w:rPr>
-                <w:color w:val="666666"/>
-              </w:rPr>
-              <w:t>:  ______________________</w:t>
+              <w:t>Zatwierdził:  ______________________</w:t>
             </w:r>
           </w:p>
         </w:tc>
@@ -3924,7 +1252,7 @@
 </file>
 
 <file path=word/endnotes.xml><?xml version="1.0" encoding="utf-8"?>
-<w:endnotes xmlns:wpc="http://schemas.microsoft.com/office/word/2010/wordprocessingCanvas" xmlns:cx="http://schemas.microsoft.com/office/drawing/2014/chartex" xmlns:cx1="http://schemas.microsoft.com/office/drawing/2015/9/8/chartex" xmlns:cx2="http://schemas.microsoft.com/office/drawing/2015/10/21/chartex" xmlns:cx3="http://schemas.microsoft.com/office/drawing/2016/5/9/chartex" xmlns:cx4="http://schemas.microsoft.com/office/drawing/2016/5/10/chartex" xmlns:cx5="http://schemas.microsoft.com/office/drawing/2016/5/11/chartex" xmlns:cx6="http://schemas.microsoft.com/office/drawing/2016/5/12/chartex" xmlns:cx7="http://schemas.microsoft.com/office/drawing/2016/5/13/chartex" xmlns:cx8="http://schemas.microsoft.com/office/drawing/2016/5/14/chartex" xmlns:mc="http://schemas.openxmlformats.org/markup-compatibility/2006" xmlns:aink="http://schemas.microsoft.com/office/drawing/2016/ink" xmlns:am3d="http://schemas.microsoft.com/office/drawing/2017/model3d" xmlns:o="urn:schemas-microsoft-com:office:office" xmlns:oel="http://schemas.microsoft.com/office/2019/extlst" xmlns:r="http://schemas.openxmlformats.org/officeDocument/2006/relationships" xmlns:m="http://schemas.openxmlformats.org/officeDocument/2006/math" xmlns:v="urn:schemas-microsoft-com:vml" xmlns:wp14="http://schemas.microsoft.com/office/word/2010/wordprocessingDrawing" xmlns:wp="http://schemas.openxmlformats.org/drawingml/2006/wordprocessingDrawing" xmlns:w10="urn:schemas-microsoft-com:office:word" xmlns:w="http://schemas.openxmlformats.org/wordprocessingml/2006/main" xmlns:w14="http://schemas.microsoft.com/office/word/2010/wordml" xmlns:w15="http://schemas.microsoft.com/office/word/2012/wordml" xmlns:w16cex="http://schemas.microsoft.com/office/word/2018/wordml/cex" xmlns:w16cid="http://schemas.microsoft.com/office/word/2016/wordml/cid" xmlns:w16="http://schemas.microsoft.com/office/word/2018/wordml" xmlns:w16du="http://schemas.microsoft.com/office/word/2023/wordml/word16du" xmlns:w16sdtdh="http://schemas.microsoft.com/office/word/2020/wordml/sdtdatahash" xmlns:w16sdtfl="http://schemas.microsoft.com/office/word/2024/wordml/sdtformatlock" xmlns:w16se="http://schemas.microsoft.com/office/word/2015/wordml/symex" xmlns:wpg="http://schemas.microsoft.com/office/word/2010/wordprocessingGroup" xmlns:wpi="http://schemas.microsoft.com/office/word/2010/wordprocessingInk" xmlns:wne="http://schemas.microsoft.com/office/word/2006/wordml" xmlns:wps="http://schemas.microsoft.com/office/word/2010/wordprocessingShape" mc:Ignorable="w14 w15 w16se w16cid w16 w16cex w16sdtdh w16sdtfl w16du wp14">
+<w:endnotes xmlns:wpc="http://schemas.microsoft.com/office/word/2010/wordprocessingCanvas" xmlns:cx="http://schemas.microsoft.com/office/drawing/2014/chartex" xmlns:cx1="http://schemas.microsoft.com/office/drawing/2015/9/8/chartex" xmlns:cx2="http://schemas.microsoft.com/office/drawing/2015/10/21/chartex" xmlns:cx3="http://schemas.microsoft.com/office/drawing/2016/5/9/chartex" xmlns:cx4="http://schemas.microsoft.com/office/drawing/2016/5/10/chartex" xmlns:cx5="http://schemas.microsoft.com/office/drawing/2016/5/11/chartex" xmlns:cx6="http://schemas.microsoft.com/office/drawing/2016/5/12/chartex" xmlns:cx7="http://schemas.microsoft.com/office/drawing/2016/5/13/chartex" xmlns:cx8="http://schemas.microsoft.com/office/drawing/2016/5/14/chartex" xmlns:mc="http://schemas.openxmlformats.org/markup-compatibility/2006" xmlns:aink="http://schemas.microsoft.com/office/drawing/2016/ink" xmlns:am3d="http://schemas.microsoft.com/office/drawing/2017/model3d" xmlns:o="urn:schemas-microsoft-com:office:office" xmlns:oel="http://schemas.microsoft.com/office/2019/extlst" xmlns:r="http://schemas.openxmlformats.org/officeDocument/2006/relationships" xmlns:m="http://schemas.openxmlformats.org/officeDocument/2006/math" xmlns:v="urn:schemas-microsoft-com:vml" xmlns:wp14="http://schemas.microsoft.com/office/word/2010/wordprocessingDrawing" xmlns:wp="http://schemas.openxmlformats.org/drawingml/2006/wordprocessingDrawing" xmlns:w10="urn:schemas-microsoft-com:office:word" xmlns:w="http://schemas.openxmlformats.org/wordprocessingml/2006/main" xmlns:w14="http://schemas.microsoft.com/office/word/2010/wordml" xmlns:w15="http://schemas.microsoft.com/office/word/2012/wordml" xmlns:w16cei="http://schemas.microsoft.com/office/word/2026/wordml/cei" xmlns:w16cex="http://schemas.microsoft.com/office/word/2018/wordml/cex" xmlns:w16cid="http://schemas.microsoft.com/office/word/2016/wordml/cid" xmlns:w16="http://schemas.microsoft.com/office/word/2018/wordml" xmlns:w16du="http://schemas.microsoft.com/office/word/2023/wordml/word16du" xmlns:w16sdtdh="http://schemas.microsoft.com/office/word/2020/wordml/sdtdatahash" xmlns:w16sdtfl="http://schemas.microsoft.com/office/word/2024/wordml/sdtformatlock" xmlns:w16se="http://schemas.microsoft.com/office/word/2015/wordml/symex" xmlns:wpg="http://schemas.microsoft.com/office/word/2010/wordprocessingGroup" xmlns:wpi="http://schemas.microsoft.com/office/word/2010/wordprocessingInk" xmlns:wne="http://schemas.microsoft.com/office/word/2006/wordml" xmlns:wps="http://schemas.microsoft.com/office/word/2010/wordprocessingShape" mc:Ignorable="w14 w15 w16se w16cid w16 w16cex w16sdtdh w16sdtfl w16du wp14">
   <w:endnote w:type="separator" w:id="-1">
     <w:p>
       <w:pPr>
@@ -3949,84 +1277,18 @@
 </file>
 
 <file path=word/footer1.xml><?xml version="1.0" encoding="utf-8"?>
-<w:ftr xmlns:wpc="http://schemas.microsoft.com/office/word/2010/wordprocessingCanvas" xmlns:cx="http://schemas.microsoft.com/office/drawing/2014/chartex" xmlns:cx1="http://schemas.microsoft.com/office/drawing/2015/9/8/chartex" xmlns:cx2="http://schemas.microsoft.com/office/drawing/2015/10/21/chartex" xmlns:cx3="http://schemas.microsoft.com/office/drawing/2016/5/9/chartex" xmlns:cx4="http://schemas.microsoft.com/office/drawing/2016/5/10/chartex" xmlns:cx5="http://schemas.microsoft.com/office/drawing/2016/5/11/chartex" xmlns:cx6="http://schemas.microsoft.com/office/drawing/2016/5/12/chartex" xmlns:cx7="http://schemas.microsoft.com/office/drawing/2016/5/13/chartex" xmlns:cx8="http://schemas.microsoft.com/office/drawing/2016/5/14/chartex" xmlns:mc="http://schemas.openxmlformats.org/markup-compatibility/2006" xmlns:aink="http://schemas.microsoft.com/office/drawing/2016/ink" xmlns:am3d="http://schemas.microsoft.com/office/drawing/2017/model3d" xmlns:o="urn:schemas-microsoft-com:office:office" xmlns:oel="http://schemas.microsoft.com/office/2019/extlst" xmlns:r="http://schemas.openxmlformats.org/officeDocument/2006/relationships" xmlns:m="http://schemas.openxmlformats.org/officeDocument/2006/math" xmlns:v="urn:schemas-microsoft-com:vml" xmlns:wp14="http://schemas.microsoft.com/office/word/2010/wordprocessingDrawing" xmlns:wp="http://schemas.openxmlformats.org/drawingml/2006/wordprocessingDrawing" xmlns:w10="urn:schemas-microsoft-com:office:word" xmlns:w="http://schemas.openxmlformats.org/wordprocessingml/2006/main" xmlns:w14="http://schemas.microsoft.com/office/word/2010/wordml" xmlns:w15="http://schemas.microsoft.com/office/word/2012/wordml" xmlns:w16cex="http://schemas.microsoft.com/office/word/2018/wordml/cex" xmlns:w16cid="http://schemas.microsoft.com/office/word/2016/wordml/cid" xmlns:w16="http://schemas.microsoft.com/office/word/2018/wordml" xmlns:w16du="http://schemas.microsoft.com/office/word/2023/wordml/word16du" xmlns:w16sdtdh="http://schemas.microsoft.com/office/word/2020/wordml/sdtdatahash" xmlns:w16sdtfl="http://schemas.microsoft.com/office/word/2024/wordml/sdtformatlock" xmlns:w16se="http://schemas.microsoft.com/office/word/2015/wordml/symex" xmlns:wpg="http://schemas.microsoft.com/office/word/2010/wordprocessingGroup" xmlns:wpi="http://schemas.microsoft.com/office/word/2010/wordprocessingInk" xmlns:wne="http://schemas.microsoft.com/office/word/2006/wordml" xmlns:wps="http://schemas.microsoft.com/office/word/2010/wordprocessingShape" mc:Ignorable="w14 w15 w16se w16cid w16 w16cex w16sdtdh w16sdtfl w16du wp14">
+<w:ftr xmlns:wpc="http://schemas.microsoft.com/office/word/2010/wordprocessingCanvas" xmlns:cx="http://schemas.microsoft.com/office/drawing/2014/chartex" xmlns:cx1="http://schemas.microsoft.com/office/drawing/2015/9/8/chartex" xmlns:cx2="http://schemas.microsoft.com/office/drawing/2015/10/21/chartex" xmlns:cx3="http://schemas.microsoft.com/office/drawing/2016/5/9/chartex" xmlns:cx4="http://schemas.microsoft.com/office/drawing/2016/5/10/chartex" xmlns:cx5="http://schemas.microsoft.com/office/drawing/2016/5/11/chartex" xmlns:cx6="http://schemas.microsoft.com/office/drawing/2016/5/12/chartex" xmlns:cx7="http://schemas.microsoft.com/office/drawing/2016/5/13/chartex" xmlns:cx8="http://schemas.microsoft.com/office/drawing/2016/5/14/chartex" xmlns:mc="http://schemas.openxmlformats.org/markup-compatibility/2006" xmlns:aink="http://schemas.microsoft.com/office/drawing/2016/ink" xmlns:am3d="http://schemas.microsoft.com/office/drawing/2017/model3d" xmlns:o="urn:schemas-microsoft-com:office:office" xmlns:oel="http://schemas.microsoft.com/office/2019/extlst" xmlns:r="http://schemas.openxmlformats.org/officeDocument/2006/relationships" xmlns:m="http://schemas.openxmlformats.org/officeDocument/2006/math" xmlns:v="urn:schemas-microsoft-com:vml" xmlns:wp14="http://schemas.microsoft.com/office/word/2010/wordprocessingDrawing" xmlns:wp="http://schemas.openxmlformats.org/drawingml/2006/wordprocessingDrawing" xmlns:w10="urn:schemas-microsoft-com:office:word" xmlns:w="http://schemas.openxmlformats.org/wordprocessingml/2006/main" xmlns:w14="http://schemas.microsoft.com/office/word/2010/wordml" xmlns:w15="http://schemas.microsoft.com/office/word/2012/wordml" xmlns:w16cei="http://schemas.microsoft.com/office/word/2026/wordml/cei" xmlns:w16cex="http://schemas.microsoft.com/office/word/2018/wordml/cex" xmlns:w16cid="http://schemas.microsoft.com/office/word/2016/wordml/cid" xmlns:w16="http://schemas.microsoft.com/office/word/2018/wordml" xmlns:w16du="http://schemas.microsoft.com/office/word/2023/wordml/word16du" xmlns:w16sdtdh="http://schemas.microsoft.com/office/word/2020/wordml/sdtdatahash" xmlns:w16sdtfl="http://schemas.microsoft.com/office/word/2024/wordml/sdtformatlock" xmlns:w16se="http://schemas.microsoft.com/office/word/2015/wordml/symex" xmlns:wpg="http://schemas.microsoft.com/office/word/2010/wordprocessingGroup" xmlns:wpi="http://schemas.microsoft.com/office/word/2010/wordprocessingInk" xmlns:wne="http://schemas.microsoft.com/office/word/2006/wordml" xmlns:wps="http://schemas.microsoft.com/office/word/2010/wordprocessingShape" mc:Ignorable="w14 w15 w16se w16cid w16 w16cex w16sdtdh w16sdtfl w16du wp14">
   <w:p>
     <w:pPr>
       <w:pStyle w:val="Stopka"/>
       <w:jc w:val="center"/>
     </w:pPr>
-    <w:proofErr w:type="spellStart"/>
     <w:r>
       <w:rPr>
         <w:color w:val="666666"/>
         <w:sz w:val="16"/>
       </w:rPr>
-      <w:t>AMSteel</w:t>
-    </w:r>
-    <w:proofErr w:type="spellEnd"/>
-    <w:r>
-      <w:rPr>
-        <w:color w:val="666666"/>
-        <w:sz w:val="16"/>
-      </w:rPr>
-      <w:t xml:space="preserve"> Quote — </w:t>
-    </w:r>
-    <w:proofErr w:type="spellStart"/>
-    <w:r>
-      <w:rPr>
-        <w:color w:val="666666"/>
-        <w:sz w:val="16"/>
-      </w:rPr>
-      <w:t>Raport</w:t>
-    </w:r>
-    <w:proofErr w:type="spellEnd"/>
-    <w:r>
-      <w:rPr>
-        <w:color w:val="666666"/>
-        <w:sz w:val="16"/>
-      </w:rPr>
-      <w:t xml:space="preserve"> </w:t>
-    </w:r>
-    <w:proofErr w:type="spellStart"/>
-    <w:proofErr w:type="gramStart"/>
-    <w:r>
-      <w:rPr>
-        <w:color w:val="666666"/>
-        <w:sz w:val="16"/>
-      </w:rPr>
-      <w:t>wersji</w:t>
-    </w:r>
-    <w:proofErr w:type="spellEnd"/>
-    <w:r>
-      <w:rPr>
-        <w:color w:val="666666"/>
-        <w:sz w:val="16"/>
-      </w:rPr>
-      <w:t xml:space="preserve">  |</w:t>
-    </w:r>
-    <w:proofErr w:type="gramEnd"/>
-    <w:r>
-      <w:rPr>
-        <w:color w:val="666666"/>
-        <w:sz w:val="16"/>
-      </w:rPr>
-      <w:t xml:space="preserve">  Mateusz </w:t>
-    </w:r>
-    <w:proofErr w:type="gramStart"/>
-    <w:r>
-      <w:rPr>
-        <w:color w:val="666666"/>
-        <w:sz w:val="16"/>
-      </w:rPr>
-      <w:t>Mazur  |</w:t>
-    </w:r>
-    <w:proofErr w:type="gramEnd"/>
-    <w:r>
-      <w:rPr>
-        <w:color w:val="666666"/>
-        <w:sz w:val="16"/>
-      </w:rPr>
-      <w:t xml:space="preserve">  Strona </w:t>
+      <w:t xml:space="preserve">AMSteel Quote — Raport wersji  |  Mateusz Mazur  |  Strona </w:t>
     </w:r>
     <w:r>
       <w:fldChar w:fldCharType="begin"/>
@@ -4054,7 +1316,7 @@
 </file>
 
 <file path=word/footnotes.xml><?xml version="1.0" encoding="utf-8"?>
-<w:footnotes xmlns:wpc="http://schemas.microsoft.com/office/word/2010/wordprocessingCanvas" xmlns:cx="http://schemas.microsoft.com/office/drawing/2014/chartex" xmlns:cx1="http://schemas.microsoft.com/office/drawing/2015/9/8/chartex" xmlns:cx2="http://schemas.microsoft.com/office/drawing/2015/10/21/chartex" xmlns:cx3="http://schemas.microsoft.com/office/drawing/2016/5/9/chartex" xmlns:cx4="http://schemas.microsoft.com/office/drawing/2016/5/10/chartex" xmlns:cx5="http://schemas.microsoft.com/office/drawing/2016/5/11/chartex" xmlns:cx6="http://schemas.microsoft.com/office/drawing/2016/5/12/chartex" xmlns:cx7="http://schemas.microsoft.com/office/drawing/2016/5/13/chartex" xmlns:cx8="http://schemas.microsoft.com/office/drawing/2016/5/14/chartex" xmlns:mc="http://schemas.openxmlformats.org/markup-compatibility/2006" xmlns:aink="http://schemas.microsoft.com/office/drawing/2016/ink" xmlns:am3d="http://schemas.microsoft.com/office/drawing/2017/model3d" xmlns:o="urn:schemas-microsoft-com:office:office" xmlns:oel="http://schemas.microsoft.com/office/2019/extlst" xmlns:r="http://schemas.openxmlformats.org/officeDocument/2006/relationships" xmlns:m="http://schemas.openxmlformats.org/officeDocument/2006/math" xmlns:v="urn:schemas-microsoft-com:vml" xmlns:wp14="http://schemas.microsoft.com/office/word/2010/wordprocessingDrawing" xmlns:wp="http://schemas.openxmlformats.org/drawingml/2006/wordprocessingDrawing" xmlns:w10="urn:schemas-microsoft-com:office:word" xmlns:w="http://schemas.openxmlformats.org/wordprocessingml/2006/main" xmlns:w14="http://schemas.microsoft.com/office/word/2010/wordml" xmlns:w15="http://schemas.microsoft.com/office/word/2012/wordml" xmlns:w16cex="http://schemas.microsoft.com/office/word/2018/wordml/cex" xmlns:w16cid="http://schemas.microsoft.com/office/word/2016/wordml/cid" xmlns:w16="http://schemas.microsoft.com/office/word/2018/wordml" xmlns:w16du="http://schemas.microsoft.com/office/word/2023/wordml/word16du" xmlns:w16sdtdh="http://schemas.microsoft.com/office/word/2020/wordml/sdtdatahash" xmlns:w16sdtfl="http://schemas.microsoft.com/office/word/2024/wordml/sdtformatlock" xmlns:w16se="http://schemas.microsoft.com/office/word/2015/wordml/symex" xmlns:wpg="http://schemas.microsoft.com/office/word/2010/wordprocessingGroup" xmlns:wpi="http://schemas.microsoft.com/office/word/2010/wordprocessingInk" xmlns:wne="http://schemas.microsoft.com/office/word/2006/wordml" xmlns:wps="http://schemas.microsoft.com/office/word/2010/wordprocessingShape" mc:Ignorable="w14 w15 w16se w16cid w16 w16cex w16sdtdh w16sdtfl w16du wp14">
+<w:footnotes xmlns:wpc="http://schemas.microsoft.com/office/word/2010/wordprocessingCanvas" xmlns:cx="http://schemas.microsoft.com/office/drawing/2014/chartex" xmlns:cx1="http://schemas.microsoft.com/office/drawing/2015/9/8/chartex" xmlns:cx2="http://schemas.microsoft.com/office/drawing/2015/10/21/chartex" xmlns:cx3="http://schemas.microsoft.com/office/drawing/2016/5/9/chartex" xmlns:cx4="http://schemas.microsoft.com/office/drawing/2016/5/10/chartex" xmlns:cx5="http://schemas.microsoft.com/office/drawing/2016/5/11/chartex" xmlns:cx6="http://schemas.microsoft.com/office/drawing/2016/5/12/chartex" xmlns:cx7="http://schemas.microsoft.com/office/drawing/2016/5/13/chartex" xmlns:cx8="http://schemas.microsoft.com/office/drawing/2016/5/14/chartex" xmlns:mc="http://schemas.openxmlformats.org/markup-compatibility/2006" xmlns:aink="http://schemas.microsoft.com/office/drawing/2016/ink" xmlns:am3d="http://schemas.microsoft.com/office/drawing/2017/model3d" xmlns:o="urn:schemas-microsoft-com:office:office" xmlns:oel="http://schemas.microsoft.com/office/2019/extlst" xmlns:r="http://schemas.openxmlformats.org/officeDocument/2006/relationships" xmlns:m="http://schemas.openxmlformats.org/officeDocument/2006/math" xmlns:v="urn:schemas-microsoft-com:vml" xmlns:wp14="http://schemas.microsoft.com/office/word/2010/wordprocessingDrawing" xmlns:wp="http://schemas.openxmlformats.org/drawingml/2006/wordprocessingDrawing" xmlns:w10="urn:schemas-microsoft-com:office:word" xmlns:w="http://schemas.openxmlformats.org/wordprocessingml/2006/main" xmlns:w14="http://schemas.microsoft.com/office/word/2010/wordml" xmlns:w15="http://schemas.microsoft.com/office/word/2012/wordml" xmlns:w16cei="http://schemas.microsoft.com/office/word/2026/wordml/cei" xmlns:w16cex="http://schemas.microsoft.com/office/word/2018/wordml/cex" xmlns:w16cid="http://schemas.microsoft.com/office/word/2016/wordml/cid" xmlns:w16="http://schemas.microsoft.com/office/word/2018/wordml" xmlns:w16du="http://schemas.microsoft.com/office/word/2023/wordml/word16du" xmlns:w16sdtdh="http://schemas.microsoft.com/office/word/2020/wordml/sdtdatahash" xmlns:w16sdtfl="http://schemas.microsoft.com/office/word/2024/wordml/sdtformatlock" xmlns:w16se="http://schemas.microsoft.com/office/word/2015/wordml/symex" xmlns:wpg="http://schemas.microsoft.com/office/word/2010/wordprocessingGroup" xmlns:wpi="http://schemas.microsoft.com/office/word/2010/wordprocessingInk" xmlns:wne="http://schemas.microsoft.com/office/word/2006/wordml" xmlns:wps="http://schemas.microsoft.com/office/word/2010/wordprocessingShape" mc:Ignorable="w14 w15 w16se w16cid w16 w16cex w16sdtdh w16sdtfl w16du wp14">
   <w:footnote w:type="separator" w:id="-1">
     <w:p>
       <w:pPr>
@@ -4079,7 +1341,7 @@
 </file>
 
 <file path=word/numbering.xml><?xml version="1.0" encoding="utf-8"?>
-<w:numbering xmlns:wpc="http://schemas.microsoft.com/office/word/2010/wordprocessingCanvas" xmlns:cx="http://schemas.microsoft.com/office/drawing/2014/chartex" xmlns:cx1="http://schemas.microsoft.com/office/drawing/2015/9/8/chartex" xmlns:cx2="http://schemas.microsoft.com/office/drawing/2015/10/21/chartex" xmlns:cx3="http://schemas.microsoft.com/office/drawing/2016/5/9/chartex" xmlns:cx4="http://schemas.microsoft.com/office/drawing/2016/5/10/chartex" xmlns:cx5="http://schemas.microsoft.com/office/drawing/2016/5/11/chartex" xmlns:cx6="http://schemas.microsoft.com/office/drawing/2016/5/12/chartex" xmlns:cx7="http://schemas.microsoft.com/office/drawing/2016/5/13/chartex" xmlns:cx8="http://schemas.microsoft.com/office/drawing/2016/5/14/chartex" xmlns:mc="http://schemas.openxmlformats.org/markup-compatibility/2006" xmlns:aink="http://schemas.microsoft.com/office/drawing/2016/ink" xmlns:am3d="http://schemas.microsoft.com/office/drawing/2017/model3d" xmlns:o="urn:schemas-microsoft-com:office:office" xmlns:oel="http://schemas.microsoft.com/office/2019/extlst" xmlns:r="http://schemas.openxmlformats.org/officeDocument/2006/relationships" xmlns:m="http://schemas.openxmlformats.org/officeDocument/2006/math" xmlns:v="urn:schemas-microsoft-com:vml" xmlns:wp14="http://schemas.microsoft.com/office/word/2010/wordprocessingDrawing" xmlns:wp="http://schemas.openxmlformats.org/drawingml/2006/wordprocessingDrawing" xmlns:w10="urn:schemas-microsoft-com:office:word" xmlns:w="http://schemas.openxmlformats.org/wordprocessingml/2006/main" xmlns:w14="http://schemas.microsoft.com/office/word/2010/wordml" xmlns:w15="http://schemas.microsoft.com/office/word/2012/wordml" xmlns:w16cex="http://schemas.microsoft.com/office/word/2018/wordml/cex" xmlns:w16cid="http://schemas.microsoft.com/office/word/2016/wordml/cid" xmlns:w16="http://schemas.microsoft.com/office/word/2018/wordml" xmlns:w16du="http://schemas.microsoft.com/office/word/2023/wordml/word16du" xmlns:w16sdtdh="http://schemas.microsoft.com/office/word/2020/wordml/sdtdatahash" xmlns:w16sdtfl="http://schemas.microsoft.com/office/word/2024/wordml/sdtformatlock" xmlns:w16se="http://schemas.microsoft.com/office/word/2015/wordml/symex" xmlns:wpg="http://schemas.microsoft.com/office/word/2010/wordprocessingGroup" xmlns:wpi="http://schemas.microsoft.com/office/word/2010/wordprocessingInk" xmlns:wne="http://schemas.microsoft.com/office/word/2006/wordml" xmlns:wps="http://schemas.microsoft.com/office/word/2010/wordprocessingShape" mc:Ignorable="w14 w15 w16se w16cid w16 w16cex w16sdtdh w16sdtfl w16du wp14">
+<w:numbering xmlns:wpc="http://schemas.microsoft.com/office/word/2010/wordprocessingCanvas" xmlns:cx="http://schemas.microsoft.com/office/drawing/2014/chartex" xmlns:cx1="http://schemas.microsoft.com/office/drawing/2015/9/8/chartex" xmlns:cx2="http://schemas.microsoft.com/office/drawing/2015/10/21/chartex" xmlns:cx3="http://schemas.microsoft.com/office/drawing/2016/5/9/chartex" xmlns:cx4="http://schemas.microsoft.com/office/drawing/2016/5/10/chartex" xmlns:cx5="http://schemas.microsoft.com/office/drawing/2016/5/11/chartex" xmlns:cx6="http://schemas.microsoft.com/office/drawing/2016/5/12/chartex" xmlns:cx7="http://schemas.microsoft.com/office/drawing/2016/5/13/chartex" xmlns:cx8="http://schemas.microsoft.com/office/drawing/2016/5/14/chartex" xmlns:mc="http://schemas.openxmlformats.org/markup-compatibility/2006" xmlns:aink="http://schemas.microsoft.com/office/drawing/2016/ink" xmlns:am3d="http://schemas.microsoft.com/office/drawing/2017/model3d" xmlns:o="urn:schemas-microsoft-com:office:office" xmlns:oel="http://schemas.microsoft.com/office/2019/extlst" xmlns:r="http://schemas.openxmlformats.org/officeDocument/2006/relationships" xmlns:m="http://schemas.openxmlformats.org/officeDocument/2006/math" xmlns:v="urn:schemas-microsoft-com:vml" xmlns:wp14="http://schemas.microsoft.com/office/word/2010/wordprocessingDrawing" xmlns:wp="http://schemas.openxmlformats.org/drawingml/2006/wordprocessingDrawing" xmlns:w10="urn:schemas-microsoft-com:office:word" xmlns:w="http://schemas.openxmlformats.org/wordprocessingml/2006/main" xmlns:w14="http://schemas.microsoft.com/office/word/2010/wordml" xmlns:w15="http://schemas.microsoft.com/office/word/2012/wordml" xmlns:w16cei="http://schemas.microsoft.com/office/word/2026/wordml/cei" xmlns:w16cex="http://schemas.microsoft.com/office/word/2018/wordml/cex" xmlns:w16cid="http://schemas.microsoft.com/office/word/2016/wordml/cid" xmlns:w16="http://schemas.microsoft.com/office/word/2018/wordml" xmlns:w16du="http://schemas.microsoft.com/office/word/2023/wordml/word16du" xmlns:w16sdtdh="http://schemas.microsoft.com/office/word/2020/wordml/sdtdatahash" xmlns:w16sdtfl="http://schemas.microsoft.com/office/word/2024/wordml/sdtformatlock" xmlns:w16se="http://schemas.microsoft.com/office/word/2015/wordml/symex" xmlns:wpg="http://schemas.microsoft.com/office/word/2010/wordprocessingGroup" xmlns:wpi="http://schemas.microsoft.com/office/word/2010/wordprocessingInk" xmlns:wne="http://schemas.microsoft.com/office/word/2006/wordml" xmlns:wps="http://schemas.microsoft.com/office/word/2010/wordprocessingShape" mc:Ignorable="w14 w15 w16se w16cid w16 w16cex w16sdtdh w16sdtfl w16du wp14">
   <w:abstractNum w:abstractNumId="0" w15:restartNumberingAfterBreak="0">
     <w:nsid w:val="FFFFFF7C"/>
     <w:multiLevelType w:val="singleLevel"/>

--- a/Historia wersji oraz md/Historia wersji/AMSteel_Quote_Raport_Wersji_1.4.docx
+++ b/Historia wersji oraz md/Historia wersji/AMSteel_Quote_Raport_Wersji_1.4.docx
@@ -3,13 +3,23 @@
 <w:document xmlns:wpc="http://schemas.microsoft.com/office/word/2010/wordprocessingCanvas" xmlns:cx="http://schemas.microsoft.com/office/drawing/2014/chartex" xmlns:cx1="http://schemas.microsoft.com/office/drawing/2015/9/8/chartex" xmlns:cx2="http://schemas.microsoft.com/office/drawing/2015/10/21/chartex" xmlns:cx3="http://schemas.microsoft.com/office/drawing/2016/5/9/chartex" xmlns:cx4="http://schemas.microsoft.com/office/drawing/2016/5/10/chartex" xmlns:cx5="http://schemas.microsoft.com/office/drawing/2016/5/11/chartex" xmlns:cx6="http://schemas.microsoft.com/office/drawing/2016/5/12/chartex" xmlns:cx7="http://schemas.microsoft.com/office/drawing/2016/5/13/chartex" xmlns:cx8="http://schemas.microsoft.com/office/drawing/2016/5/14/chartex" xmlns:mc="http://schemas.openxmlformats.org/markup-compatibility/2006" xmlns:aink="http://schemas.microsoft.com/office/drawing/2016/ink" xmlns:am3d="http://schemas.microsoft.com/office/drawing/2017/model3d" xmlns:o="urn:schemas-microsoft-com:office:office" xmlns:oel="http://schemas.microsoft.com/office/2019/extlst" xmlns:r="http://schemas.openxmlformats.org/officeDocument/2006/relationships" xmlns:m="http://schemas.openxmlformats.org/officeDocument/2006/math" xmlns:v="urn:schemas-microsoft-com:vml" xmlns:wp14="http://schemas.microsoft.com/office/word/2010/wordprocessingDrawing" xmlns:wp="http://schemas.openxmlformats.org/drawingml/2006/wordprocessingDrawing" xmlns:w10="urn:schemas-microsoft-com:office:word" xmlns:w="http://schemas.openxmlformats.org/wordprocessingml/2006/main" xmlns:w14="http://schemas.microsoft.com/office/word/2010/wordml" xmlns:w15="http://schemas.microsoft.com/office/word/2012/wordml" xmlns:w16cei="http://schemas.microsoft.com/office/word/2026/wordml/cei" xmlns:w16cex="http://schemas.microsoft.com/office/word/2018/wordml/cex" xmlns:w16cid="http://schemas.microsoft.com/office/word/2016/wordml/cid" xmlns:w16="http://schemas.microsoft.com/office/word/2018/wordml" xmlns:w16du="http://schemas.microsoft.com/office/word/2023/wordml/word16du" xmlns:w16sdtdh="http://schemas.microsoft.com/office/word/2020/wordml/sdtdatahash" xmlns:w16sdtfl="http://schemas.microsoft.com/office/word/2024/wordml/sdtformatlock" xmlns:w16se="http://schemas.microsoft.com/office/word/2015/wordml/symex" xmlns:wpg="http://schemas.microsoft.com/office/word/2010/wordprocessingGroup" xmlns:wpi="http://schemas.microsoft.com/office/word/2010/wordprocessingInk" xmlns:wne="http://schemas.microsoft.com/office/word/2006/wordml" xmlns:wps="http://schemas.microsoft.com/office/word/2010/wordprocessingShape" mc:Ignorable="w14 w15 w16se w16cid w16 w16cex w16sdtdh w16sdtfl w16du wp14">
   <w:body>
     <w:p>
+      <w:proofErr w:type="spellStart"/>
       <w:r>
         <w:rPr>
           <w:b/>
           <w:color w:val="1F2A44"/>
           <w:sz w:val="56"/>
         </w:rPr>
-        <w:t>AMSteel Quote</w:t>
+        <w:t>AMSteel</w:t>
+      </w:r>
+      <w:proofErr w:type="spellEnd"/>
+      <w:r>
+        <w:rPr>
+          <w:b/>
+          <w:color w:val="1F2A44"/>
+          <w:sz w:val="56"/>
+        </w:rPr>
+        <w:t xml:space="preserve"> Quote</w:t>
       </w:r>
     </w:p>
     <w:p>
@@ -19,13 +29,63 @@
         </w:pBdr>
         <w:spacing w:after="280"/>
       </w:pPr>
+      <w:proofErr w:type="spellStart"/>
       <w:r>
         <w:rPr>
           <w:color w:val="2B57A6"/>
           <w:sz w:val="30"/>
         </w:rPr>
-        <w:t>Raport wersji / Dziennik zmian</w:t>
-      </w:r>
+        <w:t>Raport</w:t>
+      </w:r>
+      <w:proofErr w:type="spellEnd"/>
+      <w:r>
+        <w:rPr>
+          <w:color w:val="2B57A6"/>
+          <w:sz w:val="30"/>
+        </w:rPr>
+        <w:t xml:space="preserve"> </w:t>
+      </w:r>
+      <w:proofErr w:type="spellStart"/>
+      <w:r>
+        <w:rPr>
+          <w:color w:val="2B57A6"/>
+          <w:sz w:val="30"/>
+        </w:rPr>
+        <w:t>wersji</w:t>
+      </w:r>
+      <w:proofErr w:type="spellEnd"/>
+      <w:r>
+        <w:rPr>
+          <w:color w:val="2B57A6"/>
+          <w:sz w:val="30"/>
+        </w:rPr>
+        <w:t xml:space="preserve"> / </w:t>
+      </w:r>
+      <w:proofErr w:type="spellStart"/>
+      <w:r>
+        <w:rPr>
+          <w:color w:val="2B57A6"/>
+          <w:sz w:val="30"/>
+        </w:rPr>
+        <w:t>Dziennik</w:t>
+      </w:r>
+      <w:proofErr w:type="spellEnd"/>
+      <w:r>
+        <w:rPr>
+          <w:color w:val="2B57A6"/>
+          <w:sz w:val="30"/>
+        </w:rPr>
+        <w:t xml:space="preserve"> </w:t>
+      </w:r>
+      <w:proofErr w:type="spellStart"/>
+      <w:r>
+        <w:rPr>
+          <w:color w:val="2B57A6"/>
+          <w:sz w:val="30"/>
+        </w:rPr>
+        <w:t>zmian</w:t>
+      </w:r>
+      <w:proofErr w:type="spellEnd"/>
     </w:p>
     <w:tbl>
       <w:tblPr>
@@ -71,12 +131,21 @@
             <w:tcW w:w="3118" w:type="dxa"/>
           </w:tcPr>
           <w:p>
+            <w:proofErr w:type="spellStart"/>
             <w:r>
               <w:rPr>
                 <w:b/>
                 <w:color w:val="1F2A44"/>
               </w:rPr>
-              <w:t>Wersja:</w:t>
+              <w:t>Wersja</w:t>
+            </w:r>
+            <w:proofErr w:type="spellEnd"/>
+            <w:r>
+              <w:rPr>
+                <w:b/>
+                <w:color w:val="1F2A44"/>
+              </w:rPr>
+              <w:t>:</w:t>
             </w:r>
           </w:p>
         </w:tc>
@@ -100,12 +169,37 @@
             <w:tcW w:w="3118" w:type="dxa"/>
           </w:tcPr>
           <w:p>
+            <w:proofErr w:type="spellStart"/>
             <w:r>
               <w:rPr>
                 <w:b/>
                 <w:color w:val="1F2A44"/>
               </w:rPr>
-              <w:t>Okres developmentu:</w:t>
+              <w:t>Okres</w:t>
+            </w:r>
+            <w:proofErr w:type="spellEnd"/>
+            <w:r>
+              <w:rPr>
+                <w:b/>
+                <w:color w:val="1F2A44"/>
+              </w:rPr>
+              <w:t xml:space="preserve"> </w:t>
+            </w:r>
+            <w:proofErr w:type="spellStart"/>
+            <w:r>
+              <w:rPr>
+                <w:b/>
+                <w:color w:val="1F2A44"/>
+              </w:rPr>
+              <w:t>developmentu</w:t>
+            </w:r>
+            <w:proofErr w:type="spellEnd"/>
+            <w:r>
+              <w:rPr>
+                <w:b/>
+                <w:color w:val="1F2A44"/>
+              </w:rPr>
+              <w:t>:</w:t>
             </w:r>
           </w:p>
         </w:tc>
@@ -136,7 +230,37 @@
               <w:rPr>
                 <w:color w:val="666666"/>
               </w:rPr>
-              <w:t>.2026 - __.__.____</w:t>
+              <w:t xml:space="preserve">.2026 - </w:t>
+            </w:r>
+            <w:r>
+              <w:rPr>
+                <w:color w:val="666666"/>
+              </w:rPr>
+              <w:t>04</w:t>
+            </w:r>
+            <w:r>
+              <w:rPr>
+                <w:color w:val="666666"/>
+              </w:rPr>
+              <w:t>.</w:t>
+            </w:r>
+            <w:r>
+              <w:rPr>
+                <w:color w:val="666666"/>
+              </w:rPr>
+              <w:t>08</w:t>
+            </w:r>
+            <w:r>
+              <w:rPr>
+                <w:color w:val="666666"/>
+              </w:rPr>
+              <w:t>.</w:t>
+            </w:r>
+            <w:r>
+              <w:rPr>
+                <w:color w:val="666666"/>
+              </w:rPr>
+              <w:t>2026</w:t>
             </w:r>
           </w:p>
         </w:tc>
@@ -152,7 +276,23 @@
                 <w:b/>
                 <w:color w:val="1F2A44"/>
               </w:rPr>
-              <w:t>Data raportu:</w:t>
+              <w:t xml:space="preserve">Data </w:t>
+            </w:r>
+            <w:proofErr w:type="spellStart"/>
+            <w:r>
+              <w:rPr>
+                <w:b/>
+                <w:color w:val="1F2A44"/>
+              </w:rPr>
+              <w:t>raportu</w:t>
+            </w:r>
+            <w:proofErr w:type="spellEnd"/>
+            <w:r>
+              <w:rPr>
+                <w:b/>
+                <w:color w:val="1F2A44"/>
+              </w:rPr>
+              <w:t>:</w:t>
             </w:r>
           </w:p>
         </w:tc>
@@ -165,7 +305,31 @@
               <w:rPr>
                 <w:color w:val="666666"/>
               </w:rPr>
-              <w:t>__.__.____</w:t>
+              <w:t>4</w:t>
+            </w:r>
+            <w:r>
+              <w:rPr>
+                <w:color w:val="666666"/>
+              </w:rPr>
+              <w:t>.</w:t>
+            </w:r>
+            <w:r>
+              <w:rPr>
+                <w:color w:val="666666"/>
+              </w:rPr>
+              <w:t>08</w:t>
+            </w:r>
+            <w:r>
+              <w:rPr>
+                <w:color w:val="666666"/>
+              </w:rPr>
+              <w:t>.</w:t>
+            </w:r>
+            <w:r>
+              <w:rPr>
+                <w:color w:val="666666"/>
+              </w:rPr>
+              <w:t>2026</w:t>
             </w:r>
           </w:p>
         </w:tc>
@@ -182,17 +346,163 @@
           <w:color w:val="1F2A44"/>
           <w:sz w:val="28"/>
         </w:rPr>
-        <w:t>Historia wersji</w:t>
-      </w:r>
+        <w:t xml:space="preserve">Historia </w:t>
+      </w:r>
+      <w:proofErr w:type="spellStart"/>
+      <w:r>
+        <w:rPr>
+          <w:b/>
+          <w:color w:val="1F2A44"/>
+          <w:sz w:val="28"/>
+        </w:rPr>
+        <w:t>wersji</w:t>
+      </w:r>
+      <w:proofErr w:type="spellEnd"/>
     </w:p>
     <w:p>
+      <w:proofErr w:type="spellStart"/>
       <w:r>
         <w:rPr>
           <w:i/>
           <w:color w:val="666666"/>
           <w:sz w:val="19"/>
         </w:rPr>
-        <w:t>Pełny rejestr wszystkich wydanych wersji - najnowsza na górze.</w:t>
+        <w:t>Pełny</w:t>
+      </w:r>
+      <w:proofErr w:type="spellEnd"/>
+      <w:r>
+        <w:rPr>
+          <w:i/>
+          <w:color w:val="666666"/>
+          <w:sz w:val="19"/>
+        </w:rPr>
+        <w:t xml:space="preserve"> </w:t>
+      </w:r>
+      <w:proofErr w:type="spellStart"/>
+      <w:r>
+        <w:rPr>
+          <w:i/>
+          <w:color w:val="666666"/>
+          <w:sz w:val="19"/>
+        </w:rPr>
+        <w:t>rejestr</w:t>
+      </w:r>
+      <w:proofErr w:type="spellEnd"/>
+      <w:r>
+        <w:rPr>
+          <w:i/>
+          <w:color w:val="666666"/>
+          <w:sz w:val="19"/>
+        </w:rPr>
+        <w:t xml:space="preserve"> </w:t>
+      </w:r>
+      <w:proofErr w:type="spellStart"/>
+      <w:r>
+        <w:rPr>
+          <w:i/>
+          <w:color w:val="666666"/>
+          <w:sz w:val="19"/>
+        </w:rPr>
+        <w:t>wszystkich</w:t>
+      </w:r>
+      <w:proofErr w:type="spellEnd"/>
+      <w:r>
+        <w:rPr>
+          <w:i/>
+          <w:color w:val="666666"/>
+          <w:sz w:val="19"/>
+        </w:rPr>
+        <w:t xml:space="preserve"> </w:t>
+      </w:r>
+      <w:proofErr w:type="spellStart"/>
+      <w:r>
+        <w:rPr>
+          <w:i/>
+          <w:color w:val="666666"/>
+          <w:sz w:val="19"/>
+        </w:rPr>
+        <w:t>wydanych</w:t>
+      </w:r>
+      <w:proofErr w:type="spellEnd"/>
+      <w:r>
+        <w:rPr>
+          <w:i/>
+          <w:color w:val="666666"/>
+          <w:sz w:val="19"/>
+        </w:rPr>
+        <w:t xml:space="preserve"> </w:t>
+      </w:r>
+      <w:proofErr w:type="spellStart"/>
+      <w:r>
+        <w:rPr>
+          <w:i/>
+          <w:color w:val="666666"/>
+          <w:sz w:val="19"/>
+        </w:rPr>
+        <w:t>wersji</w:t>
+      </w:r>
+      <w:proofErr w:type="spellEnd"/>
+      <w:r>
+        <w:rPr>
+          <w:i/>
+          <w:color w:val="666666"/>
+          <w:sz w:val="19"/>
+        </w:rPr>
+        <w:t xml:space="preserve"> - </w:t>
+      </w:r>
+      <w:proofErr w:type="spellStart"/>
+      <w:r>
+        <w:rPr>
+          <w:i/>
+          <w:color w:val="666666"/>
+          <w:sz w:val="19"/>
+        </w:rPr>
+        <w:t>najnowsza</w:t>
+      </w:r>
+      <w:proofErr w:type="spellEnd"/>
+      <w:r>
+        <w:rPr>
+          <w:i/>
+          <w:color w:val="666666"/>
+          <w:sz w:val="19"/>
+        </w:rPr>
+        <w:t xml:space="preserve"> </w:t>
+      </w:r>
+      <w:proofErr w:type="spellStart"/>
+      <w:r>
+        <w:rPr>
+          <w:i/>
+          <w:color w:val="666666"/>
+          <w:sz w:val="19"/>
+        </w:rPr>
+        <w:t>na</w:t>
+      </w:r>
+      <w:proofErr w:type="spellEnd"/>
+      <w:r>
+        <w:rPr>
+          <w:i/>
+          <w:color w:val="666666"/>
+          <w:sz w:val="19"/>
+        </w:rPr>
+        <w:t xml:space="preserve"> </w:t>
+      </w:r>
+      <w:proofErr w:type="spellStart"/>
+      <w:r>
+        <w:rPr>
+          <w:i/>
+          <w:color w:val="666666"/>
+          <w:sz w:val="19"/>
+        </w:rPr>
+        <w:t>górze</w:t>
+      </w:r>
+      <w:proofErr w:type="spellEnd"/>
+      <w:r>
+        <w:rPr>
+          <w:i/>
+          <w:color w:val="666666"/>
+          <w:sz w:val="19"/>
+        </w:rPr>
+        <w:t>.</w:t>
       </w:r>
     </w:p>
     <w:tbl>
@@ -214,6 +524,7 @@
             <w:shd w:val="clear" w:color="auto" w:fill="2B57A6"/>
           </w:tcPr>
           <w:p>
+            <w:proofErr w:type="spellStart"/>
             <w:r>
               <w:rPr>
                 <w:b/>
@@ -221,6 +532,7 @@
               </w:rPr>
               <w:t>Wersja</w:t>
             </w:r>
+            <w:proofErr w:type="spellEnd"/>
           </w:p>
         </w:tc>
         <w:tc>
@@ -229,6 +541,7 @@
             <w:shd w:val="clear" w:color="auto" w:fill="2B57A6"/>
           </w:tcPr>
           <w:p>
+            <w:proofErr w:type="spellStart"/>
             <w:r>
               <w:rPr>
                 <w:b/>
@@ -236,6 +549,7 @@
               </w:rPr>
               <w:t>Okres</w:t>
             </w:r>
+            <w:proofErr w:type="spellEnd"/>
           </w:p>
         </w:tc>
         <w:tc>
@@ -259,13 +573,47 @@
             <w:shd w:val="clear" w:color="auto" w:fill="2B57A6"/>
           </w:tcPr>
           <w:p>
+            <w:proofErr w:type="spellStart"/>
             <w:r>
               <w:rPr>
                 <w:b/>
                 <w:color w:val="FFFFFF"/>
               </w:rPr>
-              <w:t>Krótkie podsumowanie zmian</w:t>
-            </w:r>
+              <w:t>Krótkie</w:t>
+            </w:r>
+            <w:proofErr w:type="spellEnd"/>
+            <w:r>
+              <w:rPr>
+                <w:b/>
+                <w:color w:val="FFFFFF"/>
+              </w:rPr>
+              <w:t xml:space="preserve"> </w:t>
+            </w:r>
+            <w:proofErr w:type="spellStart"/>
+            <w:r>
+              <w:rPr>
+                <w:b/>
+                <w:color w:val="FFFFFF"/>
+              </w:rPr>
+              <w:t>podsumowanie</w:t>
+            </w:r>
+            <w:proofErr w:type="spellEnd"/>
+            <w:r>
+              <w:rPr>
+                <w:b/>
+                <w:color w:val="FFFFFF"/>
+              </w:rPr>
+              <w:t xml:space="preserve"> </w:t>
+            </w:r>
+            <w:proofErr w:type="spellStart"/>
+            <w:r>
+              <w:rPr>
+                <w:b/>
+                <w:color w:val="FFFFFF"/>
+              </w:rPr>
+              <w:t>zmian</w:t>
+            </w:r>
+            <w:proofErr w:type="spellEnd"/>
           </w:p>
         </w:tc>
       </w:tr>
@@ -286,7 +634,22 @@
           </w:tcPr>
           <w:p>
             <w:r>
-              <w:t>31.07.2026 - __.__.____</w:t>
+              <w:t xml:space="preserve">31.07.2026 - </w:t>
+            </w:r>
+            <w:r>
+              <w:t>4</w:t>
+            </w:r>
+            <w:r>
+              <w:t>.</w:t>
+            </w:r>
+            <w:r>
+              <w:t>08</w:t>
+            </w:r>
+            <w:r>
+              <w:t>.</w:t>
+            </w:r>
+            <w:r>
+              <w:t>2026</w:t>
             </w:r>
           </w:p>
         </w:tc>
@@ -296,7 +659,19 @@
           </w:tcPr>
           <w:p>
             <w:r>
-              <w:t>__.__.____</w:t>
+              <w:t>4</w:t>
+            </w:r>
+            <w:r>
+              <w:t>.</w:t>
+            </w:r>
+            <w:r>
+              <w:t>08</w:t>
+            </w:r>
+            <w:r>
+              <w:t>.</w:t>
+            </w:r>
+            <w:r>
+              <w:t>2026</w:t>
             </w:r>
           </w:p>
         </w:tc>
@@ -305,8 +680,862 @@
             <w:tcW w:w="3581" w:type="dxa"/>
           </w:tcPr>
           <w:p>
-            <w:r>
-              <w:t>Poprawki bezpieczeństwa eksportu PDF: dane oferty i klienta wpisywane przez handlowca są zabezpieczane przed wykonaniem jako kod po stronie usługi generującej dokument, a samo generowanie PDF wymaga jawnie potwierdzonej roli użytkownika. W kalkulatorze dodano ostrzeżenie przy edycji pozycji dodanych przed wersją 1.3, dla których konfiguracja dopłat nie została zapisana i nie da się jej automatycznie odtworzyć. Przebudowano panel danych klienta w kalkulatorze: dane firmy (firma, NIP, adres, SAP ID) zostały oddzielone od danych kontaktowych, a pola „Firma” i „NIP” działają jak wyszukiwarki po katalogu klientów. Osoby kontaktowe są od teraz wspólne dla całego działu — jedna firma może mieć ich wiele, a pole imienia podpowiada je od razu po kliknięciu.</w:t>
+            <w:proofErr w:type="spellStart"/>
+            <w:r>
+              <w:t>Poprawki</w:t>
+            </w:r>
+            <w:proofErr w:type="spellEnd"/>
+            <w:r>
+              <w:t xml:space="preserve"> </w:t>
+            </w:r>
+            <w:proofErr w:type="spellStart"/>
+            <w:r>
+              <w:t>bezpieczeństwa</w:t>
+            </w:r>
+            <w:proofErr w:type="spellEnd"/>
+            <w:r>
+              <w:t xml:space="preserve"> </w:t>
+            </w:r>
+            <w:proofErr w:type="spellStart"/>
+            <w:r>
+              <w:t>eksportu</w:t>
+            </w:r>
+            <w:proofErr w:type="spellEnd"/>
+            <w:r>
+              <w:t xml:space="preserve"> PDF: </w:t>
+            </w:r>
+            <w:proofErr w:type="spellStart"/>
+            <w:r>
+              <w:t>dane</w:t>
+            </w:r>
+            <w:proofErr w:type="spellEnd"/>
+            <w:r>
+              <w:t xml:space="preserve"> </w:t>
+            </w:r>
+            <w:proofErr w:type="spellStart"/>
+            <w:r>
+              <w:t>oferty</w:t>
+            </w:r>
+            <w:proofErr w:type="spellEnd"/>
+            <w:r>
+              <w:t xml:space="preserve"> </w:t>
+            </w:r>
+            <w:proofErr w:type="spellStart"/>
+            <w:r>
+              <w:t>i</w:t>
+            </w:r>
+            <w:proofErr w:type="spellEnd"/>
+            <w:r>
+              <w:t xml:space="preserve"> </w:t>
+            </w:r>
+            <w:proofErr w:type="spellStart"/>
+            <w:r>
+              <w:t>klienta</w:t>
+            </w:r>
+            <w:proofErr w:type="spellEnd"/>
+            <w:r>
+              <w:t xml:space="preserve"> </w:t>
+            </w:r>
+            <w:proofErr w:type="spellStart"/>
+            <w:r>
+              <w:t>wpisywane</w:t>
+            </w:r>
+            <w:proofErr w:type="spellEnd"/>
+            <w:r>
+              <w:t xml:space="preserve"> </w:t>
+            </w:r>
+            <w:proofErr w:type="spellStart"/>
+            <w:r>
+              <w:t>przez</w:t>
+            </w:r>
+            <w:proofErr w:type="spellEnd"/>
+            <w:r>
+              <w:t xml:space="preserve"> </w:t>
+            </w:r>
+            <w:proofErr w:type="spellStart"/>
+            <w:r>
+              <w:t>handlowca</w:t>
+            </w:r>
+            <w:proofErr w:type="spellEnd"/>
+            <w:r>
+              <w:t xml:space="preserve"> </w:t>
+            </w:r>
+            <w:proofErr w:type="spellStart"/>
+            <w:r>
+              <w:t>są</w:t>
+            </w:r>
+            <w:proofErr w:type="spellEnd"/>
+            <w:r>
+              <w:t xml:space="preserve"> </w:t>
+            </w:r>
+            <w:proofErr w:type="spellStart"/>
+            <w:r>
+              <w:t>zabezpieczane</w:t>
+            </w:r>
+            <w:proofErr w:type="spellEnd"/>
+            <w:r>
+              <w:t xml:space="preserve"> </w:t>
+            </w:r>
+            <w:proofErr w:type="spellStart"/>
+            <w:r>
+              <w:t>przed</w:t>
+            </w:r>
+            <w:proofErr w:type="spellEnd"/>
+            <w:r>
+              <w:t xml:space="preserve"> </w:t>
+            </w:r>
+            <w:proofErr w:type="spellStart"/>
+            <w:r>
+              <w:t>wykonaniem</w:t>
+            </w:r>
+            <w:proofErr w:type="spellEnd"/>
+            <w:r>
+              <w:t xml:space="preserve"> </w:t>
+            </w:r>
+            <w:proofErr w:type="spellStart"/>
+            <w:r>
+              <w:t>jako</w:t>
+            </w:r>
+            <w:proofErr w:type="spellEnd"/>
+            <w:r>
+              <w:t xml:space="preserve"> </w:t>
+            </w:r>
+            <w:proofErr w:type="spellStart"/>
+            <w:r>
+              <w:t>kod</w:t>
+            </w:r>
+            <w:proofErr w:type="spellEnd"/>
+            <w:r>
+              <w:t xml:space="preserve"> po </w:t>
+            </w:r>
+            <w:proofErr w:type="spellStart"/>
+            <w:r>
+              <w:t>stronie</w:t>
+            </w:r>
+            <w:proofErr w:type="spellEnd"/>
+            <w:r>
+              <w:t xml:space="preserve"> </w:t>
+            </w:r>
+            <w:proofErr w:type="spellStart"/>
+            <w:r>
+              <w:t>usługi</w:t>
+            </w:r>
+            <w:proofErr w:type="spellEnd"/>
+            <w:r>
+              <w:t xml:space="preserve"> </w:t>
+            </w:r>
+            <w:proofErr w:type="spellStart"/>
+            <w:r>
+              <w:t>generującej</w:t>
+            </w:r>
+            <w:proofErr w:type="spellEnd"/>
+            <w:r>
+              <w:t xml:space="preserve"> </w:t>
+            </w:r>
+            <w:proofErr w:type="spellStart"/>
+            <w:r>
+              <w:t>dokument</w:t>
+            </w:r>
+            <w:proofErr w:type="spellEnd"/>
+            <w:r>
+              <w:t xml:space="preserve">, a </w:t>
+            </w:r>
+            <w:proofErr w:type="spellStart"/>
+            <w:r>
+              <w:t>samo</w:t>
+            </w:r>
+            <w:proofErr w:type="spellEnd"/>
+            <w:r>
+              <w:t xml:space="preserve"> </w:t>
+            </w:r>
+            <w:proofErr w:type="spellStart"/>
+            <w:r>
+              <w:t>generowanie</w:t>
+            </w:r>
+            <w:proofErr w:type="spellEnd"/>
+            <w:r>
+              <w:t xml:space="preserve"> PDF </w:t>
+            </w:r>
+            <w:proofErr w:type="spellStart"/>
+            <w:r>
+              <w:t>wymaga</w:t>
+            </w:r>
+            <w:proofErr w:type="spellEnd"/>
+            <w:r>
+              <w:t xml:space="preserve"> </w:t>
+            </w:r>
+            <w:proofErr w:type="spellStart"/>
+            <w:r>
+              <w:t>jawnie</w:t>
+            </w:r>
+            <w:proofErr w:type="spellEnd"/>
+            <w:r>
+              <w:t xml:space="preserve"> </w:t>
+            </w:r>
+            <w:proofErr w:type="spellStart"/>
+            <w:r>
+              <w:t>potwierdzonej</w:t>
+            </w:r>
+            <w:proofErr w:type="spellEnd"/>
+            <w:r>
+              <w:t xml:space="preserve"> </w:t>
+            </w:r>
+            <w:proofErr w:type="spellStart"/>
+            <w:r>
+              <w:t>roli</w:t>
+            </w:r>
+            <w:proofErr w:type="spellEnd"/>
+            <w:r>
+              <w:t xml:space="preserve"> </w:t>
+            </w:r>
+            <w:proofErr w:type="spellStart"/>
+            <w:r>
+              <w:t>użytkownika</w:t>
+            </w:r>
+            <w:proofErr w:type="spellEnd"/>
+            <w:r>
+              <w:t xml:space="preserve">. W </w:t>
+            </w:r>
+            <w:proofErr w:type="spellStart"/>
+            <w:r>
+              <w:t>kalkulatorze</w:t>
+            </w:r>
+            <w:proofErr w:type="spellEnd"/>
+            <w:r>
+              <w:t xml:space="preserve"> </w:t>
+            </w:r>
+            <w:proofErr w:type="spellStart"/>
+            <w:r>
+              <w:t>dodano</w:t>
+            </w:r>
+            <w:proofErr w:type="spellEnd"/>
+            <w:r>
+              <w:t xml:space="preserve"> </w:t>
+            </w:r>
+            <w:proofErr w:type="spellStart"/>
+            <w:r>
+              <w:t>ostrzeżenie</w:t>
+            </w:r>
+            <w:proofErr w:type="spellEnd"/>
+            <w:r>
+              <w:t xml:space="preserve"> </w:t>
+            </w:r>
+            <w:proofErr w:type="spellStart"/>
+            <w:r>
+              <w:t>przy</w:t>
+            </w:r>
+            <w:proofErr w:type="spellEnd"/>
+            <w:r>
+              <w:t xml:space="preserve"> </w:t>
+            </w:r>
+            <w:proofErr w:type="spellStart"/>
+            <w:r>
+              <w:t>edycji</w:t>
+            </w:r>
+            <w:proofErr w:type="spellEnd"/>
+            <w:r>
+              <w:t xml:space="preserve"> </w:t>
+            </w:r>
+            <w:proofErr w:type="spellStart"/>
+            <w:r>
+              <w:t>pozycji</w:t>
+            </w:r>
+            <w:proofErr w:type="spellEnd"/>
+            <w:r>
+              <w:t xml:space="preserve"> </w:t>
+            </w:r>
+            <w:proofErr w:type="spellStart"/>
+            <w:r>
+              <w:t>dodanych</w:t>
+            </w:r>
+            <w:proofErr w:type="spellEnd"/>
+            <w:r>
+              <w:t xml:space="preserve"> </w:t>
+            </w:r>
+            <w:proofErr w:type="spellStart"/>
+            <w:r>
+              <w:t>przed</w:t>
+            </w:r>
+            <w:proofErr w:type="spellEnd"/>
+            <w:r>
+              <w:t xml:space="preserve"> </w:t>
+            </w:r>
+            <w:proofErr w:type="spellStart"/>
+            <w:r>
+              <w:t>wersją</w:t>
+            </w:r>
+            <w:proofErr w:type="spellEnd"/>
+            <w:r>
+              <w:t xml:space="preserve"> 1.3, </w:t>
+            </w:r>
+            <w:proofErr w:type="spellStart"/>
+            <w:r>
+              <w:t>dla</w:t>
+            </w:r>
+            <w:proofErr w:type="spellEnd"/>
+            <w:r>
+              <w:t xml:space="preserve"> </w:t>
+            </w:r>
+            <w:proofErr w:type="spellStart"/>
+            <w:r>
+              <w:t>których</w:t>
+            </w:r>
+            <w:proofErr w:type="spellEnd"/>
+            <w:r>
+              <w:t xml:space="preserve"> </w:t>
+            </w:r>
+            <w:proofErr w:type="spellStart"/>
+            <w:r>
+              <w:t>konfiguracja</w:t>
+            </w:r>
+            <w:proofErr w:type="spellEnd"/>
+            <w:r>
+              <w:t xml:space="preserve"> </w:t>
+            </w:r>
+            <w:proofErr w:type="spellStart"/>
+            <w:r>
+              <w:t>dopłat</w:t>
+            </w:r>
+            <w:proofErr w:type="spellEnd"/>
+            <w:r>
+              <w:t xml:space="preserve"> </w:t>
+            </w:r>
+            <w:proofErr w:type="spellStart"/>
+            <w:r>
+              <w:t>nie</w:t>
+            </w:r>
+            <w:proofErr w:type="spellEnd"/>
+            <w:r>
+              <w:t xml:space="preserve"> </w:t>
+            </w:r>
+            <w:proofErr w:type="spellStart"/>
+            <w:r>
+              <w:t>została</w:t>
+            </w:r>
+            <w:proofErr w:type="spellEnd"/>
+            <w:r>
+              <w:t xml:space="preserve"> </w:t>
+            </w:r>
+            <w:proofErr w:type="spellStart"/>
+            <w:r>
+              <w:t>zapisana</w:t>
+            </w:r>
+            <w:proofErr w:type="spellEnd"/>
+            <w:r>
+              <w:t xml:space="preserve"> </w:t>
+            </w:r>
+            <w:proofErr w:type="spellStart"/>
+            <w:r>
+              <w:t>i</w:t>
+            </w:r>
+            <w:proofErr w:type="spellEnd"/>
+            <w:r>
+              <w:t xml:space="preserve"> </w:t>
+            </w:r>
+            <w:proofErr w:type="spellStart"/>
+            <w:r>
+              <w:t>nie</w:t>
+            </w:r>
+            <w:proofErr w:type="spellEnd"/>
+            <w:r>
+              <w:t xml:space="preserve"> da </w:t>
+            </w:r>
+            <w:proofErr w:type="spellStart"/>
+            <w:r>
+              <w:t>się</w:t>
+            </w:r>
+            <w:proofErr w:type="spellEnd"/>
+            <w:r>
+              <w:t xml:space="preserve"> </w:t>
+            </w:r>
+            <w:proofErr w:type="spellStart"/>
+            <w:r>
+              <w:t>jej</w:t>
+            </w:r>
+            <w:proofErr w:type="spellEnd"/>
+            <w:r>
+              <w:t xml:space="preserve"> </w:t>
+            </w:r>
+            <w:proofErr w:type="spellStart"/>
+            <w:r>
+              <w:t>automatycznie</w:t>
+            </w:r>
+            <w:proofErr w:type="spellEnd"/>
+            <w:r>
+              <w:t xml:space="preserve"> </w:t>
+            </w:r>
+            <w:proofErr w:type="spellStart"/>
+            <w:r>
+              <w:t>odtworzyć</w:t>
+            </w:r>
+            <w:proofErr w:type="spellEnd"/>
+            <w:r>
+              <w:t xml:space="preserve">. </w:t>
+            </w:r>
+            <w:proofErr w:type="spellStart"/>
+            <w:r>
+              <w:t>Przebudowano</w:t>
+            </w:r>
+            <w:proofErr w:type="spellEnd"/>
+            <w:r>
+              <w:t xml:space="preserve"> panel </w:t>
+            </w:r>
+            <w:proofErr w:type="spellStart"/>
+            <w:r>
+              <w:t>danych</w:t>
+            </w:r>
+            <w:proofErr w:type="spellEnd"/>
+            <w:r>
+              <w:t xml:space="preserve"> </w:t>
+            </w:r>
+            <w:proofErr w:type="spellStart"/>
+            <w:r>
+              <w:t>klienta</w:t>
+            </w:r>
+            <w:proofErr w:type="spellEnd"/>
+            <w:r>
+              <w:t xml:space="preserve"> w </w:t>
+            </w:r>
+            <w:proofErr w:type="spellStart"/>
+            <w:r>
+              <w:t>kalkulatorze</w:t>
+            </w:r>
+            <w:proofErr w:type="spellEnd"/>
+            <w:r>
+              <w:t xml:space="preserve">: </w:t>
+            </w:r>
+            <w:proofErr w:type="spellStart"/>
+            <w:r>
+              <w:t>dane</w:t>
+            </w:r>
+            <w:proofErr w:type="spellEnd"/>
+            <w:r>
+              <w:t xml:space="preserve"> </w:t>
+            </w:r>
+            <w:proofErr w:type="spellStart"/>
+            <w:r>
+              <w:t>firmy</w:t>
+            </w:r>
+            <w:proofErr w:type="spellEnd"/>
+            <w:r>
+              <w:t xml:space="preserve"> (</w:t>
+            </w:r>
+            <w:proofErr w:type="spellStart"/>
+            <w:r>
+              <w:t>firma</w:t>
+            </w:r>
+            <w:proofErr w:type="spellEnd"/>
+            <w:r>
+              <w:t xml:space="preserve">, NIP, </w:t>
+            </w:r>
+            <w:proofErr w:type="spellStart"/>
+            <w:r>
+              <w:t>adres</w:t>
+            </w:r>
+            <w:proofErr w:type="spellEnd"/>
+            <w:r>
+              <w:t xml:space="preserve">, SAP ID) </w:t>
+            </w:r>
+            <w:proofErr w:type="spellStart"/>
+            <w:r>
+              <w:t>zostały</w:t>
+            </w:r>
+            <w:proofErr w:type="spellEnd"/>
+            <w:r>
+              <w:t xml:space="preserve"> </w:t>
+            </w:r>
+            <w:proofErr w:type="spellStart"/>
+            <w:r>
+              <w:t>oddzielone</w:t>
+            </w:r>
+            <w:proofErr w:type="spellEnd"/>
+            <w:r>
+              <w:t xml:space="preserve"> </w:t>
+            </w:r>
+            <w:proofErr w:type="spellStart"/>
+            <w:r>
+              <w:t>od</w:t>
+            </w:r>
+            <w:proofErr w:type="spellEnd"/>
+            <w:r>
+              <w:t xml:space="preserve"> </w:t>
+            </w:r>
+            <w:proofErr w:type="spellStart"/>
+            <w:r>
+              <w:t>danych</w:t>
+            </w:r>
+            <w:proofErr w:type="spellEnd"/>
+            <w:r>
+              <w:t xml:space="preserve"> </w:t>
+            </w:r>
+            <w:proofErr w:type="spellStart"/>
+            <w:r>
+              <w:t>kontaktowych</w:t>
+            </w:r>
+            <w:proofErr w:type="spellEnd"/>
+            <w:r>
+              <w:t xml:space="preserve">, a </w:t>
+            </w:r>
+            <w:proofErr w:type="spellStart"/>
+            <w:r>
+              <w:t>pola</w:t>
+            </w:r>
+            <w:proofErr w:type="spellEnd"/>
+            <w:r>
+              <w:t xml:space="preserve"> „</w:t>
+            </w:r>
+            <w:proofErr w:type="spellStart"/>
+            <w:r>
+              <w:t>Firma</w:t>
+            </w:r>
+            <w:proofErr w:type="spellEnd"/>
+            <w:r>
+              <w:t xml:space="preserve">” </w:t>
+            </w:r>
+            <w:proofErr w:type="spellStart"/>
+            <w:r>
+              <w:t>i</w:t>
+            </w:r>
+            <w:proofErr w:type="spellEnd"/>
+            <w:r>
+              <w:t xml:space="preserve"> „NIP” </w:t>
+            </w:r>
+            <w:proofErr w:type="spellStart"/>
+            <w:r>
+              <w:t>działają</w:t>
+            </w:r>
+            <w:proofErr w:type="spellEnd"/>
+            <w:r>
+              <w:t xml:space="preserve"> jak </w:t>
+            </w:r>
+            <w:proofErr w:type="spellStart"/>
+            <w:r>
+              <w:t>wyszukiwarki</w:t>
+            </w:r>
+            <w:proofErr w:type="spellEnd"/>
+            <w:r>
+              <w:t xml:space="preserve"> po </w:t>
+            </w:r>
+            <w:proofErr w:type="spellStart"/>
+            <w:r>
+              <w:t>katalogu</w:t>
+            </w:r>
+            <w:proofErr w:type="spellEnd"/>
+            <w:r>
+              <w:t xml:space="preserve"> </w:t>
+            </w:r>
+            <w:proofErr w:type="spellStart"/>
+            <w:r>
+              <w:t>klientów</w:t>
+            </w:r>
+            <w:proofErr w:type="spellEnd"/>
+            <w:r>
+              <w:t xml:space="preserve">. </w:t>
+            </w:r>
+            <w:proofErr w:type="spellStart"/>
+            <w:r>
+              <w:t>Osoby</w:t>
+            </w:r>
+            <w:proofErr w:type="spellEnd"/>
+            <w:r>
+              <w:t xml:space="preserve"> </w:t>
+            </w:r>
+            <w:proofErr w:type="spellStart"/>
+            <w:r>
+              <w:t>kontaktowe</w:t>
+            </w:r>
+            <w:proofErr w:type="spellEnd"/>
+            <w:r>
+              <w:t xml:space="preserve"> </w:t>
+            </w:r>
+            <w:proofErr w:type="spellStart"/>
+            <w:r>
+              <w:t>są</w:t>
+            </w:r>
+            <w:proofErr w:type="spellEnd"/>
+            <w:r>
+              <w:t xml:space="preserve"> </w:t>
+            </w:r>
+            <w:proofErr w:type="spellStart"/>
+            <w:r>
+              <w:t>od</w:t>
+            </w:r>
+            <w:proofErr w:type="spellEnd"/>
+            <w:r>
+              <w:t xml:space="preserve"> </w:t>
+            </w:r>
+            <w:proofErr w:type="spellStart"/>
+            <w:r>
+              <w:t>teraz</w:t>
+            </w:r>
+            <w:proofErr w:type="spellEnd"/>
+            <w:r>
+              <w:t xml:space="preserve"> </w:t>
+            </w:r>
+            <w:proofErr w:type="spellStart"/>
+            <w:r>
+              <w:t>wspólne</w:t>
+            </w:r>
+            <w:proofErr w:type="spellEnd"/>
+            <w:r>
+              <w:t xml:space="preserve"> </w:t>
+            </w:r>
+            <w:proofErr w:type="spellStart"/>
+            <w:r>
+              <w:t>dla</w:t>
+            </w:r>
+            <w:proofErr w:type="spellEnd"/>
+            <w:r>
+              <w:t xml:space="preserve"> </w:t>
+            </w:r>
+            <w:proofErr w:type="spellStart"/>
+            <w:r>
+              <w:t>całego</w:t>
+            </w:r>
+            <w:proofErr w:type="spellEnd"/>
+            <w:r>
+              <w:t xml:space="preserve"> </w:t>
+            </w:r>
+            <w:proofErr w:type="spellStart"/>
+            <w:r>
+              <w:t>działu</w:t>
+            </w:r>
+            <w:proofErr w:type="spellEnd"/>
+            <w:r>
+              <w:t xml:space="preserve"> - </w:t>
+            </w:r>
+            <w:proofErr w:type="spellStart"/>
+            <w:r>
+              <w:t>jedna</w:t>
+            </w:r>
+            <w:proofErr w:type="spellEnd"/>
+            <w:r>
+              <w:t xml:space="preserve"> </w:t>
+            </w:r>
+            <w:proofErr w:type="spellStart"/>
+            <w:r>
+              <w:t>firma</w:t>
+            </w:r>
+            <w:proofErr w:type="spellEnd"/>
+            <w:r>
+              <w:t xml:space="preserve"> </w:t>
+            </w:r>
+            <w:proofErr w:type="spellStart"/>
+            <w:r>
+              <w:t>może</w:t>
+            </w:r>
+            <w:proofErr w:type="spellEnd"/>
+            <w:r>
+              <w:t xml:space="preserve"> </w:t>
+            </w:r>
+            <w:proofErr w:type="spellStart"/>
+            <w:r>
+              <w:t>mieć</w:t>
+            </w:r>
+            <w:proofErr w:type="spellEnd"/>
+            <w:r>
+              <w:t xml:space="preserve"> ich </w:t>
+            </w:r>
+            <w:proofErr w:type="spellStart"/>
+            <w:r>
+              <w:t>wiele</w:t>
+            </w:r>
+            <w:proofErr w:type="spellEnd"/>
+            <w:r>
+              <w:t xml:space="preserve">, a pole </w:t>
+            </w:r>
+            <w:proofErr w:type="spellStart"/>
+            <w:r>
+              <w:t>imienia</w:t>
+            </w:r>
+            <w:proofErr w:type="spellEnd"/>
+            <w:r>
+              <w:t xml:space="preserve"> </w:t>
+            </w:r>
+            <w:proofErr w:type="spellStart"/>
+            <w:r>
+              <w:t>podpowiada</w:t>
+            </w:r>
+            <w:proofErr w:type="spellEnd"/>
+            <w:r>
+              <w:t xml:space="preserve"> je od </w:t>
+            </w:r>
+            <w:proofErr w:type="spellStart"/>
+            <w:r>
+              <w:t>razu</w:t>
+            </w:r>
+            <w:proofErr w:type="spellEnd"/>
+            <w:r>
+              <w:t xml:space="preserve"> po </w:t>
+            </w:r>
+            <w:proofErr w:type="spellStart"/>
+            <w:r>
+              <w:t>kliknięciu</w:t>
+            </w:r>
+            <w:proofErr w:type="spellEnd"/>
+            <w:r>
+              <w:t xml:space="preserve">. </w:t>
+            </w:r>
+            <w:proofErr w:type="spellStart"/>
+            <w:r>
+              <w:t>Naprawiono</w:t>
+            </w:r>
+            <w:proofErr w:type="spellEnd"/>
+            <w:r>
+              <w:t xml:space="preserve"> </w:t>
+            </w:r>
+            <w:proofErr w:type="spellStart"/>
+            <w:r>
+              <w:t>także</w:t>
+            </w:r>
+            <w:proofErr w:type="spellEnd"/>
+            <w:r>
+              <w:t xml:space="preserve"> </w:t>
+            </w:r>
+            <w:proofErr w:type="spellStart"/>
+            <w:r>
+              <w:t>brak</w:t>
+            </w:r>
+            <w:proofErr w:type="spellEnd"/>
+            <w:r>
+              <w:t xml:space="preserve"> </w:t>
+            </w:r>
+            <w:proofErr w:type="spellStart"/>
+            <w:r>
+              <w:t>natychmiastowej</w:t>
+            </w:r>
+            <w:proofErr w:type="spellEnd"/>
+            <w:r>
+              <w:t xml:space="preserve"> </w:t>
+            </w:r>
+            <w:proofErr w:type="spellStart"/>
+            <w:r>
+              <w:t>widoczności</w:t>
+            </w:r>
+            <w:proofErr w:type="spellEnd"/>
+            <w:r>
+              <w:t xml:space="preserve"> </w:t>
+            </w:r>
+            <w:proofErr w:type="spellStart"/>
+            <w:r>
+              <w:t>zmian</w:t>
+            </w:r>
+            <w:proofErr w:type="spellEnd"/>
+            <w:r>
+              <w:t xml:space="preserve"> </w:t>
+            </w:r>
+            <w:proofErr w:type="spellStart"/>
+            <w:r>
+              <w:t>ustawień</w:t>
+            </w:r>
+            <w:proofErr w:type="spellEnd"/>
+            <w:r>
+              <w:t xml:space="preserve"> </w:t>
+            </w:r>
+            <w:proofErr w:type="spellStart"/>
+            <w:r>
+              <w:t>administratora</w:t>
+            </w:r>
+            <w:proofErr w:type="spellEnd"/>
+            <w:r>
+              <w:t xml:space="preserve"> (PGL </w:t>
+            </w:r>
+            <w:proofErr w:type="spellStart"/>
+            <w:r>
+              <w:t>bazowe</w:t>
+            </w:r>
+            <w:proofErr w:type="spellEnd"/>
+            <w:r>
+              <w:t xml:space="preserve">, </w:t>
+            </w:r>
+            <w:proofErr w:type="spellStart"/>
+            <w:r>
+              <w:t>kurs</w:t>
+            </w:r>
+            <w:proofErr w:type="spellEnd"/>
+            <w:r>
+              <w:t xml:space="preserve"> EUR/PLN) w </w:t>
+            </w:r>
+            <w:proofErr w:type="spellStart"/>
+            <w:r>
+              <w:lastRenderedPageBreak/>
+              <w:t>kalkulatorze</w:t>
+            </w:r>
+            <w:proofErr w:type="spellEnd"/>
+            <w:r>
+              <w:t xml:space="preserve"> bez </w:t>
+            </w:r>
+            <w:proofErr w:type="spellStart"/>
+            <w:r>
+              <w:t>przeładowania</w:t>
+            </w:r>
+            <w:proofErr w:type="spellEnd"/>
+            <w:r>
+              <w:t xml:space="preserve"> </w:t>
+            </w:r>
+            <w:proofErr w:type="spellStart"/>
+            <w:r>
+              <w:t>strony</w:t>
+            </w:r>
+            <w:proofErr w:type="spellEnd"/>
+            <w:r>
+              <w:t xml:space="preserve">, a PGL </w:t>
+            </w:r>
+            <w:proofErr w:type="spellStart"/>
+            <w:r>
+              <w:t>bazowe</w:t>
+            </w:r>
+            <w:proofErr w:type="spellEnd"/>
+            <w:r>
+              <w:t xml:space="preserve"> </w:t>
+            </w:r>
+            <w:proofErr w:type="spellStart"/>
+            <w:r>
+              <w:t>skonfigurowano</w:t>
+            </w:r>
+            <w:proofErr w:type="spellEnd"/>
+            <w:r>
+              <w:t xml:space="preserve"> </w:t>
+            </w:r>
+            <w:proofErr w:type="spellStart"/>
+            <w:r>
+              <w:t>osobno</w:t>
+            </w:r>
+            <w:proofErr w:type="spellEnd"/>
+            <w:r>
+              <w:t xml:space="preserve"> </w:t>
+            </w:r>
+            <w:proofErr w:type="spellStart"/>
+            <w:r>
+              <w:t>dla</w:t>
+            </w:r>
+            <w:proofErr w:type="spellEnd"/>
+            <w:r>
+              <w:t xml:space="preserve"> </w:t>
+            </w:r>
+            <w:proofErr w:type="spellStart"/>
+            <w:r>
+              <w:t>typów</w:t>
+            </w:r>
+            <w:proofErr w:type="spellEnd"/>
+            <w:r>
+              <w:t xml:space="preserve"> </w:t>
+            </w:r>
+            <w:proofErr w:type="spellStart"/>
+            <w:r>
+              <w:t>stali</w:t>
+            </w:r>
+            <w:proofErr w:type="spellEnd"/>
+            <w:r>
+              <w:t xml:space="preserve"> HRS, CR </w:t>
+            </w:r>
+            <w:proofErr w:type="spellStart"/>
+            <w:r>
+              <w:t>i</w:t>
+            </w:r>
+            <w:proofErr w:type="spellEnd"/>
+            <w:r>
+              <w:t xml:space="preserve"> HDG.</w:t>
             </w:r>
           </w:p>
         </w:tc>
@@ -326,6 +1555,7 @@
               <w:rPr>
                 <w:b/>
               </w:rPr>
+              <w:lastRenderedPageBreak/>
               <w:t>1.3</w:t>
             </w:r>
           </w:p>
@@ -365,11 +1595,615 @@
           </w:tcPr>
           <w:p>
             <w:r>
-              <w:t xml:space="preserve">Panel administratora zyskał obsługę zatwierdzania, odrzucania i edycji ofert; wysyłka do klienta rozszerzona na starszego handlowca i administratora wraz z zakładkami szybkiego filtrowania; dodane języki czeski i niemiecki oraz sortowanie listy ofert. Dodano panel ustawień administratora (kurs EUR/PLN, PGL bazowe, transport bazowy) oraz przełącznik waluty EURO/PLN w kalkulatorze; oferta zapamiętuje walutę handlowca i kurs z dnia </w:t>
-            </w:r>
-            <w:r>
-              <w:lastRenderedPageBreak/>
-              <w:t>wyceny. Dodano trwałe, unikalne numery ofert wraz z automatyczną nazwą zastępczą „offer_&lt;numer&gt;” dla ofert bez tytułu oraz wyszukiwarkę ofert (po nazwie, nazwie zastępczej i numerze); uprawnienia administratora zrównane ze starszym handlowcem na własnych ofertach.</w:t>
+              <w:t xml:space="preserve">Panel </w:t>
+            </w:r>
+            <w:proofErr w:type="spellStart"/>
+            <w:r>
+              <w:t>administratora</w:t>
+            </w:r>
+            <w:proofErr w:type="spellEnd"/>
+            <w:r>
+              <w:t xml:space="preserve"> </w:t>
+            </w:r>
+            <w:proofErr w:type="spellStart"/>
+            <w:r>
+              <w:t>zyskał</w:t>
+            </w:r>
+            <w:proofErr w:type="spellEnd"/>
+            <w:r>
+              <w:t xml:space="preserve"> </w:t>
+            </w:r>
+            <w:proofErr w:type="spellStart"/>
+            <w:r>
+              <w:t>obsługę</w:t>
+            </w:r>
+            <w:proofErr w:type="spellEnd"/>
+            <w:r>
+              <w:t xml:space="preserve"> </w:t>
+            </w:r>
+            <w:proofErr w:type="spellStart"/>
+            <w:r>
+              <w:t>zatwierdzania</w:t>
+            </w:r>
+            <w:proofErr w:type="spellEnd"/>
+            <w:r>
+              <w:t xml:space="preserve">, </w:t>
+            </w:r>
+            <w:proofErr w:type="spellStart"/>
+            <w:r>
+              <w:t>odrzucania</w:t>
+            </w:r>
+            <w:proofErr w:type="spellEnd"/>
+            <w:r>
+              <w:t xml:space="preserve"> </w:t>
+            </w:r>
+            <w:proofErr w:type="spellStart"/>
+            <w:r>
+              <w:t>i</w:t>
+            </w:r>
+            <w:proofErr w:type="spellEnd"/>
+            <w:r>
+              <w:t xml:space="preserve"> </w:t>
+            </w:r>
+            <w:proofErr w:type="spellStart"/>
+            <w:r>
+              <w:t>edycji</w:t>
+            </w:r>
+            <w:proofErr w:type="spellEnd"/>
+            <w:r>
+              <w:t xml:space="preserve"> </w:t>
+            </w:r>
+            <w:proofErr w:type="spellStart"/>
+            <w:r>
+              <w:t>ofert</w:t>
+            </w:r>
+            <w:proofErr w:type="spellEnd"/>
+            <w:r>
+              <w:t xml:space="preserve">; </w:t>
+            </w:r>
+            <w:proofErr w:type="spellStart"/>
+            <w:r>
+              <w:t>wysyłka</w:t>
+            </w:r>
+            <w:proofErr w:type="spellEnd"/>
+            <w:r>
+              <w:t xml:space="preserve"> do </w:t>
+            </w:r>
+            <w:proofErr w:type="spellStart"/>
+            <w:r>
+              <w:t>klienta</w:t>
+            </w:r>
+            <w:proofErr w:type="spellEnd"/>
+            <w:r>
+              <w:t xml:space="preserve"> </w:t>
+            </w:r>
+            <w:proofErr w:type="spellStart"/>
+            <w:r>
+              <w:t>rozszerzona</w:t>
+            </w:r>
+            <w:proofErr w:type="spellEnd"/>
+            <w:r>
+              <w:t xml:space="preserve"> </w:t>
+            </w:r>
+            <w:proofErr w:type="spellStart"/>
+            <w:r>
+              <w:t>na</w:t>
+            </w:r>
+            <w:proofErr w:type="spellEnd"/>
+            <w:r>
+              <w:t xml:space="preserve"> </w:t>
+            </w:r>
+            <w:proofErr w:type="spellStart"/>
+            <w:r>
+              <w:t>starszego</w:t>
+            </w:r>
+            <w:proofErr w:type="spellEnd"/>
+            <w:r>
+              <w:t xml:space="preserve"> </w:t>
+            </w:r>
+            <w:proofErr w:type="spellStart"/>
+            <w:r>
+              <w:t>handlowca</w:t>
+            </w:r>
+            <w:proofErr w:type="spellEnd"/>
+            <w:r>
+              <w:t xml:space="preserve"> </w:t>
+            </w:r>
+            <w:proofErr w:type="spellStart"/>
+            <w:r>
+              <w:t>i</w:t>
+            </w:r>
+            <w:proofErr w:type="spellEnd"/>
+            <w:r>
+              <w:t xml:space="preserve"> </w:t>
+            </w:r>
+            <w:proofErr w:type="spellStart"/>
+            <w:r>
+              <w:t>administratora</w:t>
+            </w:r>
+            <w:proofErr w:type="spellEnd"/>
+            <w:r>
+              <w:t xml:space="preserve"> </w:t>
+            </w:r>
+            <w:proofErr w:type="spellStart"/>
+            <w:r>
+              <w:t>wraz</w:t>
+            </w:r>
+            <w:proofErr w:type="spellEnd"/>
+            <w:r>
+              <w:t xml:space="preserve"> z </w:t>
+            </w:r>
+            <w:proofErr w:type="spellStart"/>
+            <w:r>
+              <w:t>zakładkami</w:t>
+            </w:r>
+            <w:proofErr w:type="spellEnd"/>
+            <w:r>
+              <w:t xml:space="preserve"> </w:t>
+            </w:r>
+            <w:proofErr w:type="spellStart"/>
+            <w:r>
+              <w:t>szybkiego</w:t>
+            </w:r>
+            <w:proofErr w:type="spellEnd"/>
+            <w:r>
+              <w:t xml:space="preserve"> </w:t>
+            </w:r>
+            <w:proofErr w:type="spellStart"/>
+            <w:r>
+              <w:t>filtrowania</w:t>
+            </w:r>
+            <w:proofErr w:type="spellEnd"/>
+            <w:r>
+              <w:t xml:space="preserve">; </w:t>
+            </w:r>
+            <w:proofErr w:type="spellStart"/>
+            <w:r>
+              <w:t>dodane</w:t>
+            </w:r>
+            <w:proofErr w:type="spellEnd"/>
+            <w:r>
+              <w:t xml:space="preserve"> </w:t>
+            </w:r>
+            <w:proofErr w:type="spellStart"/>
+            <w:r>
+              <w:t>języki</w:t>
+            </w:r>
+            <w:proofErr w:type="spellEnd"/>
+            <w:r>
+              <w:t xml:space="preserve"> </w:t>
+            </w:r>
+            <w:proofErr w:type="spellStart"/>
+            <w:r>
+              <w:t>czeski</w:t>
+            </w:r>
+            <w:proofErr w:type="spellEnd"/>
+            <w:r>
+              <w:t xml:space="preserve"> </w:t>
+            </w:r>
+            <w:proofErr w:type="spellStart"/>
+            <w:r>
+              <w:t>i</w:t>
+            </w:r>
+            <w:proofErr w:type="spellEnd"/>
+            <w:r>
+              <w:t xml:space="preserve"> </w:t>
+            </w:r>
+            <w:proofErr w:type="spellStart"/>
+            <w:r>
+              <w:t>niemiecki</w:t>
+            </w:r>
+            <w:proofErr w:type="spellEnd"/>
+            <w:r>
+              <w:t xml:space="preserve"> </w:t>
+            </w:r>
+            <w:proofErr w:type="spellStart"/>
+            <w:r>
+              <w:t>oraz</w:t>
+            </w:r>
+            <w:proofErr w:type="spellEnd"/>
+            <w:r>
+              <w:t xml:space="preserve"> </w:t>
+            </w:r>
+            <w:proofErr w:type="spellStart"/>
+            <w:r>
+              <w:t>sortowanie</w:t>
+            </w:r>
+            <w:proofErr w:type="spellEnd"/>
+            <w:r>
+              <w:t xml:space="preserve"> </w:t>
+            </w:r>
+            <w:proofErr w:type="spellStart"/>
+            <w:r>
+              <w:t>listy</w:t>
+            </w:r>
+            <w:proofErr w:type="spellEnd"/>
+            <w:r>
+              <w:t xml:space="preserve"> </w:t>
+            </w:r>
+            <w:proofErr w:type="spellStart"/>
+            <w:r>
+              <w:t>ofert</w:t>
+            </w:r>
+            <w:proofErr w:type="spellEnd"/>
+            <w:r>
+              <w:t xml:space="preserve">. </w:t>
+            </w:r>
+            <w:proofErr w:type="spellStart"/>
+            <w:r>
+              <w:t>Dodano</w:t>
+            </w:r>
+            <w:proofErr w:type="spellEnd"/>
+            <w:r>
+              <w:t xml:space="preserve"> panel </w:t>
+            </w:r>
+            <w:proofErr w:type="spellStart"/>
+            <w:r>
+              <w:t>ustawień</w:t>
+            </w:r>
+            <w:proofErr w:type="spellEnd"/>
+            <w:r>
+              <w:t xml:space="preserve"> </w:t>
+            </w:r>
+            <w:proofErr w:type="spellStart"/>
+            <w:r>
+              <w:t>administratora</w:t>
+            </w:r>
+            <w:proofErr w:type="spellEnd"/>
+            <w:r>
+              <w:t xml:space="preserve"> (</w:t>
+            </w:r>
+            <w:proofErr w:type="spellStart"/>
+            <w:r>
+              <w:t>kurs</w:t>
+            </w:r>
+            <w:proofErr w:type="spellEnd"/>
+            <w:r>
+              <w:t xml:space="preserve"> EUR/PLN, PGL </w:t>
+            </w:r>
+            <w:proofErr w:type="spellStart"/>
+            <w:r>
+              <w:t>bazowe</w:t>
+            </w:r>
+            <w:proofErr w:type="spellEnd"/>
+            <w:r>
+              <w:t xml:space="preserve">, transport </w:t>
+            </w:r>
+            <w:proofErr w:type="spellStart"/>
+            <w:r>
+              <w:t>bazowy</w:t>
+            </w:r>
+            <w:proofErr w:type="spellEnd"/>
+            <w:r>
+              <w:t xml:space="preserve">) </w:t>
+            </w:r>
+            <w:proofErr w:type="spellStart"/>
+            <w:r>
+              <w:t>oraz</w:t>
+            </w:r>
+            <w:proofErr w:type="spellEnd"/>
+            <w:r>
+              <w:t xml:space="preserve"> </w:t>
+            </w:r>
+            <w:proofErr w:type="spellStart"/>
+            <w:r>
+              <w:t>przełącznik</w:t>
+            </w:r>
+            <w:proofErr w:type="spellEnd"/>
+            <w:r>
+              <w:t xml:space="preserve"> </w:t>
+            </w:r>
+            <w:proofErr w:type="spellStart"/>
+            <w:r>
+              <w:t>waluty</w:t>
+            </w:r>
+            <w:proofErr w:type="spellEnd"/>
+            <w:r>
+              <w:t xml:space="preserve"> EURO/PLN w </w:t>
+            </w:r>
+            <w:proofErr w:type="spellStart"/>
+            <w:r>
+              <w:t>kalkulatorze</w:t>
+            </w:r>
+            <w:proofErr w:type="spellEnd"/>
+            <w:r>
+              <w:t xml:space="preserve">; </w:t>
+            </w:r>
+            <w:proofErr w:type="spellStart"/>
+            <w:r>
+              <w:t>oferta</w:t>
+            </w:r>
+            <w:proofErr w:type="spellEnd"/>
+            <w:r>
+              <w:t xml:space="preserve"> </w:t>
+            </w:r>
+            <w:proofErr w:type="spellStart"/>
+            <w:r>
+              <w:t>zapamiętuje</w:t>
+            </w:r>
+            <w:proofErr w:type="spellEnd"/>
+            <w:r>
+              <w:t xml:space="preserve"> </w:t>
+            </w:r>
+            <w:proofErr w:type="spellStart"/>
+            <w:r>
+              <w:t>walutę</w:t>
+            </w:r>
+            <w:proofErr w:type="spellEnd"/>
+            <w:r>
+              <w:t xml:space="preserve"> </w:t>
+            </w:r>
+            <w:proofErr w:type="spellStart"/>
+            <w:r>
+              <w:t>handlowca</w:t>
+            </w:r>
+            <w:proofErr w:type="spellEnd"/>
+            <w:r>
+              <w:t xml:space="preserve"> </w:t>
+            </w:r>
+            <w:proofErr w:type="spellStart"/>
+            <w:r>
+              <w:t>i</w:t>
+            </w:r>
+            <w:proofErr w:type="spellEnd"/>
+            <w:r>
+              <w:t xml:space="preserve"> </w:t>
+            </w:r>
+            <w:proofErr w:type="spellStart"/>
+            <w:r>
+              <w:t>kurs</w:t>
+            </w:r>
+            <w:proofErr w:type="spellEnd"/>
+            <w:r>
+              <w:t xml:space="preserve"> z </w:t>
+            </w:r>
+            <w:proofErr w:type="spellStart"/>
+            <w:r>
+              <w:t>dnia</w:t>
+            </w:r>
+            <w:proofErr w:type="spellEnd"/>
+            <w:r>
+              <w:t xml:space="preserve"> </w:t>
+            </w:r>
+            <w:proofErr w:type="spellStart"/>
+            <w:r>
+              <w:t>wyceny</w:t>
+            </w:r>
+            <w:proofErr w:type="spellEnd"/>
+            <w:r>
+              <w:t xml:space="preserve">. </w:t>
+            </w:r>
+            <w:proofErr w:type="spellStart"/>
+            <w:r>
+              <w:t>Dodano</w:t>
+            </w:r>
+            <w:proofErr w:type="spellEnd"/>
+            <w:r>
+              <w:t xml:space="preserve"> </w:t>
+            </w:r>
+            <w:proofErr w:type="spellStart"/>
+            <w:r>
+              <w:t>trwałe</w:t>
+            </w:r>
+            <w:proofErr w:type="spellEnd"/>
+            <w:r>
+              <w:t xml:space="preserve">, </w:t>
+            </w:r>
+            <w:proofErr w:type="spellStart"/>
+            <w:r>
+              <w:t>unikalne</w:t>
+            </w:r>
+            <w:proofErr w:type="spellEnd"/>
+            <w:r>
+              <w:t xml:space="preserve"> </w:t>
+            </w:r>
+            <w:proofErr w:type="spellStart"/>
+            <w:r>
+              <w:t>numery</w:t>
+            </w:r>
+            <w:proofErr w:type="spellEnd"/>
+            <w:r>
+              <w:t xml:space="preserve"> </w:t>
+            </w:r>
+            <w:proofErr w:type="spellStart"/>
+            <w:r>
+              <w:t>ofert</w:t>
+            </w:r>
+            <w:proofErr w:type="spellEnd"/>
+            <w:r>
+              <w:t xml:space="preserve"> </w:t>
+            </w:r>
+            <w:proofErr w:type="spellStart"/>
+            <w:r>
+              <w:t>wraz</w:t>
+            </w:r>
+            <w:proofErr w:type="spellEnd"/>
+            <w:r>
+              <w:t xml:space="preserve"> z </w:t>
+            </w:r>
+            <w:proofErr w:type="spellStart"/>
+            <w:r>
+              <w:t>automatyczną</w:t>
+            </w:r>
+            <w:proofErr w:type="spellEnd"/>
+            <w:r>
+              <w:t xml:space="preserve"> </w:t>
+            </w:r>
+            <w:proofErr w:type="spellStart"/>
+            <w:r>
+              <w:t>nazwą</w:t>
+            </w:r>
+            <w:proofErr w:type="spellEnd"/>
+            <w:r>
+              <w:t xml:space="preserve"> </w:t>
+            </w:r>
+            <w:proofErr w:type="spellStart"/>
+            <w:r>
+              <w:t>zastępczą</w:t>
+            </w:r>
+            <w:proofErr w:type="spellEnd"/>
+            <w:r>
+              <w:t xml:space="preserve"> „offer_&lt;</w:t>
+            </w:r>
+            <w:proofErr w:type="spellStart"/>
+            <w:r>
+              <w:t>numer</w:t>
+            </w:r>
+            <w:proofErr w:type="spellEnd"/>
+            <w:r>
+              <w:t xml:space="preserve">&gt;” </w:t>
+            </w:r>
+            <w:proofErr w:type="spellStart"/>
+            <w:r>
+              <w:t>dla</w:t>
+            </w:r>
+            <w:proofErr w:type="spellEnd"/>
+            <w:r>
+              <w:t xml:space="preserve"> </w:t>
+            </w:r>
+            <w:proofErr w:type="spellStart"/>
+            <w:r>
+              <w:t>ofert</w:t>
+            </w:r>
+            <w:proofErr w:type="spellEnd"/>
+            <w:r>
+              <w:t xml:space="preserve"> bez </w:t>
+            </w:r>
+            <w:proofErr w:type="spellStart"/>
+            <w:r>
+              <w:t>tytułu</w:t>
+            </w:r>
+            <w:proofErr w:type="spellEnd"/>
+            <w:r>
+              <w:t xml:space="preserve"> </w:t>
+            </w:r>
+            <w:proofErr w:type="spellStart"/>
+            <w:r>
+              <w:t>oraz</w:t>
+            </w:r>
+            <w:proofErr w:type="spellEnd"/>
+            <w:r>
+              <w:t xml:space="preserve"> </w:t>
+            </w:r>
+            <w:proofErr w:type="spellStart"/>
+            <w:r>
+              <w:t>wyszukiwarkę</w:t>
+            </w:r>
+            <w:proofErr w:type="spellEnd"/>
+            <w:r>
+              <w:t xml:space="preserve"> </w:t>
+            </w:r>
+            <w:proofErr w:type="spellStart"/>
+            <w:r>
+              <w:t>ofert</w:t>
+            </w:r>
+            <w:proofErr w:type="spellEnd"/>
+            <w:r>
+              <w:t xml:space="preserve"> (po </w:t>
+            </w:r>
+            <w:proofErr w:type="spellStart"/>
+            <w:r>
+              <w:t>nazwie</w:t>
+            </w:r>
+            <w:proofErr w:type="spellEnd"/>
+            <w:r>
+              <w:t xml:space="preserve">, </w:t>
+            </w:r>
+            <w:proofErr w:type="spellStart"/>
+            <w:r>
+              <w:t>nazwie</w:t>
+            </w:r>
+            <w:proofErr w:type="spellEnd"/>
+            <w:r>
+              <w:t xml:space="preserve"> </w:t>
+            </w:r>
+            <w:proofErr w:type="spellStart"/>
+            <w:r>
+              <w:t>zastępczej</w:t>
+            </w:r>
+            <w:proofErr w:type="spellEnd"/>
+            <w:r>
+              <w:t xml:space="preserve"> </w:t>
+            </w:r>
+            <w:proofErr w:type="spellStart"/>
+            <w:r>
+              <w:t>i</w:t>
+            </w:r>
+            <w:proofErr w:type="spellEnd"/>
+            <w:r>
+              <w:t xml:space="preserve"> </w:t>
+            </w:r>
+            <w:proofErr w:type="spellStart"/>
+            <w:r>
+              <w:t>numerze</w:t>
+            </w:r>
+            <w:proofErr w:type="spellEnd"/>
+            <w:r>
+              <w:t xml:space="preserve">); </w:t>
+            </w:r>
+            <w:proofErr w:type="spellStart"/>
+            <w:r>
+              <w:t>uprawnienia</w:t>
+            </w:r>
+            <w:proofErr w:type="spellEnd"/>
+            <w:r>
+              <w:t xml:space="preserve"> </w:t>
+            </w:r>
+            <w:proofErr w:type="spellStart"/>
+            <w:r>
+              <w:t>administratora</w:t>
+            </w:r>
+            <w:proofErr w:type="spellEnd"/>
+            <w:r>
+              <w:t xml:space="preserve"> </w:t>
+            </w:r>
+            <w:proofErr w:type="spellStart"/>
+            <w:r>
+              <w:t>zrównane</w:t>
+            </w:r>
+            <w:proofErr w:type="spellEnd"/>
+            <w:r>
+              <w:t xml:space="preserve"> ze </w:t>
+            </w:r>
+            <w:proofErr w:type="spellStart"/>
+            <w:r>
+              <w:t>starszym</w:t>
+            </w:r>
+            <w:proofErr w:type="spellEnd"/>
+            <w:r>
+              <w:t xml:space="preserve"> </w:t>
+            </w:r>
+            <w:proofErr w:type="spellStart"/>
+            <w:r>
+              <w:t>handlowcem</w:t>
+            </w:r>
+            <w:proofErr w:type="spellEnd"/>
+            <w:r>
+              <w:t xml:space="preserve"> </w:t>
+            </w:r>
+            <w:proofErr w:type="spellStart"/>
+            <w:r>
+              <w:t>na</w:t>
+            </w:r>
+            <w:proofErr w:type="spellEnd"/>
+            <w:r>
+              <w:t xml:space="preserve"> </w:t>
+            </w:r>
+            <w:proofErr w:type="spellStart"/>
+            <w:r>
+              <w:t>własnych</w:t>
+            </w:r>
+            <w:proofErr w:type="spellEnd"/>
+            <w:r>
+              <w:t xml:space="preserve"> </w:t>
+            </w:r>
+            <w:proofErr w:type="spellStart"/>
+            <w:r>
+              <w:t>ofertach</w:t>
+            </w:r>
+            <w:proofErr w:type="spellEnd"/>
+            <w:r>
+              <w:t>.</w:t>
             </w:r>
           </w:p>
         </w:tc>
@@ -384,7 +2218,6 @@
               <w:rPr>
                 <w:b/>
               </w:rPr>
-              <w:lastRenderedPageBreak/>
               <w:t>1.2</w:t>
             </w:r>
           </w:p>
@@ -414,14 +2247,221 @@
             <w:tcW w:w="3581" w:type="dxa"/>
           </w:tcPr>
           <w:p>
-            <w:r>
-              <w:t xml:space="preserve">Poprawki regresji po integracji </w:t>
-            </w:r>
-            <w:r>
-              <w:t>podczas Deployu</w:t>
-            </w:r>
-            <w:r>
-              <w:t xml:space="preserve"> (m.in. krytyczny błąd edycji pozycji, przywrócona waga arkusza), ujednolicenie generowania PDF na wersję serwerową, zamknięcie rejestracji kont dla administratora oraz eksport ofert do Excela w formacie KTS/GPAO.</w:t>
+            <w:proofErr w:type="spellStart"/>
+            <w:r>
+              <w:t>Poprawki</w:t>
+            </w:r>
+            <w:proofErr w:type="spellEnd"/>
+            <w:r>
+              <w:t xml:space="preserve"> </w:t>
+            </w:r>
+            <w:proofErr w:type="spellStart"/>
+            <w:r>
+              <w:t>regresji</w:t>
+            </w:r>
+            <w:proofErr w:type="spellEnd"/>
+            <w:r>
+              <w:t xml:space="preserve"> po </w:t>
+            </w:r>
+            <w:proofErr w:type="spellStart"/>
+            <w:r>
+              <w:t>integracji</w:t>
+            </w:r>
+            <w:proofErr w:type="spellEnd"/>
+            <w:r>
+              <w:t xml:space="preserve"> </w:t>
+            </w:r>
+            <w:proofErr w:type="spellStart"/>
+            <w:r>
+              <w:t>podczas</w:t>
+            </w:r>
+            <w:proofErr w:type="spellEnd"/>
+            <w:r>
+              <w:t xml:space="preserve"> </w:t>
+            </w:r>
+            <w:proofErr w:type="spellStart"/>
+            <w:r>
+              <w:t>Deployu</w:t>
+            </w:r>
+            <w:proofErr w:type="spellEnd"/>
+            <w:r>
+              <w:t xml:space="preserve"> (m.in. </w:t>
+            </w:r>
+            <w:proofErr w:type="spellStart"/>
+            <w:r>
+              <w:t>krytyczny</w:t>
+            </w:r>
+            <w:proofErr w:type="spellEnd"/>
+            <w:r>
+              <w:t xml:space="preserve"> </w:t>
+            </w:r>
+            <w:proofErr w:type="spellStart"/>
+            <w:r>
+              <w:t>błąd</w:t>
+            </w:r>
+            <w:proofErr w:type="spellEnd"/>
+            <w:r>
+              <w:t xml:space="preserve"> </w:t>
+            </w:r>
+            <w:proofErr w:type="spellStart"/>
+            <w:r>
+              <w:t>edycji</w:t>
+            </w:r>
+            <w:proofErr w:type="spellEnd"/>
+            <w:r>
+              <w:t xml:space="preserve"> </w:t>
+            </w:r>
+            <w:proofErr w:type="spellStart"/>
+            <w:r>
+              <w:t>pozycji</w:t>
+            </w:r>
+            <w:proofErr w:type="spellEnd"/>
+            <w:r>
+              <w:t xml:space="preserve">, </w:t>
+            </w:r>
+            <w:proofErr w:type="spellStart"/>
+            <w:r>
+              <w:t>przywrócona</w:t>
+            </w:r>
+            <w:proofErr w:type="spellEnd"/>
+            <w:r>
+              <w:t xml:space="preserve"> </w:t>
+            </w:r>
+            <w:proofErr w:type="spellStart"/>
+            <w:r>
+              <w:t>waga</w:t>
+            </w:r>
+            <w:proofErr w:type="spellEnd"/>
+            <w:r>
+              <w:t xml:space="preserve"> </w:t>
+            </w:r>
+            <w:proofErr w:type="spellStart"/>
+            <w:r>
+              <w:t>arkusza</w:t>
+            </w:r>
+            <w:proofErr w:type="spellEnd"/>
+            <w:r>
+              <w:t xml:space="preserve">), </w:t>
+            </w:r>
+            <w:proofErr w:type="spellStart"/>
+            <w:r>
+              <w:t>ujednolicenie</w:t>
+            </w:r>
+            <w:proofErr w:type="spellEnd"/>
+            <w:r>
+              <w:t xml:space="preserve"> </w:t>
+            </w:r>
+            <w:proofErr w:type="spellStart"/>
+            <w:r>
+              <w:t>generowania</w:t>
+            </w:r>
+            <w:proofErr w:type="spellEnd"/>
+            <w:r>
+              <w:t xml:space="preserve"> PDF </w:t>
+            </w:r>
+            <w:proofErr w:type="spellStart"/>
+            <w:r>
+              <w:t>na</w:t>
+            </w:r>
+            <w:proofErr w:type="spellEnd"/>
+            <w:r>
+              <w:t xml:space="preserve"> </w:t>
+            </w:r>
+            <w:proofErr w:type="spellStart"/>
+            <w:r>
+              <w:t>wersję</w:t>
+            </w:r>
+            <w:proofErr w:type="spellEnd"/>
+            <w:r>
+              <w:t xml:space="preserve"> </w:t>
+            </w:r>
+            <w:proofErr w:type="spellStart"/>
+            <w:r>
+              <w:t>serwerową</w:t>
+            </w:r>
+            <w:proofErr w:type="spellEnd"/>
+            <w:r>
+              <w:t xml:space="preserve">, </w:t>
+            </w:r>
+            <w:proofErr w:type="spellStart"/>
+            <w:r>
+              <w:t>zamknięcie</w:t>
+            </w:r>
+            <w:proofErr w:type="spellEnd"/>
+            <w:r>
+              <w:t xml:space="preserve"> </w:t>
+            </w:r>
+            <w:proofErr w:type="spellStart"/>
+            <w:r>
+              <w:t>rejestracji</w:t>
+            </w:r>
+            <w:proofErr w:type="spellEnd"/>
+            <w:r>
+              <w:t xml:space="preserve"> </w:t>
+            </w:r>
+            <w:proofErr w:type="spellStart"/>
+            <w:r>
+              <w:t>kont</w:t>
+            </w:r>
+            <w:proofErr w:type="spellEnd"/>
+            <w:r>
+              <w:t xml:space="preserve"> </w:t>
+            </w:r>
+            <w:proofErr w:type="spellStart"/>
+            <w:r>
+              <w:t>dla</w:t>
+            </w:r>
+            <w:proofErr w:type="spellEnd"/>
+            <w:r>
+              <w:t xml:space="preserve"> </w:t>
+            </w:r>
+            <w:proofErr w:type="spellStart"/>
+            <w:r>
+              <w:t>administratora</w:t>
+            </w:r>
+            <w:proofErr w:type="spellEnd"/>
+            <w:r>
+              <w:t xml:space="preserve"> </w:t>
+            </w:r>
+            <w:proofErr w:type="spellStart"/>
+            <w:r>
+              <w:t>oraz</w:t>
+            </w:r>
+            <w:proofErr w:type="spellEnd"/>
+            <w:r>
+              <w:t xml:space="preserve"> </w:t>
+            </w:r>
+            <w:proofErr w:type="spellStart"/>
+            <w:r>
+              <w:t>eksport</w:t>
+            </w:r>
+            <w:proofErr w:type="spellEnd"/>
+            <w:r>
+              <w:t xml:space="preserve"> </w:t>
+            </w:r>
+            <w:proofErr w:type="spellStart"/>
+            <w:r>
+              <w:t>ofert</w:t>
+            </w:r>
+            <w:proofErr w:type="spellEnd"/>
+            <w:r>
+              <w:t xml:space="preserve"> do </w:t>
+            </w:r>
+            <w:proofErr w:type="spellStart"/>
+            <w:r>
+              <w:t>Excela</w:t>
+            </w:r>
+            <w:proofErr w:type="spellEnd"/>
+            <w:r>
+              <w:t xml:space="preserve"> w </w:t>
+            </w:r>
+            <w:proofErr w:type="spellStart"/>
+            <w:r>
+              <w:t>formacie</w:t>
+            </w:r>
+            <w:proofErr w:type="spellEnd"/>
+            <w:r>
+              <w:t xml:space="preserve"> KTS/GPAO.</w:t>
             </w:r>
           </w:p>
         </w:tc>
@@ -473,7 +2513,151 @@
           </w:tcPr>
           <w:p>
             <w:r>
-              <w:t>Role użytkowników (młodszy/starszy handlowiec, administrator), obieg akceptacji ofert, panel administratora i panel seniora, migracje bazy danych, tłumaczenia PL/EN. Wdrożone na środowisko produkcyjne.</w:t>
+              <w:t xml:space="preserve">Role </w:t>
+            </w:r>
+            <w:proofErr w:type="spellStart"/>
+            <w:r>
+              <w:t>użytkowników</w:t>
+            </w:r>
+            <w:proofErr w:type="spellEnd"/>
+            <w:r>
+              <w:t xml:space="preserve"> (</w:t>
+            </w:r>
+            <w:proofErr w:type="spellStart"/>
+            <w:r>
+              <w:t>młodszy</w:t>
+            </w:r>
+            <w:proofErr w:type="spellEnd"/>
+            <w:r>
+              <w:t>/</w:t>
+            </w:r>
+            <w:proofErr w:type="spellStart"/>
+            <w:r>
+              <w:t>starszy</w:t>
+            </w:r>
+            <w:proofErr w:type="spellEnd"/>
+            <w:r>
+              <w:t xml:space="preserve"> </w:t>
+            </w:r>
+            <w:proofErr w:type="spellStart"/>
+            <w:r>
+              <w:t>handlowiec</w:t>
+            </w:r>
+            <w:proofErr w:type="spellEnd"/>
+            <w:r>
+              <w:t xml:space="preserve">, administrator), </w:t>
+            </w:r>
+            <w:proofErr w:type="spellStart"/>
+            <w:r>
+              <w:t>obieg</w:t>
+            </w:r>
+            <w:proofErr w:type="spellEnd"/>
+            <w:r>
+              <w:t xml:space="preserve"> </w:t>
+            </w:r>
+            <w:proofErr w:type="spellStart"/>
+            <w:r>
+              <w:t>akceptacji</w:t>
+            </w:r>
+            <w:proofErr w:type="spellEnd"/>
+            <w:r>
+              <w:t xml:space="preserve"> </w:t>
+            </w:r>
+            <w:proofErr w:type="spellStart"/>
+            <w:r>
+              <w:t>ofert</w:t>
+            </w:r>
+            <w:proofErr w:type="spellEnd"/>
+            <w:r>
+              <w:t xml:space="preserve">, panel </w:t>
+            </w:r>
+            <w:proofErr w:type="spellStart"/>
+            <w:r>
+              <w:t>administratora</w:t>
+            </w:r>
+            <w:proofErr w:type="spellEnd"/>
+            <w:r>
+              <w:t xml:space="preserve"> </w:t>
+            </w:r>
+            <w:proofErr w:type="spellStart"/>
+            <w:r>
+              <w:t>i</w:t>
+            </w:r>
+            <w:proofErr w:type="spellEnd"/>
+            <w:r>
+              <w:t xml:space="preserve"> panel </w:t>
+            </w:r>
+            <w:proofErr w:type="spellStart"/>
+            <w:r>
+              <w:t>seniora</w:t>
+            </w:r>
+            <w:proofErr w:type="spellEnd"/>
+            <w:r>
+              <w:t xml:space="preserve">, </w:t>
+            </w:r>
+            <w:proofErr w:type="spellStart"/>
+            <w:r>
+              <w:t>migracje</w:t>
+            </w:r>
+            <w:proofErr w:type="spellEnd"/>
+            <w:r>
+              <w:t xml:space="preserve"> </w:t>
+            </w:r>
+            <w:proofErr w:type="spellStart"/>
+            <w:r>
+              <w:t>bazy</w:t>
+            </w:r>
+            <w:proofErr w:type="spellEnd"/>
+            <w:r>
+              <w:t xml:space="preserve"> </w:t>
+            </w:r>
+            <w:proofErr w:type="spellStart"/>
+            <w:r>
+              <w:t>danych</w:t>
+            </w:r>
+            <w:proofErr w:type="spellEnd"/>
+            <w:r>
+              <w:t xml:space="preserve">, </w:t>
+            </w:r>
+            <w:proofErr w:type="spellStart"/>
+            <w:r>
+              <w:t>tłumaczenia</w:t>
+            </w:r>
+            <w:proofErr w:type="spellEnd"/>
+            <w:r>
+              <w:t xml:space="preserve"> PL/EN. </w:t>
+            </w:r>
+            <w:proofErr w:type="spellStart"/>
+            <w:r>
+              <w:t>Wdrożone</w:t>
+            </w:r>
+            <w:proofErr w:type="spellEnd"/>
+            <w:r>
+              <w:t xml:space="preserve"> </w:t>
+            </w:r>
+            <w:proofErr w:type="spellStart"/>
+            <w:r>
+              <w:t>na</w:t>
+            </w:r>
+            <w:proofErr w:type="spellEnd"/>
+            <w:r>
+              <w:t xml:space="preserve"> </w:t>
+            </w:r>
+            <w:proofErr w:type="spellStart"/>
+            <w:r>
+              <w:t>środowisko</w:t>
+            </w:r>
+            <w:proofErr w:type="spellEnd"/>
+            <w:r>
+              <w:t xml:space="preserve"> </w:t>
+            </w:r>
+            <w:proofErr w:type="spellStart"/>
+            <w:r>
+              <w:t>produkcyjne</w:t>
+            </w:r>
+            <w:proofErr w:type="spellEnd"/>
+            <w:r>
+              <w:t>.</w:t>
             </w:r>
           </w:p>
         </w:tc>
@@ -502,7 +2686,21 @@
               <w:rPr>
                 <w:color w:val="666666"/>
               </w:rPr>
-              <w:t>do dnia 31.03.2026</w:t>
+              <w:t xml:space="preserve">do </w:t>
+            </w:r>
+            <w:proofErr w:type="spellStart"/>
+            <w:r>
+              <w:rPr>
+                <w:color w:val="666666"/>
+              </w:rPr>
+              <w:t>dnia</w:t>
+            </w:r>
+            <w:proofErr w:type="spellEnd"/>
+            <w:r>
+              <w:rPr>
+                <w:color w:val="666666"/>
+              </w:rPr>
+              <w:t xml:space="preserve"> 31.03.2026</w:t>
             </w:r>
           </w:p>
         </w:tc>
@@ -524,8 +2722,42 @@
             <w:tcW w:w="3581" w:type="dxa"/>
           </w:tcPr>
           <w:p>
-            <w:r>
-              <w:t>Wersja bazowa  - stan wyjściowy aplikacji.</w:t>
+            <w:proofErr w:type="spellStart"/>
+            <w:r>
+              <w:t>Wersja</w:t>
+            </w:r>
+            <w:proofErr w:type="spellEnd"/>
+            <w:r>
+              <w:t xml:space="preserve"> </w:t>
+            </w:r>
+            <w:proofErr w:type="spellStart"/>
+            <w:proofErr w:type="gramStart"/>
+            <w:r>
+              <w:t>bazowa</w:t>
+            </w:r>
+            <w:proofErr w:type="spellEnd"/>
+            <w:r>
+              <w:t xml:space="preserve">  -</w:t>
+            </w:r>
+            <w:proofErr w:type="gramEnd"/>
+            <w:r>
+              <w:t xml:space="preserve"> stan </w:t>
+            </w:r>
+            <w:proofErr w:type="spellStart"/>
+            <w:r>
+              <w:t>wyjściowy</w:t>
+            </w:r>
+            <w:proofErr w:type="spellEnd"/>
+            <w:r>
+              <w:t xml:space="preserve"> </w:t>
+            </w:r>
+            <w:proofErr w:type="spellStart"/>
+            <w:r>
+              <w:t>aplikacji</w:t>
+            </w:r>
+            <w:proofErr w:type="spellEnd"/>
+            <w:r>
+              <w:t>.</w:t>
             </w:r>
           </w:p>
         </w:tc>
@@ -539,52 +2771,260 @@
         </w:pBdr>
         <w:spacing w:before="200" w:after="80"/>
       </w:pPr>
+      <w:proofErr w:type="spellStart"/>
       <w:r>
         <w:rPr>
           <w:b/>
           <w:color w:val="1F2A44"/>
           <w:sz w:val="32"/>
         </w:rPr>
-        <w:t>Zmiany w wersji 1.4</w:t>
-      </w:r>
+        <w:t>Zmiany</w:t>
+      </w:r>
+      <w:proofErr w:type="spellEnd"/>
+      <w:r>
+        <w:rPr>
+          <w:b/>
+          <w:color w:val="1F2A44"/>
+          <w:sz w:val="32"/>
+        </w:rPr>
+        <w:t xml:space="preserve"> w </w:t>
+      </w:r>
+      <w:proofErr w:type="spellStart"/>
+      <w:r>
+        <w:rPr>
+          <w:b/>
+          <w:color w:val="1F2A44"/>
+          <w:sz w:val="32"/>
+        </w:rPr>
+        <w:t>wersji</w:t>
+      </w:r>
+      <w:proofErr w:type="spellEnd"/>
+      <w:r>
+        <w:rPr>
+          <w:b/>
+          <w:color w:val="1F2A44"/>
+          <w:sz w:val="32"/>
+        </w:rPr>
+        <w:t xml:space="preserve"> 1.4</w:t>
+      </w:r>
+    </w:p>
+    <w:p>
+      <w:pPr>
+        <w:spacing w:before="240" w:after="40"/>
+      </w:pPr>
+      <w:proofErr w:type="spellStart"/>
+      <w:r>
+        <w:rPr>
+          <w:b/>
+          <w:color w:val="2B57A6"/>
+          <w:sz w:val="26"/>
+        </w:rPr>
+        <w:lastRenderedPageBreak/>
+        <w:t>Zmiany</w:t>
+      </w:r>
+      <w:proofErr w:type="spellEnd"/>
+      <w:r>
+        <w:rPr>
+          <w:b/>
+          <w:color w:val="2B57A6"/>
+          <w:sz w:val="26"/>
+        </w:rPr>
+        <w:t xml:space="preserve"> </w:t>
+      </w:r>
+      <w:proofErr w:type="spellStart"/>
+      <w:r>
+        <w:rPr>
+          <w:b/>
+          <w:color w:val="2B57A6"/>
+          <w:sz w:val="26"/>
+        </w:rPr>
+        <w:t>ogólne</w:t>
+      </w:r>
+      <w:proofErr w:type="spellEnd"/>
+      <w:r>
+        <w:rPr>
+          <w:b/>
+          <w:color w:val="2B57A6"/>
+          <w:sz w:val="26"/>
+        </w:rPr>
+        <w:t xml:space="preserve"> / </w:t>
+      </w:r>
+      <w:proofErr w:type="spellStart"/>
+      <w:r>
+        <w:rPr>
+          <w:b/>
+          <w:color w:val="2B57A6"/>
+          <w:sz w:val="26"/>
+        </w:rPr>
+        <w:t>systemowe</w:t>
+      </w:r>
+      <w:proofErr w:type="spellEnd"/>
     </w:p>
     <w:p>
       <w:pPr>
         <w:spacing w:after="80"/>
       </w:pPr>
+      <w:proofErr w:type="spellStart"/>
       <w:r>
         <w:rPr>
           <w:i/>
           <w:color w:val="666666"/>
           <w:sz w:val="18"/>
         </w:rPr>
-        <w:t>W każdej sekcji wpisz zmiany (np. „Nowa funkcja: dodanie nowego gatunku stali", „Poprawka: …") lub pozostaw „Brak zmian".</w:t>
-      </w:r>
-    </w:p>
-    <w:p>
-      <w:pPr>
-        <w:spacing w:before="240" w:after="40"/>
-      </w:pPr>
-      <w:r>
-        <w:rPr>
-          <w:b/>
-          <w:color w:val="2B57A6"/>
-          <w:sz w:val="26"/>
-        </w:rPr>
-        <w:t>Zmiany ogólne / systemowe</w:t>
-      </w:r>
-    </w:p>
-    <w:p>
-      <w:pPr>
-        <w:spacing w:after="80"/>
-      </w:pPr>
+        <w:t>Zmiany</w:t>
+      </w:r>
+      <w:proofErr w:type="spellEnd"/>
       <w:r>
         <w:rPr>
           <w:i/>
           <w:color w:val="666666"/>
           <w:sz w:val="18"/>
         </w:rPr>
-        <w:t>Zmiany niezależne od funkcji - logowanie, wydajność, baza danych, bezpieczeństwo.</w:t>
+        <w:t xml:space="preserve"> </w:t>
+      </w:r>
+      <w:proofErr w:type="spellStart"/>
+      <w:r>
+        <w:rPr>
+          <w:i/>
+          <w:color w:val="666666"/>
+          <w:sz w:val="18"/>
+        </w:rPr>
+        <w:t>niezależne</w:t>
+      </w:r>
+      <w:proofErr w:type="spellEnd"/>
+      <w:r>
+        <w:rPr>
+          <w:i/>
+          <w:color w:val="666666"/>
+          <w:sz w:val="18"/>
+        </w:rPr>
+        <w:t xml:space="preserve"> </w:t>
+      </w:r>
+      <w:proofErr w:type="spellStart"/>
+      <w:r>
+        <w:rPr>
+          <w:i/>
+          <w:color w:val="666666"/>
+          <w:sz w:val="18"/>
+        </w:rPr>
+        <w:t>od</w:t>
+      </w:r>
+      <w:proofErr w:type="spellEnd"/>
+      <w:r>
+        <w:rPr>
+          <w:i/>
+          <w:color w:val="666666"/>
+          <w:sz w:val="18"/>
+        </w:rPr>
+        <w:t xml:space="preserve"> </w:t>
+      </w:r>
+      <w:proofErr w:type="spellStart"/>
+      <w:r>
+        <w:rPr>
+          <w:i/>
+          <w:color w:val="666666"/>
+          <w:sz w:val="18"/>
+        </w:rPr>
+        <w:t>funkcji</w:t>
+      </w:r>
+      <w:proofErr w:type="spellEnd"/>
+      <w:r>
+        <w:rPr>
+          <w:i/>
+          <w:color w:val="666666"/>
+          <w:sz w:val="18"/>
+        </w:rPr>
+        <w:t xml:space="preserve"> - </w:t>
+      </w:r>
+      <w:proofErr w:type="spellStart"/>
+      <w:r>
+        <w:rPr>
+          <w:i/>
+          <w:color w:val="666666"/>
+          <w:sz w:val="18"/>
+        </w:rPr>
+        <w:t>logowanie</w:t>
+      </w:r>
+      <w:proofErr w:type="spellEnd"/>
+      <w:r>
+        <w:rPr>
+          <w:i/>
+          <w:color w:val="666666"/>
+          <w:sz w:val="18"/>
+        </w:rPr>
+        <w:t xml:space="preserve">, </w:t>
+      </w:r>
+      <w:proofErr w:type="spellStart"/>
+      <w:r>
+        <w:rPr>
+          <w:i/>
+          <w:color w:val="666666"/>
+          <w:sz w:val="18"/>
+        </w:rPr>
+        <w:t>wydajność</w:t>
+      </w:r>
+      <w:proofErr w:type="spellEnd"/>
+      <w:r>
+        <w:rPr>
+          <w:i/>
+          <w:color w:val="666666"/>
+          <w:sz w:val="18"/>
+        </w:rPr>
+        <w:t xml:space="preserve">, </w:t>
+      </w:r>
+      <w:proofErr w:type="spellStart"/>
+      <w:r>
+        <w:rPr>
+          <w:i/>
+          <w:color w:val="666666"/>
+          <w:sz w:val="18"/>
+        </w:rPr>
+        <w:t>baza</w:t>
+      </w:r>
+      <w:proofErr w:type="spellEnd"/>
+      <w:r>
+        <w:rPr>
+          <w:i/>
+          <w:color w:val="666666"/>
+          <w:sz w:val="18"/>
+        </w:rPr>
+        <w:t xml:space="preserve"> </w:t>
+      </w:r>
+      <w:proofErr w:type="spellStart"/>
+      <w:r>
+        <w:rPr>
+          <w:i/>
+          <w:color w:val="666666"/>
+          <w:sz w:val="18"/>
+        </w:rPr>
+        <w:t>danych</w:t>
+      </w:r>
+      <w:proofErr w:type="spellEnd"/>
+      <w:r>
+        <w:rPr>
+          <w:i/>
+          <w:color w:val="666666"/>
+          <w:sz w:val="18"/>
+        </w:rPr>
+        <w:t xml:space="preserve">, </w:t>
+      </w:r>
+      <w:proofErr w:type="spellStart"/>
+      <w:r>
+        <w:rPr>
+          <w:i/>
+          <w:color w:val="666666"/>
+          <w:sz w:val="18"/>
+        </w:rPr>
+        <w:t>bezpieczeństwo</w:t>
+      </w:r>
+      <w:proofErr w:type="spellEnd"/>
+      <w:r>
+        <w:rPr>
+          <w:i/>
+          <w:color w:val="666666"/>
+          <w:sz w:val="18"/>
+        </w:rPr>
+        <w:t>.</w:t>
       </w:r>
     </w:p>
     <w:tbl>
@@ -604,6 +3044,7 @@
             <w:shd w:val="clear" w:color="auto" w:fill="EEF2F8"/>
           </w:tcPr>
           <w:p>
+            <w:proofErr w:type="spellStart"/>
             <w:r>
               <w:rPr>
                 <w:b/>
@@ -611,6 +3052,7 @@
               </w:rPr>
               <w:t>Typ</w:t>
             </w:r>
+            <w:proofErr w:type="spellEnd"/>
           </w:p>
         </w:tc>
         <w:tc>
@@ -619,13 +3061,31 @@
             <w:shd w:val="clear" w:color="auto" w:fill="EEF2F8"/>
           </w:tcPr>
           <w:p>
+            <w:proofErr w:type="spellStart"/>
             <w:r>
               <w:rPr>
                 <w:b/>
                 <w:color w:val="1F2A44"/>
               </w:rPr>
-              <w:t>Opis zmiany</w:t>
-            </w:r>
+              <w:t>Opis</w:t>
+            </w:r>
+            <w:proofErr w:type="spellEnd"/>
+            <w:r>
+              <w:rPr>
+                <w:b/>
+                <w:color w:val="1F2A44"/>
+              </w:rPr>
+              <w:t xml:space="preserve"> </w:t>
+            </w:r>
+            <w:proofErr w:type="spellStart"/>
+            <w:r>
+              <w:rPr>
+                <w:b/>
+                <w:color w:val="1F2A44"/>
+              </w:rPr>
+              <w:t>zmiany</w:t>
+            </w:r>
+            <w:proofErr w:type="spellEnd"/>
           </w:p>
         </w:tc>
       </w:tr>
@@ -635,9 +3095,19 @@
             <w:tcW w:w="1948" w:type="dxa"/>
           </w:tcPr>
           <w:p>
-            <w:r>
-              <w:t>Poprawka błędu</w:t>
-            </w:r>
+            <w:proofErr w:type="spellStart"/>
+            <w:r>
+              <w:t>Poprawka</w:t>
+            </w:r>
+            <w:proofErr w:type="spellEnd"/>
+            <w:r>
+              <w:t xml:space="preserve"> </w:t>
+            </w:r>
+            <w:proofErr w:type="spellStart"/>
+            <w:r>
+              <w:t>błędu</w:t>
+            </w:r>
+            <w:proofErr w:type="spellEnd"/>
           </w:p>
         </w:tc>
         <w:tc>
@@ -645,8 +3115,245 @@
             <w:tcW w:w="6908" w:type="dxa"/>
           </w:tcPr>
           <w:p>
-            <w:r>
-              <w:t>Generowanie oferty PDF sprawdza teraz jawnie rolę użytkownika (młodszy handlowiec, starszy handlowiec, administrator) zamiast samego faktu posiadania aktywnej sesji. Kontrola dostępu do eksportu PDF jest spójna z pozostałymi trasami API — konto bez prawidłowo przypisanej roli nie wygeneruje dokumentu.</w:t>
+            <w:proofErr w:type="spellStart"/>
+            <w:r>
+              <w:t>Generowanie</w:t>
+            </w:r>
+            <w:proofErr w:type="spellEnd"/>
+            <w:r>
+              <w:t xml:space="preserve"> </w:t>
+            </w:r>
+            <w:proofErr w:type="spellStart"/>
+            <w:r>
+              <w:t>oferty</w:t>
+            </w:r>
+            <w:proofErr w:type="spellEnd"/>
+            <w:r>
+              <w:t xml:space="preserve"> PDF </w:t>
+            </w:r>
+            <w:proofErr w:type="spellStart"/>
+            <w:r>
+              <w:t>sprawdza</w:t>
+            </w:r>
+            <w:proofErr w:type="spellEnd"/>
+            <w:r>
+              <w:t xml:space="preserve"> </w:t>
+            </w:r>
+            <w:proofErr w:type="spellStart"/>
+            <w:r>
+              <w:t>teraz</w:t>
+            </w:r>
+            <w:proofErr w:type="spellEnd"/>
+            <w:r>
+              <w:t xml:space="preserve"> </w:t>
+            </w:r>
+            <w:proofErr w:type="spellStart"/>
+            <w:r>
+              <w:t>jawnie</w:t>
+            </w:r>
+            <w:proofErr w:type="spellEnd"/>
+            <w:r>
+              <w:t xml:space="preserve"> </w:t>
+            </w:r>
+            <w:proofErr w:type="spellStart"/>
+            <w:r>
+              <w:t>rolę</w:t>
+            </w:r>
+            <w:proofErr w:type="spellEnd"/>
+            <w:r>
+              <w:t xml:space="preserve"> </w:t>
+            </w:r>
+            <w:proofErr w:type="spellStart"/>
+            <w:r>
+              <w:t>użytkownika</w:t>
+            </w:r>
+            <w:proofErr w:type="spellEnd"/>
+            <w:r>
+              <w:t xml:space="preserve"> (</w:t>
+            </w:r>
+            <w:proofErr w:type="spellStart"/>
+            <w:r>
+              <w:t>młodszy</w:t>
+            </w:r>
+            <w:proofErr w:type="spellEnd"/>
+            <w:r>
+              <w:t xml:space="preserve"> </w:t>
+            </w:r>
+            <w:proofErr w:type="spellStart"/>
+            <w:r>
+              <w:t>handlowiec</w:t>
+            </w:r>
+            <w:proofErr w:type="spellEnd"/>
+            <w:r>
+              <w:t xml:space="preserve">, </w:t>
+            </w:r>
+            <w:proofErr w:type="spellStart"/>
+            <w:r>
+              <w:t>starszy</w:t>
+            </w:r>
+            <w:proofErr w:type="spellEnd"/>
+            <w:r>
+              <w:t xml:space="preserve"> </w:t>
+            </w:r>
+            <w:proofErr w:type="spellStart"/>
+            <w:r>
+              <w:t>handlowiec</w:t>
+            </w:r>
+            <w:proofErr w:type="spellEnd"/>
+            <w:r>
+              <w:t xml:space="preserve">, administrator) </w:t>
+            </w:r>
+            <w:proofErr w:type="spellStart"/>
+            <w:r>
+              <w:t>zamiast</w:t>
+            </w:r>
+            <w:proofErr w:type="spellEnd"/>
+            <w:r>
+              <w:t xml:space="preserve"> </w:t>
+            </w:r>
+            <w:proofErr w:type="spellStart"/>
+            <w:r>
+              <w:t>samego</w:t>
+            </w:r>
+            <w:proofErr w:type="spellEnd"/>
+            <w:r>
+              <w:t xml:space="preserve"> </w:t>
+            </w:r>
+            <w:proofErr w:type="spellStart"/>
+            <w:r>
+              <w:t>faktu</w:t>
+            </w:r>
+            <w:proofErr w:type="spellEnd"/>
+            <w:r>
+              <w:t xml:space="preserve"> </w:t>
+            </w:r>
+            <w:proofErr w:type="spellStart"/>
+            <w:r>
+              <w:t>posiadania</w:t>
+            </w:r>
+            <w:proofErr w:type="spellEnd"/>
+            <w:r>
+              <w:t xml:space="preserve"> </w:t>
+            </w:r>
+            <w:proofErr w:type="spellStart"/>
+            <w:r>
+              <w:t>aktywnej</w:t>
+            </w:r>
+            <w:proofErr w:type="spellEnd"/>
+            <w:r>
+              <w:t xml:space="preserve"> </w:t>
+            </w:r>
+            <w:proofErr w:type="spellStart"/>
+            <w:r>
+              <w:t>sesji</w:t>
+            </w:r>
+            <w:proofErr w:type="spellEnd"/>
+            <w:r>
+              <w:t xml:space="preserve">. </w:t>
+            </w:r>
+            <w:proofErr w:type="spellStart"/>
+            <w:r>
+              <w:t>Kontrola</w:t>
+            </w:r>
+            <w:proofErr w:type="spellEnd"/>
+            <w:r>
+              <w:t xml:space="preserve"> </w:t>
+            </w:r>
+            <w:proofErr w:type="spellStart"/>
+            <w:r>
+              <w:t>dostępu</w:t>
+            </w:r>
+            <w:proofErr w:type="spellEnd"/>
+            <w:r>
+              <w:t xml:space="preserve"> do </w:t>
+            </w:r>
+            <w:proofErr w:type="spellStart"/>
+            <w:r>
+              <w:t>eksportu</w:t>
+            </w:r>
+            <w:proofErr w:type="spellEnd"/>
+            <w:r>
+              <w:t xml:space="preserve"> PDF jest </w:t>
+            </w:r>
+            <w:proofErr w:type="spellStart"/>
+            <w:r>
+              <w:t>spójna</w:t>
+            </w:r>
+            <w:proofErr w:type="spellEnd"/>
+            <w:r>
+              <w:t xml:space="preserve"> z </w:t>
+            </w:r>
+            <w:proofErr w:type="spellStart"/>
+            <w:r>
+              <w:t>pozostałymi</w:t>
+            </w:r>
+            <w:proofErr w:type="spellEnd"/>
+            <w:r>
+              <w:t xml:space="preserve"> </w:t>
+            </w:r>
+            <w:proofErr w:type="spellStart"/>
+            <w:r>
+              <w:t>trasami</w:t>
+            </w:r>
+            <w:proofErr w:type="spellEnd"/>
+            <w:r>
+              <w:t xml:space="preserve"> API - </w:t>
+            </w:r>
+            <w:proofErr w:type="spellStart"/>
+            <w:r>
+              <w:t>konto</w:t>
+            </w:r>
+            <w:proofErr w:type="spellEnd"/>
+            <w:r>
+              <w:t xml:space="preserve"> bez </w:t>
+            </w:r>
+            <w:proofErr w:type="spellStart"/>
+            <w:r>
+              <w:t>prawidłowo</w:t>
+            </w:r>
+            <w:proofErr w:type="spellEnd"/>
+            <w:r>
+              <w:t xml:space="preserve"> </w:t>
+            </w:r>
+            <w:proofErr w:type="spellStart"/>
+            <w:r>
+              <w:t>przypisanej</w:t>
+            </w:r>
+            <w:proofErr w:type="spellEnd"/>
+            <w:r>
+              <w:t xml:space="preserve"> </w:t>
+            </w:r>
+            <w:proofErr w:type="spellStart"/>
+            <w:r>
+              <w:t>roli</w:t>
+            </w:r>
+            <w:proofErr w:type="spellEnd"/>
+            <w:r>
+              <w:t xml:space="preserve"> </w:t>
+            </w:r>
+            <w:proofErr w:type="spellStart"/>
+            <w:r>
+              <w:t>nie</w:t>
+            </w:r>
+            <w:proofErr w:type="spellEnd"/>
+            <w:r>
+              <w:t xml:space="preserve"> </w:t>
+            </w:r>
+            <w:proofErr w:type="spellStart"/>
+            <w:r>
+              <w:t>wygeneruje</w:t>
+            </w:r>
+            <w:proofErr w:type="spellEnd"/>
+            <w:r>
+              <w:t xml:space="preserve"> </w:t>
+            </w:r>
+            <w:proofErr w:type="spellStart"/>
+            <w:r>
+              <w:t>dokumentu</w:t>
+            </w:r>
+            <w:proofErr w:type="spellEnd"/>
+            <w:r>
+              <w:t>.</w:t>
             </w:r>
           </w:p>
         </w:tc>
@@ -658,8 +3365,13 @@
           </w:tcPr>
           <w:p>
             <w:r>
-              <w:t>Nowa funkcja</w:t>
-            </w:r>
+              <w:t xml:space="preserve">Nowa </w:t>
+            </w:r>
+            <w:proofErr w:type="spellStart"/>
+            <w:r>
+              <w:t>funkcja</w:t>
+            </w:r>
+            <w:proofErr w:type="spellEnd"/>
           </w:p>
         </w:tc>
         <w:tc>
@@ -667,8 +3379,541 @@
             <w:tcW w:w="6908" w:type="dxa"/>
           </w:tcPr>
           <w:p>
-            <w:r>
-              <w:t>Katalog klientów stał się wspólną bazą działu handlowego. Dodano numer SAP ID oraz osobną tabelę osób kontaktowych wraz z indeksami przyspieszającymi wyszukiwanie po nazwie firmy, NIP-ie i numerze SAP (migracje bazy 009 i 010). Klient i osoba kontaktowa zapisują się w jednej transakcji razem z ofertą, więc nieudany zapis nie zostawia w katalogu niepełnych wpisów. Istniejące dane nigdy nie są nadpisywane — uzupełniane są wyłącznie puste pola, dzięki czemu wpis jednego handlowca nie skasuje danych wprowadzonych przez innego.</w:t>
+            <w:proofErr w:type="spellStart"/>
+            <w:r>
+              <w:t>Katalog</w:t>
+            </w:r>
+            <w:proofErr w:type="spellEnd"/>
+            <w:r>
+              <w:t xml:space="preserve"> </w:t>
+            </w:r>
+            <w:proofErr w:type="spellStart"/>
+            <w:r>
+              <w:t>klientów</w:t>
+            </w:r>
+            <w:proofErr w:type="spellEnd"/>
+            <w:r>
+              <w:t xml:space="preserve"> </w:t>
+            </w:r>
+            <w:proofErr w:type="spellStart"/>
+            <w:r>
+              <w:t>stał</w:t>
+            </w:r>
+            <w:proofErr w:type="spellEnd"/>
+            <w:r>
+              <w:t xml:space="preserve"> </w:t>
+            </w:r>
+            <w:proofErr w:type="spellStart"/>
+            <w:r>
+              <w:t>się</w:t>
+            </w:r>
+            <w:proofErr w:type="spellEnd"/>
+            <w:r>
+              <w:t xml:space="preserve"> </w:t>
+            </w:r>
+            <w:proofErr w:type="spellStart"/>
+            <w:r>
+              <w:t>wspólną</w:t>
+            </w:r>
+            <w:proofErr w:type="spellEnd"/>
+            <w:r>
+              <w:t xml:space="preserve"> </w:t>
+            </w:r>
+            <w:proofErr w:type="spellStart"/>
+            <w:r>
+              <w:t>bazą</w:t>
+            </w:r>
+            <w:proofErr w:type="spellEnd"/>
+            <w:r>
+              <w:t xml:space="preserve"> </w:t>
+            </w:r>
+            <w:proofErr w:type="spellStart"/>
+            <w:r>
+              <w:t>działu</w:t>
+            </w:r>
+            <w:proofErr w:type="spellEnd"/>
+            <w:r>
+              <w:t xml:space="preserve"> </w:t>
+            </w:r>
+            <w:proofErr w:type="spellStart"/>
+            <w:r>
+              <w:t>handlowego</w:t>
+            </w:r>
+            <w:proofErr w:type="spellEnd"/>
+            <w:r>
+              <w:t xml:space="preserve">. </w:t>
+            </w:r>
+            <w:proofErr w:type="spellStart"/>
+            <w:r>
+              <w:t>Dodano</w:t>
+            </w:r>
+            <w:proofErr w:type="spellEnd"/>
+            <w:r>
+              <w:t xml:space="preserve"> </w:t>
+            </w:r>
+            <w:proofErr w:type="spellStart"/>
+            <w:r>
+              <w:t>numer</w:t>
+            </w:r>
+            <w:proofErr w:type="spellEnd"/>
+            <w:r>
+              <w:t xml:space="preserve"> SAP ID </w:t>
+            </w:r>
+            <w:proofErr w:type="spellStart"/>
+            <w:r>
+              <w:t>oraz</w:t>
+            </w:r>
+            <w:proofErr w:type="spellEnd"/>
+            <w:r>
+              <w:t xml:space="preserve"> </w:t>
+            </w:r>
+            <w:proofErr w:type="spellStart"/>
+            <w:r>
+              <w:t>osobną</w:t>
+            </w:r>
+            <w:proofErr w:type="spellEnd"/>
+            <w:r>
+              <w:t xml:space="preserve"> </w:t>
+            </w:r>
+            <w:proofErr w:type="spellStart"/>
+            <w:r>
+              <w:t>tabelę</w:t>
+            </w:r>
+            <w:proofErr w:type="spellEnd"/>
+            <w:r>
+              <w:t xml:space="preserve"> </w:t>
+            </w:r>
+            <w:proofErr w:type="spellStart"/>
+            <w:r>
+              <w:t>osób</w:t>
+            </w:r>
+            <w:proofErr w:type="spellEnd"/>
+            <w:r>
+              <w:t xml:space="preserve"> </w:t>
+            </w:r>
+            <w:proofErr w:type="spellStart"/>
+            <w:r>
+              <w:t>kontaktowych</w:t>
+            </w:r>
+            <w:proofErr w:type="spellEnd"/>
+            <w:r>
+              <w:t xml:space="preserve"> </w:t>
+            </w:r>
+            <w:proofErr w:type="spellStart"/>
+            <w:r>
+              <w:t>wraz</w:t>
+            </w:r>
+            <w:proofErr w:type="spellEnd"/>
+            <w:r>
+              <w:t xml:space="preserve"> z </w:t>
+            </w:r>
+            <w:proofErr w:type="spellStart"/>
+            <w:r>
+              <w:t>indeksami</w:t>
+            </w:r>
+            <w:proofErr w:type="spellEnd"/>
+            <w:r>
+              <w:t xml:space="preserve"> </w:t>
+            </w:r>
+            <w:proofErr w:type="spellStart"/>
+            <w:r>
+              <w:t>przyspieszającymi</w:t>
+            </w:r>
+            <w:proofErr w:type="spellEnd"/>
+            <w:r>
+              <w:t xml:space="preserve"> </w:t>
+            </w:r>
+            <w:proofErr w:type="spellStart"/>
+            <w:r>
+              <w:t>wyszukiwanie</w:t>
+            </w:r>
+            <w:proofErr w:type="spellEnd"/>
+            <w:r>
+              <w:t xml:space="preserve"> po </w:t>
+            </w:r>
+            <w:proofErr w:type="spellStart"/>
+            <w:r>
+              <w:t>nazwie</w:t>
+            </w:r>
+            <w:proofErr w:type="spellEnd"/>
+            <w:r>
+              <w:t xml:space="preserve"> </w:t>
+            </w:r>
+            <w:proofErr w:type="spellStart"/>
+            <w:r>
+              <w:t>firmy</w:t>
+            </w:r>
+            <w:proofErr w:type="spellEnd"/>
+            <w:r>
+              <w:t>, NIP-</w:t>
+            </w:r>
+            <w:proofErr w:type="spellStart"/>
+            <w:r>
+              <w:t>ie</w:t>
+            </w:r>
+            <w:proofErr w:type="spellEnd"/>
+            <w:r>
+              <w:t xml:space="preserve"> </w:t>
+            </w:r>
+            <w:proofErr w:type="spellStart"/>
+            <w:r>
+              <w:t>i</w:t>
+            </w:r>
+            <w:proofErr w:type="spellEnd"/>
+            <w:r>
+              <w:t xml:space="preserve"> </w:t>
+            </w:r>
+            <w:proofErr w:type="spellStart"/>
+            <w:r>
+              <w:t>numerze</w:t>
+            </w:r>
+            <w:proofErr w:type="spellEnd"/>
+            <w:r>
+              <w:t xml:space="preserve"> SAP (</w:t>
+            </w:r>
+            <w:proofErr w:type="spellStart"/>
+            <w:r>
+              <w:t>migracje</w:t>
+            </w:r>
+            <w:proofErr w:type="spellEnd"/>
+            <w:r>
+              <w:t xml:space="preserve"> </w:t>
+            </w:r>
+            <w:proofErr w:type="spellStart"/>
+            <w:r>
+              <w:t>bazy</w:t>
+            </w:r>
+            <w:proofErr w:type="spellEnd"/>
+            <w:r>
+              <w:t xml:space="preserve"> 009 </w:t>
+            </w:r>
+            <w:proofErr w:type="spellStart"/>
+            <w:r>
+              <w:t>i</w:t>
+            </w:r>
+            <w:proofErr w:type="spellEnd"/>
+            <w:r>
+              <w:t xml:space="preserve"> 010). </w:t>
+            </w:r>
+            <w:proofErr w:type="spellStart"/>
+            <w:r>
+              <w:t>Klient</w:t>
+            </w:r>
+            <w:proofErr w:type="spellEnd"/>
+            <w:r>
+              <w:t xml:space="preserve"> </w:t>
+            </w:r>
+            <w:proofErr w:type="spellStart"/>
+            <w:r>
+              <w:t>i</w:t>
+            </w:r>
+            <w:proofErr w:type="spellEnd"/>
+            <w:r>
+              <w:t xml:space="preserve"> </w:t>
+            </w:r>
+            <w:proofErr w:type="spellStart"/>
+            <w:r>
+              <w:t>osoba</w:t>
+            </w:r>
+            <w:proofErr w:type="spellEnd"/>
+            <w:r>
+              <w:t xml:space="preserve"> </w:t>
+            </w:r>
+            <w:proofErr w:type="spellStart"/>
+            <w:r>
+              <w:t>kontaktowa</w:t>
+            </w:r>
+            <w:proofErr w:type="spellEnd"/>
+            <w:r>
+              <w:t xml:space="preserve"> </w:t>
+            </w:r>
+            <w:proofErr w:type="spellStart"/>
+            <w:r>
+              <w:t>zapisują</w:t>
+            </w:r>
+            <w:proofErr w:type="spellEnd"/>
+            <w:r>
+              <w:t xml:space="preserve"> </w:t>
+            </w:r>
+            <w:proofErr w:type="spellStart"/>
+            <w:r>
+              <w:t>się</w:t>
+            </w:r>
+            <w:proofErr w:type="spellEnd"/>
+            <w:r>
+              <w:t xml:space="preserve"> w </w:t>
+            </w:r>
+            <w:proofErr w:type="spellStart"/>
+            <w:r>
+              <w:t>jednej</w:t>
+            </w:r>
+            <w:proofErr w:type="spellEnd"/>
+            <w:r>
+              <w:t xml:space="preserve"> </w:t>
+            </w:r>
+            <w:proofErr w:type="spellStart"/>
+            <w:r>
+              <w:t>transakcji</w:t>
+            </w:r>
+            <w:proofErr w:type="spellEnd"/>
+            <w:r>
+              <w:t xml:space="preserve"> </w:t>
+            </w:r>
+            <w:proofErr w:type="spellStart"/>
+            <w:r>
+              <w:t>razem</w:t>
+            </w:r>
+            <w:proofErr w:type="spellEnd"/>
+            <w:r>
+              <w:t xml:space="preserve"> z </w:t>
+            </w:r>
+            <w:proofErr w:type="spellStart"/>
+            <w:r>
+              <w:t>ofertą</w:t>
+            </w:r>
+            <w:proofErr w:type="spellEnd"/>
+            <w:r>
+              <w:t xml:space="preserve">, </w:t>
+            </w:r>
+            <w:proofErr w:type="spellStart"/>
+            <w:r>
+              <w:t>więc</w:t>
+            </w:r>
+            <w:proofErr w:type="spellEnd"/>
+            <w:r>
+              <w:t xml:space="preserve"> </w:t>
+            </w:r>
+            <w:proofErr w:type="spellStart"/>
+            <w:r>
+              <w:t>nieudany</w:t>
+            </w:r>
+            <w:proofErr w:type="spellEnd"/>
+            <w:r>
+              <w:t xml:space="preserve"> </w:t>
+            </w:r>
+            <w:proofErr w:type="spellStart"/>
+            <w:r>
+              <w:t>zapis</w:t>
+            </w:r>
+            <w:proofErr w:type="spellEnd"/>
+            <w:r>
+              <w:t xml:space="preserve"> </w:t>
+            </w:r>
+            <w:proofErr w:type="spellStart"/>
+            <w:r>
+              <w:t>nie</w:t>
+            </w:r>
+            <w:proofErr w:type="spellEnd"/>
+            <w:r>
+              <w:t xml:space="preserve"> </w:t>
+            </w:r>
+            <w:proofErr w:type="spellStart"/>
+            <w:r>
+              <w:t>zostawia</w:t>
+            </w:r>
+            <w:proofErr w:type="spellEnd"/>
+            <w:r>
+              <w:t xml:space="preserve"> w </w:t>
+            </w:r>
+            <w:proofErr w:type="spellStart"/>
+            <w:r>
+              <w:t>katalogu</w:t>
+            </w:r>
+            <w:proofErr w:type="spellEnd"/>
+            <w:r>
+              <w:t xml:space="preserve"> </w:t>
+            </w:r>
+            <w:proofErr w:type="spellStart"/>
+            <w:r>
+              <w:t>niepełnych</w:t>
+            </w:r>
+            <w:proofErr w:type="spellEnd"/>
+            <w:r>
+              <w:t xml:space="preserve"> </w:t>
+            </w:r>
+            <w:proofErr w:type="spellStart"/>
+            <w:r>
+              <w:t>wpisów</w:t>
+            </w:r>
+            <w:proofErr w:type="spellEnd"/>
+            <w:r>
+              <w:t xml:space="preserve">. </w:t>
+            </w:r>
+            <w:proofErr w:type="spellStart"/>
+            <w:r>
+              <w:t>Istniejące</w:t>
+            </w:r>
+            <w:proofErr w:type="spellEnd"/>
+            <w:r>
+              <w:t xml:space="preserve"> </w:t>
+            </w:r>
+            <w:proofErr w:type="spellStart"/>
+            <w:r>
+              <w:t>dane</w:t>
+            </w:r>
+            <w:proofErr w:type="spellEnd"/>
+            <w:r>
+              <w:t xml:space="preserve"> </w:t>
+            </w:r>
+            <w:proofErr w:type="spellStart"/>
+            <w:r>
+              <w:t>nigdy</w:t>
+            </w:r>
+            <w:proofErr w:type="spellEnd"/>
+            <w:r>
+              <w:t xml:space="preserve"> </w:t>
+            </w:r>
+            <w:proofErr w:type="spellStart"/>
+            <w:r>
+              <w:t>nie</w:t>
+            </w:r>
+            <w:proofErr w:type="spellEnd"/>
+            <w:r>
+              <w:t xml:space="preserve"> </w:t>
+            </w:r>
+            <w:proofErr w:type="spellStart"/>
+            <w:r>
+              <w:t>są</w:t>
+            </w:r>
+            <w:proofErr w:type="spellEnd"/>
+            <w:r>
+              <w:t xml:space="preserve"> </w:t>
+            </w:r>
+            <w:proofErr w:type="spellStart"/>
+            <w:r>
+              <w:t>nadpisywane</w:t>
+            </w:r>
+            <w:proofErr w:type="spellEnd"/>
+            <w:r>
+              <w:t xml:space="preserve"> - </w:t>
+            </w:r>
+            <w:proofErr w:type="spellStart"/>
+            <w:r>
+              <w:t>uzupełniane</w:t>
+            </w:r>
+            <w:proofErr w:type="spellEnd"/>
+            <w:r>
+              <w:t xml:space="preserve"> </w:t>
+            </w:r>
+            <w:proofErr w:type="spellStart"/>
+            <w:r>
+              <w:t>są</w:t>
+            </w:r>
+            <w:proofErr w:type="spellEnd"/>
+            <w:r>
+              <w:t xml:space="preserve"> </w:t>
+            </w:r>
+            <w:proofErr w:type="spellStart"/>
+            <w:r>
+              <w:t>wyłącznie</w:t>
+            </w:r>
+            <w:proofErr w:type="spellEnd"/>
+            <w:r>
+              <w:t xml:space="preserve"> </w:t>
+            </w:r>
+            <w:proofErr w:type="spellStart"/>
+            <w:r>
+              <w:t>puste</w:t>
+            </w:r>
+            <w:proofErr w:type="spellEnd"/>
+            <w:r>
+              <w:t xml:space="preserve"> </w:t>
+            </w:r>
+            <w:proofErr w:type="spellStart"/>
+            <w:r>
+              <w:t>pola</w:t>
+            </w:r>
+            <w:proofErr w:type="spellEnd"/>
+            <w:r>
+              <w:t xml:space="preserve">, </w:t>
+            </w:r>
+            <w:proofErr w:type="spellStart"/>
+            <w:r>
+              <w:t>dzięki</w:t>
+            </w:r>
+            <w:proofErr w:type="spellEnd"/>
+            <w:r>
+              <w:t xml:space="preserve"> </w:t>
+            </w:r>
+            <w:proofErr w:type="spellStart"/>
+            <w:r>
+              <w:t>czemu</w:t>
+            </w:r>
+            <w:proofErr w:type="spellEnd"/>
+            <w:r>
+              <w:t xml:space="preserve"> </w:t>
+            </w:r>
+            <w:proofErr w:type="spellStart"/>
+            <w:r>
+              <w:t>wpis</w:t>
+            </w:r>
+            <w:proofErr w:type="spellEnd"/>
+            <w:r>
+              <w:t xml:space="preserve"> </w:t>
+            </w:r>
+            <w:proofErr w:type="spellStart"/>
+            <w:r>
+              <w:t>jednego</w:t>
+            </w:r>
+            <w:proofErr w:type="spellEnd"/>
+            <w:r>
+              <w:t xml:space="preserve"> </w:t>
+            </w:r>
+            <w:proofErr w:type="spellStart"/>
+            <w:r>
+              <w:t>handlowca</w:t>
+            </w:r>
+            <w:proofErr w:type="spellEnd"/>
+            <w:r>
+              <w:t xml:space="preserve"> </w:t>
+            </w:r>
+            <w:proofErr w:type="spellStart"/>
+            <w:r>
+              <w:t>nie</w:t>
+            </w:r>
+            <w:proofErr w:type="spellEnd"/>
+            <w:r>
+              <w:t xml:space="preserve"> </w:t>
+            </w:r>
+            <w:proofErr w:type="spellStart"/>
+            <w:r>
+              <w:t>skasuje</w:t>
+            </w:r>
+            <w:proofErr w:type="spellEnd"/>
+            <w:r>
+              <w:t xml:space="preserve"> </w:t>
+            </w:r>
+            <w:proofErr w:type="spellStart"/>
+            <w:r>
+              <w:t>danych</w:t>
+            </w:r>
+            <w:proofErr w:type="spellEnd"/>
+            <w:r>
+              <w:t xml:space="preserve"> </w:t>
+            </w:r>
+            <w:proofErr w:type="spellStart"/>
+            <w:r>
+              <w:t>wprowadzonych</w:t>
+            </w:r>
+            <w:proofErr w:type="spellEnd"/>
+            <w:r>
+              <w:t xml:space="preserve"> </w:t>
+            </w:r>
+            <w:proofErr w:type="spellStart"/>
+            <w:r>
+              <w:t>przez</w:t>
+            </w:r>
+            <w:proofErr w:type="spellEnd"/>
+            <w:r>
+              <w:t xml:space="preserve"> </w:t>
+            </w:r>
+            <w:proofErr w:type="spellStart"/>
+            <w:r>
+              <w:t>innego</w:t>
+            </w:r>
+            <w:proofErr w:type="spellEnd"/>
+            <w:r>
+              <w:t>.</w:t>
             </w:r>
           </w:p>
         </w:tc>
@@ -678,26 +3923,236 @@
       <w:pPr>
         <w:spacing w:before="240" w:after="40"/>
       </w:pPr>
+      <w:proofErr w:type="spellStart"/>
       <w:r>
         <w:rPr>
           <w:b/>
           <w:color w:val="2B57A6"/>
           <w:sz w:val="26"/>
         </w:rPr>
-        <w:t>Kalkulator wyceny</w:t>
-      </w:r>
+        <w:t>Kalkulator</w:t>
+      </w:r>
+      <w:proofErr w:type="spellEnd"/>
+      <w:r>
+        <w:rPr>
+          <w:b/>
+          <w:color w:val="2B57A6"/>
+          <w:sz w:val="26"/>
+        </w:rPr>
+        <w:t xml:space="preserve"> </w:t>
+      </w:r>
+      <w:proofErr w:type="spellStart"/>
+      <w:r>
+        <w:rPr>
+          <w:b/>
+          <w:color w:val="2B57A6"/>
+          <w:sz w:val="26"/>
+        </w:rPr>
+        <w:t>wyceny</w:t>
+      </w:r>
+      <w:proofErr w:type="spellEnd"/>
     </w:p>
     <w:p>
       <w:pPr>
         <w:spacing w:after="80"/>
       </w:pPr>
+      <w:proofErr w:type="spellStart"/>
       <w:r>
         <w:rPr>
           <w:i/>
           <w:color w:val="666666"/>
           <w:sz w:val="18"/>
         </w:rPr>
-        <w:t>Typy stali, gatunki, dopłaty huty i przetwórcze, marża, logika ceny końcowej.</w:t>
+        <w:t>Typy</w:t>
+      </w:r>
+      <w:proofErr w:type="spellEnd"/>
+      <w:r>
+        <w:rPr>
+          <w:i/>
+          <w:color w:val="666666"/>
+          <w:sz w:val="18"/>
+        </w:rPr>
+        <w:t xml:space="preserve"> </w:t>
+      </w:r>
+      <w:proofErr w:type="spellStart"/>
+      <w:r>
+        <w:rPr>
+          <w:i/>
+          <w:color w:val="666666"/>
+          <w:sz w:val="18"/>
+        </w:rPr>
+        <w:t>stali</w:t>
+      </w:r>
+      <w:proofErr w:type="spellEnd"/>
+      <w:r>
+        <w:rPr>
+          <w:i/>
+          <w:color w:val="666666"/>
+          <w:sz w:val="18"/>
+        </w:rPr>
+        <w:t xml:space="preserve">, </w:t>
+      </w:r>
+      <w:proofErr w:type="spellStart"/>
+      <w:r>
+        <w:rPr>
+          <w:i/>
+          <w:color w:val="666666"/>
+          <w:sz w:val="18"/>
+        </w:rPr>
+        <w:t>gatunki</w:t>
+      </w:r>
+      <w:proofErr w:type="spellEnd"/>
+      <w:r>
+        <w:rPr>
+          <w:i/>
+          <w:color w:val="666666"/>
+          <w:sz w:val="18"/>
+        </w:rPr>
+        <w:t xml:space="preserve">, </w:t>
+      </w:r>
+      <w:proofErr w:type="spellStart"/>
+      <w:r>
+        <w:rPr>
+          <w:i/>
+          <w:color w:val="666666"/>
+          <w:sz w:val="18"/>
+        </w:rPr>
+        <w:t>dopłaty</w:t>
+      </w:r>
+      <w:proofErr w:type="spellEnd"/>
+      <w:r>
+        <w:rPr>
+          <w:i/>
+          <w:color w:val="666666"/>
+          <w:sz w:val="18"/>
+        </w:rPr>
+        <w:t xml:space="preserve"> </w:t>
+      </w:r>
+      <w:proofErr w:type="spellStart"/>
+      <w:r>
+        <w:rPr>
+          <w:i/>
+          <w:color w:val="666666"/>
+          <w:sz w:val="18"/>
+        </w:rPr>
+        <w:t>huty</w:t>
+      </w:r>
+      <w:proofErr w:type="spellEnd"/>
+      <w:r>
+        <w:rPr>
+          <w:i/>
+          <w:color w:val="666666"/>
+          <w:sz w:val="18"/>
+        </w:rPr>
+        <w:t xml:space="preserve"> </w:t>
+      </w:r>
+      <w:proofErr w:type="spellStart"/>
+      <w:r>
+        <w:rPr>
+          <w:i/>
+          <w:color w:val="666666"/>
+          <w:sz w:val="18"/>
+        </w:rPr>
+        <w:t>i</w:t>
+      </w:r>
+      <w:proofErr w:type="spellEnd"/>
+      <w:r>
+        <w:rPr>
+          <w:i/>
+          <w:color w:val="666666"/>
+          <w:sz w:val="18"/>
+        </w:rPr>
+        <w:t xml:space="preserve"> </w:t>
+      </w:r>
+      <w:proofErr w:type="spellStart"/>
+      <w:r>
+        <w:rPr>
+          <w:i/>
+          <w:color w:val="666666"/>
+          <w:sz w:val="18"/>
+        </w:rPr>
+        <w:t>przetwórcze</w:t>
+      </w:r>
+      <w:proofErr w:type="spellEnd"/>
+      <w:r>
+        <w:rPr>
+          <w:i/>
+          <w:color w:val="666666"/>
+          <w:sz w:val="18"/>
+        </w:rPr>
+        <w:t xml:space="preserve">, </w:t>
+      </w:r>
+      <w:proofErr w:type="spellStart"/>
+      <w:r>
+        <w:rPr>
+          <w:i/>
+          <w:color w:val="666666"/>
+          <w:sz w:val="18"/>
+        </w:rPr>
+        <w:t>marża</w:t>
+      </w:r>
+      <w:proofErr w:type="spellEnd"/>
+      <w:r>
+        <w:rPr>
+          <w:i/>
+          <w:color w:val="666666"/>
+          <w:sz w:val="18"/>
+        </w:rPr>
+        <w:t xml:space="preserve">, </w:t>
+      </w:r>
+      <w:proofErr w:type="spellStart"/>
+      <w:r>
+        <w:rPr>
+          <w:i/>
+          <w:color w:val="666666"/>
+          <w:sz w:val="18"/>
+        </w:rPr>
+        <w:t>logika</w:t>
+      </w:r>
+      <w:proofErr w:type="spellEnd"/>
+      <w:r>
+        <w:rPr>
+          <w:i/>
+          <w:color w:val="666666"/>
+          <w:sz w:val="18"/>
+        </w:rPr>
+        <w:t xml:space="preserve"> </w:t>
+      </w:r>
+      <w:proofErr w:type="spellStart"/>
+      <w:r>
+        <w:rPr>
+          <w:i/>
+          <w:color w:val="666666"/>
+          <w:sz w:val="18"/>
+        </w:rPr>
+        <w:t>ceny</w:t>
+      </w:r>
+      <w:proofErr w:type="spellEnd"/>
+      <w:r>
+        <w:rPr>
+          <w:i/>
+          <w:color w:val="666666"/>
+          <w:sz w:val="18"/>
+        </w:rPr>
+        <w:t xml:space="preserve"> </w:t>
+      </w:r>
+      <w:proofErr w:type="spellStart"/>
+      <w:r>
+        <w:rPr>
+          <w:i/>
+          <w:color w:val="666666"/>
+          <w:sz w:val="18"/>
+        </w:rPr>
+        <w:t>końcowej</w:t>
+      </w:r>
+      <w:proofErr w:type="spellEnd"/>
+      <w:r>
+        <w:rPr>
+          <w:i/>
+          <w:color w:val="666666"/>
+          <w:sz w:val="18"/>
+        </w:rPr>
+        <w:t>.</w:t>
       </w:r>
     </w:p>
     <w:tbl>
@@ -717,6 +4172,7 @@
             <w:shd w:val="clear" w:color="auto" w:fill="EEF2F8"/>
           </w:tcPr>
           <w:p>
+            <w:proofErr w:type="spellStart"/>
             <w:r>
               <w:rPr>
                 <w:b/>
@@ -724,6 +4180,7 @@
               </w:rPr>
               <w:t>Typ</w:t>
             </w:r>
+            <w:proofErr w:type="spellEnd"/>
           </w:p>
         </w:tc>
         <w:tc>
@@ -732,13 +4189,31 @@
             <w:shd w:val="clear" w:color="auto" w:fill="EEF2F8"/>
           </w:tcPr>
           <w:p>
+            <w:proofErr w:type="spellStart"/>
             <w:r>
               <w:rPr>
                 <w:b/>
                 <w:color w:val="1F2A44"/>
               </w:rPr>
-              <w:t>Opis zmiany</w:t>
-            </w:r>
+              <w:t>Opis</w:t>
+            </w:r>
+            <w:proofErr w:type="spellEnd"/>
+            <w:r>
+              <w:rPr>
+                <w:b/>
+                <w:color w:val="1F2A44"/>
+              </w:rPr>
+              <w:t xml:space="preserve"> </w:t>
+            </w:r>
+            <w:proofErr w:type="spellStart"/>
+            <w:r>
+              <w:rPr>
+                <w:b/>
+                <w:color w:val="1F2A44"/>
+              </w:rPr>
+              <w:t>zmiany</w:t>
+            </w:r>
+            <w:proofErr w:type="spellEnd"/>
           </w:p>
         </w:tc>
       </w:tr>
@@ -748,10 +4223,19 @@
             <w:tcW w:w="1967" w:type="dxa"/>
           </w:tcPr>
           <w:p>
-            <w:r>
-              <w:lastRenderedPageBreak/>
-              <w:t>Poprawka błędu</w:t>
-            </w:r>
+            <w:proofErr w:type="spellStart"/>
+            <w:r>
+              <w:t>Poprawka</w:t>
+            </w:r>
+            <w:proofErr w:type="spellEnd"/>
+            <w:r>
+              <w:t xml:space="preserve"> </w:t>
+            </w:r>
+            <w:proofErr w:type="spellStart"/>
+            <w:r>
+              <w:t>błędu</w:t>
+            </w:r>
+            <w:proofErr w:type="spellEnd"/>
           </w:p>
         </w:tc>
         <w:tc>
@@ -759,8 +4243,317 @@
             <w:tcW w:w="6889" w:type="dxa"/>
           </w:tcPr>
           <w:p>
-            <w:r>
-              <w:t>Pozycje dodane do zestawienia przed wersją 1.3 nie mają zapisanej konfiguracji dopłat. Przy ich edycji kalkulator zostawiał przełączniki dopłat w stanie z poprzedniej pozycji, przez co ponowny zapis mógł po cichu zmienić cenę. Dodano widoczne ostrzeżenie z prośbą o ręczne sprawdzenie przełączników przed zapisem — we wszystkich czterech językach interfejsu.</w:t>
+            <w:proofErr w:type="spellStart"/>
+            <w:r>
+              <w:t>Pozycje</w:t>
+            </w:r>
+            <w:proofErr w:type="spellEnd"/>
+            <w:r>
+              <w:t xml:space="preserve"> </w:t>
+            </w:r>
+            <w:proofErr w:type="spellStart"/>
+            <w:r>
+              <w:t>dodane</w:t>
+            </w:r>
+            <w:proofErr w:type="spellEnd"/>
+            <w:r>
+              <w:t xml:space="preserve"> do </w:t>
+            </w:r>
+            <w:proofErr w:type="spellStart"/>
+            <w:r>
+              <w:t>zestawienia</w:t>
+            </w:r>
+            <w:proofErr w:type="spellEnd"/>
+            <w:r>
+              <w:t xml:space="preserve"> </w:t>
+            </w:r>
+            <w:proofErr w:type="spellStart"/>
+            <w:r>
+              <w:t>przed</w:t>
+            </w:r>
+            <w:proofErr w:type="spellEnd"/>
+            <w:r>
+              <w:t xml:space="preserve"> </w:t>
+            </w:r>
+            <w:proofErr w:type="spellStart"/>
+            <w:r>
+              <w:t>wersją</w:t>
+            </w:r>
+            <w:proofErr w:type="spellEnd"/>
+            <w:r>
+              <w:t xml:space="preserve"> 1.3 </w:t>
+            </w:r>
+            <w:proofErr w:type="spellStart"/>
+            <w:r>
+              <w:t>nie</w:t>
+            </w:r>
+            <w:proofErr w:type="spellEnd"/>
+            <w:r>
+              <w:t xml:space="preserve"> </w:t>
+            </w:r>
+            <w:proofErr w:type="spellStart"/>
+            <w:r>
+              <w:t>mają</w:t>
+            </w:r>
+            <w:proofErr w:type="spellEnd"/>
+            <w:r>
+              <w:t xml:space="preserve"> </w:t>
+            </w:r>
+            <w:proofErr w:type="spellStart"/>
+            <w:r>
+              <w:t>zapisanej</w:t>
+            </w:r>
+            <w:proofErr w:type="spellEnd"/>
+            <w:r>
+              <w:t xml:space="preserve"> </w:t>
+            </w:r>
+            <w:proofErr w:type="spellStart"/>
+            <w:r>
+              <w:t>konfiguracji</w:t>
+            </w:r>
+            <w:proofErr w:type="spellEnd"/>
+            <w:r>
+              <w:t xml:space="preserve"> </w:t>
+            </w:r>
+            <w:proofErr w:type="spellStart"/>
+            <w:r>
+              <w:t>dopłat</w:t>
+            </w:r>
+            <w:proofErr w:type="spellEnd"/>
+            <w:r>
+              <w:t xml:space="preserve">. </w:t>
+            </w:r>
+            <w:proofErr w:type="spellStart"/>
+            <w:r>
+              <w:t>Przy</w:t>
+            </w:r>
+            <w:proofErr w:type="spellEnd"/>
+            <w:r>
+              <w:t xml:space="preserve"> ich </w:t>
+            </w:r>
+            <w:proofErr w:type="spellStart"/>
+            <w:r>
+              <w:t>edycji</w:t>
+            </w:r>
+            <w:proofErr w:type="spellEnd"/>
+            <w:r>
+              <w:t xml:space="preserve"> </w:t>
+            </w:r>
+            <w:proofErr w:type="spellStart"/>
+            <w:r>
+              <w:t>kalkulator</w:t>
+            </w:r>
+            <w:proofErr w:type="spellEnd"/>
+            <w:r>
+              <w:t xml:space="preserve"> </w:t>
+            </w:r>
+            <w:proofErr w:type="spellStart"/>
+            <w:r>
+              <w:t>zostawiał</w:t>
+            </w:r>
+            <w:proofErr w:type="spellEnd"/>
+            <w:r>
+              <w:t xml:space="preserve"> </w:t>
+            </w:r>
+            <w:proofErr w:type="spellStart"/>
+            <w:r>
+              <w:t>przełączniki</w:t>
+            </w:r>
+            <w:proofErr w:type="spellEnd"/>
+            <w:r>
+              <w:t xml:space="preserve"> </w:t>
+            </w:r>
+            <w:proofErr w:type="spellStart"/>
+            <w:r>
+              <w:t>dopłat</w:t>
+            </w:r>
+            <w:proofErr w:type="spellEnd"/>
+            <w:r>
+              <w:t xml:space="preserve"> w </w:t>
+            </w:r>
+            <w:proofErr w:type="spellStart"/>
+            <w:r>
+              <w:t>stanie</w:t>
+            </w:r>
+            <w:proofErr w:type="spellEnd"/>
+            <w:r>
+              <w:t xml:space="preserve"> z </w:t>
+            </w:r>
+            <w:proofErr w:type="spellStart"/>
+            <w:r>
+              <w:t>poprzedniej</w:t>
+            </w:r>
+            <w:proofErr w:type="spellEnd"/>
+            <w:r>
+              <w:t xml:space="preserve"> </w:t>
+            </w:r>
+            <w:proofErr w:type="spellStart"/>
+            <w:r>
+              <w:t>pozycji</w:t>
+            </w:r>
+            <w:proofErr w:type="spellEnd"/>
+            <w:r>
+              <w:t xml:space="preserve">, </w:t>
+            </w:r>
+            <w:proofErr w:type="spellStart"/>
+            <w:r>
+              <w:t>przez</w:t>
+            </w:r>
+            <w:proofErr w:type="spellEnd"/>
+            <w:r>
+              <w:t xml:space="preserve"> co </w:t>
+            </w:r>
+            <w:proofErr w:type="spellStart"/>
+            <w:r>
+              <w:t>ponowny</w:t>
+            </w:r>
+            <w:proofErr w:type="spellEnd"/>
+            <w:r>
+              <w:t xml:space="preserve"> </w:t>
+            </w:r>
+            <w:proofErr w:type="spellStart"/>
+            <w:r>
+              <w:t>zapis</w:t>
+            </w:r>
+            <w:proofErr w:type="spellEnd"/>
+            <w:r>
+              <w:t xml:space="preserve"> </w:t>
+            </w:r>
+            <w:proofErr w:type="spellStart"/>
+            <w:r>
+              <w:t>mógł</w:t>
+            </w:r>
+            <w:proofErr w:type="spellEnd"/>
+            <w:r>
+              <w:t xml:space="preserve"> po </w:t>
+            </w:r>
+            <w:proofErr w:type="spellStart"/>
+            <w:r>
+              <w:t>cichu</w:t>
+            </w:r>
+            <w:proofErr w:type="spellEnd"/>
+            <w:r>
+              <w:t xml:space="preserve"> </w:t>
+            </w:r>
+            <w:proofErr w:type="spellStart"/>
+            <w:r>
+              <w:t>zmienić</w:t>
+            </w:r>
+            <w:proofErr w:type="spellEnd"/>
+            <w:r>
+              <w:t xml:space="preserve"> </w:t>
+            </w:r>
+            <w:proofErr w:type="spellStart"/>
+            <w:r>
+              <w:t>cenę</w:t>
+            </w:r>
+            <w:proofErr w:type="spellEnd"/>
+            <w:r>
+              <w:t xml:space="preserve">. </w:t>
+            </w:r>
+            <w:proofErr w:type="spellStart"/>
+            <w:r>
+              <w:t>Dodano</w:t>
+            </w:r>
+            <w:proofErr w:type="spellEnd"/>
+            <w:r>
+              <w:t xml:space="preserve"> </w:t>
+            </w:r>
+            <w:proofErr w:type="spellStart"/>
+            <w:r>
+              <w:t>widoczne</w:t>
+            </w:r>
+            <w:proofErr w:type="spellEnd"/>
+            <w:r>
+              <w:t xml:space="preserve"> </w:t>
+            </w:r>
+            <w:proofErr w:type="spellStart"/>
+            <w:r>
+              <w:t>ostrzeżenie</w:t>
+            </w:r>
+            <w:proofErr w:type="spellEnd"/>
+            <w:r>
+              <w:t xml:space="preserve"> z </w:t>
+            </w:r>
+            <w:proofErr w:type="spellStart"/>
+            <w:r>
+              <w:t>prośbą</w:t>
+            </w:r>
+            <w:proofErr w:type="spellEnd"/>
+            <w:r>
+              <w:t xml:space="preserve"> o </w:t>
+            </w:r>
+            <w:proofErr w:type="spellStart"/>
+            <w:r>
+              <w:t>ręczne</w:t>
+            </w:r>
+            <w:proofErr w:type="spellEnd"/>
+            <w:r>
+              <w:t xml:space="preserve"> </w:t>
+            </w:r>
+            <w:proofErr w:type="spellStart"/>
+            <w:r>
+              <w:t>sprawdzenie</w:t>
+            </w:r>
+            <w:proofErr w:type="spellEnd"/>
+            <w:r>
+              <w:t xml:space="preserve"> </w:t>
+            </w:r>
+            <w:proofErr w:type="spellStart"/>
+            <w:r>
+              <w:t>przełączników</w:t>
+            </w:r>
+            <w:proofErr w:type="spellEnd"/>
+            <w:r>
+              <w:t xml:space="preserve"> </w:t>
+            </w:r>
+            <w:proofErr w:type="spellStart"/>
+            <w:r>
+              <w:t>przed</w:t>
+            </w:r>
+            <w:proofErr w:type="spellEnd"/>
+            <w:r>
+              <w:t xml:space="preserve"> </w:t>
+            </w:r>
+            <w:proofErr w:type="spellStart"/>
+            <w:r>
+              <w:t>zapisem</w:t>
+            </w:r>
+            <w:proofErr w:type="spellEnd"/>
+            <w:r>
+              <w:t xml:space="preserve"> - we </w:t>
+            </w:r>
+            <w:proofErr w:type="spellStart"/>
+            <w:r>
+              <w:t>wszystkich</w:t>
+            </w:r>
+            <w:proofErr w:type="spellEnd"/>
+            <w:r>
+              <w:t xml:space="preserve"> </w:t>
+            </w:r>
+            <w:proofErr w:type="spellStart"/>
+            <w:r>
+              <w:t>czterech</w:t>
+            </w:r>
+            <w:proofErr w:type="spellEnd"/>
+            <w:r>
+              <w:t xml:space="preserve"> </w:t>
+            </w:r>
+            <w:proofErr w:type="spellStart"/>
+            <w:r>
+              <w:t>językach</w:t>
+            </w:r>
+            <w:proofErr w:type="spellEnd"/>
+            <w:r>
+              <w:t xml:space="preserve"> </w:t>
+            </w:r>
+            <w:proofErr w:type="spellStart"/>
+            <w:r>
+              <w:t>interfejsu</w:t>
+            </w:r>
+            <w:proofErr w:type="spellEnd"/>
+            <w:r>
+              <w:t>.</w:t>
             </w:r>
           </w:p>
         </w:tc>
@@ -772,8 +4565,13 @@
           </w:tcPr>
           <w:p>
             <w:r>
-              <w:t>Nowa funkcja</w:t>
-            </w:r>
+              <w:t xml:space="preserve">Nowa </w:t>
+            </w:r>
+            <w:proofErr w:type="spellStart"/>
+            <w:r>
+              <w:t>funkcja</w:t>
+            </w:r>
+            <w:proofErr w:type="spellEnd"/>
           </w:p>
         </w:tc>
         <w:tc>
@@ -782,7 +4580,1456 @@
           </w:tcPr>
           <w:p>
             <w:r>
-              <w:t>Panel „Dane klienta” podzielono na dwie sekcje. U góry dane firmy w kolejności: firma, NIP, adres, SAP ID. Pola „Firma” i „NIP” działają jak wyszukiwarki po katalogu klientów — wybór podpowiedzi wypełnia wszystkie cztery pola naraz, a puste pole szuka po zawartości sąsiedniego, więc skasowanie NIP-u przy wpisanej firmie nadal podpowiada właściwego klienta. Poniżej znajdują się dane kontaktowe, zablokowane do czasu uzupełnienia firmy i NIP-u, żeby kontakt nie powstawał bez przypisania do klienta. Pole „Imię” podpowiada osoby zapisane dla wskazanej firmy od razu po kliknięciu, a wybór osoby uzupełnia nazwisko, telefon i e-mail. Nowego klienta i nową osobę nadal można wpisać ręcznie — podpowiedzi są skrótem, a nie wymogiem.</w:t>
+              <w:t xml:space="preserve">Panel „Dane </w:t>
+            </w:r>
+            <w:proofErr w:type="spellStart"/>
+            <w:r>
+              <w:t>klienta</w:t>
+            </w:r>
+            <w:proofErr w:type="spellEnd"/>
+            <w:r>
+              <w:t xml:space="preserve">” </w:t>
+            </w:r>
+            <w:proofErr w:type="spellStart"/>
+            <w:r>
+              <w:t>podzielono</w:t>
+            </w:r>
+            <w:proofErr w:type="spellEnd"/>
+            <w:r>
+              <w:t xml:space="preserve"> </w:t>
+            </w:r>
+            <w:proofErr w:type="spellStart"/>
+            <w:r>
+              <w:t>na</w:t>
+            </w:r>
+            <w:proofErr w:type="spellEnd"/>
+            <w:r>
+              <w:t xml:space="preserve"> </w:t>
+            </w:r>
+            <w:proofErr w:type="spellStart"/>
+            <w:r>
+              <w:t>dwie</w:t>
+            </w:r>
+            <w:proofErr w:type="spellEnd"/>
+            <w:r>
+              <w:t xml:space="preserve"> </w:t>
+            </w:r>
+            <w:proofErr w:type="spellStart"/>
+            <w:r>
+              <w:t>sekcje</w:t>
+            </w:r>
+            <w:proofErr w:type="spellEnd"/>
+            <w:r>
+              <w:t xml:space="preserve">. U </w:t>
+            </w:r>
+            <w:proofErr w:type="spellStart"/>
+            <w:r>
+              <w:t>góry</w:t>
+            </w:r>
+            <w:proofErr w:type="spellEnd"/>
+            <w:r>
+              <w:t xml:space="preserve"> </w:t>
+            </w:r>
+            <w:proofErr w:type="spellStart"/>
+            <w:r>
+              <w:t>dane</w:t>
+            </w:r>
+            <w:proofErr w:type="spellEnd"/>
+            <w:r>
+              <w:t xml:space="preserve"> </w:t>
+            </w:r>
+            <w:proofErr w:type="spellStart"/>
+            <w:r>
+              <w:t>firmy</w:t>
+            </w:r>
+            <w:proofErr w:type="spellEnd"/>
+            <w:r>
+              <w:t xml:space="preserve"> w </w:t>
+            </w:r>
+            <w:proofErr w:type="spellStart"/>
+            <w:r>
+              <w:t>kolejności</w:t>
+            </w:r>
+            <w:proofErr w:type="spellEnd"/>
+            <w:r>
+              <w:t xml:space="preserve">: </w:t>
+            </w:r>
+            <w:proofErr w:type="spellStart"/>
+            <w:r>
+              <w:t>firma</w:t>
+            </w:r>
+            <w:proofErr w:type="spellEnd"/>
+            <w:r>
+              <w:t xml:space="preserve">, NIP, </w:t>
+            </w:r>
+            <w:proofErr w:type="spellStart"/>
+            <w:r>
+              <w:t>adres</w:t>
+            </w:r>
+            <w:proofErr w:type="spellEnd"/>
+            <w:r>
+              <w:t>, SAP ID. Pola „</w:t>
+            </w:r>
+            <w:proofErr w:type="spellStart"/>
+            <w:r>
+              <w:t>Firma</w:t>
+            </w:r>
+            <w:proofErr w:type="spellEnd"/>
+            <w:r>
+              <w:t xml:space="preserve">” </w:t>
+            </w:r>
+            <w:proofErr w:type="spellStart"/>
+            <w:r>
+              <w:t>i</w:t>
+            </w:r>
+            <w:proofErr w:type="spellEnd"/>
+            <w:r>
+              <w:t xml:space="preserve"> „NIP” </w:t>
+            </w:r>
+            <w:proofErr w:type="spellStart"/>
+            <w:r>
+              <w:t>działają</w:t>
+            </w:r>
+            <w:proofErr w:type="spellEnd"/>
+            <w:r>
+              <w:t xml:space="preserve"> jak </w:t>
+            </w:r>
+            <w:proofErr w:type="spellStart"/>
+            <w:r>
+              <w:t>wyszukiwarki</w:t>
+            </w:r>
+            <w:proofErr w:type="spellEnd"/>
+            <w:r>
+              <w:t xml:space="preserve"> po </w:t>
+            </w:r>
+            <w:proofErr w:type="spellStart"/>
+            <w:r>
+              <w:t>katalogu</w:t>
+            </w:r>
+            <w:proofErr w:type="spellEnd"/>
+            <w:r>
+              <w:t xml:space="preserve"> </w:t>
+            </w:r>
+            <w:proofErr w:type="spellStart"/>
+            <w:r>
+              <w:t>klientów</w:t>
+            </w:r>
+            <w:proofErr w:type="spellEnd"/>
+            <w:r>
+              <w:t xml:space="preserve"> - </w:t>
+            </w:r>
+            <w:proofErr w:type="spellStart"/>
+            <w:r>
+              <w:t>wybór</w:t>
+            </w:r>
+            <w:proofErr w:type="spellEnd"/>
+            <w:r>
+              <w:t xml:space="preserve"> </w:t>
+            </w:r>
+            <w:proofErr w:type="spellStart"/>
+            <w:r>
+              <w:t>podpowiedzi</w:t>
+            </w:r>
+            <w:proofErr w:type="spellEnd"/>
+            <w:r>
+              <w:t xml:space="preserve"> </w:t>
+            </w:r>
+            <w:proofErr w:type="spellStart"/>
+            <w:r>
+              <w:t>wypełnia</w:t>
+            </w:r>
+            <w:proofErr w:type="spellEnd"/>
+            <w:r>
+              <w:t xml:space="preserve"> </w:t>
+            </w:r>
+            <w:proofErr w:type="spellStart"/>
+            <w:r>
+              <w:t>wszystkie</w:t>
+            </w:r>
+            <w:proofErr w:type="spellEnd"/>
+            <w:r>
+              <w:t xml:space="preserve"> </w:t>
+            </w:r>
+            <w:proofErr w:type="spellStart"/>
+            <w:r>
+              <w:t>cztery</w:t>
+            </w:r>
+            <w:proofErr w:type="spellEnd"/>
+            <w:r>
+              <w:t xml:space="preserve"> </w:t>
+            </w:r>
+            <w:proofErr w:type="spellStart"/>
+            <w:r>
+              <w:t>pola</w:t>
+            </w:r>
+            <w:proofErr w:type="spellEnd"/>
+            <w:r>
+              <w:t xml:space="preserve"> </w:t>
+            </w:r>
+            <w:proofErr w:type="spellStart"/>
+            <w:r>
+              <w:t>naraz</w:t>
+            </w:r>
+            <w:proofErr w:type="spellEnd"/>
+            <w:r>
+              <w:t xml:space="preserve">, a </w:t>
+            </w:r>
+            <w:proofErr w:type="spellStart"/>
+            <w:r>
+              <w:t>puste</w:t>
+            </w:r>
+            <w:proofErr w:type="spellEnd"/>
+            <w:r>
+              <w:t xml:space="preserve"> pole </w:t>
+            </w:r>
+            <w:proofErr w:type="spellStart"/>
+            <w:r>
+              <w:t>szuka</w:t>
+            </w:r>
+            <w:proofErr w:type="spellEnd"/>
+            <w:r>
+              <w:t xml:space="preserve"> po </w:t>
+            </w:r>
+            <w:proofErr w:type="spellStart"/>
+            <w:r>
+              <w:t>zawartości</w:t>
+            </w:r>
+            <w:proofErr w:type="spellEnd"/>
+            <w:r>
+              <w:t xml:space="preserve"> </w:t>
+            </w:r>
+            <w:proofErr w:type="spellStart"/>
+            <w:r>
+              <w:t>sąsiedniego</w:t>
+            </w:r>
+            <w:proofErr w:type="spellEnd"/>
+            <w:r>
+              <w:t xml:space="preserve">, </w:t>
+            </w:r>
+            <w:proofErr w:type="spellStart"/>
+            <w:r>
+              <w:t>więc</w:t>
+            </w:r>
+            <w:proofErr w:type="spellEnd"/>
+            <w:r>
+              <w:t xml:space="preserve"> </w:t>
+            </w:r>
+            <w:proofErr w:type="spellStart"/>
+            <w:r>
+              <w:t>skasowanie</w:t>
+            </w:r>
+            <w:proofErr w:type="spellEnd"/>
+            <w:r>
+              <w:t xml:space="preserve"> NIP-u </w:t>
+            </w:r>
+            <w:proofErr w:type="spellStart"/>
+            <w:r>
+              <w:t>przy</w:t>
+            </w:r>
+            <w:proofErr w:type="spellEnd"/>
+            <w:r>
+              <w:t xml:space="preserve"> </w:t>
+            </w:r>
+            <w:proofErr w:type="spellStart"/>
+            <w:r>
+              <w:t>wpisanej</w:t>
+            </w:r>
+            <w:proofErr w:type="spellEnd"/>
+            <w:r>
+              <w:t xml:space="preserve"> </w:t>
+            </w:r>
+            <w:proofErr w:type="spellStart"/>
+            <w:r>
+              <w:t>firmie</w:t>
+            </w:r>
+            <w:proofErr w:type="spellEnd"/>
+            <w:r>
+              <w:t xml:space="preserve"> </w:t>
+            </w:r>
+            <w:proofErr w:type="spellStart"/>
+            <w:r>
+              <w:t>nadal</w:t>
+            </w:r>
+            <w:proofErr w:type="spellEnd"/>
+            <w:r>
+              <w:t xml:space="preserve"> </w:t>
+            </w:r>
+            <w:proofErr w:type="spellStart"/>
+            <w:r>
+              <w:t>podpowiada</w:t>
+            </w:r>
+            <w:proofErr w:type="spellEnd"/>
+            <w:r>
+              <w:t xml:space="preserve"> </w:t>
+            </w:r>
+            <w:proofErr w:type="spellStart"/>
+            <w:r>
+              <w:t>właściwego</w:t>
+            </w:r>
+            <w:proofErr w:type="spellEnd"/>
+            <w:r>
+              <w:t xml:space="preserve"> </w:t>
+            </w:r>
+            <w:proofErr w:type="spellStart"/>
+            <w:r>
+              <w:t>klienta</w:t>
+            </w:r>
+            <w:proofErr w:type="spellEnd"/>
+            <w:r>
+              <w:t xml:space="preserve">. </w:t>
+            </w:r>
+            <w:proofErr w:type="spellStart"/>
+            <w:r>
+              <w:t>Poniżej</w:t>
+            </w:r>
+            <w:proofErr w:type="spellEnd"/>
+            <w:r>
+              <w:t xml:space="preserve"> </w:t>
+            </w:r>
+            <w:proofErr w:type="spellStart"/>
+            <w:r>
+              <w:t>znajdują</w:t>
+            </w:r>
+            <w:proofErr w:type="spellEnd"/>
+            <w:r>
+              <w:t xml:space="preserve"> </w:t>
+            </w:r>
+            <w:proofErr w:type="spellStart"/>
+            <w:r>
+              <w:t>się</w:t>
+            </w:r>
+            <w:proofErr w:type="spellEnd"/>
+            <w:r>
+              <w:t xml:space="preserve"> </w:t>
+            </w:r>
+            <w:proofErr w:type="spellStart"/>
+            <w:r>
+              <w:t>dane</w:t>
+            </w:r>
+            <w:proofErr w:type="spellEnd"/>
+            <w:r>
+              <w:t xml:space="preserve"> </w:t>
+            </w:r>
+            <w:proofErr w:type="spellStart"/>
+            <w:r>
+              <w:t>kontaktowe</w:t>
+            </w:r>
+            <w:proofErr w:type="spellEnd"/>
+            <w:r>
+              <w:t xml:space="preserve">, </w:t>
+            </w:r>
+            <w:proofErr w:type="spellStart"/>
+            <w:r>
+              <w:t>zablokowane</w:t>
+            </w:r>
+            <w:proofErr w:type="spellEnd"/>
+            <w:r>
+              <w:t xml:space="preserve"> do </w:t>
+            </w:r>
+            <w:proofErr w:type="spellStart"/>
+            <w:r>
+              <w:t>czasu</w:t>
+            </w:r>
+            <w:proofErr w:type="spellEnd"/>
+            <w:r>
+              <w:t xml:space="preserve"> </w:t>
+            </w:r>
+            <w:proofErr w:type="spellStart"/>
+            <w:r>
+              <w:t>uzupełnienia</w:t>
+            </w:r>
+            <w:proofErr w:type="spellEnd"/>
+            <w:r>
+              <w:t xml:space="preserve"> </w:t>
+            </w:r>
+            <w:proofErr w:type="spellStart"/>
+            <w:r>
+              <w:t>firmy</w:t>
+            </w:r>
+            <w:proofErr w:type="spellEnd"/>
+            <w:r>
+              <w:t xml:space="preserve"> </w:t>
+            </w:r>
+            <w:proofErr w:type="spellStart"/>
+            <w:r>
+              <w:t>i</w:t>
+            </w:r>
+            <w:proofErr w:type="spellEnd"/>
+            <w:r>
+              <w:t xml:space="preserve"> NIP-u, </w:t>
+            </w:r>
+            <w:proofErr w:type="spellStart"/>
+            <w:r>
+              <w:t>żeby</w:t>
+            </w:r>
+            <w:proofErr w:type="spellEnd"/>
+            <w:r>
+              <w:t xml:space="preserve"> </w:t>
+            </w:r>
+            <w:proofErr w:type="spellStart"/>
+            <w:r>
+              <w:t>kontakt</w:t>
+            </w:r>
+            <w:proofErr w:type="spellEnd"/>
+            <w:r>
+              <w:t xml:space="preserve"> </w:t>
+            </w:r>
+            <w:proofErr w:type="spellStart"/>
+            <w:r>
+              <w:t>nie</w:t>
+            </w:r>
+            <w:proofErr w:type="spellEnd"/>
+            <w:r>
+              <w:t xml:space="preserve"> </w:t>
+            </w:r>
+            <w:proofErr w:type="spellStart"/>
+            <w:r>
+              <w:t>powstawał</w:t>
+            </w:r>
+            <w:proofErr w:type="spellEnd"/>
+            <w:r>
+              <w:t xml:space="preserve"> bez </w:t>
+            </w:r>
+            <w:proofErr w:type="spellStart"/>
+            <w:r>
+              <w:t>przypisania</w:t>
+            </w:r>
+            <w:proofErr w:type="spellEnd"/>
+            <w:r>
+              <w:t xml:space="preserve"> do </w:t>
+            </w:r>
+            <w:proofErr w:type="spellStart"/>
+            <w:r>
+              <w:t>klienta</w:t>
+            </w:r>
+            <w:proofErr w:type="spellEnd"/>
+            <w:r>
+              <w:t>. Pole „</w:t>
+            </w:r>
+            <w:proofErr w:type="spellStart"/>
+            <w:r>
+              <w:t>Imię</w:t>
+            </w:r>
+            <w:proofErr w:type="spellEnd"/>
+            <w:r>
+              <w:t xml:space="preserve">” </w:t>
+            </w:r>
+            <w:proofErr w:type="spellStart"/>
+            <w:r>
+              <w:t>podpowiada</w:t>
+            </w:r>
+            <w:proofErr w:type="spellEnd"/>
+            <w:r>
+              <w:t xml:space="preserve"> </w:t>
+            </w:r>
+            <w:proofErr w:type="spellStart"/>
+            <w:r>
+              <w:t>osoby</w:t>
+            </w:r>
+            <w:proofErr w:type="spellEnd"/>
+            <w:r>
+              <w:t xml:space="preserve"> </w:t>
+            </w:r>
+            <w:proofErr w:type="spellStart"/>
+            <w:r>
+              <w:t>zapisane</w:t>
+            </w:r>
+            <w:proofErr w:type="spellEnd"/>
+            <w:r>
+              <w:t xml:space="preserve"> </w:t>
+            </w:r>
+            <w:proofErr w:type="spellStart"/>
+            <w:r>
+              <w:t>dla</w:t>
+            </w:r>
+            <w:proofErr w:type="spellEnd"/>
+            <w:r>
+              <w:t xml:space="preserve"> </w:t>
+            </w:r>
+            <w:proofErr w:type="spellStart"/>
+            <w:r>
+              <w:t>wskazanej</w:t>
+            </w:r>
+            <w:proofErr w:type="spellEnd"/>
+            <w:r>
+              <w:t xml:space="preserve"> </w:t>
+            </w:r>
+            <w:proofErr w:type="spellStart"/>
+            <w:r>
+              <w:t>firmy</w:t>
+            </w:r>
+            <w:proofErr w:type="spellEnd"/>
+            <w:r>
+              <w:t xml:space="preserve"> </w:t>
+            </w:r>
+            <w:proofErr w:type="spellStart"/>
+            <w:r>
+              <w:t>od</w:t>
+            </w:r>
+            <w:proofErr w:type="spellEnd"/>
+            <w:r>
+              <w:t xml:space="preserve"> </w:t>
+            </w:r>
+            <w:proofErr w:type="spellStart"/>
+            <w:r>
+              <w:t>razu</w:t>
+            </w:r>
+            <w:proofErr w:type="spellEnd"/>
+            <w:r>
+              <w:t xml:space="preserve"> po </w:t>
+            </w:r>
+            <w:proofErr w:type="spellStart"/>
+            <w:r>
+              <w:t>kliknięciu</w:t>
+            </w:r>
+            <w:proofErr w:type="spellEnd"/>
+            <w:r>
+              <w:t xml:space="preserve">, a </w:t>
+            </w:r>
+            <w:proofErr w:type="spellStart"/>
+            <w:r>
+              <w:t>wybór</w:t>
+            </w:r>
+            <w:proofErr w:type="spellEnd"/>
+            <w:r>
+              <w:t xml:space="preserve"> </w:t>
+            </w:r>
+            <w:proofErr w:type="spellStart"/>
+            <w:r>
+              <w:t>osoby</w:t>
+            </w:r>
+            <w:proofErr w:type="spellEnd"/>
+            <w:r>
+              <w:t xml:space="preserve"> </w:t>
+            </w:r>
+            <w:proofErr w:type="spellStart"/>
+            <w:r>
+              <w:t>uzupełnia</w:t>
+            </w:r>
+            <w:proofErr w:type="spellEnd"/>
+            <w:r>
+              <w:t xml:space="preserve"> </w:t>
+            </w:r>
+            <w:proofErr w:type="spellStart"/>
+            <w:r>
+              <w:t>nazwisko</w:t>
+            </w:r>
+            <w:proofErr w:type="spellEnd"/>
+            <w:r>
+              <w:t xml:space="preserve">, </w:t>
+            </w:r>
+            <w:proofErr w:type="spellStart"/>
+            <w:r>
+              <w:t>telefon</w:t>
+            </w:r>
+            <w:proofErr w:type="spellEnd"/>
+            <w:r>
+              <w:t xml:space="preserve"> </w:t>
+            </w:r>
+            <w:proofErr w:type="spellStart"/>
+            <w:r>
+              <w:t>i</w:t>
+            </w:r>
+            <w:proofErr w:type="spellEnd"/>
+            <w:r>
+              <w:t xml:space="preserve"> e-mail. </w:t>
+            </w:r>
+            <w:proofErr w:type="spellStart"/>
+            <w:r>
+              <w:t>Nowego</w:t>
+            </w:r>
+            <w:proofErr w:type="spellEnd"/>
+            <w:r>
+              <w:t xml:space="preserve"> </w:t>
+            </w:r>
+            <w:proofErr w:type="spellStart"/>
+            <w:r>
+              <w:t>klienta</w:t>
+            </w:r>
+            <w:proofErr w:type="spellEnd"/>
+            <w:r>
+              <w:t xml:space="preserve"> </w:t>
+            </w:r>
+            <w:proofErr w:type="spellStart"/>
+            <w:r>
+              <w:t>i</w:t>
+            </w:r>
+            <w:proofErr w:type="spellEnd"/>
+            <w:r>
+              <w:t xml:space="preserve"> </w:t>
+            </w:r>
+            <w:proofErr w:type="spellStart"/>
+            <w:r>
+              <w:t>nową</w:t>
+            </w:r>
+            <w:proofErr w:type="spellEnd"/>
+            <w:r>
+              <w:t xml:space="preserve"> </w:t>
+            </w:r>
+            <w:proofErr w:type="spellStart"/>
+            <w:r>
+              <w:t>osobę</w:t>
+            </w:r>
+            <w:proofErr w:type="spellEnd"/>
+            <w:r>
+              <w:t xml:space="preserve"> </w:t>
+            </w:r>
+            <w:proofErr w:type="spellStart"/>
+            <w:r>
+              <w:t>nadal</w:t>
+            </w:r>
+            <w:proofErr w:type="spellEnd"/>
+            <w:r>
+              <w:t xml:space="preserve"> </w:t>
+            </w:r>
+            <w:proofErr w:type="spellStart"/>
+            <w:r>
+              <w:t>można</w:t>
+            </w:r>
+            <w:proofErr w:type="spellEnd"/>
+            <w:r>
+              <w:t xml:space="preserve"> </w:t>
+            </w:r>
+            <w:proofErr w:type="spellStart"/>
+            <w:r>
+              <w:t>wpisać</w:t>
+            </w:r>
+            <w:proofErr w:type="spellEnd"/>
+            <w:r>
+              <w:t xml:space="preserve"> </w:t>
+            </w:r>
+            <w:proofErr w:type="spellStart"/>
+            <w:r>
+              <w:t>ręcznie</w:t>
+            </w:r>
+            <w:proofErr w:type="spellEnd"/>
+            <w:r>
+              <w:t xml:space="preserve"> - </w:t>
+            </w:r>
+            <w:proofErr w:type="spellStart"/>
+            <w:r>
+              <w:t>podpowiedzi</w:t>
+            </w:r>
+            <w:proofErr w:type="spellEnd"/>
+            <w:r>
+              <w:t xml:space="preserve"> </w:t>
+            </w:r>
+            <w:proofErr w:type="spellStart"/>
+            <w:r>
+              <w:t>są</w:t>
+            </w:r>
+            <w:proofErr w:type="spellEnd"/>
+            <w:r>
+              <w:t xml:space="preserve"> </w:t>
+            </w:r>
+            <w:proofErr w:type="spellStart"/>
+            <w:r>
+              <w:t>skrótem</w:t>
+            </w:r>
+            <w:proofErr w:type="spellEnd"/>
+            <w:r>
+              <w:t xml:space="preserve">, a </w:t>
+            </w:r>
+            <w:proofErr w:type="spellStart"/>
+            <w:r>
+              <w:t>nie</w:t>
+            </w:r>
+            <w:proofErr w:type="spellEnd"/>
+            <w:r>
+              <w:t xml:space="preserve"> </w:t>
+            </w:r>
+            <w:proofErr w:type="spellStart"/>
+            <w:r>
+              <w:t>wymogiem</w:t>
+            </w:r>
+            <w:proofErr w:type="spellEnd"/>
+            <w:r>
+              <w:t>.</w:t>
+            </w:r>
+          </w:p>
+        </w:tc>
+      </w:tr>
+      <w:tr>
+        <w:tc>
+          <w:tcPr>
+            <w:tcW w:w="1967" w:type="dxa"/>
+          </w:tcPr>
+          <w:p>
+            <w:proofErr w:type="spellStart"/>
+            <w:r>
+              <w:t>Poprawka</w:t>
+            </w:r>
+            <w:proofErr w:type="spellEnd"/>
+            <w:r>
+              <w:t xml:space="preserve"> </w:t>
+            </w:r>
+            <w:proofErr w:type="spellStart"/>
+            <w:r>
+              <w:t>błędu</w:t>
+            </w:r>
+            <w:proofErr w:type="spellEnd"/>
+          </w:p>
+        </w:tc>
+        <w:tc>
+          <w:tcPr>
+            <w:tcW w:w="6889" w:type="dxa"/>
+          </w:tcPr>
+          <w:p>
+            <w:proofErr w:type="spellStart"/>
+            <w:r>
+              <w:t>Ustawienia</w:t>
+            </w:r>
+            <w:proofErr w:type="spellEnd"/>
+            <w:r>
+              <w:t xml:space="preserve"> </w:t>
+            </w:r>
+            <w:proofErr w:type="spellStart"/>
+            <w:r>
+              <w:t>bazowego</w:t>
+            </w:r>
+            <w:proofErr w:type="spellEnd"/>
+            <w:r>
+              <w:t xml:space="preserve"> PGL </w:t>
+            </w:r>
+            <w:proofErr w:type="spellStart"/>
+            <w:r>
+              <w:t>zapisane</w:t>
+            </w:r>
+            <w:proofErr w:type="spellEnd"/>
+            <w:r>
+              <w:t xml:space="preserve"> </w:t>
+            </w:r>
+            <w:proofErr w:type="spellStart"/>
+            <w:r>
+              <w:t>przez</w:t>
+            </w:r>
+            <w:proofErr w:type="spellEnd"/>
+            <w:r>
+              <w:t xml:space="preserve"> </w:t>
+            </w:r>
+            <w:proofErr w:type="spellStart"/>
+            <w:r>
+              <w:t>administratora</w:t>
+            </w:r>
+            <w:proofErr w:type="spellEnd"/>
+            <w:r>
+              <w:t xml:space="preserve"> </w:t>
+            </w:r>
+            <w:proofErr w:type="spellStart"/>
+            <w:r>
+              <w:t>nie</w:t>
+            </w:r>
+            <w:proofErr w:type="spellEnd"/>
+            <w:r>
+              <w:t xml:space="preserve"> </w:t>
+            </w:r>
+            <w:proofErr w:type="spellStart"/>
+            <w:r>
+              <w:t>były</w:t>
+            </w:r>
+            <w:proofErr w:type="spellEnd"/>
+            <w:r>
+              <w:t xml:space="preserve"> </w:t>
+            </w:r>
+            <w:proofErr w:type="spellStart"/>
+            <w:r>
+              <w:t>widoczne</w:t>
+            </w:r>
+            <w:proofErr w:type="spellEnd"/>
+            <w:r>
+              <w:t xml:space="preserve"> w </w:t>
+            </w:r>
+            <w:proofErr w:type="spellStart"/>
+            <w:r>
+              <w:t>kalkulatorze</w:t>
+            </w:r>
+            <w:proofErr w:type="spellEnd"/>
+            <w:r>
+              <w:t xml:space="preserve"> do </w:t>
+            </w:r>
+            <w:proofErr w:type="spellStart"/>
+            <w:r>
+              <w:t>czasu</w:t>
+            </w:r>
+            <w:proofErr w:type="spellEnd"/>
+            <w:r>
+              <w:t xml:space="preserve"> </w:t>
+            </w:r>
+            <w:proofErr w:type="spellStart"/>
+            <w:r>
+              <w:t>twardego</w:t>
+            </w:r>
+            <w:proofErr w:type="spellEnd"/>
+            <w:r>
+              <w:t xml:space="preserve"> </w:t>
+            </w:r>
+            <w:proofErr w:type="spellStart"/>
+            <w:r>
+              <w:t>przeładowania</w:t>
+            </w:r>
+            <w:proofErr w:type="spellEnd"/>
+            <w:r>
+              <w:t xml:space="preserve"> </w:t>
+            </w:r>
+            <w:proofErr w:type="spellStart"/>
+            <w:r>
+              <w:t>karty</w:t>
+            </w:r>
+            <w:proofErr w:type="spellEnd"/>
+            <w:r>
+              <w:t xml:space="preserve"> </w:t>
+            </w:r>
+            <w:proofErr w:type="spellStart"/>
+            <w:r>
+              <w:t>przeglądarki</w:t>
+            </w:r>
+            <w:proofErr w:type="spellEnd"/>
+            <w:r>
+              <w:t xml:space="preserve">. </w:t>
+            </w:r>
+            <w:proofErr w:type="spellStart"/>
+            <w:r>
+              <w:t>Przyczyną</w:t>
+            </w:r>
+            <w:proofErr w:type="spellEnd"/>
+            <w:r>
+              <w:t xml:space="preserve"> </w:t>
+            </w:r>
+            <w:proofErr w:type="spellStart"/>
+            <w:r>
+              <w:t>było</w:t>
+            </w:r>
+            <w:proofErr w:type="spellEnd"/>
+            <w:r>
+              <w:t xml:space="preserve"> to, </w:t>
+            </w:r>
+            <w:proofErr w:type="spellStart"/>
+            <w:r>
+              <w:t>że</w:t>
+            </w:r>
+            <w:proofErr w:type="spellEnd"/>
+            <w:r>
+              <w:t xml:space="preserve"> </w:t>
+            </w:r>
+            <w:proofErr w:type="spellStart"/>
+            <w:r>
+              <w:t>globalne</w:t>
+            </w:r>
+            <w:proofErr w:type="spellEnd"/>
+            <w:r>
+              <w:t xml:space="preserve"> </w:t>
+            </w:r>
+            <w:proofErr w:type="spellStart"/>
+            <w:r>
+              <w:t>ustawienia</w:t>
+            </w:r>
+            <w:proofErr w:type="spellEnd"/>
+            <w:r>
+              <w:t xml:space="preserve"> </w:t>
+            </w:r>
+            <w:proofErr w:type="spellStart"/>
+            <w:r>
+              <w:t>pobierane</w:t>
+            </w:r>
+            <w:proofErr w:type="spellEnd"/>
+            <w:r>
+              <w:t xml:space="preserve"> </w:t>
+            </w:r>
+            <w:proofErr w:type="spellStart"/>
+            <w:r>
+              <w:t>są</w:t>
+            </w:r>
+            <w:proofErr w:type="spellEnd"/>
+            <w:r>
+              <w:t xml:space="preserve"> </w:t>
+            </w:r>
+            <w:proofErr w:type="spellStart"/>
+            <w:r>
+              <w:t>raz</w:t>
+            </w:r>
+            <w:proofErr w:type="spellEnd"/>
+            <w:r>
+              <w:t xml:space="preserve"> </w:t>
+            </w:r>
+            <w:proofErr w:type="spellStart"/>
+            <w:r>
+              <w:t>przy</w:t>
+            </w:r>
+            <w:proofErr w:type="spellEnd"/>
+            <w:r>
+              <w:t xml:space="preserve"> </w:t>
+            </w:r>
+            <w:proofErr w:type="spellStart"/>
+            <w:r>
+              <w:t>otwarciu</w:t>
+            </w:r>
+            <w:proofErr w:type="spellEnd"/>
+            <w:r>
+              <w:t xml:space="preserve"> </w:t>
+            </w:r>
+            <w:proofErr w:type="spellStart"/>
+            <w:r>
+              <w:t>karty</w:t>
+            </w:r>
+            <w:proofErr w:type="spellEnd"/>
+            <w:r>
+              <w:t xml:space="preserve"> </w:t>
+            </w:r>
+            <w:proofErr w:type="spellStart"/>
+            <w:r>
+              <w:t>i</w:t>
+            </w:r>
+            <w:proofErr w:type="spellEnd"/>
+            <w:r>
+              <w:t xml:space="preserve"> </w:t>
+            </w:r>
+            <w:proofErr w:type="spellStart"/>
+            <w:r>
+              <w:t>nie</w:t>
+            </w:r>
+            <w:proofErr w:type="spellEnd"/>
+            <w:r>
+              <w:t xml:space="preserve"> </w:t>
+            </w:r>
+            <w:proofErr w:type="spellStart"/>
+            <w:r>
+              <w:t>odświeżają</w:t>
+            </w:r>
+            <w:proofErr w:type="spellEnd"/>
+            <w:r>
+              <w:t xml:space="preserve"> </w:t>
+            </w:r>
+            <w:proofErr w:type="spellStart"/>
+            <w:r>
+              <w:t>się</w:t>
+            </w:r>
+            <w:proofErr w:type="spellEnd"/>
+            <w:r>
+              <w:t xml:space="preserve"> </w:t>
+            </w:r>
+            <w:proofErr w:type="spellStart"/>
+            <w:r>
+              <w:t>automatycznie</w:t>
+            </w:r>
+            <w:proofErr w:type="spellEnd"/>
+            <w:r>
+              <w:t xml:space="preserve"> </w:t>
+            </w:r>
+            <w:proofErr w:type="spellStart"/>
+            <w:r>
+              <w:t>przy</w:t>
+            </w:r>
+            <w:proofErr w:type="spellEnd"/>
+            <w:r>
+              <w:t xml:space="preserve"> </w:t>
+            </w:r>
+            <w:proofErr w:type="spellStart"/>
+            <w:r>
+              <w:t>nawigacji</w:t>
+            </w:r>
+            <w:proofErr w:type="spellEnd"/>
+            <w:r>
+              <w:t xml:space="preserve"> </w:t>
+            </w:r>
+            <w:proofErr w:type="spellStart"/>
+            <w:r>
+              <w:t>między</w:t>
+            </w:r>
+            <w:proofErr w:type="spellEnd"/>
+            <w:r>
+              <w:t xml:space="preserve"> </w:t>
+            </w:r>
+            <w:proofErr w:type="spellStart"/>
+            <w:r>
+              <w:t>stronami</w:t>
+            </w:r>
+            <w:proofErr w:type="spellEnd"/>
+            <w:r>
+              <w:t xml:space="preserve">. </w:t>
+            </w:r>
+            <w:proofErr w:type="spellStart"/>
+            <w:r>
+              <w:t>Kalkulator</w:t>
+            </w:r>
+            <w:proofErr w:type="spellEnd"/>
+            <w:r>
+              <w:t xml:space="preserve"> </w:t>
+            </w:r>
+            <w:proofErr w:type="spellStart"/>
+            <w:r>
+              <w:t>pobiera</w:t>
+            </w:r>
+            <w:proofErr w:type="spellEnd"/>
+            <w:r>
+              <w:t xml:space="preserve"> </w:t>
+            </w:r>
+            <w:proofErr w:type="spellStart"/>
+            <w:r>
+              <w:t>teraz</w:t>
+            </w:r>
+            <w:proofErr w:type="spellEnd"/>
+            <w:r>
+              <w:t xml:space="preserve"> </w:t>
+            </w:r>
+            <w:proofErr w:type="spellStart"/>
+            <w:r>
+              <w:t>aktualne</w:t>
+            </w:r>
+            <w:proofErr w:type="spellEnd"/>
+            <w:r>
+              <w:t xml:space="preserve"> </w:t>
+            </w:r>
+            <w:proofErr w:type="spellStart"/>
+            <w:r>
+              <w:t>ustawienia</w:t>
+            </w:r>
+            <w:proofErr w:type="spellEnd"/>
+            <w:r>
+              <w:t xml:space="preserve"> </w:t>
+            </w:r>
+            <w:proofErr w:type="spellStart"/>
+            <w:r>
+              <w:t>przy</w:t>
+            </w:r>
+            <w:proofErr w:type="spellEnd"/>
+            <w:r>
+              <w:t xml:space="preserve"> </w:t>
+            </w:r>
+            <w:proofErr w:type="spellStart"/>
+            <w:r>
+              <w:t>każdym</w:t>
+            </w:r>
+            <w:proofErr w:type="spellEnd"/>
+            <w:r>
+              <w:t xml:space="preserve"> </w:t>
+            </w:r>
+            <w:proofErr w:type="spellStart"/>
+            <w:r>
+              <w:t>wejściu</w:t>
+            </w:r>
+            <w:proofErr w:type="spellEnd"/>
+            <w:r>
+              <w:t xml:space="preserve">, </w:t>
+            </w:r>
+            <w:proofErr w:type="spellStart"/>
+            <w:r>
+              <w:t>więc</w:t>
+            </w:r>
+            <w:proofErr w:type="spellEnd"/>
+            <w:r>
+              <w:t xml:space="preserve"> </w:t>
+            </w:r>
+            <w:proofErr w:type="spellStart"/>
+            <w:r>
+              <w:t>zmiana</w:t>
+            </w:r>
+            <w:proofErr w:type="spellEnd"/>
+            <w:r>
+              <w:t xml:space="preserve"> </w:t>
+            </w:r>
+            <w:proofErr w:type="spellStart"/>
+            <w:r>
+              <w:t>zapisana</w:t>
+            </w:r>
+            <w:proofErr w:type="spellEnd"/>
+            <w:r>
+              <w:t xml:space="preserve"> </w:t>
+            </w:r>
+            <w:proofErr w:type="spellStart"/>
+            <w:r>
+              <w:t>przez</w:t>
+            </w:r>
+            <w:proofErr w:type="spellEnd"/>
+            <w:r>
+              <w:t xml:space="preserve"> </w:t>
+            </w:r>
+            <w:proofErr w:type="spellStart"/>
+            <w:r>
+              <w:t>administratora</w:t>
+            </w:r>
+            <w:proofErr w:type="spellEnd"/>
+            <w:r>
+              <w:t xml:space="preserve"> (PGL </w:t>
+            </w:r>
+            <w:proofErr w:type="spellStart"/>
+            <w:r>
+              <w:t>bazowe</w:t>
+            </w:r>
+            <w:proofErr w:type="spellEnd"/>
+            <w:r>
+              <w:t xml:space="preserve">, </w:t>
+            </w:r>
+            <w:proofErr w:type="spellStart"/>
+            <w:r>
+              <w:t>kurs</w:t>
+            </w:r>
+            <w:proofErr w:type="spellEnd"/>
+            <w:r>
+              <w:t xml:space="preserve"> EUR/PLN) jest </w:t>
+            </w:r>
+            <w:proofErr w:type="spellStart"/>
+            <w:r>
+              <w:t>widoczna</w:t>
+            </w:r>
+            <w:proofErr w:type="spellEnd"/>
+            <w:r>
+              <w:t xml:space="preserve"> </w:t>
+            </w:r>
+            <w:proofErr w:type="spellStart"/>
+            <w:r>
+              <w:t>od</w:t>
+            </w:r>
+            <w:proofErr w:type="spellEnd"/>
+            <w:r>
+              <w:t xml:space="preserve"> </w:t>
+            </w:r>
+            <w:proofErr w:type="spellStart"/>
+            <w:r>
+              <w:t>razu</w:t>
+            </w:r>
+            <w:proofErr w:type="spellEnd"/>
+            <w:r>
+              <w:t xml:space="preserve">, bez </w:t>
+            </w:r>
+            <w:proofErr w:type="spellStart"/>
+            <w:r>
+              <w:t>przeładowania</w:t>
+            </w:r>
+            <w:proofErr w:type="spellEnd"/>
+            <w:r>
+              <w:t xml:space="preserve"> </w:t>
+            </w:r>
+            <w:proofErr w:type="spellStart"/>
+            <w:r>
+              <w:t>strony</w:t>
+            </w:r>
+            <w:proofErr w:type="spellEnd"/>
+            <w:r>
+              <w:t>.</w:t>
+            </w:r>
+          </w:p>
+        </w:tc>
+      </w:tr>
+      <w:tr>
+        <w:tc>
+          <w:tcPr>
+            <w:tcW w:w="1967" w:type="dxa"/>
+          </w:tcPr>
+          <w:p>
+            <w:r>
+              <w:t xml:space="preserve">Nowa </w:t>
+            </w:r>
+            <w:proofErr w:type="spellStart"/>
+            <w:r>
+              <w:t>funkcja</w:t>
+            </w:r>
+            <w:proofErr w:type="spellEnd"/>
+          </w:p>
+        </w:tc>
+        <w:tc>
+          <w:tcPr>
+            <w:tcW w:w="6889" w:type="dxa"/>
+          </w:tcPr>
+          <w:p>
+            <w:r>
+              <w:t xml:space="preserve">PGL </w:t>
+            </w:r>
+            <w:proofErr w:type="spellStart"/>
+            <w:r>
+              <w:t>bazowe</w:t>
+            </w:r>
+            <w:proofErr w:type="spellEnd"/>
+            <w:r>
+              <w:t xml:space="preserve"> </w:t>
+            </w:r>
+            <w:proofErr w:type="spellStart"/>
+            <w:r>
+              <w:t>konfiguruje</w:t>
+            </w:r>
+            <w:proofErr w:type="spellEnd"/>
+            <w:r>
+              <w:t xml:space="preserve"> </w:t>
+            </w:r>
+            <w:proofErr w:type="spellStart"/>
+            <w:r>
+              <w:t>się</w:t>
+            </w:r>
+            <w:proofErr w:type="spellEnd"/>
+            <w:r>
+              <w:t xml:space="preserve"> </w:t>
+            </w:r>
+            <w:proofErr w:type="spellStart"/>
+            <w:r>
+              <w:t>teraz</w:t>
+            </w:r>
+            <w:proofErr w:type="spellEnd"/>
+            <w:r>
+              <w:t xml:space="preserve"> </w:t>
+            </w:r>
+            <w:proofErr w:type="spellStart"/>
+            <w:r>
+              <w:t>osobno</w:t>
+            </w:r>
+            <w:proofErr w:type="spellEnd"/>
+            <w:r>
+              <w:t xml:space="preserve"> </w:t>
+            </w:r>
+            <w:proofErr w:type="spellStart"/>
+            <w:r>
+              <w:t>dla</w:t>
+            </w:r>
+            <w:proofErr w:type="spellEnd"/>
+            <w:r>
+              <w:t xml:space="preserve"> </w:t>
+            </w:r>
+            <w:proofErr w:type="spellStart"/>
+            <w:r>
+              <w:t>każdego</w:t>
+            </w:r>
+            <w:proofErr w:type="spellEnd"/>
+            <w:r>
+              <w:t xml:space="preserve"> </w:t>
+            </w:r>
+            <w:proofErr w:type="spellStart"/>
+            <w:r>
+              <w:t>typu</w:t>
+            </w:r>
+            <w:proofErr w:type="spellEnd"/>
+            <w:r>
+              <w:t xml:space="preserve"> </w:t>
+            </w:r>
+            <w:proofErr w:type="spellStart"/>
+            <w:r>
+              <w:t>stali</w:t>
+            </w:r>
+            <w:proofErr w:type="spellEnd"/>
+            <w:r>
+              <w:t xml:space="preserve"> (HRS, CR, HDG) </w:t>
+            </w:r>
+            <w:proofErr w:type="spellStart"/>
+            <w:r>
+              <w:t>zamiast</w:t>
+            </w:r>
+            <w:proofErr w:type="spellEnd"/>
+            <w:r>
+              <w:t xml:space="preserve"> </w:t>
+            </w:r>
+            <w:proofErr w:type="spellStart"/>
+            <w:r>
+              <w:t>jednej</w:t>
+            </w:r>
+            <w:proofErr w:type="spellEnd"/>
+            <w:r>
+              <w:t xml:space="preserve"> </w:t>
+            </w:r>
+            <w:proofErr w:type="spellStart"/>
+            <w:r>
+              <w:t>wspólnej</w:t>
+            </w:r>
+            <w:proofErr w:type="spellEnd"/>
+            <w:r>
+              <w:t xml:space="preserve"> </w:t>
+            </w:r>
+            <w:proofErr w:type="spellStart"/>
+            <w:r>
+              <w:t>wartości</w:t>
+            </w:r>
+            <w:proofErr w:type="spellEnd"/>
+            <w:r>
+              <w:t xml:space="preserve"> </w:t>
+            </w:r>
+            <w:proofErr w:type="spellStart"/>
+            <w:r>
+              <w:t>dla</w:t>
+            </w:r>
+            <w:proofErr w:type="spellEnd"/>
+            <w:r>
+              <w:t xml:space="preserve"> </w:t>
+            </w:r>
+            <w:proofErr w:type="spellStart"/>
+            <w:r>
+              <w:t>wszystkich</w:t>
+            </w:r>
+            <w:proofErr w:type="spellEnd"/>
+            <w:r>
+              <w:t xml:space="preserve"> </w:t>
+            </w:r>
+            <w:proofErr w:type="spellStart"/>
+            <w:r>
+              <w:t>typów</w:t>
+            </w:r>
+            <w:proofErr w:type="spellEnd"/>
+            <w:r>
+              <w:t xml:space="preserve">. Panel </w:t>
+            </w:r>
+            <w:proofErr w:type="spellStart"/>
+            <w:r>
+              <w:lastRenderedPageBreak/>
+              <w:t>ustawień</w:t>
+            </w:r>
+            <w:proofErr w:type="spellEnd"/>
+            <w:r>
+              <w:t xml:space="preserve"> </w:t>
+            </w:r>
+            <w:proofErr w:type="spellStart"/>
+            <w:r>
+              <w:t>administratora</w:t>
+            </w:r>
+            <w:proofErr w:type="spellEnd"/>
+            <w:r>
+              <w:t xml:space="preserve"> </w:t>
+            </w:r>
+            <w:proofErr w:type="spellStart"/>
+            <w:r>
+              <w:t>zyskał</w:t>
+            </w:r>
+            <w:proofErr w:type="spellEnd"/>
+            <w:r>
+              <w:t xml:space="preserve"> </w:t>
+            </w:r>
+            <w:proofErr w:type="spellStart"/>
+            <w:r>
+              <w:t>trzy</w:t>
+            </w:r>
+            <w:proofErr w:type="spellEnd"/>
+            <w:r>
+              <w:t xml:space="preserve"> </w:t>
+            </w:r>
+            <w:proofErr w:type="spellStart"/>
+            <w:r>
+              <w:t>niezależne</w:t>
+            </w:r>
+            <w:proofErr w:type="spellEnd"/>
+            <w:r>
+              <w:t xml:space="preserve"> </w:t>
+            </w:r>
+            <w:proofErr w:type="spellStart"/>
+            <w:r>
+              <w:t>pola</w:t>
+            </w:r>
+            <w:proofErr w:type="spellEnd"/>
+            <w:r>
+              <w:t xml:space="preserve">; </w:t>
+            </w:r>
+            <w:proofErr w:type="spellStart"/>
+            <w:r>
+              <w:t>kalkulator</w:t>
+            </w:r>
+            <w:proofErr w:type="spellEnd"/>
+            <w:r>
+              <w:t xml:space="preserve"> </w:t>
+            </w:r>
+            <w:proofErr w:type="spellStart"/>
+            <w:r>
+              <w:t>automatycznie</w:t>
+            </w:r>
+            <w:proofErr w:type="spellEnd"/>
+            <w:r>
+              <w:t xml:space="preserve"> </w:t>
+            </w:r>
+            <w:proofErr w:type="spellStart"/>
+            <w:r>
+              <w:t>przełącza</w:t>
+            </w:r>
+            <w:proofErr w:type="spellEnd"/>
+            <w:r>
+              <w:t xml:space="preserve"> </w:t>
+            </w:r>
+            <w:proofErr w:type="spellStart"/>
+            <w:r>
+              <w:t>wartość</w:t>
+            </w:r>
+            <w:proofErr w:type="spellEnd"/>
+            <w:r>
+              <w:t xml:space="preserve"> PGL </w:t>
+            </w:r>
+            <w:proofErr w:type="spellStart"/>
+            <w:r>
+              <w:t>na</w:t>
+            </w:r>
+            <w:proofErr w:type="spellEnd"/>
+            <w:r>
+              <w:t xml:space="preserve"> </w:t>
+            </w:r>
+            <w:proofErr w:type="spellStart"/>
+            <w:r>
+              <w:t>domyślną</w:t>
+            </w:r>
+            <w:proofErr w:type="spellEnd"/>
+            <w:r>
+              <w:t xml:space="preserve"> </w:t>
+            </w:r>
+            <w:proofErr w:type="spellStart"/>
+            <w:r>
+              <w:t>dla</w:t>
+            </w:r>
+            <w:proofErr w:type="spellEnd"/>
+            <w:r>
+              <w:t xml:space="preserve"> </w:t>
+            </w:r>
+            <w:proofErr w:type="spellStart"/>
+            <w:r>
+              <w:t>wybranego</w:t>
+            </w:r>
+            <w:proofErr w:type="spellEnd"/>
+            <w:r>
+              <w:t xml:space="preserve"> </w:t>
+            </w:r>
+            <w:proofErr w:type="spellStart"/>
+            <w:r>
+              <w:t>typu</w:t>
+            </w:r>
+            <w:proofErr w:type="spellEnd"/>
+            <w:r>
+              <w:t xml:space="preserve"> </w:t>
+            </w:r>
+            <w:proofErr w:type="spellStart"/>
+            <w:r>
+              <w:t>przy</w:t>
+            </w:r>
+            <w:proofErr w:type="spellEnd"/>
+            <w:r>
+              <w:t xml:space="preserve"> </w:t>
+            </w:r>
+            <w:proofErr w:type="spellStart"/>
+            <w:r>
+              <w:t>zmianie</w:t>
+            </w:r>
+            <w:proofErr w:type="spellEnd"/>
+            <w:r>
+              <w:t xml:space="preserve"> </w:t>
+            </w:r>
+            <w:proofErr w:type="spellStart"/>
+            <w:r>
+              <w:t>typu</w:t>
+            </w:r>
+            <w:proofErr w:type="spellEnd"/>
+            <w:r>
+              <w:t xml:space="preserve"> </w:t>
+            </w:r>
+            <w:proofErr w:type="spellStart"/>
+            <w:r>
+              <w:t>stali</w:t>
+            </w:r>
+            <w:proofErr w:type="spellEnd"/>
+            <w:r>
+              <w:t xml:space="preserve"> w </w:t>
+            </w:r>
+            <w:proofErr w:type="spellStart"/>
+            <w:r>
+              <w:t>trakcie</w:t>
+            </w:r>
+            <w:proofErr w:type="spellEnd"/>
+            <w:r>
+              <w:t xml:space="preserve"> </w:t>
+            </w:r>
+            <w:proofErr w:type="spellStart"/>
+            <w:r>
+              <w:t>kalkulacji</w:t>
+            </w:r>
+            <w:proofErr w:type="spellEnd"/>
+            <w:r>
+              <w:t>.</w:t>
             </w:r>
           </w:p>
         </w:tc>
@@ -792,26 +6039,183 @@
       <w:pPr>
         <w:spacing w:before="240" w:after="40"/>
       </w:pPr>
+      <w:proofErr w:type="spellStart"/>
       <w:r>
         <w:rPr>
           <w:b/>
           <w:color w:val="2B57A6"/>
           <w:sz w:val="26"/>
         </w:rPr>
-        <w:t>Zarządzanie ofertami</w:t>
-      </w:r>
+        <w:lastRenderedPageBreak/>
+        <w:t>Zarządzanie</w:t>
+      </w:r>
+      <w:proofErr w:type="spellEnd"/>
+      <w:r>
+        <w:rPr>
+          <w:b/>
+          <w:color w:val="2B57A6"/>
+          <w:sz w:val="26"/>
+        </w:rPr>
+        <w:t xml:space="preserve"> </w:t>
+      </w:r>
+      <w:proofErr w:type="spellStart"/>
+      <w:r>
+        <w:rPr>
+          <w:b/>
+          <w:color w:val="2B57A6"/>
+          <w:sz w:val="26"/>
+        </w:rPr>
+        <w:t>ofertami</w:t>
+      </w:r>
+      <w:proofErr w:type="spellEnd"/>
     </w:p>
     <w:p>
       <w:pPr>
         <w:spacing w:after="80"/>
       </w:pPr>
+      <w:proofErr w:type="spellStart"/>
       <w:r>
         <w:rPr>
           <w:i/>
           <w:color w:val="666666"/>
           <w:sz w:val="18"/>
         </w:rPr>
-        <w:t>Tworzenie, zapis, lista, edycja, duplikowanie i usuwanie ofert.</w:t>
+        <w:t>Tworzenie</w:t>
+      </w:r>
+      <w:proofErr w:type="spellEnd"/>
+      <w:r>
+        <w:rPr>
+          <w:i/>
+          <w:color w:val="666666"/>
+          <w:sz w:val="18"/>
+        </w:rPr>
+        <w:t xml:space="preserve">, </w:t>
+      </w:r>
+      <w:proofErr w:type="spellStart"/>
+      <w:r>
+        <w:rPr>
+          <w:i/>
+          <w:color w:val="666666"/>
+          <w:sz w:val="18"/>
+        </w:rPr>
+        <w:t>zapis</w:t>
+      </w:r>
+      <w:proofErr w:type="spellEnd"/>
+      <w:r>
+        <w:rPr>
+          <w:i/>
+          <w:color w:val="666666"/>
+          <w:sz w:val="18"/>
+        </w:rPr>
+        <w:t xml:space="preserve">, </w:t>
+      </w:r>
+      <w:proofErr w:type="spellStart"/>
+      <w:r>
+        <w:rPr>
+          <w:i/>
+          <w:color w:val="666666"/>
+          <w:sz w:val="18"/>
+        </w:rPr>
+        <w:t>lista</w:t>
+      </w:r>
+      <w:proofErr w:type="spellEnd"/>
+      <w:r>
+        <w:rPr>
+          <w:i/>
+          <w:color w:val="666666"/>
+          <w:sz w:val="18"/>
+        </w:rPr>
+        <w:t xml:space="preserve">, </w:t>
+      </w:r>
+      <w:proofErr w:type="spellStart"/>
+      <w:r>
+        <w:rPr>
+          <w:i/>
+          <w:color w:val="666666"/>
+          <w:sz w:val="18"/>
+        </w:rPr>
+        <w:t>edycja</w:t>
+      </w:r>
+      <w:proofErr w:type="spellEnd"/>
+      <w:r>
+        <w:rPr>
+          <w:i/>
+          <w:color w:val="666666"/>
+          <w:sz w:val="18"/>
+        </w:rPr>
+        <w:t xml:space="preserve">, </w:t>
+      </w:r>
+      <w:proofErr w:type="spellStart"/>
+      <w:r>
+        <w:rPr>
+          <w:i/>
+          <w:color w:val="666666"/>
+          <w:sz w:val="18"/>
+        </w:rPr>
+        <w:t>duplikowanie</w:t>
+      </w:r>
+      <w:proofErr w:type="spellEnd"/>
+      <w:r>
+        <w:rPr>
+          <w:i/>
+          <w:color w:val="666666"/>
+          <w:sz w:val="18"/>
+        </w:rPr>
+        <w:t xml:space="preserve"> </w:t>
+      </w:r>
+      <w:proofErr w:type="spellStart"/>
+      <w:r>
+        <w:rPr>
+          <w:i/>
+          <w:color w:val="666666"/>
+          <w:sz w:val="18"/>
+        </w:rPr>
+        <w:t>i</w:t>
+      </w:r>
+      <w:proofErr w:type="spellEnd"/>
+      <w:r>
+        <w:rPr>
+          <w:i/>
+          <w:color w:val="666666"/>
+          <w:sz w:val="18"/>
+        </w:rPr>
+        <w:t xml:space="preserve"> </w:t>
+      </w:r>
+      <w:proofErr w:type="spellStart"/>
+      <w:r>
+        <w:rPr>
+          <w:i/>
+          <w:color w:val="666666"/>
+          <w:sz w:val="18"/>
+        </w:rPr>
+        <w:t>usuwanie</w:t>
+      </w:r>
+      <w:proofErr w:type="spellEnd"/>
+      <w:r>
+        <w:rPr>
+          <w:i/>
+          <w:color w:val="666666"/>
+          <w:sz w:val="18"/>
+        </w:rPr>
+        <w:t xml:space="preserve"> </w:t>
+      </w:r>
+      <w:proofErr w:type="spellStart"/>
+      <w:r>
+        <w:rPr>
+          <w:i/>
+          <w:color w:val="666666"/>
+          <w:sz w:val="18"/>
+        </w:rPr>
+        <w:t>ofert</w:t>
+      </w:r>
+      <w:proofErr w:type="spellEnd"/>
+      <w:r>
+        <w:rPr>
+          <w:i/>
+          <w:color w:val="666666"/>
+          <w:sz w:val="18"/>
+        </w:rPr>
+        <w:t>.</w:t>
       </w:r>
     </w:p>
     <w:tbl>
@@ -821,8 +6225,8 @@
         <w:tblLook w:val="04A0" w:firstRow="1" w:lastRow="0" w:firstColumn="1" w:lastColumn="0" w:noHBand="0" w:noVBand="1"/>
       </w:tblPr>
       <w:tblGrid>
-        <w:gridCol w:w="1944"/>
-        <w:gridCol w:w="6912"/>
+        <w:gridCol w:w="1947"/>
+        <w:gridCol w:w="6909"/>
       </w:tblGrid>
       <w:tr>
         <w:tc>
@@ -831,6 +6235,7 @@
             <w:shd w:val="clear" w:color="auto" w:fill="EEF2F8"/>
           </w:tcPr>
           <w:p>
+            <w:proofErr w:type="spellStart"/>
             <w:r>
               <w:rPr>
                 <w:b/>
@@ -838,6 +6243,7 @@
               </w:rPr>
               <w:t>Typ</w:t>
             </w:r>
+            <w:proofErr w:type="spellEnd"/>
           </w:p>
         </w:tc>
         <w:tc>
@@ -846,13 +6252,31 @@
             <w:shd w:val="clear" w:color="auto" w:fill="EEF2F8"/>
           </w:tcPr>
           <w:p>
+            <w:proofErr w:type="spellStart"/>
             <w:r>
               <w:rPr>
                 <w:b/>
                 <w:color w:val="1F2A44"/>
               </w:rPr>
-              <w:t>Opis zmiany</w:t>
-            </w:r>
+              <w:t>Opis</w:t>
+            </w:r>
+            <w:proofErr w:type="spellEnd"/>
+            <w:r>
+              <w:rPr>
+                <w:b/>
+                <w:color w:val="1F2A44"/>
+              </w:rPr>
+              <w:t xml:space="preserve"> </w:t>
+            </w:r>
+            <w:proofErr w:type="spellStart"/>
+            <w:r>
+              <w:rPr>
+                <w:b/>
+                <w:color w:val="1F2A44"/>
+              </w:rPr>
+              <w:t>zmiany</w:t>
+            </w:r>
+            <w:proofErr w:type="spellEnd"/>
           </w:p>
         </w:tc>
       </w:tr>
@@ -863,8 +6287,13 @@
           </w:tcPr>
           <w:p>
             <w:r>
-              <w:t>Nowa funkcja</w:t>
-            </w:r>
+              <w:t xml:space="preserve">Nowa </w:t>
+            </w:r>
+            <w:proofErr w:type="spellStart"/>
+            <w:r>
+              <w:t>funkcja</w:t>
+            </w:r>
+            <w:proofErr w:type="spellEnd"/>
           </w:p>
         </w:tc>
         <w:tc>
@@ -872,8 +6301,269 @@
             <w:tcW w:w="6908" w:type="dxa"/>
           </w:tcPr>
           <w:p>
-            <w:r>
-              <w:t>Zapis oferty aktualizuje katalog klientów: nowa firma zostaje dopisana, a znana uzupełniona o brakujące dane. Dzięki temu wyszukiwarka w kalkulatorze uczy się klientów w miarę wystawiania ofert, zamiast opierać się wyłącznie na wpisach wprowadzonych ręcznie w panelu administratora.</w:t>
+            <w:proofErr w:type="spellStart"/>
+            <w:r>
+              <w:t>Zapis</w:t>
+            </w:r>
+            <w:proofErr w:type="spellEnd"/>
+            <w:r>
+              <w:t xml:space="preserve"> </w:t>
+            </w:r>
+            <w:proofErr w:type="spellStart"/>
+            <w:r>
+              <w:t>oferty</w:t>
+            </w:r>
+            <w:proofErr w:type="spellEnd"/>
+            <w:r>
+              <w:t xml:space="preserve"> </w:t>
+            </w:r>
+            <w:proofErr w:type="spellStart"/>
+            <w:r>
+              <w:t>aktualizuje</w:t>
+            </w:r>
+            <w:proofErr w:type="spellEnd"/>
+            <w:r>
+              <w:t xml:space="preserve"> </w:t>
+            </w:r>
+            <w:proofErr w:type="spellStart"/>
+            <w:r>
+              <w:t>katalog</w:t>
+            </w:r>
+            <w:proofErr w:type="spellEnd"/>
+            <w:r>
+              <w:t xml:space="preserve"> </w:t>
+            </w:r>
+            <w:proofErr w:type="spellStart"/>
+            <w:r>
+              <w:t>klientów</w:t>
+            </w:r>
+            <w:proofErr w:type="spellEnd"/>
+            <w:r>
+              <w:t xml:space="preserve">: </w:t>
+            </w:r>
+            <w:proofErr w:type="spellStart"/>
+            <w:r>
+              <w:t>nowa</w:t>
+            </w:r>
+            <w:proofErr w:type="spellEnd"/>
+            <w:r>
+              <w:t xml:space="preserve"> </w:t>
+            </w:r>
+            <w:proofErr w:type="spellStart"/>
+            <w:r>
+              <w:t>firma</w:t>
+            </w:r>
+            <w:proofErr w:type="spellEnd"/>
+            <w:r>
+              <w:t xml:space="preserve"> </w:t>
+            </w:r>
+            <w:proofErr w:type="spellStart"/>
+            <w:r>
+              <w:t>zostaje</w:t>
+            </w:r>
+            <w:proofErr w:type="spellEnd"/>
+            <w:r>
+              <w:t xml:space="preserve"> </w:t>
+            </w:r>
+            <w:proofErr w:type="spellStart"/>
+            <w:r>
+              <w:t>dopisana</w:t>
+            </w:r>
+            <w:proofErr w:type="spellEnd"/>
+            <w:r>
+              <w:t xml:space="preserve">, a </w:t>
+            </w:r>
+            <w:proofErr w:type="spellStart"/>
+            <w:r>
+              <w:t>znana</w:t>
+            </w:r>
+            <w:proofErr w:type="spellEnd"/>
+            <w:r>
+              <w:t xml:space="preserve"> </w:t>
+            </w:r>
+            <w:proofErr w:type="spellStart"/>
+            <w:r>
+              <w:t>uzupełniona</w:t>
+            </w:r>
+            <w:proofErr w:type="spellEnd"/>
+            <w:r>
+              <w:t xml:space="preserve"> o </w:t>
+            </w:r>
+            <w:proofErr w:type="spellStart"/>
+            <w:r>
+              <w:t>brakujące</w:t>
+            </w:r>
+            <w:proofErr w:type="spellEnd"/>
+            <w:r>
+              <w:t xml:space="preserve"> </w:t>
+            </w:r>
+            <w:proofErr w:type="spellStart"/>
+            <w:r>
+              <w:t>dane</w:t>
+            </w:r>
+            <w:proofErr w:type="spellEnd"/>
+            <w:r>
+              <w:t xml:space="preserve">. </w:t>
+            </w:r>
+            <w:proofErr w:type="spellStart"/>
+            <w:r>
+              <w:t>Dzięki</w:t>
+            </w:r>
+            <w:proofErr w:type="spellEnd"/>
+            <w:r>
+              <w:t xml:space="preserve"> </w:t>
+            </w:r>
+            <w:proofErr w:type="spellStart"/>
+            <w:r>
+              <w:t>temu</w:t>
+            </w:r>
+            <w:proofErr w:type="spellEnd"/>
+            <w:r>
+              <w:t xml:space="preserve"> </w:t>
+            </w:r>
+            <w:proofErr w:type="spellStart"/>
+            <w:r>
+              <w:t>wyszukiwarka</w:t>
+            </w:r>
+            <w:proofErr w:type="spellEnd"/>
+            <w:r>
+              <w:t xml:space="preserve"> w </w:t>
+            </w:r>
+            <w:proofErr w:type="spellStart"/>
+            <w:r>
+              <w:t>kalkulatorze</w:t>
+            </w:r>
+            <w:proofErr w:type="spellEnd"/>
+            <w:r>
+              <w:t xml:space="preserve"> </w:t>
+            </w:r>
+            <w:proofErr w:type="spellStart"/>
+            <w:r>
+              <w:t>uczy</w:t>
+            </w:r>
+            <w:proofErr w:type="spellEnd"/>
+            <w:r>
+              <w:t xml:space="preserve"> </w:t>
+            </w:r>
+            <w:proofErr w:type="spellStart"/>
+            <w:r>
+              <w:t>się</w:t>
+            </w:r>
+            <w:proofErr w:type="spellEnd"/>
+            <w:r>
+              <w:t xml:space="preserve"> </w:t>
+            </w:r>
+            <w:proofErr w:type="spellStart"/>
+            <w:r>
+              <w:t>klientów</w:t>
+            </w:r>
+            <w:proofErr w:type="spellEnd"/>
+            <w:r>
+              <w:t xml:space="preserve"> w </w:t>
+            </w:r>
+            <w:proofErr w:type="spellStart"/>
+            <w:r>
+              <w:t>miarę</w:t>
+            </w:r>
+            <w:proofErr w:type="spellEnd"/>
+            <w:r>
+              <w:t xml:space="preserve"> </w:t>
+            </w:r>
+            <w:proofErr w:type="spellStart"/>
+            <w:r>
+              <w:t>wystawiania</w:t>
+            </w:r>
+            <w:proofErr w:type="spellEnd"/>
+            <w:r>
+              <w:t xml:space="preserve"> </w:t>
+            </w:r>
+            <w:proofErr w:type="spellStart"/>
+            <w:r>
+              <w:t>ofert</w:t>
+            </w:r>
+            <w:proofErr w:type="spellEnd"/>
+            <w:r>
+              <w:t xml:space="preserve">, </w:t>
+            </w:r>
+            <w:proofErr w:type="spellStart"/>
+            <w:r>
+              <w:t>zamiast</w:t>
+            </w:r>
+            <w:proofErr w:type="spellEnd"/>
+            <w:r>
+              <w:t xml:space="preserve"> </w:t>
+            </w:r>
+            <w:proofErr w:type="spellStart"/>
+            <w:r>
+              <w:t>opierać</w:t>
+            </w:r>
+            <w:proofErr w:type="spellEnd"/>
+            <w:r>
+              <w:t xml:space="preserve"> </w:t>
+            </w:r>
+            <w:proofErr w:type="spellStart"/>
+            <w:r>
+              <w:t>się</w:t>
+            </w:r>
+            <w:proofErr w:type="spellEnd"/>
+            <w:r>
+              <w:t xml:space="preserve"> </w:t>
+            </w:r>
+            <w:proofErr w:type="spellStart"/>
+            <w:r>
+              <w:t>wyłącznie</w:t>
+            </w:r>
+            <w:proofErr w:type="spellEnd"/>
+            <w:r>
+              <w:t xml:space="preserve"> </w:t>
+            </w:r>
+            <w:proofErr w:type="spellStart"/>
+            <w:r>
+              <w:t>na</w:t>
+            </w:r>
+            <w:proofErr w:type="spellEnd"/>
+            <w:r>
+              <w:t xml:space="preserve"> </w:t>
+            </w:r>
+            <w:proofErr w:type="spellStart"/>
+            <w:r>
+              <w:t>wpisach</w:t>
+            </w:r>
+            <w:proofErr w:type="spellEnd"/>
+            <w:r>
+              <w:t xml:space="preserve"> </w:t>
+            </w:r>
+            <w:proofErr w:type="spellStart"/>
+            <w:r>
+              <w:t>wprowadzonych</w:t>
+            </w:r>
+            <w:proofErr w:type="spellEnd"/>
+            <w:r>
+              <w:t xml:space="preserve"> </w:t>
+            </w:r>
+            <w:proofErr w:type="spellStart"/>
+            <w:r>
+              <w:t>ręcznie</w:t>
+            </w:r>
+            <w:proofErr w:type="spellEnd"/>
+            <w:r>
+              <w:t xml:space="preserve"> w </w:t>
+            </w:r>
+            <w:proofErr w:type="spellStart"/>
+            <w:r>
+              <w:t>panelu</w:t>
+            </w:r>
+            <w:proofErr w:type="spellEnd"/>
+            <w:r>
+              <w:t xml:space="preserve"> </w:t>
+            </w:r>
+            <w:proofErr w:type="spellStart"/>
+            <w:r>
+              <w:t>administratora</w:t>
+            </w:r>
+            <w:proofErr w:type="spellEnd"/>
+            <w:r>
+              <w:t>.</w:t>
             </w:r>
           </w:p>
         </w:tc>
@@ -883,26 +6573,136 @@
       <w:pPr>
         <w:spacing w:before="240" w:after="40"/>
       </w:pPr>
+      <w:proofErr w:type="spellStart"/>
       <w:r>
         <w:rPr>
           <w:b/>
           <w:color w:val="2B57A6"/>
           <w:sz w:val="26"/>
         </w:rPr>
-        <w:t>Eksport PDF</w:t>
+        <w:t>Eksport</w:t>
+      </w:r>
+      <w:proofErr w:type="spellEnd"/>
+      <w:r>
+        <w:rPr>
+          <w:b/>
+          <w:color w:val="2B57A6"/>
+          <w:sz w:val="26"/>
+        </w:rPr>
+        <w:t xml:space="preserve"> PDF</w:t>
       </w:r>
     </w:p>
     <w:p>
       <w:pPr>
         <w:spacing w:after="80"/>
       </w:pPr>
+      <w:proofErr w:type="spellStart"/>
       <w:r>
         <w:rPr>
           <w:i/>
           <w:color w:val="666666"/>
           <w:sz w:val="18"/>
         </w:rPr>
-        <w:t>Wygląd i zawartość oferty PDF, dane klienta.</w:t>
+        <w:t>Wygląd</w:t>
+      </w:r>
+      <w:proofErr w:type="spellEnd"/>
+      <w:r>
+        <w:rPr>
+          <w:i/>
+          <w:color w:val="666666"/>
+          <w:sz w:val="18"/>
+        </w:rPr>
+        <w:t xml:space="preserve"> </w:t>
+      </w:r>
+      <w:proofErr w:type="spellStart"/>
+      <w:r>
+        <w:rPr>
+          <w:i/>
+          <w:color w:val="666666"/>
+          <w:sz w:val="18"/>
+        </w:rPr>
+        <w:t>i</w:t>
+      </w:r>
+      <w:proofErr w:type="spellEnd"/>
+      <w:r>
+        <w:rPr>
+          <w:i/>
+          <w:color w:val="666666"/>
+          <w:sz w:val="18"/>
+        </w:rPr>
+        <w:t xml:space="preserve"> </w:t>
+      </w:r>
+      <w:proofErr w:type="spellStart"/>
+      <w:r>
+        <w:rPr>
+          <w:i/>
+          <w:color w:val="666666"/>
+          <w:sz w:val="18"/>
+        </w:rPr>
+        <w:t>zawartość</w:t>
+      </w:r>
+      <w:proofErr w:type="spellEnd"/>
+      <w:r>
+        <w:rPr>
+          <w:i/>
+          <w:color w:val="666666"/>
+          <w:sz w:val="18"/>
+        </w:rPr>
+        <w:t xml:space="preserve"> </w:t>
+      </w:r>
+      <w:proofErr w:type="spellStart"/>
+      <w:r>
+        <w:rPr>
+          <w:i/>
+          <w:color w:val="666666"/>
+          <w:sz w:val="18"/>
+        </w:rPr>
+        <w:t>oferty</w:t>
+      </w:r>
+      <w:proofErr w:type="spellEnd"/>
+      <w:r>
+        <w:rPr>
+          <w:i/>
+          <w:color w:val="666666"/>
+          <w:sz w:val="18"/>
+        </w:rPr>
+        <w:t xml:space="preserve"> PDF, </w:t>
+      </w:r>
+      <w:proofErr w:type="spellStart"/>
+      <w:r>
+        <w:rPr>
+          <w:i/>
+          <w:color w:val="666666"/>
+          <w:sz w:val="18"/>
+        </w:rPr>
+        <w:t>dane</w:t>
+      </w:r>
+      <w:proofErr w:type="spellEnd"/>
+      <w:r>
+        <w:rPr>
+          <w:i/>
+          <w:color w:val="666666"/>
+          <w:sz w:val="18"/>
+        </w:rPr>
+        <w:t xml:space="preserve"> </w:t>
+      </w:r>
+      <w:proofErr w:type="spellStart"/>
+      <w:r>
+        <w:rPr>
+          <w:i/>
+          <w:color w:val="666666"/>
+          <w:sz w:val="18"/>
+        </w:rPr>
+        <w:t>klienta</w:t>
+      </w:r>
+      <w:proofErr w:type="spellEnd"/>
+      <w:r>
+        <w:rPr>
+          <w:i/>
+          <w:color w:val="666666"/>
+          <w:sz w:val="18"/>
+        </w:rPr>
+        <w:t>.</w:t>
       </w:r>
     </w:p>
     <w:tbl>
@@ -922,6 +6722,7 @@
             <w:shd w:val="clear" w:color="auto" w:fill="EEF2F8"/>
           </w:tcPr>
           <w:p>
+            <w:proofErr w:type="spellStart"/>
             <w:r>
               <w:rPr>
                 <w:b/>
@@ -929,6 +6730,7 @@
               </w:rPr>
               <w:t>Typ</w:t>
             </w:r>
+            <w:proofErr w:type="spellEnd"/>
           </w:p>
         </w:tc>
         <w:tc>
@@ -937,13 +6739,31 @@
             <w:shd w:val="clear" w:color="auto" w:fill="EEF2F8"/>
           </w:tcPr>
           <w:p>
+            <w:proofErr w:type="spellStart"/>
             <w:r>
               <w:rPr>
                 <w:b/>
                 <w:color w:val="1F2A44"/>
               </w:rPr>
-              <w:t>Opis zmiany</w:t>
-            </w:r>
+              <w:t>Opis</w:t>
+            </w:r>
+            <w:proofErr w:type="spellEnd"/>
+            <w:r>
+              <w:rPr>
+                <w:b/>
+                <w:color w:val="1F2A44"/>
+              </w:rPr>
+              <w:t xml:space="preserve"> </w:t>
+            </w:r>
+            <w:proofErr w:type="spellStart"/>
+            <w:r>
+              <w:rPr>
+                <w:b/>
+                <w:color w:val="1F2A44"/>
+              </w:rPr>
+              <w:t>zmiany</w:t>
+            </w:r>
+            <w:proofErr w:type="spellEnd"/>
           </w:p>
         </w:tc>
       </w:tr>
@@ -953,9 +6773,19 @@
             <w:tcW w:w="1948" w:type="dxa"/>
           </w:tcPr>
           <w:p>
-            <w:r>
-              <w:t>Poprawka błędu</w:t>
-            </w:r>
+            <w:proofErr w:type="spellStart"/>
+            <w:r>
+              <w:t>Poprawka</w:t>
+            </w:r>
+            <w:proofErr w:type="spellEnd"/>
+            <w:r>
+              <w:t xml:space="preserve"> </w:t>
+            </w:r>
+            <w:proofErr w:type="spellStart"/>
+            <w:r>
+              <w:t>błędu</w:t>
+            </w:r>
+            <w:proofErr w:type="spellEnd"/>
           </w:p>
         </w:tc>
         <w:tc>
@@ -964,7 +6794,391 @@
           </w:tcPr>
           <w:p>
             <w:r>
-              <w:t>Dane wpisywane przez handlowca (nazwa oferty, nazwa firmy i osoba kontaktowa, adres, NIP, telefon, e-mail, gatunek stali, powłoka) trafiały do dokumentu PDF bez zabezpieczenia znaków specjalnych. Odpowiednio spreparowany wpis w polu klienta mógł zostać wykonany jako kod po stronie zewnętrznej usługi generującej PDF. Wszystkie wartości pochodzące od użytkownika są teraz escapowane — wygląd i treść oferty pozostają bez zmian.</w:t>
+              <w:t xml:space="preserve">Dane </w:t>
+            </w:r>
+            <w:proofErr w:type="spellStart"/>
+            <w:r>
+              <w:t>wpisywane</w:t>
+            </w:r>
+            <w:proofErr w:type="spellEnd"/>
+            <w:r>
+              <w:t xml:space="preserve"> </w:t>
+            </w:r>
+            <w:proofErr w:type="spellStart"/>
+            <w:r>
+              <w:t>przez</w:t>
+            </w:r>
+            <w:proofErr w:type="spellEnd"/>
+            <w:r>
+              <w:t xml:space="preserve"> </w:t>
+            </w:r>
+            <w:proofErr w:type="spellStart"/>
+            <w:r>
+              <w:t>handlowca</w:t>
+            </w:r>
+            <w:proofErr w:type="spellEnd"/>
+            <w:r>
+              <w:t xml:space="preserve"> (</w:t>
+            </w:r>
+            <w:proofErr w:type="spellStart"/>
+            <w:r>
+              <w:t>nazwa</w:t>
+            </w:r>
+            <w:proofErr w:type="spellEnd"/>
+            <w:r>
+              <w:t xml:space="preserve"> </w:t>
+            </w:r>
+            <w:proofErr w:type="spellStart"/>
+            <w:r>
+              <w:t>oferty</w:t>
+            </w:r>
+            <w:proofErr w:type="spellEnd"/>
+            <w:r>
+              <w:t xml:space="preserve">, </w:t>
+            </w:r>
+            <w:proofErr w:type="spellStart"/>
+            <w:r>
+              <w:t>nazwa</w:t>
+            </w:r>
+            <w:proofErr w:type="spellEnd"/>
+            <w:r>
+              <w:t xml:space="preserve"> </w:t>
+            </w:r>
+            <w:proofErr w:type="spellStart"/>
+            <w:r>
+              <w:t>firmy</w:t>
+            </w:r>
+            <w:proofErr w:type="spellEnd"/>
+            <w:r>
+              <w:t xml:space="preserve"> </w:t>
+            </w:r>
+            <w:proofErr w:type="spellStart"/>
+            <w:r>
+              <w:t>i</w:t>
+            </w:r>
+            <w:proofErr w:type="spellEnd"/>
+            <w:r>
+              <w:t xml:space="preserve"> </w:t>
+            </w:r>
+            <w:proofErr w:type="spellStart"/>
+            <w:r>
+              <w:t>osoba</w:t>
+            </w:r>
+            <w:proofErr w:type="spellEnd"/>
+            <w:r>
+              <w:t xml:space="preserve"> </w:t>
+            </w:r>
+            <w:proofErr w:type="spellStart"/>
+            <w:r>
+              <w:t>kontaktowa</w:t>
+            </w:r>
+            <w:proofErr w:type="spellEnd"/>
+            <w:r>
+              <w:t xml:space="preserve">, </w:t>
+            </w:r>
+            <w:proofErr w:type="spellStart"/>
+            <w:r>
+              <w:t>adres</w:t>
+            </w:r>
+            <w:proofErr w:type="spellEnd"/>
+            <w:r>
+              <w:t xml:space="preserve">, NIP, </w:t>
+            </w:r>
+            <w:proofErr w:type="spellStart"/>
+            <w:r>
+              <w:t>telefon</w:t>
+            </w:r>
+            <w:proofErr w:type="spellEnd"/>
+            <w:r>
+              <w:t xml:space="preserve">, e-mail, </w:t>
+            </w:r>
+            <w:proofErr w:type="spellStart"/>
+            <w:r>
+              <w:t>gatunek</w:t>
+            </w:r>
+            <w:proofErr w:type="spellEnd"/>
+            <w:r>
+              <w:t xml:space="preserve"> </w:t>
+            </w:r>
+            <w:proofErr w:type="spellStart"/>
+            <w:r>
+              <w:t>stali</w:t>
+            </w:r>
+            <w:proofErr w:type="spellEnd"/>
+            <w:r>
+              <w:t xml:space="preserve">, </w:t>
+            </w:r>
+            <w:proofErr w:type="spellStart"/>
+            <w:r>
+              <w:t>powłoka</w:t>
+            </w:r>
+            <w:proofErr w:type="spellEnd"/>
+            <w:r>
+              <w:t xml:space="preserve">) </w:t>
+            </w:r>
+            <w:proofErr w:type="spellStart"/>
+            <w:r>
+              <w:t>trafiały</w:t>
+            </w:r>
+            <w:proofErr w:type="spellEnd"/>
+            <w:r>
+              <w:t xml:space="preserve"> do </w:t>
+            </w:r>
+            <w:proofErr w:type="spellStart"/>
+            <w:r>
+              <w:t>dokumentu</w:t>
+            </w:r>
+            <w:proofErr w:type="spellEnd"/>
+            <w:r>
+              <w:t xml:space="preserve"> PDF bez </w:t>
+            </w:r>
+            <w:proofErr w:type="spellStart"/>
+            <w:r>
+              <w:t>zabezpieczenia</w:t>
+            </w:r>
+            <w:proofErr w:type="spellEnd"/>
+            <w:r>
+              <w:t xml:space="preserve"> </w:t>
+            </w:r>
+            <w:proofErr w:type="spellStart"/>
+            <w:r>
+              <w:t>znaków</w:t>
+            </w:r>
+            <w:proofErr w:type="spellEnd"/>
+            <w:r>
+              <w:t xml:space="preserve"> </w:t>
+            </w:r>
+            <w:proofErr w:type="spellStart"/>
+            <w:r>
+              <w:t>specjalnych</w:t>
+            </w:r>
+            <w:proofErr w:type="spellEnd"/>
+            <w:r>
+              <w:t xml:space="preserve">. </w:t>
+            </w:r>
+            <w:proofErr w:type="spellStart"/>
+            <w:r>
+              <w:t>Odpowiednio</w:t>
+            </w:r>
+            <w:proofErr w:type="spellEnd"/>
+            <w:r>
+              <w:t xml:space="preserve"> </w:t>
+            </w:r>
+            <w:proofErr w:type="spellStart"/>
+            <w:r>
+              <w:t>spreparowany</w:t>
+            </w:r>
+            <w:proofErr w:type="spellEnd"/>
+            <w:r>
+              <w:t xml:space="preserve"> </w:t>
+            </w:r>
+            <w:proofErr w:type="spellStart"/>
+            <w:r>
+              <w:t>wpis</w:t>
+            </w:r>
+            <w:proofErr w:type="spellEnd"/>
+            <w:r>
+              <w:t xml:space="preserve"> w </w:t>
+            </w:r>
+            <w:proofErr w:type="spellStart"/>
+            <w:r>
+              <w:t>polu</w:t>
+            </w:r>
+            <w:proofErr w:type="spellEnd"/>
+            <w:r>
+              <w:t xml:space="preserve"> </w:t>
+            </w:r>
+            <w:proofErr w:type="spellStart"/>
+            <w:r>
+              <w:t>klienta</w:t>
+            </w:r>
+            <w:proofErr w:type="spellEnd"/>
+            <w:r>
+              <w:t xml:space="preserve"> </w:t>
+            </w:r>
+            <w:proofErr w:type="spellStart"/>
+            <w:r>
+              <w:t>mógł</w:t>
+            </w:r>
+            <w:proofErr w:type="spellEnd"/>
+            <w:r>
+              <w:t xml:space="preserve"> </w:t>
+            </w:r>
+            <w:proofErr w:type="spellStart"/>
+            <w:r>
+              <w:t>zostać</w:t>
+            </w:r>
+            <w:proofErr w:type="spellEnd"/>
+            <w:r>
+              <w:t xml:space="preserve"> </w:t>
+            </w:r>
+            <w:proofErr w:type="spellStart"/>
+            <w:r>
+              <w:t>wykonany</w:t>
+            </w:r>
+            <w:proofErr w:type="spellEnd"/>
+            <w:r>
+              <w:t xml:space="preserve"> </w:t>
+            </w:r>
+            <w:proofErr w:type="spellStart"/>
+            <w:r>
+              <w:t>jako</w:t>
+            </w:r>
+            <w:proofErr w:type="spellEnd"/>
+            <w:r>
+              <w:t xml:space="preserve"> </w:t>
+            </w:r>
+            <w:proofErr w:type="spellStart"/>
+            <w:r>
+              <w:t>kod</w:t>
+            </w:r>
+            <w:proofErr w:type="spellEnd"/>
+            <w:r>
+              <w:t xml:space="preserve"> po </w:t>
+            </w:r>
+            <w:proofErr w:type="spellStart"/>
+            <w:r>
+              <w:t>stronie</w:t>
+            </w:r>
+            <w:proofErr w:type="spellEnd"/>
+            <w:r>
+              <w:t xml:space="preserve"> </w:t>
+            </w:r>
+            <w:proofErr w:type="spellStart"/>
+            <w:r>
+              <w:t>zewnętrznej</w:t>
+            </w:r>
+            <w:proofErr w:type="spellEnd"/>
+            <w:r>
+              <w:t xml:space="preserve"> </w:t>
+            </w:r>
+            <w:proofErr w:type="spellStart"/>
+            <w:r>
+              <w:t>usługi</w:t>
+            </w:r>
+            <w:proofErr w:type="spellEnd"/>
+            <w:r>
+              <w:t xml:space="preserve"> </w:t>
+            </w:r>
+            <w:proofErr w:type="spellStart"/>
+            <w:r>
+              <w:t>generującej</w:t>
+            </w:r>
+            <w:proofErr w:type="spellEnd"/>
+            <w:r>
+              <w:t xml:space="preserve"> PDF. </w:t>
+            </w:r>
+            <w:proofErr w:type="spellStart"/>
+            <w:r>
+              <w:t>Wszystkie</w:t>
+            </w:r>
+            <w:proofErr w:type="spellEnd"/>
+            <w:r>
+              <w:t xml:space="preserve"> </w:t>
+            </w:r>
+            <w:proofErr w:type="spellStart"/>
+            <w:r>
+              <w:t>wartości</w:t>
+            </w:r>
+            <w:proofErr w:type="spellEnd"/>
+            <w:r>
+              <w:t xml:space="preserve"> </w:t>
+            </w:r>
+            <w:proofErr w:type="spellStart"/>
+            <w:r>
+              <w:t>pochodzące</w:t>
+            </w:r>
+            <w:proofErr w:type="spellEnd"/>
+            <w:r>
+              <w:t xml:space="preserve"> </w:t>
+            </w:r>
+            <w:proofErr w:type="spellStart"/>
+            <w:r>
+              <w:t>od</w:t>
+            </w:r>
+            <w:proofErr w:type="spellEnd"/>
+            <w:r>
+              <w:t xml:space="preserve"> </w:t>
+            </w:r>
+            <w:proofErr w:type="spellStart"/>
+            <w:r>
+              <w:t>użytkownika</w:t>
+            </w:r>
+            <w:proofErr w:type="spellEnd"/>
+            <w:r>
+              <w:t xml:space="preserve"> </w:t>
+            </w:r>
+            <w:proofErr w:type="spellStart"/>
+            <w:r>
+              <w:t>są</w:t>
+            </w:r>
+            <w:proofErr w:type="spellEnd"/>
+            <w:r>
+              <w:t xml:space="preserve"> </w:t>
+            </w:r>
+            <w:proofErr w:type="spellStart"/>
+            <w:r>
+              <w:t>teraz</w:t>
+            </w:r>
+            <w:proofErr w:type="spellEnd"/>
+            <w:r>
+              <w:t xml:space="preserve"> </w:t>
+            </w:r>
+            <w:proofErr w:type="spellStart"/>
+            <w:r>
+              <w:t>escapowane</w:t>
+            </w:r>
+            <w:proofErr w:type="spellEnd"/>
+            <w:r>
+              <w:t xml:space="preserve"> - </w:t>
+            </w:r>
+            <w:proofErr w:type="spellStart"/>
+            <w:r>
+              <w:t>wygląd</w:t>
+            </w:r>
+            <w:proofErr w:type="spellEnd"/>
+            <w:r>
+              <w:t xml:space="preserve"> </w:t>
+            </w:r>
+            <w:proofErr w:type="spellStart"/>
+            <w:r>
+              <w:t>i</w:t>
+            </w:r>
+            <w:proofErr w:type="spellEnd"/>
+            <w:r>
+              <w:t xml:space="preserve"> </w:t>
+            </w:r>
+            <w:proofErr w:type="spellStart"/>
+            <w:r>
+              <w:t>treść</w:t>
+            </w:r>
+            <w:proofErr w:type="spellEnd"/>
+            <w:r>
+              <w:t xml:space="preserve"> </w:t>
+            </w:r>
+            <w:proofErr w:type="spellStart"/>
+            <w:r>
+              <w:t>oferty</w:t>
+            </w:r>
+            <w:proofErr w:type="spellEnd"/>
+            <w:r>
+              <w:t xml:space="preserve"> </w:t>
+            </w:r>
+            <w:proofErr w:type="spellStart"/>
+            <w:r>
+              <w:t>pozostają</w:t>
+            </w:r>
+            <w:proofErr w:type="spellEnd"/>
+            <w:r>
+              <w:t xml:space="preserve"> bez </w:t>
+            </w:r>
+            <w:proofErr w:type="spellStart"/>
+            <w:r>
+              <w:t>zmian</w:t>
+            </w:r>
+            <w:proofErr w:type="spellEnd"/>
+            <w:r>
+              <w:t>.</w:t>
             </w:r>
           </w:p>
         </w:tc>
@@ -976,8 +7190,13 @@
           </w:tcPr>
           <w:p>
             <w:r>
-              <w:t>Nowa funkcja</w:t>
-            </w:r>
+              <w:t xml:space="preserve">Nowa </w:t>
+            </w:r>
+            <w:proofErr w:type="spellStart"/>
+            <w:r>
+              <w:t>funkcja</w:t>
+            </w:r>
+            <w:proofErr w:type="spellEnd"/>
           </w:p>
         </w:tc>
         <w:tc>
@@ -985,8 +7204,181 @@
             <w:tcW w:w="6908" w:type="dxa"/>
           </w:tcPr>
           <w:p>
-            <w:r>
-              <w:t>Oferta PDF zawiera teraz numer SAP ID klienta. Wiersz pojawia się pod NIP-em wyłącznie wtedy, gdy numer został uzupełniony, więc wygląd ofert dla klientów bez SAP ID pozostaje bez zmian.</w:t>
+            <w:proofErr w:type="spellStart"/>
+            <w:r>
+              <w:t>Oferta</w:t>
+            </w:r>
+            <w:proofErr w:type="spellEnd"/>
+            <w:r>
+              <w:t xml:space="preserve"> PDF </w:t>
+            </w:r>
+            <w:proofErr w:type="spellStart"/>
+            <w:r>
+              <w:t>zawiera</w:t>
+            </w:r>
+            <w:proofErr w:type="spellEnd"/>
+            <w:r>
+              <w:t xml:space="preserve"> </w:t>
+            </w:r>
+            <w:proofErr w:type="spellStart"/>
+            <w:r>
+              <w:t>teraz</w:t>
+            </w:r>
+            <w:proofErr w:type="spellEnd"/>
+            <w:r>
+              <w:t xml:space="preserve"> </w:t>
+            </w:r>
+            <w:proofErr w:type="spellStart"/>
+            <w:r>
+              <w:t>numer</w:t>
+            </w:r>
+            <w:proofErr w:type="spellEnd"/>
+            <w:r>
+              <w:t xml:space="preserve"> SAP ID </w:t>
+            </w:r>
+            <w:proofErr w:type="spellStart"/>
+            <w:r>
+              <w:t>klienta</w:t>
+            </w:r>
+            <w:proofErr w:type="spellEnd"/>
+            <w:r>
+              <w:t xml:space="preserve">. </w:t>
+            </w:r>
+            <w:proofErr w:type="spellStart"/>
+            <w:r>
+              <w:t>Wiersz</w:t>
+            </w:r>
+            <w:proofErr w:type="spellEnd"/>
+            <w:r>
+              <w:t xml:space="preserve"> </w:t>
+            </w:r>
+            <w:proofErr w:type="spellStart"/>
+            <w:r>
+              <w:t>pojawia</w:t>
+            </w:r>
+            <w:proofErr w:type="spellEnd"/>
+            <w:r>
+              <w:t xml:space="preserve"> </w:t>
+            </w:r>
+            <w:proofErr w:type="spellStart"/>
+            <w:r>
+              <w:t>się</w:t>
+            </w:r>
+            <w:proofErr w:type="spellEnd"/>
+            <w:r>
+              <w:t xml:space="preserve"> pod NIP-</w:t>
+            </w:r>
+            <w:proofErr w:type="spellStart"/>
+            <w:r>
+              <w:t>em</w:t>
+            </w:r>
+            <w:proofErr w:type="spellEnd"/>
+            <w:r>
+              <w:t xml:space="preserve"> </w:t>
+            </w:r>
+            <w:proofErr w:type="spellStart"/>
+            <w:r>
+              <w:t>wyłącznie</w:t>
+            </w:r>
+            <w:proofErr w:type="spellEnd"/>
+            <w:r>
+              <w:t xml:space="preserve"> </w:t>
+            </w:r>
+            <w:proofErr w:type="spellStart"/>
+            <w:r>
+              <w:t>wtedy</w:t>
+            </w:r>
+            <w:proofErr w:type="spellEnd"/>
+            <w:r>
+              <w:t xml:space="preserve">, </w:t>
+            </w:r>
+            <w:proofErr w:type="spellStart"/>
+            <w:r>
+              <w:t>gdy</w:t>
+            </w:r>
+            <w:proofErr w:type="spellEnd"/>
+            <w:r>
+              <w:t xml:space="preserve"> </w:t>
+            </w:r>
+            <w:proofErr w:type="spellStart"/>
+            <w:r>
+              <w:t>numer</w:t>
+            </w:r>
+            <w:proofErr w:type="spellEnd"/>
+            <w:r>
+              <w:t xml:space="preserve"> </w:t>
+            </w:r>
+            <w:proofErr w:type="spellStart"/>
+            <w:r>
+              <w:t>został</w:t>
+            </w:r>
+            <w:proofErr w:type="spellEnd"/>
+            <w:r>
+              <w:t xml:space="preserve"> </w:t>
+            </w:r>
+            <w:proofErr w:type="spellStart"/>
+            <w:r>
+              <w:t>uzupełniony</w:t>
+            </w:r>
+            <w:proofErr w:type="spellEnd"/>
+            <w:r>
+              <w:t xml:space="preserve">, </w:t>
+            </w:r>
+            <w:proofErr w:type="spellStart"/>
+            <w:r>
+              <w:t>więc</w:t>
+            </w:r>
+            <w:proofErr w:type="spellEnd"/>
+            <w:r>
+              <w:t xml:space="preserve"> </w:t>
+            </w:r>
+            <w:proofErr w:type="spellStart"/>
+            <w:r>
+              <w:t>wygląd</w:t>
+            </w:r>
+            <w:proofErr w:type="spellEnd"/>
+            <w:r>
+              <w:t xml:space="preserve"> </w:t>
+            </w:r>
+            <w:proofErr w:type="spellStart"/>
+            <w:r>
+              <w:t>ofert</w:t>
+            </w:r>
+            <w:proofErr w:type="spellEnd"/>
+            <w:r>
+              <w:t xml:space="preserve"> </w:t>
+            </w:r>
+            <w:proofErr w:type="spellStart"/>
+            <w:r>
+              <w:t>dla</w:t>
+            </w:r>
+            <w:proofErr w:type="spellEnd"/>
+            <w:r>
+              <w:t xml:space="preserve"> </w:t>
+            </w:r>
+            <w:proofErr w:type="spellStart"/>
+            <w:r>
+              <w:t>klientów</w:t>
+            </w:r>
+            <w:proofErr w:type="spellEnd"/>
+            <w:r>
+              <w:t xml:space="preserve"> bez SAP ID </w:t>
+            </w:r>
+            <w:proofErr w:type="spellStart"/>
+            <w:r>
+              <w:t>pozostaje</w:t>
+            </w:r>
+            <w:proofErr w:type="spellEnd"/>
+            <w:r>
+              <w:t xml:space="preserve"> bez </w:t>
+            </w:r>
+            <w:proofErr w:type="spellStart"/>
+            <w:r>
+              <w:t>zmian</w:t>
+            </w:r>
+            <w:proofErr w:type="spellEnd"/>
+            <w:r>
+              <w:t>.</w:t>
             </w:r>
           </w:p>
         </w:tc>
@@ -996,26 +7388,128 @@
       <w:pPr>
         <w:spacing w:before="240" w:after="40"/>
       </w:pPr>
+      <w:proofErr w:type="spellStart"/>
       <w:r>
         <w:rPr>
           <w:b/>
           <w:color w:val="2B57A6"/>
           <w:sz w:val="26"/>
         </w:rPr>
-        <w:t>Interfejs i języki</w:t>
-      </w:r>
+        <w:t>Interfejs</w:t>
+      </w:r>
+      <w:proofErr w:type="spellEnd"/>
+      <w:r>
+        <w:rPr>
+          <w:b/>
+          <w:color w:val="2B57A6"/>
+          <w:sz w:val="26"/>
+        </w:rPr>
+        <w:t xml:space="preserve"> </w:t>
+      </w:r>
+      <w:proofErr w:type="spellStart"/>
+      <w:r>
+        <w:rPr>
+          <w:b/>
+          <w:color w:val="2B57A6"/>
+          <w:sz w:val="26"/>
+        </w:rPr>
+        <w:t>i</w:t>
+      </w:r>
+      <w:proofErr w:type="spellEnd"/>
+      <w:r>
+        <w:rPr>
+          <w:b/>
+          <w:color w:val="2B57A6"/>
+          <w:sz w:val="26"/>
+        </w:rPr>
+        <w:t xml:space="preserve"> </w:t>
+      </w:r>
+      <w:proofErr w:type="spellStart"/>
+      <w:r>
+        <w:rPr>
+          <w:b/>
+          <w:color w:val="2B57A6"/>
+          <w:sz w:val="26"/>
+        </w:rPr>
+        <w:t>języki</w:t>
+      </w:r>
+      <w:proofErr w:type="spellEnd"/>
     </w:p>
     <w:p>
       <w:pPr>
         <w:spacing w:after="80"/>
       </w:pPr>
+      <w:proofErr w:type="spellStart"/>
       <w:r>
         <w:rPr>
           <w:i/>
           <w:color w:val="666666"/>
           <w:sz w:val="18"/>
         </w:rPr>
-        <w:t>Wygląd aplikacji, użyteczność, dwujęzyczność (PL / EN).</w:t>
+        <w:t>Wygląd</w:t>
+      </w:r>
+      <w:proofErr w:type="spellEnd"/>
+      <w:r>
+        <w:rPr>
+          <w:i/>
+          <w:color w:val="666666"/>
+          <w:sz w:val="18"/>
+        </w:rPr>
+        <w:t xml:space="preserve"> </w:t>
+      </w:r>
+      <w:proofErr w:type="spellStart"/>
+      <w:r>
+        <w:rPr>
+          <w:i/>
+          <w:color w:val="666666"/>
+          <w:sz w:val="18"/>
+        </w:rPr>
+        <w:t>aplikacji</w:t>
+      </w:r>
+      <w:proofErr w:type="spellEnd"/>
+      <w:r>
+        <w:rPr>
+          <w:i/>
+          <w:color w:val="666666"/>
+          <w:sz w:val="18"/>
+        </w:rPr>
+        <w:t xml:space="preserve">, </w:t>
+      </w:r>
+      <w:proofErr w:type="spellStart"/>
+      <w:r>
+        <w:rPr>
+          <w:i/>
+          <w:color w:val="666666"/>
+          <w:sz w:val="18"/>
+        </w:rPr>
+        <w:t>użyteczność</w:t>
+      </w:r>
+      <w:proofErr w:type="spellEnd"/>
+      <w:r>
+        <w:rPr>
+          <w:i/>
+          <w:color w:val="666666"/>
+          <w:sz w:val="18"/>
+        </w:rPr>
+        <w:t xml:space="preserve">, </w:t>
+      </w:r>
+      <w:proofErr w:type="spellStart"/>
+      <w:r>
+        <w:rPr>
+          <w:i/>
+          <w:color w:val="666666"/>
+          <w:sz w:val="18"/>
+        </w:rPr>
+        <w:t>dwujęzyczność</w:t>
+      </w:r>
+      <w:proofErr w:type="spellEnd"/>
+      <w:r>
+        <w:rPr>
+          <w:i/>
+          <w:color w:val="666666"/>
+          <w:sz w:val="18"/>
+        </w:rPr>
+        <w:t xml:space="preserve"> (PL / EN).</w:t>
       </w:r>
     </w:p>
     <w:tbl>
@@ -1035,6 +7529,7 @@
             <w:shd w:val="clear" w:color="auto" w:fill="EEF2F8"/>
           </w:tcPr>
           <w:p>
+            <w:proofErr w:type="spellStart"/>
             <w:r>
               <w:rPr>
                 <w:b/>
@@ -1042,6 +7537,7 @@
               </w:rPr>
               <w:t>Typ</w:t>
             </w:r>
+            <w:proofErr w:type="spellEnd"/>
           </w:p>
         </w:tc>
         <w:tc>
@@ -1050,13 +7546,31 @@
             <w:shd w:val="clear" w:color="auto" w:fill="EEF2F8"/>
           </w:tcPr>
           <w:p>
+            <w:proofErr w:type="spellStart"/>
             <w:r>
               <w:rPr>
                 <w:b/>
                 <w:color w:val="1F2A44"/>
               </w:rPr>
-              <w:t>Opis zmiany</w:t>
-            </w:r>
+              <w:t>Opis</w:t>
+            </w:r>
+            <w:proofErr w:type="spellEnd"/>
+            <w:r>
+              <w:rPr>
+                <w:b/>
+                <w:color w:val="1F2A44"/>
+              </w:rPr>
+              <w:t xml:space="preserve"> </w:t>
+            </w:r>
+            <w:proofErr w:type="spellStart"/>
+            <w:r>
+              <w:rPr>
+                <w:b/>
+                <w:color w:val="1F2A44"/>
+              </w:rPr>
+              <w:t>zmiany</w:t>
+            </w:r>
+            <w:proofErr w:type="spellEnd"/>
           </w:p>
         </w:tc>
       </w:tr>
@@ -1067,8 +7581,13 @@
           </w:tcPr>
           <w:p>
             <w:r>
-              <w:t>Nowa funkcja</w:t>
-            </w:r>
+              <w:t xml:space="preserve">Nowa </w:t>
+            </w:r>
+            <w:proofErr w:type="spellStart"/>
+            <w:r>
+              <w:t>funkcja</w:t>
+            </w:r>
+            <w:proofErr w:type="spellEnd"/>
           </w:p>
         </w:tc>
         <w:tc>
@@ -1077,7 +7596,319 @@
           </w:tcPr>
           <w:p>
             <w:r>
-              <w:t>Nowe etykiety i komunikaty panelu danych klienta (nagłówki sekcji, SAP ID, informacja o zablokowanych danych kontaktowych, podpowiedzi wyszukiwania oraz komunikat o nieudanym pobraniu podpowiedzi) przetłumaczono na wszystkie cztery języki interfejsu: polski, angielski, czeski i niemiecki. Listy podpowiedzi obsługuje się także klawiaturą — strzałkami, Enterem i Escape.</w:t>
+              <w:t xml:space="preserve">Nowe </w:t>
+            </w:r>
+            <w:proofErr w:type="spellStart"/>
+            <w:r>
+              <w:t>etykiety</w:t>
+            </w:r>
+            <w:proofErr w:type="spellEnd"/>
+            <w:r>
+              <w:t xml:space="preserve"> </w:t>
+            </w:r>
+            <w:proofErr w:type="spellStart"/>
+            <w:r>
+              <w:t>i</w:t>
+            </w:r>
+            <w:proofErr w:type="spellEnd"/>
+            <w:r>
+              <w:t xml:space="preserve"> </w:t>
+            </w:r>
+            <w:proofErr w:type="spellStart"/>
+            <w:r>
+              <w:t>komunikaty</w:t>
+            </w:r>
+            <w:proofErr w:type="spellEnd"/>
+            <w:r>
+              <w:t xml:space="preserve"> </w:t>
+            </w:r>
+            <w:proofErr w:type="spellStart"/>
+            <w:r>
+              <w:t>panelu</w:t>
+            </w:r>
+            <w:proofErr w:type="spellEnd"/>
+            <w:r>
+              <w:t xml:space="preserve"> </w:t>
+            </w:r>
+            <w:proofErr w:type="spellStart"/>
+            <w:r>
+              <w:t>danych</w:t>
+            </w:r>
+            <w:proofErr w:type="spellEnd"/>
+            <w:r>
+              <w:t xml:space="preserve"> </w:t>
+            </w:r>
+            <w:proofErr w:type="spellStart"/>
+            <w:r>
+              <w:t>klienta</w:t>
+            </w:r>
+            <w:proofErr w:type="spellEnd"/>
+            <w:r>
+              <w:t xml:space="preserve"> (</w:t>
+            </w:r>
+            <w:proofErr w:type="spellStart"/>
+            <w:r>
+              <w:t>nagłówki</w:t>
+            </w:r>
+            <w:proofErr w:type="spellEnd"/>
+            <w:r>
+              <w:t xml:space="preserve"> </w:t>
+            </w:r>
+            <w:proofErr w:type="spellStart"/>
+            <w:r>
+              <w:t>sekcji</w:t>
+            </w:r>
+            <w:proofErr w:type="spellEnd"/>
+            <w:r>
+              <w:t xml:space="preserve">, SAP ID, </w:t>
+            </w:r>
+            <w:proofErr w:type="spellStart"/>
+            <w:r>
+              <w:t>informacja</w:t>
+            </w:r>
+            <w:proofErr w:type="spellEnd"/>
+            <w:r>
+              <w:t xml:space="preserve"> o </w:t>
+            </w:r>
+            <w:proofErr w:type="spellStart"/>
+            <w:r>
+              <w:t>zablokowanych</w:t>
+            </w:r>
+            <w:proofErr w:type="spellEnd"/>
+            <w:r>
+              <w:t xml:space="preserve"> </w:t>
+            </w:r>
+            <w:proofErr w:type="spellStart"/>
+            <w:r>
+              <w:t>danych</w:t>
+            </w:r>
+            <w:proofErr w:type="spellEnd"/>
+            <w:r>
+              <w:t xml:space="preserve"> </w:t>
+            </w:r>
+            <w:proofErr w:type="spellStart"/>
+            <w:r>
+              <w:t>kontaktowych</w:t>
+            </w:r>
+            <w:proofErr w:type="spellEnd"/>
+            <w:r>
+              <w:t xml:space="preserve">, </w:t>
+            </w:r>
+            <w:proofErr w:type="spellStart"/>
+            <w:r>
+              <w:t>podpowiedzi</w:t>
+            </w:r>
+            <w:proofErr w:type="spellEnd"/>
+            <w:r>
+              <w:t xml:space="preserve"> </w:t>
+            </w:r>
+            <w:proofErr w:type="spellStart"/>
+            <w:r>
+              <w:t>wyszukiwania</w:t>
+            </w:r>
+            <w:proofErr w:type="spellEnd"/>
+            <w:r>
+              <w:t xml:space="preserve"> </w:t>
+            </w:r>
+            <w:proofErr w:type="spellStart"/>
+            <w:r>
+              <w:t>oraz</w:t>
+            </w:r>
+            <w:proofErr w:type="spellEnd"/>
+            <w:r>
+              <w:t xml:space="preserve"> </w:t>
+            </w:r>
+            <w:proofErr w:type="spellStart"/>
+            <w:r>
+              <w:t>komunikat</w:t>
+            </w:r>
+            <w:proofErr w:type="spellEnd"/>
+            <w:r>
+              <w:t xml:space="preserve"> o </w:t>
+            </w:r>
+            <w:proofErr w:type="spellStart"/>
+            <w:r>
+              <w:t>nieudanym</w:t>
+            </w:r>
+            <w:proofErr w:type="spellEnd"/>
+            <w:r>
+              <w:t xml:space="preserve"> </w:t>
+            </w:r>
+            <w:proofErr w:type="spellStart"/>
+            <w:r>
+              <w:t>pobraniu</w:t>
+            </w:r>
+            <w:proofErr w:type="spellEnd"/>
+            <w:r>
+              <w:t xml:space="preserve"> </w:t>
+            </w:r>
+            <w:proofErr w:type="spellStart"/>
+            <w:r>
+              <w:t>podpowiedzi</w:t>
+            </w:r>
+            <w:proofErr w:type="spellEnd"/>
+            <w:r>
+              <w:t xml:space="preserve">) </w:t>
+            </w:r>
+            <w:proofErr w:type="spellStart"/>
+            <w:r>
+              <w:t>przetłumaczono</w:t>
+            </w:r>
+            <w:proofErr w:type="spellEnd"/>
+            <w:r>
+              <w:t xml:space="preserve"> </w:t>
+            </w:r>
+            <w:proofErr w:type="spellStart"/>
+            <w:r>
+              <w:t>na</w:t>
+            </w:r>
+            <w:proofErr w:type="spellEnd"/>
+            <w:r>
+              <w:t xml:space="preserve"> </w:t>
+            </w:r>
+            <w:proofErr w:type="spellStart"/>
+            <w:r>
+              <w:t>wszystkie</w:t>
+            </w:r>
+            <w:proofErr w:type="spellEnd"/>
+            <w:r>
+              <w:t xml:space="preserve"> </w:t>
+            </w:r>
+            <w:proofErr w:type="spellStart"/>
+            <w:r>
+              <w:t>cztery</w:t>
+            </w:r>
+            <w:proofErr w:type="spellEnd"/>
+            <w:r>
+              <w:t xml:space="preserve"> </w:t>
+            </w:r>
+            <w:proofErr w:type="spellStart"/>
+            <w:r>
+              <w:t>języki</w:t>
+            </w:r>
+            <w:proofErr w:type="spellEnd"/>
+            <w:r>
+              <w:t xml:space="preserve"> </w:t>
+            </w:r>
+            <w:proofErr w:type="spellStart"/>
+            <w:r>
+              <w:t>interfejsu</w:t>
+            </w:r>
+            <w:proofErr w:type="spellEnd"/>
+            <w:r>
+              <w:t xml:space="preserve">: </w:t>
+            </w:r>
+            <w:proofErr w:type="spellStart"/>
+            <w:r>
+              <w:t>polski</w:t>
+            </w:r>
+            <w:proofErr w:type="spellEnd"/>
+            <w:r>
+              <w:t xml:space="preserve">, </w:t>
+            </w:r>
+            <w:proofErr w:type="spellStart"/>
+            <w:r>
+              <w:t>angielski</w:t>
+            </w:r>
+            <w:proofErr w:type="spellEnd"/>
+            <w:r>
+              <w:t xml:space="preserve">, </w:t>
+            </w:r>
+            <w:proofErr w:type="spellStart"/>
+            <w:r>
+              <w:t>czeski</w:t>
+            </w:r>
+            <w:proofErr w:type="spellEnd"/>
+            <w:r>
+              <w:t xml:space="preserve"> </w:t>
+            </w:r>
+            <w:proofErr w:type="spellStart"/>
+            <w:r>
+              <w:t>i</w:t>
+            </w:r>
+            <w:proofErr w:type="spellEnd"/>
+            <w:r>
+              <w:t xml:space="preserve"> </w:t>
+            </w:r>
+            <w:proofErr w:type="spellStart"/>
+            <w:r>
+              <w:t>niemiecki</w:t>
+            </w:r>
+            <w:proofErr w:type="spellEnd"/>
+            <w:r>
+              <w:t xml:space="preserve">. </w:t>
+            </w:r>
+            <w:proofErr w:type="spellStart"/>
+            <w:r>
+              <w:t>Listy</w:t>
+            </w:r>
+            <w:proofErr w:type="spellEnd"/>
+            <w:r>
+              <w:t xml:space="preserve"> </w:t>
+            </w:r>
+            <w:proofErr w:type="spellStart"/>
+            <w:r>
+              <w:t>podpowiedzi</w:t>
+            </w:r>
+            <w:proofErr w:type="spellEnd"/>
+            <w:r>
+              <w:t xml:space="preserve"> </w:t>
+            </w:r>
+            <w:proofErr w:type="spellStart"/>
+            <w:r>
+              <w:t>obsługuje</w:t>
+            </w:r>
+            <w:proofErr w:type="spellEnd"/>
+            <w:r>
+              <w:t xml:space="preserve"> </w:t>
+            </w:r>
+            <w:proofErr w:type="spellStart"/>
+            <w:r>
+              <w:t>się</w:t>
+            </w:r>
+            <w:proofErr w:type="spellEnd"/>
+            <w:r>
+              <w:t xml:space="preserve"> </w:t>
+            </w:r>
+            <w:proofErr w:type="spellStart"/>
+            <w:r>
+              <w:t>także</w:t>
+            </w:r>
+            <w:proofErr w:type="spellEnd"/>
+            <w:r>
+              <w:t xml:space="preserve"> </w:t>
+            </w:r>
+            <w:proofErr w:type="spellStart"/>
+            <w:r>
+              <w:t>klawiaturą</w:t>
+            </w:r>
+            <w:proofErr w:type="spellEnd"/>
+            <w:r>
+              <w:t xml:space="preserve"> - </w:t>
+            </w:r>
+            <w:proofErr w:type="spellStart"/>
+            <w:r>
+              <w:t>strzałkami</w:t>
+            </w:r>
+            <w:proofErr w:type="spellEnd"/>
+            <w:r>
+              <w:t xml:space="preserve">, </w:t>
+            </w:r>
+            <w:proofErr w:type="spellStart"/>
+            <w:r>
+              <w:t>Enterem</w:t>
+            </w:r>
+            <w:proofErr w:type="spellEnd"/>
+            <w:r>
+              <w:t xml:space="preserve"> </w:t>
+            </w:r>
+            <w:proofErr w:type="spellStart"/>
+            <w:r>
+              <w:t>i</w:t>
+            </w:r>
+            <w:proofErr w:type="spellEnd"/>
+            <w:r>
+              <w:t xml:space="preserve"> Escape.</w:t>
             </w:r>
           </w:p>
         </w:tc>
@@ -1087,45 +7918,524 @@
       <w:pPr>
         <w:spacing w:before="320" w:after="120"/>
       </w:pPr>
+      <w:proofErr w:type="spellStart"/>
       <w:r>
         <w:rPr>
           <w:b/>
           <w:color w:val="1F2A44"/>
           <w:sz w:val="26"/>
         </w:rPr>
-        <w:t>Znane problemy / prace w toku</w:t>
-      </w:r>
+        <w:t>Znane</w:t>
+      </w:r>
+      <w:proofErr w:type="spellEnd"/>
+      <w:r>
+        <w:rPr>
+          <w:b/>
+          <w:color w:val="1F2A44"/>
+          <w:sz w:val="26"/>
+        </w:rPr>
+        <w:t xml:space="preserve"> </w:t>
+      </w:r>
+      <w:proofErr w:type="spellStart"/>
+      <w:r>
+        <w:rPr>
+          <w:b/>
+          <w:color w:val="1F2A44"/>
+          <w:sz w:val="26"/>
+        </w:rPr>
+        <w:t>problemy</w:t>
+      </w:r>
+      <w:proofErr w:type="spellEnd"/>
+      <w:r>
+        <w:rPr>
+          <w:b/>
+          <w:color w:val="1F2A44"/>
+          <w:sz w:val="26"/>
+        </w:rPr>
+        <w:t xml:space="preserve"> / </w:t>
+      </w:r>
+      <w:proofErr w:type="spellStart"/>
+      <w:r>
+        <w:rPr>
+          <w:b/>
+          <w:color w:val="1F2A44"/>
+          <w:sz w:val="26"/>
+        </w:rPr>
+        <w:t>prace</w:t>
+      </w:r>
+      <w:proofErr w:type="spellEnd"/>
+      <w:r>
+        <w:rPr>
+          <w:b/>
+          <w:color w:val="1F2A44"/>
+          <w:sz w:val="26"/>
+        </w:rPr>
+        <w:t xml:space="preserve"> w </w:t>
+      </w:r>
+      <w:proofErr w:type="spellStart"/>
+      <w:r>
+        <w:rPr>
+          <w:b/>
+          <w:color w:val="1F2A44"/>
+          <w:sz w:val="26"/>
+        </w:rPr>
+        <w:t>toku</w:t>
+      </w:r>
+      <w:proofErr w:type="spellEnd"/>
     </w:p>
     <w:p>
       <w:pPr>
         <w:pStyle w:val="Listapunktowana"/>
       </w:pPr>
       <w:r>
-        <w:t>Import ofert z pliku Excel (format KTS/GPAO) — przeanalizowany, budowa świadomie odłożona na później</w:t>
-      </w:r>
+        <w:t xml:space="preserve">Import </w:t>
+      </w:r>
+      <w:proofErr w:type="spellStart"/>
+      <w:r>
+        <w:t>ofert</w:t>
+      </w:r>
+      <w:proofErr w:type="spellEnd"/>
+      <w:r>
+        <w:t xml:space="preserve"> z </w:t>
+      </w:r>
+      <w:proofErr w:type="spellStart"/>
+      <w:r>
+        <w:t>pliku</w:t>
+      </w:r>
+      <w:proofErr w:type="spellEnd"/>
+      <w:r>
+        <w:t xml:space="preserve"> Excel (format KTS/GPAO) - </w:t>
+      </w:r>
+      <w:proofErr w:type="spellStart"/>
+      <w:r>
+        <w:t>przeanalizowany</w:t>
+      </w:r>
+      <w:proofErr w:type="spellEnd"/>
+      <w:r>
+        <w:t xml:space="preserve">, </w:t>
+      </w:r>
+      <w:proofErr w:type="spellStart"/>
+      <w:r>
+        <w:t>budowa</w:t>
+      </w:r>
+      <w:proofErr w:type="spellEnd"/>
+      <w:r>
+        <w:t xml:space="preserve"> </w:t>
+      </w:r>
+      <w:proofErr w:type="spellStart"/>
+      <w:r>
+        <w:t>świadomie</w:t>
+      </w:r>
+      <w:proofErr w:type="spellEnd"/>
+      <w:r>
+        <w:t xml:space="preserve"> </w:t>
+      </w:r>
+      <w:proofErr w:type="spellStart"/>
+      <w:r>
+        <w:t>odłożona</w:t>
+      </w:r>
+      <w:proofErr w:type="spellEnd"/>
+      <w:r>
+        <w:t xml:space="preserve"> </w:t>
+      </w:r>
+      <w:proofErr w:type="spellStart"/>
+      <w:r>
+        <w:t>na</w:t>
+      </w:r>
+      <w:proofErr w:type="spellEnd"/>
+      <w:r>
+        <w:t xml:space="preserve"> </w:t>
+      </w:r>
+      <w:proofErr w:type="spellStart"/>
+      <w:r>
+        <w:t>później</w:t>
+      </w:r>
+      <w:proofErr w:type="spellEnd"/>
     </w:p>
     <w:p>
       <w:pPr>
         <w:pStyle w:val="Listapunktowana"/>
       </w:pPr>
-      <w:r>
-        <w:t>Hasła kont testowych o długości 4 znaków (celowo obniżone na czas testów) — docelowo wymaga blokady prób logowania zamiast podnoszenia wymogu długości</w:t>
-      </w:r>
+      <w:proofErr w:type="spellStart"/>
+      <w:r>
+        <w:t>Hasła</w:t>
+      </w:r>
+      <w:proofErr w:type="spellEnd"/>
+      <w:r>
+        <w:t xml:space="preserve"> </w:t>
+      </w:r>
+      <w:proofErr w:type="spellStart"/>
+      <w:r>
+        <w:t>kont</w:t>
+      </w:r>
+      <w:proofErr w:type="spellEnd"/>
+      <w:r>
+        <w:t xml:space="preserve"> </w:t>
+      </w:r>
+      <w:proofErr w:type="spellStart"/>
+      <w:r>
+        <w:t>testowych</w:t>
+      </w:r>
+      <w:proofErr w:type="spellEnd"/>
+      <w:r>
+        <w:t xml:space="preserve"> o </w:t>
+      </w:r>
+      <w:proofErr w:type="spellStart"/>
+      <w:r>
+        <w:t>długości</w:t>
+      </w:r>
+      <w:proofErr w:type="spellEnd"/>
+      <w:r>
+        <w:t xml:space="preserve"> 4 </w:t>
+      </w:r>
+      <w:proofErr w:type="spellStart"/>
+      <w:r>
+        <w:t>znaków</w:t>
+      </w:r>
+      <w:proofErr w:type="spellEnd"/>
+      <w:r>
+        <w:t xml:space="preserve"> (</w:t>
+      </w:r>
+      <w:proofErr w:type="spellStart"/>
+      <w:r>
+        <w:t>celowo</w:t>
+      </w:r>
+      <w:proofErr w:type="spellEnd"/>
+      <w:r>
+        <w:t xml:space="preserve"> </w:t>
+      </w:r>
+      <w:proofErr w:type="spellStart"/>
+      <w:r>
+        <w:t>obniżone</w:t>
+      </w:r>
+      <w:proofErr w:type="spellEnd"/>
+      <w:r>
+        <w:t xml:space="preserve"> </w:t>
+      </w:r>
+      <w:proofErr w:type="spellStart"/>
+      <w:r>
+        <w:t>na</w:t>
+      </w:r>
+      <w:proofErr w:type="spellEnd"/>
+      <w:r>
+        <w:t xml:space="preserve"> </w:t>
+      </w:r>
+      <w:proofErr w:type="spellStart"/>
+      <w:r>
+        <w:t>czas</w:t>
+      </w:r>
+      <w:proofErr w:type="spellEnd"/>
+      <w:r>
+        <w:t xml:space="preserve"> </w:t>
+      </w:r>
+      <w:proofErr w:type="spellStart"/>
+      <w:r>
+        <w:t>testów</w:t>
+      </w:r>
+      <w:proofErr w:type="spellEnd"/>
+      <w:r>
+        <w:t xml:space="preserve">) - </w:t>
+      </w:r>
+      <w:proofErr w:type="spellStart"/>
+      <w:r>
+        <w:t>docelowo</w:t>
+      </w:r>
+      <w:proofErr w:type="spellEnd"/>
+      <w:r>
+        <w:t xml:space="preserve"> </w:t>
+      </w:r>
+      <w:proofErr w:type="spellStart"/>
+      <w:r>
+        <w:t>wymaga</w:t>
+      </w:r>
+      <w:proofErr w:type="spellEnd"/>
+      <w:r>
+        <w:t xml:space="preserve"> </w:t>
+      </w:r>
+      <w:proofErr w:type="spellStart"/>
+      <w:r>
+        <w:t>blokady</w:t>
+      </w:r>
+      <w:proofErr w:type="spellEnd"/>
+      <w:r>
+        <w:t xml:space="preserve"> </w:t>
+      </w:r>
+      <w:proofErr w:type="spellStart"/>
+      <w:r>
+        <w:t>prób</w:t>
+      </w:r>
+      <w:proofErr w:type="spellEnd"/>
+      <w:r>
+        <w:t xml:space="preserve"> </w:t>
+      </w:r>
+      <w:proofErr w:type="spellStart"/>
+      <w:r>
+        <w:t>logowania</w:t>
+      </w:r>
+      <w:proofErr w:type="spellEnd"/>
+      <w:r>
+        <w:t xml:space="preserve"> </w:t>
+      </w:r>
+      <w:proofErr w:type="spellStart"/>
+      <w:r>
+        <w:t>zamiast</w:t>
+      </w:r>
+      <w:proofErr w:type="spellEnd"/>
+      <w:r>
+        <w:t xml:space="preserve"> </w:t>
+      </w:r>
+      <w:proofErr w:type="spellStart"/>
+      <w:r>
+        <w:t>podnoszenia</w:t>
+      </w:r>
+      <w:proofErr w:type="spellEnd"/>
+      <w:r>
+        <w:t xml:space="preserve"> </w:t>
+      </w:r>
+      <w:proofErr w:type="spellStart"/>
+      <w:r>
+        <w:t>wymogu</w:t>
+      </w:r>
+      <w:proofErr w:type="spellEnd"/>
+      <w:r>
+        <w:t xml:space="preserve"> </w:t>
+      </w:r>
+      <w:proofErr w:type="spellStart"/>
+      <w:r>
+        <w:t>długości</w:t>
+      </w:r>
+      <w:proofErr w:type="spellEnd"/>
     </w:p>
     <w:p>
       <w:pPr>
         <w:pStyle w:val="Listapunktowana"/>
       </w:pPr>
-      <w:r>
-        <w:t>Uśpiony Prisma/NextAuth oraz zdublowane pliki danych kalkulatora (calc-data.ts / calculatorData.ts) do uporządkowania</w:t>
-      </w:r>
+      <w:proofErr w:type="spellStart"/>
+      <w:r>
+        <w:t>Uśpiony</w:t>
+      </w:r>
+      <w:proofErr w:type="spellEnd"/>
+      <w:r>
+        <w:t xml:space="preserve"> Prisma/</w:t>
+      </w:r>
+      <w:proofErr w:type="spellStart"/>
+      <w:r>
+        <w:t>NextAuth</w:t>
+      </w:r>
+      <w:proofErr w:type="spellEnd"/>
+      <w:r>
+        <w:t xml:space="preserve"> </w:t>
+      </w:r>
+      <w:proofErr w:type="spellStart"/>
+      <w:r>
+        <w:t>oraz</w:t>
+      </w:r>
+      <w:proofErr w:type="spellEnd"/>
+      <w:r>
+        <w:t xml:space="preserve"> </w:t>
+      </w:r>
+      <w:proofErr w:type="spellStart"/>
+      <w:r>
+        <w:t>zdublowane</w:t>
+      </w:r>
+      <w:proofErr w:type="spellEnd"/>
+      <w:r>
+        <w:t xml:space="preserve"> </w:t>
+      </w:r>
+      <w:proofErr w:type="spellStart"/>
+      <w:r>
+        <w:t>pliki</w:t>
+      </w:r>
+      <w:proofErr w:type="spellEnd"/>
+      <w:r>
+        <w:t xml:space="preserve"> </w:t>
+      </w:r>
+      <w:proofErr w:type="spellStart"/>
+      <w:r>
+        <w:t>danych</w:t>
+      </w:r>
+      <w:proofErr w:type="spellEnd"/>
+      <w:r>
+        <w:t xml:space="preserve"> </w:t>
+      </w:r>
+      <w:proofErr w:type="spellStart"/>
+      <w:r>
+        <w:t>kalkulatora</w:t>
+      </w:r>
+      <w:proofErr w:type="spellEnd"/>
+      <w:r>
+        <w:t xml:space="preserve"> (calc-</w:t>
+      </w:r>
+      <w:proofErr w:type="spellStart"/>
+      <w:r>
+        <w:t>data.ts</w:t>
+      </w:r>
+      <w:proofErr w:type="spellEnd"/>
+      <w:r>
+        <w:t xml:space="preserve"> / </w:t>
+      </w:r>
+      <w:proofErr w:type="spellStart"/>
+      <w:r>
+        <w:t>calculatorData.ts</w:t>
+      </w:r>
+      <w:proofErr w:type="spellEnd"/>
+      <w:r>
+        <w:t xml:space="preserve">) do </w:t>
+      </w:r>
+      <w:proofErr w:type="spellStart"/>
+      <w:r>
+        <w:t>uporządkowania</w:t>
+      </w:r>
+      <w:proofErr w:type="spellEnd"/>
     </w:p>
     <w:p>
       <w:pPr>
         <w:pStyle w:val="Listapunktowana"/>
       </w:pPr>
-      <w:r>
-        <w:t>Wysyłka oferty do klienta to na razie wyłącznie zmiana statusu na „wysłana” — rzeczywista dostawa e-mailem / PDF do klienta jeszcze niezaimplementowana (świadomie odłożona).</w:t>
+      <w:proofErr w:type="spellStart"/>
+      <w:r>
+        <w:lastRenderedPageBreak/>
+        <w:t>Wysyłka</w:t>
+      </w:r>
+      <w:proofErr w:type="spellEnd"/>
+      <w:r>
+        <w:t xml:space="preserve"> </w:t>
+      </w:r>
+      <w:proofErr w:type="spellStart"/>
+      <w:r>
+        <w:t>oferty</w:t>
+      </w:r>
+      <w:proofErr w:type="spellEnd"/>
+      <w:r>
+        <w:t xml:space="preserve"> do </w:t>
+      </w:r>
+      <w:proofErr w:type="spellStart"/>
+      <w:r>
+        <w:t>klienta</w:t>
+      </w:r>
+      <w:proofErr w:type="spellEnd"/>
+      <w:r>
+        <w:t xml:space="preserve"> to </w:t>
+      </w:r>
+      <w:proofErr w:type="spellStart"/>
+      <w:r>
+        <w:t>na</w:t>
+      </w:r>
+      <w:proofErr w:type="spellEnd"/>
+      <w:r>
+        <w:t xml:space="preserve"> </w:t>
+      </w:r>
+      <w:proofErr w:type="spellStart"/>
+      <w:r>
+        <w:t>razie</w:t>
+      </w:r>
+      <w:proofErr w:type="spellEnd"/>
+      <w:r>
+        <w:t xml:space="preserve"> </w:t>
+      </w:r>
+      <w:proofErr w:type="spellStart"/>
+      <w:r>
+        <w:t>wyłącznie</w:t>
+      </w:r>
+      <w:proofErr w:type="spellEnd"/>
+      <w:r>
+        <w:t xml:space="preserve"> </w:t>
+      </w:r>
+      <w:proofErr w:type="spellStart"/>
+      <w:r>
+        <w:t>zmiana</w:t>
+      </w:r>
+      <w:proofErr w:type="spellEnd"/>
+      <w:r>
+        <w:t xml:space="preserve"> </w:t>
+      </w:r>
+      <w:proofErr w:type="spellStart"/>
+      <w:r>
+        <w:t>statusu</w:t>
+      </w:r>
+      <w:proofErr w:type="spellEnd"/>
+      <w:r>
+        <w:t xml:space="preserve"> </w:t>
+      </w:r>
+      <w:proofErr w:type="spellStart"/>
+      <w:r>
+        <w:t>na</w:t>
+      </w:r>
+      <w:proofErr w:type="spellEnd"/>
+      <w:r>
+        <w:t xml:space="preserve"> „</w:t>
+      </w:r>
+      <w:proofErr w:type="spellStart"/>
+      <w:r>
+        <w:t>wysłana</w:t>
+      </w:r>
+      <w:proofErr w:type="spellEnd"/>
+      <w:r>
+        <w:t xml:space="preserve">” - </w:t>
+      </w:r>
+      <w:proofErr w:type="spellStart"/>
+      <w:r>
+        <w:t>rzeczywista</w:t>
+      </w:r>
+      <w:proofErr w:type="spellEnd"/>
+      <w:r>
+        <w:t xml:space="preserve"> </w:t>
+      </w:r>
+      <w:proofErr w:type="spellStart"/>
+      <w:r>
+        <w:t>dostawa</w:t>
+      </w:r>
+      <w:proofErr w:type="spellEnd"/>
+      <w:r>
+        <w:t xml:space="preserve"> e-</w:t>
+      </w:r>
+      <w:proofErr w:type="spellStart"/>
+      <w:r>
+        <w:t>mailem</w:t>
+      </w:r>
+      <w:proofErr w:type="spellEnd"/>
+      <w:r>
+        <w:t xml:space="preserve"> / PDF do </w:t>
+      </w:r>
+      <w:proofErr w:type="spellStart"/>
+      <w:r>
+        <w:t>klienta</w:t>
+      </w:r>
+      <w:proofErr w:type="spellEnd"/>
+      <w:r>
+        <w:t xml:space="preserve"> </w:t>
+      </w:r>
+      <w:proofErr w:type="spellStart"/>
+      <w:r>
+        <w:t>jeszcze</w:t>
+      </w:r>
+      <w:proofErr w:type="spellEnd"/>
+      <w:r>
+        <w:t xml:space="preserve"> </w:t>
+      </w:r>
+      <w:proofErr w:type="spellStart"/>
+      <w:r>
+        <w:t>niezaimplementowana</w:t>
+      </w:r>
+      <w:proofErr w:type="spellEnd"/>
+      <w:r>
+        <w:t xml:space="preserve"> (</w:t>
+      </w:r>
+      <w:proofErr w:type="spellStart"/>
+      <w:r>
+        <w:t>świadomie</w:t>
+      </w:r>
+      <w:proofErr w:type="spellEnd"/>
+      <w:r>
+        <w:t xml:space="preserve"> </w:t>
+      </w:r>
+      <w:proofErr w:type="spellStart"/>
+      <w:r>
+        <w:t>odłożona</w:t>
+      </w:r>
+      <w:proofErr w:type="spellEnd"/>
+      <w:r>
+        <w:t>).</w:t>
       </w:r>
     </w:p>
     <w:p>
@@ -1133,61 +8443,487 @@
         <w:pStyle w:val="Listapunktowana"/>
       </w:pPr>
       <w:r>
-        <w:t>Panel administratora edytuje wyłącznie kontakt główny firmy — dodatkowe osoby kontaktowe powstają przy zapisie oferty i nie mają jeszcze ekranu do poprawiania danych</w:t>
-      </w:r>
+        <w:t xml:space="preserve">Panel </w:t>
+      </w:r>
+      <w:proofErr w:type="spellStart"/>
+      <w:r>
+        <w:t>administratora</w:t>
+      </w:r>
+      <w:proofErr w:type="spellEnd"/>
+      <w:r>
+        <w:t xml:space="preserve"> </w:t>
+      </w:r>
+      <w:proofErr w:type="spellStart"/>
+      <w:r>
+        <w:t>edytuje</w:t>
+      </w:r>
+      <w:proofErr w:type="spellEnd"/>
+      <w:r>
+        <w:t xml:space="preserve"> </w:t>
+      </w:r>
+      <w:proofErr w:type="spellStart"/>
+      <w:r>
+        <w:t>wyłącznie</w:t>
+      </w:r>
+      <w:proofErr w:type="spellEnd"/>
+      <w:r>
+        <w:t xml:space="preserve"> </w:t>
+      </w:r>
+      <w:proofErr w:type="spellStart"/>
+      <w:r>
+        <w:t>kontakt</w:t>
+      </w:r>
+      <w:proofErr w:type="spellEnd"/>
+      <w:r>
+        <w:t xml:space="preserve"> </w:t>
+      </w:r>
+      <w:proofErr w:type="spellStart"/>
+      <w:r>
+        <w:t>główny</w:t>
+      </w:r>
+      <w:proofErr w:type="spellEnd"/>
+      <w:r>
+        <w:t xml:space="preserve"> </w:t>
+      </w:r>
+      <w:proofErr w:type="spellStart"/>
+      <w:r>
+        <w:t>firmy</w:t>
+      </w:r>
+      <w:proofErr w:type="spellEnd"/>
+      <w:r>
+        <w:t xml:space="preserve"> - </w:t>
+      </w:r>
+      <w:proofErr w:type="spellStart"/>
+      <w:r>
+        <w:t>dodatkowe</w:t>
+      </w:r>
+      <w:proofErr w:type="spellEnd"/>
+      <w:r>
+        <w:t xml:space="preserve"> </w:t>
+      </w:r>
+      <w:proofErr w:type="spellStart"/>
+      <w:r>
+        <w:t>osoby</w:t>
+      </w:r>
+      <w:proofErr w:type="spellEnd"/>
+      <w:r>
+        <w:t xml:space="preserve"> </w:t>
+      </w:r>
+      <w:proofErr w:type="spellStart"/>
+      <w:r>
+        <w:t>kontaktowe</w:t>
+      </w:r>
+      <w:proofErr w:type="spellEnd"/>
+      <w:r>
+        <w:t xml:space="preserve"> </w:t>
+      </w:r>
+      <w:proofErr w:type="spellStart"/>
+      <w:r>
+        <w:t>powstają</w:t>
+      </w:r>
+      <w:proofErr w:type="spellEnd"/>
+      <w:r>
+        <w:t xml:space="preserve"> </w:t>
+      </w:r>
+      <w:proofErr w:type="spellStart"/>
+      <w:r>
+        <w:t>przy</w:t>
+      </w:r>
+      <w:proofErr w:type="spellEnd"/>
+      <w:r>
+        <w:t xml:space="preserve"> </w:t>
+      </w:r>
+      <w:proofErr w:type="spellStart"/>
+      <w:r>
+        <w:t>zapisie</w:t>
+      </w:r>
+      <w:proofErr w:type="spellEnd"/>
+      <w:r>
+        <w:t xml:space="preserve"> </w:t>
+      </w:r>
+      <w:proofErr w:type="spellStart"/>
+      <w:r>
+        <w:t>oferty</w:t>
+      </w:r>
+      <w:proofErr w:type="spellEnd"/>
+      <w:r>
+        <w:t xml:space="preserve"> </w:t>
+      </w:r>
+      <w:proofErr w:type="spellStart"/>
+      <w:r>
+        <w:t>i</w:t>
+      </w:r>
+      <w:proofErr w:type="spellEnd"/>
+      <w:r>
+        <w:t xml:space="preserve"> </w:t>
+      </w:r>
+      <w:proofErr w:type="spellStart"/>
+      <w:r>
+        <w:t>nie</w:t>
+      </w:r>
+      <w:proofErr w:type="spellEnd"/>
+      <w:r>
+        <w:t xml:space="preserve"> </w:t>
+      </w:r>
+      <w:proofErr w:type="spellStart"/>
+      <w:r>
+        <w:t>mają</w:t>
+      </w:r>
+      <w:proofErr w:type="spellEnd"/>
+      <w:r>
+        <w:t xml:space="preserve"> </w:t>
+      </w:r>
+      <w:proofErr w:type="spellStart"/>
+      <w:r>
+        <w:t>jeszcze</w:t>
+      </w:r>
+      <w:proofErr w:type="spellEnd"/>
+      <w:r>
+        <w:t xml:space="preserve"> </w:t>
+      </w:r>
+      <w:proofErr w:type="spellStart"/>
+      <w:r>
+        <w:t>ekranu</w:t>
+      </w:r>
+      <w:proofErr w:type="spellEnd"/>
+      <w:r>
+        <w:t xml:space="preserve"> do </w:t>
+      </w:r>
+      <w:proofErr w:type="spellStart"/>
+      <w:r>
+        <w:t>poprawiania</w:t>
+      </w:r>
+      <w:proofErr w:type="spellEnd"/>
+      <w:r>
+        <w:t xml:space="preserve"> </w:t>
+      </w:r>
+      <w:proofErr w:type="spellStart"/>
+      <w:r>
+        <w:t>danych</w:t>
+      </w:r>
+      <w:proofErr w:type="spellEnd"/>
     </w:p>
     <w:p>
       <w:pPr>
         <w:spacing w:before="200" w:after="120"/>
       </w:pPr>
+      <w:proofErr w:type="spellStart"/>
       <w:r>
         <w:rPr>
           <w:b/>
           <w:color w:val="1F2A44"/>
           <w:sz w:val="26"/>
         </w:rPr>
-        <w:t>Plany na kolejny tydzień</w:t>
-      </w:r>
+        <w:t>Plany</w:t>
+      </w:r>
+      <w:proofErr w:type="spellEnd"/>
+      <w:r>
+        <w:rPr>
+          <w:b/>
+          <w:color w:val="1F2A44"/>
+          <w:sz w:val="26"/>
+        </w:rPr>
+        <w:t xml:space="preserve"> </w:t>
+      </w:r>
+      <w:proofErr w:type="spellStart"/>
+      <w:r>
+        <w:rPr>
+          <w:b/>
+          <w:color w:val="1F2A44"/>
+          <w:sz w:val="26"/>
+        </w:rPr>
+        <w:t>na</w:t>
+      </w:r>
+      <w:proofErr w:type="spellEnd"/>
+      <w:r>
+        <w:rPr>
+          <w:b/>
+          <w:color w:val="1F2A44"/>
+          <w:sz w:val="26"/>
+        </w:rPr>
+        <w:t xml:space="preserve"> </w:t>
+      </w:r>
+      <w:proofErr w:type="spellStart"/>
+      <w:r>
+        <w:rPr>
+          <w:b/>
+          <w:color w:val="1F2A44"/>
+          <w:sz w:val="26"/>
+        </w:rPr>
+        <w:t>kolejny</w:t>
+      </w:r>
+      <w:proofErr w:type="spellEnd"/>
+      <w:r>
+        <w:rPr>
+          <w:b/>
+          <w:color w:val="1F2A44"/>
+          <w:sz w:val="26"/>
+        </w:rPr>
+        <w:t xml:space="preserve"> </w:t>
+      </w:r>
+      <w:proofErr w:type="spellStart"/>
+      <w:r>
+        <w:rPr>
+          <w:b/>
+          <w:color w:val="1F2A44"/>
+          <w:sz w:val="26"/>
+        </w:rPr>
+        <w:t>tydzień</w:t>
+      </w:r>
+      <w:proofErr w:type="spellEnd"/>
     </w:p>
     <w:p>
       <w:pPr>
         <w:pStyle w:val="Listapunktowana"/>
       </w:pPr>
       <w:r>
-        <w:t>Testy ręczne end-to-end wszystkich trzech ról i pełnego obiegu oferty na środowisku hostingowym</w:t>
-      </w:r>
+        <w:t xml:space="preserve">Testy </w:t>
+      </w:r>
+      <w:proofErr w:type="spellStart"/>
+      <w:r>
+        <w:t>ręczne</w:t>
+      </w:r>
+      <w:proofErr w:type="spellEnd"/>
+      <w:r>
+        <w:t xml:space="preserve"> end-to-end </w:t>
+      </w:r>
+      <w:proofErr w:type="spellStart"/>
+      <w:r>
+        <w:t>wszystkich</w:t>
+      </w:r>
+      <w:proofErr w:type="spellEnd"/>
+      <w:r>
+        <w:t xml:space="preserve"> </w:t>
+      </w:r>
+      <w:proofErr w:type="spellStart"/>
+      <w:r>
+        <w:t>trzech</w:t>
+      </w:r>
+      <w:proofErr w:type="spellEnd"/>
+      <w:r>
+        <w:t xml:space="preserve"> </w:t>
+      </w:r>
+      <w:proofErr w:type="spellStart"/>
+      <w:r>
+        <w:t>ról</w:t>
+      </w:r>
+      <w:proofErr w:type="spellEnd"/>
+      <w:r>
+        <w:t xml:space="preserve"> </w:t>
+      </w:r>
+      <w:proofErr w:type="spellStart"/>
+      <w:r>
+        <w:t>i</w:t>
+      </w:r>
+      <w:proofErr w:type="spellEnd"/>
+      <w:r>
+        <w:t xml:space="preserve"> </w:t>
+      </w:r>
+      <w:proofErr w:type="spellStart"/>
+      <w:r>
+        <w:t>pełnego</w:t>
+      </w:r>
+      <w:proofErr w:type="spellEnd"/>
+      <w:r>
+        <w:t xml:space="preserve"> </w:t>
+      </w:r>
+      <w:proofErr w:type="spellStart"/>
+      <w:r>
+        <w:t>obiegu</w:t>
+      </w:r>
+      <w:proofErr w:type="spellEnd"/>
+      <w:r>
+        <w:t xml:space="preserve"> </w:t>
+      </w:r>
+      <w:proofErr w:type="spellStart"/>
+      <w:r>
+        <w:t>oferty</w:t>
+      </w:r>
+      <w:proofErr w:type="spellEnd"/>
+      <w:r>
+        <w:t xml:space="preserve"> </w:t>
+      </w:r>
+      <w:proofErr w:type="spellStart"/>
+      <w:r>
+        <w:t>na</w:t>
+      </w:r>
+      <w:proofErr w:type="spellEnd"/>
+      <w:r>
+        <w:t xml:space="preserve"> </w:t>
+      </w:r>
+      <w:proofErr w:type="spellStart"/>
+      <w:r>
+        <w:t>środowisku</w:t>
+      </w:r>
+      <w:proofErr w:type="spellEnd"/>
+      <w:r>
+        <w:t xml:space="preserve"> </w:t>
+      </w:r>
+      <w:proofErr w:type="spellStart"/>
+      <w:r>
+        <w:t>hostingowym</w:t>
+      </w:r>
+      <w:proofErr w:type="spellEnd"/>
     </w:p>
     <w:p>
       <w:pPr>
         <w:pStyle w:val="Listapunktowana"/>
       </w:pPr>
-      <w:r>
-        <w:lastRenderedPageBreak/>
-        <w:t>Automatyczne pobieranie kursu EUR/PLN z API giełdowego (ręczne ustawianie kursu przez administratora — zrealizowane w 1.3)</w:t>
-      </w:r>
+      <w:proofErr w:type="spellStart"/>
+      <w:r>
+        <w:t>Poprawki</w:t>
+      </w:r>
+      <w:proofErr w:type="spellEnd"/>
+      <w:r>
+        <w:t xml:space="preserve"> </w:t>
+      </w:r>
+      <w:proofErr w:type="spellStart"/>
+      <w:r>
+        <w:t>systemu</w:t>
+      </w:r>
+      <w:proofErr w:type="spellEnd"/>
+      <w:r>
+        <w:t xml:space="preserve"> </w:t>
+      </w:r>
+      <w:proofErr w:type="spellStart"/>
+      <w:r>
+        <w:t>walidacji</w:t>
+      </w:r>
+      <w:proofErr w:type="spellEnd"/>
     </w:p>
     <w:p>
       <w:pPr>
         <w:pStyle w:val="Listapunktowana"/>
       </w:pPr>
-      <w:r>
-        <w:t>Poprawki systemu walidacji</w:t>
-      </w:r>
+      <w:proofErr w:type="spellStart"/>
+      <w:r>
+        <w:t>Dodanie</w:t>
+      </w:r>
+      <w:proofErr w:type="spellEnd"/>
+      <w:r>
+        <w:t xml:space="preserve"> </w:t>
+      </w:r>
+      <w:proofErr w:type="spellStart"/>
+      <w:r>
+        <w:t>tabelki</w:t>
+      </w:r>
+      <w:proofErr w:type="spellEnd"/>
+      <w:r>
+        <w:t xml:space="preserve"> z </w:t>
+      </w:r>
+      <w:proofErr w:type="spellStart"/>
+      <w:r>
+        <w:t>terminem</w:t>
+      </w:r>
+      <w:proofErr w:type="spellEnd"/>
+      <w:r>
+        <w:t xml:space="preserve"> </w:t>
+      </w:r>
+      <w:proofErr w:type="spellStart"/>
+      <w:r>
+        <w:t>płatności</w:t>
+      </w:r>
+      <w:proofErr w:type="spellEnd"/>
     </w:p>
     <w:p>
       <w:pPr>
         <w:pStyle w:val="Listapunktowana"/>
       </w:pPr>
-      <w:r>
-        <w:t>Dodanie tabelki z terminem płatności</w:t>
-      </w:r>
-    </w:p>
-    <w:p>
-      <w:pPr>
-        <w:pStyle w:val="Listapunktowana"/>
-      </w:pPr>
-      <w:r>
-        <w:t>Mechanizm faktycznej wysyłki oferty do klienta e-mailem / PDF (obecnie tylko zmiana statusu na „wysłana”)</w:t>
+      <w:proofErr w:type="spellStart"/>
+      <w:r>
+        <w:t>Mechanizm</w:t>
+      </w:r>
+      <w:proofErr w:type="spellEnd"/>
+      <w:r>
+        <w:t xml:space="preserve"> </w:t>
+      </w:r>
+      <w:proofErr w:type="spellStart"/>
+      <w:r>
+        <w:t>faktycznej</w:t>
+      </w:r>
+      <w:proofErr w:type="spellEnd"/>
+      <w:r>
+        <w:t xml:space="preserve"> </w:t>
+      </w:r>
+      <w:proofErr w:type="spellStart"/>
+      <w:r>
+        <w:t>wysyłki</w:t>
+      </w:r>
+      <w:proofErr w:type="spellEnd"/>
+      <w:r>
+        <w:t xml:space="preserve"> </w:t>
+      </w:r>
+      <w:proofErr w:type="spellStart"/>
+      <w:r>
+        <w:t>oferty</w:t>
+      </w:r>
+      <w:proofErr w:type="spellEnd"/>
+      <w:r>
+        <w:t xml:space="preserve"> do </w:t>
+      </w:r>
+      <w:proofErr w:type="spellStart"/>
+      <w:r>
+        <w:t>klienta</w:t>
+      </w:r>
+      <w:proofErr w:type="spellEnd"/>
+      <w:r>
+        <w:t xml:space="preserve"> e-</w:t>
+      </w:r>
+      <w:proofErr w:type="spellStart"/>
+      <w:r>
+        <w:t>mailem</w:t>
+      </w:r>
+      <w:proofErr w:type="spellEnd"/>
+      <w:r>
+        <w:t xml:space="preserve"> / PDF (</w:t>
+      </w:r>
+      <w:proofErr w:type="spellStart"/>
+      <w:r>
+        <w:t>obecnie</w:t>
+      </w:r>
+      <w:proofErr w:type="spellEnd"/>
+      <w:r>
+        <w:t xml:space="preserve"> </w:t>
+      </w:r>
+      <w:proofErr w:type="spellStart"/>
+      <w:r>
+        <w:t>tylko</w:t>
+      </w:r>
+      <w:proofErr w:type="spellEnd"/>
+      <w:r>
+        <w:t xml:space="preserve"> </w:t>
+      </w:r>
+      <w:proofErr w:type="spellStart"/>
+      <w:r>
+        <w:t>zmiana</w:t>
+      </w:r>
+      <w:proofErr w:type="spellEnd"/>
+      <w:r>
+        <w:t xml:space="preserve"> </w:t>
+      </w:r>
+      <w:proofErr w:type="spellStart"/>
+      <w:r>
+        <w:t>statusu</w:t>
+      </w:r>
+      <w:proofErr w:type="spellEnd"/>
+      <w:r>
+        <w:t xml:space="preserve"> </w:t>
+      </w:r>
+      <w:proofErr w:type="spellStart"/>
+      <w:r>
+        <w:t>na</w:t>
+      </w:r>
+      <w:proofErr w:type="spellEnd"/>
+      <w:r>
+        <w:t xml:space="preserve"> „</w:t>
+      </w:r>
+      <w:proofErr w:type="spellStart"/>
+      <w:r>
+        <w:t>wysłana</w:t>
+      </w:r>
+      <w:proofErr w:type="spellEnd"/>
+      <w:r>
+        <w:t>”)</w:t>
       </w:r>
     </w:p>
     <w:p>
@@ -1213,11 +8949,19 @@
             <w:tcW w:w="4320" w:type="dxa"/>
           </w:tcPr>
           <w:p>
+            <w:proofErr w:type="spellStart"/>
             <w:r>
               <w:rPr>
                 <w:color w:val="1F2A44"/>
               </w:rPr>
-              <w:t>Sporządził:  Mateusz Mazur</w:t>
+              <w:t>Sporządził</w:t>
+            </w:r>
+            <w:proofErr w:type="spellEnd"/>
+            <w:r>
+              <w:rPr>
+                <w:color w:val="1F2A44"/>
+              </w:rPr>
+              <w:t>:  Mateusz Mazur</w:t>
             </w:r>
           </w:p>
         </w:tc>
@@ -1229,11 +8973,19 @@
             <w:pPr>
               <w:jc w:val="right"/>
             </w:pPr>
+            <w:proofErr w:type="spellStart"/>
             <w:r>
               <w:rPr>
                 <w:color w:val="666666"/>
               </w:rPr>
-              <w:t>Zatwierdził:  ______________________</w:t>
+              <w:t>Zatwierdził</w:t>
+            </w:r>
+            <w:proofErr w:type="spellEnd"/>
+            <w:r>
+              <w:rPr>
+                <w:color w:val="666666"/>
+              </w:rPr>
+              <w:t>:  ______________________</w:t>
             </w:r>
           </w:p>
         </w:tc>
@@ -1241,7 +8993,8 @@
     </w:tbl>
     <w:p/>
     <w:sectPr>
-      <w:footerReference w:type="default" r:id="rId8"/>
+      <w:headerReference w:type="default" r:id="rId8"/>
+      <w:footerReference w:type="default" r:id="rId9"/>
       <w:pgSz w:w="12240" w:h="15840"/>
       <w:pgMar w:top="1440" w:right="1800" w:bottom="1440" w:left="1800" w:header="720" w:footer="720" w:gutter="0"/>
       <w:cols w:space="720"/>
@@ -1283,12 +9036,78 @@
       <w:pStyle w:val="Stopka"/>
       <w:jc w:val="center"/>
     </w:pPr>
+    <w:proofErr w:type="spellStart"/>
     <w:r>
       <w:rPr>
         <w:color w:val="666666"/>
         <w:sz w:val="16"/>
       </w:rPr>
-      <w:t xml:space="preserve">AMSteel Quote — Raport wersji  |  Mateusz Mazur  |  Strona </w:t>
+      <w:t>AMSteel</w:t>
+    </w:r>
+    <w:proofErr w:type="spellEnd"/>
+    <w:r>
+      <w:rPr>
+        <w:color w:val="666666"/>
+        <w:sz w:val="16"/>
+      </w:rPr>
+      <w:t xml:space="preserve"> Quote - </w:t>
+    </w:r>
+    <w:proofErr w:type="spellStart"/>
+    <w:r>
+      <w:rPr>
+        <w:color w:val="666666"/>
+        <w:sz w:val="16"/>
+      </w:rPr>
+      <w:t>Raport</w:t>
+    </w:r>
+    <w:proofErr w:type="spellEnd"/>
+    <w:r>
+      <w:rPr>
+        <w:color w:val="666666"/>
+        <w:sz w:val="16"/>
+      </w:rPr>
+      <w:t xml:space="preserve"> </w:t>
+    </w:r>
+    <w:proofErr w:type="spellStart"/>
+    <w:proofErr w:type="gramStart"/>
+    <w:r>
+      <w:rPr>
+        <w:color w:val="666666"/>
+        <w:sz w:val="16"/>
+      </w:rPr>
+      <w:t>wersji</w:t>
+    </w:r>
+    <w:proofErr w:type="spellEnd"/>
+    <w:r>
+      <w:rPr>
+        <w:color w:val="666666"/>
+        <w:sz w:val="16"/>
+      </w:rPr>
+      <w:t xml:space="preserve">  |</w:t>
+    </w:r>
+    <w:proofErr w:type="gramEnd"/>
+    <w:r>
+      <w:rPr>
+        <w:color w:val="666666"/>
+        <w:sz w:val="16"/>
+      </w:rPr>
+      <w:t xml:space="preserve">  Mateusz </w:t>
+    </w:r>
+    <w:proofErr w:type="gramStart"/>
+    <w:r>
+      <w:rPr>
+        <w:color w:val="666666"/>
+        <w:sz w:val="16"/>
+      </w:rPr>
+      <w:t>Mazur  |</w:t>
+    </w:r>
+    <w:proofErr w:type="gramEnd"/>
+    <w:r>
+      <w:rPr>
+        <w:color w:val="666666"/>
+        <w:sz w:val="16"/>
+      </w:rPr>
+      <w:t xml:space="preserve">  Strona </w:t>
     </w:r>
     <w:r>
       <w:fldChar w:fldCharType="begin"/>
@@ -1338,6 +9157,12 @@
     </w:p>
   </w:footnote>
 </w:footnotes>
+</file>
+
+<file path=word/header1.xml><?xml version="1.0" encoding="utf-8"?>
+<w:hdr xmlns:wpc="http://schemas.microsoft.com/office/word/2010/wordprocessingCanvas" xmlns:cx="http://schemas.microsoft.com/office/drawing/2014/chartex" xmlns:cx1="http://schemas.microsoft.com/office/drawing/2015/9/8/chartex" xmlns:cx2="http://schemas.microsoft.com/office/drawing/2015/10/21/chartex" xmlns:cx3="http://schemas.microsoft.com/office/drawing/2016/5/9/chartex" xmlns:cx4="http://schemas.microsoft.com/office/drawing/2016/5/10/chartex" xmlns:cx5="http://schemas.microsoft.com/office/drawing/2016/5/11/chartex" xmlns:cx6="http://schemas.microsoft.com/office/drawing/2016/5/12/chartex" xmlns:cx7="http://schemas.microsoft.com/office/drawing/2016/5/13/chartex" xmlns:cx8="http://schemas.microsoft.com/office/drawing/2016/5/14/chartex" xmlns:mc="http://schemas.openxmlformats.org/markup-compatibility/2006" xmlns:aink="http://schemas.microsoft.com/office/drawing/2016/ink" xmlns:am3d="http://schemas.microsoft.com/office/drawing/2017/model3d" xmlns:o="urn:schemas-microsoft-com:office:office" xmlns:oel="http://schemas.microsoft.com/office/2019/extlst" xmlns:r="http://schemas.openxmlformats.org/officeDocument/2006/relationships" xmlns:m="http://schemas.openxmlformats.org/officeDocument/2006/math" xmlns:v="urn:schemas-microsoft-com:vml" xmlns:wp14="http://schemas.microsoft.com/office/word/2010/wordprocessingDrawing" xmlns:wp="http://schemas.openxmlformats.org/drawingml/2006/wordprocessingDrawing" xmlns:w10="urn:schemas-microsoft-com:office:word" xmlns:w="http://schemas.openxmlformats.org/wordprocessingml/2006/main" xmlns:w14="http://schemas.microsoft.com/office/word/2010/wordml" xmlns:w15="http://schemas.microsoft.com/office/word/2012/wordml" xmlns:w16cei="http://schemas.microsoft.com/office/word/2026/wordml/cei" xmlns:w16cex="http://schemas.microsoft.com/office/word/2018/wordml/cex" xmlns:w16cid="http://schemas.microsoft.com/office/word/2016/wordml/cid" xmlns:w16="http://schemas.microsoft.com/office/word/2018/wordml" xmlns:w16du="http://schemas.microsoft.com/office/word/2023/wordml/word16du" xmlns:w16sdtdh="http://schemas.microsoft.com/office/word/2020/wordml/sdtdatahash" xmlns:w16sdtfl="http://schemas.microsoft.com/office/word/2024/wordml/sdtformatlock" xmlns:w16se="http://schemas.microsoft.com/office/word/2015/wordml/symex" xmlns:wpg="http://schemas.microsoft.com/office/word/2010/wordprocessingGroup" xmlns:wpi="http://schemas.microsoft.com/office/word/2010/wordprocessingInk" xmlns:wne="http://schemas.microsoft.com/office/word/2006/wordml" xmlns:wps="http://schemas.microsoft.com/office/word/2010/wordprocessingShape" mc:Ignorable="w14 w15 w16se w16cid w16 w16cex w16sdtdh w16sdtfl w16du wp14">
+  <w:p/>
+</w:hdr>
 </file>
 
 <file path=word/numbering.xml><?xml version="1.0" encoding="utf-8"?>

--- a/Historia wersji oraz md/Historia wersji/AMSteel_Quote_Raport_Wersji_1.4.docx
+++ b/Historia wersji oraz md/Historia wersji/AMSteel_Quote_Raport_Wersji_1.4.docx
@@ -1537,6 +1537,9 @@
             <w:r>
               <w:t xml:space="preserve"> HDG.</w:t>
             </w:r>
+            <w:r>
+              <w:t xml:space="preserve"> Cena końcowa oraz sumy wartości w kalkulatorze, na liście ofert i w PDF są od teraz zaokrąglane w górę do pełnej jednostki waluty - świadoma decyzja biznesowa, żeby nigdy nie zaniżyć ceny wobec klienta.</w:t>
+            </w:r>
           </w:p>
         </w:tc>
       </w:tr>
@@ -3918,6 +3921,28 @@
           </w:p>
         </w:tc>
       </w:tr>
+      <w:tr>
+        <w:tc>
+          <w:tcPr>
+            <w:tcW w:type="dxa" w:w="1948"/>
+          </w:tcPr>
+          <w:p>
+            <w:r>
+              <w:t>Nowa funkcja</w:t>
+            </w:r>
+          </w:p>
+        </w:tc>
+        <w:tc>
+          <w:tcPr>
+            <w:tcW w:type="dxa" w:w="6908"/>
+          </w:tcPr>
+          <w:p>
+            <w:r>
+              <w:t>Panel administratora zyskał zakładkę „Kontakty” - pełny podgląd, edycję i usuwanie osób kontaktowych przypisanych do firm z katalogu klientów, plus przycisk w kalkulatorze pozwalający handlowcowi zapisać kontakt do firmy od razu, bez zapisywania całej oferty.</w:t>
+            </w:r>
+          </w:p>
+        </w:tc>
+      </w:tr>
     </w:tbl>
     <w:p>
       <w:pPr>
@@ -6034,6 +6059,50 @@
           </w:p>
         </w:tc>
       </w:tr>
+      <w:tr>
+        <w:tc>
+          <w:tcPr>
+            <w:tcW w:type="dxa" w:w="1967"/>
+          </w:tcPr>
+          <w:p>
+            <w:r>
+              <w:t>Nowa funkcja</w:t>
+            </w:r>
+          </w:p>
+        </w:tc>
+        <w:tc>
+          <w:tcPr>
+            <w:tcW w:type="dxa" w:w="6889"/>
+          </w:tcPr>
+          <w:p>
+            <w:r>
+              <w:t>Cena końcowa pojedynczej pozycji, wartość pozycji oraz suma zestawienia są teraz zaokrąglane w górę do pełnej jednostki waluty - świadoma decyzja biznesowa, żeby nigdy nie zaniżyć ceny. Ta sama zasada obowiązuje w eksporcie PDF; dane zapisywane w bazie i sumy pośrednie w obliczeniach zostają bez zaokrąglenia, zaokrąglane jest wyłącznie to, co widzi handlowiec i klient.</w:t>
+            </w:r>
+          </w:p>
+        </w:tc>
+      </w:tr>
+      <w:tr>
+        <w:tc>
+          <w:tcPr>
+            <w:tcW w:type="dxa" w:w="1967"/>
+          </w:tcPr>
+          <w:p>
+            <w:r>
+              <w:t>Zmiana</w:t>
+            </w:r>
+          </w:p>
+        </w:tc>
+        <w:tc>
+          <w:tcPr>
+            <w:tcW w:type="dxa" w:w="6889"/>
+          </w:tcPr>
+          <w:p>
+            <w:r>
+              <w:t>Domyślna wartość pola „Dopłata dodatkowa” dla nowej kalkulacji zmieniona z 10 na 0 - handlowiec musi teraz świadomie dopisać dopłatę, zamiast świadomie ją usuwać przy każdej nowej wycenie.</w:t>
+            </w:r>
+          </w:p>
+        </w:tc>
+      </w:tr>
     </w:tbl>
     <w:p>
       <w:pPr>
@@ -8442,166 +8511,49 @@
       <w:pPr>
         <w:pStyle w:val="Listapunktowana"/>
       </w:pPr>
-      <w:r>
-        <w:t xml:space="preserve">Panel </w:t>
-      </w:r>
       <w:proofErr w:type="spellStart"/>
-      <w:r>
-        <w:t>administratora</w:t>
-      </w:r>
       <w:proofErr w:type="spellEnd"/>
-      <w:r>
-        <w:t xml:space="preserve"> </w:t>
-      </w:r>
       <w:proofErr w:type="spellStart"/>
-      <w:r>
-        <w:t>edytuje</w:t>
-      </w:r>
       <w:proofErr w:type="spellEnd"/>
-      <w:r>
-        <w:t xml:space="preserve"> </w:t>
-      </w:r>
       <w:proofErr w:type="spellStart"/>
-      <w:r>
-        <w:t>wyłącznie</w:t>
-      </w:r>
       <w:proofErr w:type="spellEnd"/>
-      <w:r>
-        <w:t xml:space="preserve"> </w:t>
-      </w:r>
       <w:proofErr w:type="spellStart"/>
-      <w:r>
-        <w:t>kontakt</w:t>
-      </w:r>
       <w:proofErr w:type="spellEnd"/>
-      <w:r>
-        <w:t xml:space="preserve"> </w:t>
-      </w:r>
       <w:proofErr w:type="spellStart"/>
-      <w:r>
-        <w:t>główny</w:t>
-      </w:r>
       <w:proofErr w:type="spellEnd"/>
-      <w:r>
-        <w:t xml:space="preserve"> </w:t>
-      </w:r>
       <w:proofErr w:type="spellStart"/>
-      <w:r>
-        <w:t>firmy</w:t>
-      </w:r>
       <w:proofErr w:type="spellEnd"/>
-      <w:r>
-        <w:t xml:space="preserve"> - </w:t>
-      </w:r>
       <w:proofErr w:type="spellStart"/>
-      <w:r>
-        <w:t>dodatkowe</w:t>
-      </w:r>
       <w:proofErr w:type="spellEnd"/>
-      <w:r>
-        <w:t xml:space="preserve"> </w:t>
-      </w:r>
       <w:proofErr w:type="spellStart"/>
-      <w:r>
-        <w:t>osoby</w:t>
-      </w:r>
       <w:proofErr w:type="spellEnd"/>
-      <w:r>
-        <w:t xml:space="preserve"> </w:t>
-      </w:r>
       <w:proofErr w:type="spellStart"/>
-      <w:r>
-        <w:t>kontaktowe</w:t>
-      </w:r>
       <w:proofErr w:type="spellEnd"/>
-      <w:r>
-        <w:t xml:space="preserve"> </w:t>
-      </w:r>
       <w:proofErr w:type="spellStart"/>
-      <w:r>
-        <w:t>powstają</w:t>
-      </w:r>
       <w:proofErr w:type="spellEnd"/>
-      <w:r>
-        <w:t xml:space="preserve"> </w:t>
-      </w:r>
       <w:proofErr w:type="spellStart"/>
-      <w:r>
-        <w:t>przy</w:t>
-      </w:r>
       <w:proofErr w:type="spellEnd"/>
-      <w:r>
-        <w:t xml:space="preserve"> </w:t>
-      </w:r>
       <w:proofErr w:type="spellStart"/>
-      <w:r>
-        <w:t>zapisie</w:t>
-      </w:r>
       <w:proofErr w:type="spellEnd"/>
-      <w:r>
-        <w:t xml:space="preserve"> </w:t>
-      </w:r>
       <w:proofErr w:type="spellStart"/>
-      <w:r>
-        <w:t>oferty</w:t>
-      </w:r>
       <w:proofErr w:type="spellEnd"/>
-      <w:r>
-        <w:t xml:space="preserve"> </w:t>
-      </w:r>
       <w:proofErr w:type="spellStart"/>
-      <w:r>
-        <w:t>i</w:t>
-      </w:r>
       <w:proofErr w:type="spellEnd"/>
-      <w:r>
-        <w:t xml:space="preserve"> </w:t>
-      </w:r>
       <w:proofErr w:type="spellStart"/>
-      <w:r>
-        <w:t>nie</w:t>
-      </w:r>
       <w:proofErr w:type="spellEnd"/>
-      <w:r>
-        <w:t xml:space="preserve"> </w:t>
-      </w:r>
       <w:proofErr w:type="spellStart"/>
-      <w:r>
-        <w:t>mają</w:t>
-      </w:r>
       <w:proofErr w:type="spellEnd"/>
-      <w:r>
-        <w:t xml:space="preserve"> </w:t>
-      </w:r>
       <w:proofErr w:type="spellStart"/>
-      <w:r>
-        <w:t>jeszcze</w:t>
-      </w:r>
       <w:proofErr w:type="spellEnd"/>
-      <w:r>
-        <w:t xml:space="preserve"> </w:t>
-      </w:r>
       <w:proofErr w:type="spellStart"/>
-      <w:r>
-        <w:t>ekranu</w:t>
-      </w:r>
       <w:proofErr w:type="spellEnd"/>
-      <w:r>
-        <w:t xml:space="preserve"> do </w:t>
-      </w:r>
       <w:proofErr w:type="spellStart"/>
-      <w:r>
-        <w:t>poprawiania</w:t>
-      </w:r>
       <w:proofErr w:type="spellEnd"/>
-      <w:r>
-        <w:t xml:space="preserve"> </w:t>
-      </w:r>
       <w:proofErr w:type="spellStart"/>
-      <w:r>
-        <w:t>danych</w:t>
-      </w:r>
       <w:proofErr w:type="spellEnd"/>
+      <w:r>
+        <w:t>Panel „Klienci” zapisuje osobę kontaktową bezpośrednio w danych firmy, ale nie synchronizuje jej z tabelą osób kontaktowych - taki kontakt nie pojawia się w zakładce „Kontakty” do czasu ręcznej edycji w tamtym panelu.</w:t>
+      </w:r>
     </w:p>
     <w:p>
       <w:pPr>

--- a/Historia wersji oraz md/Historia wersji/AMSteel_Quote_Raport_Wersji_1.4.docx
+++ b/Historia wersji oraz md/Historia wersji/AMSteel_Quote_Raport_Wersji_1.4.docx
@@ -236,7 +236,7 @@
               <w:rPr>
                 <w:color w:val="666666"/>
               </w:rPr>
-              <w:t>04</w:t>
+              <w:t>10</w:t>
             </w:r>
             <w:r>
               <w:rPr>
@@ -305,7 +305,7 @@
               <w:rPr>
                 <w:color w:val="666666"/>
               </w:rPr>
-              <w:t>4</w:t>
+              <w:t>10</w:t>
             </w:r>
             <w:r>
               <w:rPr>
@@ -637,7 +637,7 @@
               <w:t xml:space="preserve">31.07.2026 - </w:t>
             </w:r>
             <w:r>
-              <w:t>4</w:t>
+              <w:t>10</w:t>
             </w:r>
             <w:r>
               <w:t>.</w:t>
@@ -659,19 +659,10 @@
           </w:tcPr>
           <w:p>
             <w:r>
-              <w:t>4</w:t>
-            </w:r>
-            <w:r>
-              <w:t>.</w:t>
-            </w:r>
-            <w:r>
-              <w:t>08</w:t>
-            </w:r>
-            <w:r>
-              <w:t>.</w:t>
-            </w:r>
-            <w:r>
-              <w:t>2026</w:t>
+              <w:t>10</w:t>
+            </w:r>
+            <w:r>
+              <w:t>.08.2026</w:t>
             </w:r>
           </w:p>
         </w:tc>
@@ -1535,10 +1526,7 @@
             </w:r>
             <w:proofErr w:type="spellEnd"/>
             <w:r>
-              <w:t xml:space="preserve"> HDG.</w:t>
-            </w:r>
-            <w:r>
-              <w:t xml:space="preserve"> Cena końcowa oraz sumy wartości w kalkulatorze, na liście ofert i w PDF są od teraz zaokrąglane w górę do pełnej jednostki waluty - świadoma decyzja biznesowa, żeby nigdy nie zaniżyć ceny wobec klienta.</w:t>
+              <w:t xml:space="preserve"> HDG. Cena końcowa oraz sumy wartości w kalkulatorze, na liście ofert i w PDF są od teraz zaokrąglane w górę do pełnej jednostki waluty - świadoma decyzja biznesowa, żeby nigdy nie zaniżyć ceny wobec klienta.</w:t>
             </w:r>
           </w:p>
         </w:tc>
@@ -1569,7 +1557,19 @@
           </w:tcPr>
           <w:p>
             <w:r>
-              <w:t>16.07.2026 - 5.08.2026</w:t>
+              <w:t xml:space="preserve">16.07.2026 - </w:t>
+            </w:r>
+            <w:r>
+              <w:t>31</w:t>
+            </w:r>
+            <w:r>
+              <w:t>.0</w:t>
+            </w:r>
+            <w:r>
+              <w:t>7</w:t>
+            </w:r>
+            <w:r>
+              <w:t>.2026</w:t>
             </w:r>
           </w:p>
         </w:tc>
@@ -2676,6 +2676,7 @@
                 <w:b/>
                 <w:color w:val="1F2A44"/>
               </w:rPr>
+              <w:lastRenderedPageBreak/>
               <w:t>1.0</w:t>
             </w:r>
           </w:p>
@@ -2822,7 +2823,6 @@
           <w:color w:val="2B57A6"/>
           <w:sz w:val="26"/>
         </w:rPr>
-        <w:lastRenderedPageBreak/>
         <w:t>Zmiany</w:t>
       </w:r>
       <w:proofErr w:type="spellEnd"/>
@@ -3924,7 +3924,7 @@
       <w:tr>
         <w:tc>
           <w:tcPr>
-            <w:tcW w:type="dxa" w:w="1948"/>
+            <w:tcW w:w="1948" w:type="dxa"/>
           </w:tcPr>
           <w:p>
             <w:r>
@@ -3934,7 +3934,7 @@
         </w:tc>
         <w:tc>
           <w:tcPr>
-            <w:tcW w:type="dxa" w:w="6908"/>
+            <w:tcW w:w="6908" w:type="dxa"/>
           </w:tcPr>
           <w:p>
             <w:r>
@@ -5145,6 +5145,7 @@
             </w:r>
             <w:proofErr w:type="spellStart"/>
             <w:r>
+              <w:lastRenderedPageBreak/>
               <w:t>telefon</w:t>
             </w:r>
             <w:proofErr w:type="spellEnd"/>
@@ -5282,6 +5283,7 @@
           <w:p>
             <w:proofErr w:type="spellStart"/>
             <w:r>
+              <w:lastRenderedPageBreak/>
               <w:t>Poprawka</w:t>
             </w:r>
             <w:proofErr w:type="spellEnd"/>
@@ -5889,7 +5891,6 @@
             </w:r>
             <w:proofErr w:type="spellStart"/>
             <w:r>
-              <w:lastRenderedPageBreak/>
               <w:t>ustawień</w:t>
             </w:r>
             <w:proofErr w:type="spellEnd"/>
@@ -6062,7 +6063,7 @@
       <w:tr>
         <w:tc>
           <w:tcPr>
-            <w:tcW w:type="dxa" w:w="1967"/>
+            <w:tcW w:w="1967" w:type="dxa"/>
           </w:tcPr>
           <w:p>
             <w:r>
@@ -6072,7 +6073,7 @@
         </w:tc>
         <w:tc>
           <w:tcPr>
-            <w:tcW w:type="dxa" w:w="6889"/>
+            <w:tcW w:w="6889" w:type="dxa"/>
           </w:tcPr>
           <w:p>
             <w:r>
@@ -6084,7 +6085,7 @@
       <w:tr>
         <w:tc>
           <w:tcPr>
-            <w:tcW w:type="dxa" w:w="1967"/>
+            <w:tcW w:w="1967" w:type="dxa"/>
           </w:tcPr>
           <w:p>
             <w:r>
@@ -6094,7 +6095,7 @@
         </w:tc>
         <w:tc>
           <w:tcPr>
-            <w:tcW w:type="dxa" w:w="6889"/>
+            <w:tcW w:w="6889" w:type="dxa"/>
           </w:tcPr>
           <w:p>
             <w:r>
@@ -6115,7 +6116,6 @@
           <w:color w:val="2B57A6"/>
           <w:sz w:val="26"/>
         </w:rPr>
-        <w:lastRenderedPageBreak/>
         <w:t>Zarządzanie</w:t>
       </w:r>
       <w:proofErr w:type="spellEnd"/>
@@ -7464,6 +7464,7 @@
           <w:color w:val="2B57A6"/>
           <w:sz w:val="26"/>
         </w:rPr>
+        <w:lastRenderedPageBreak/>
         <w:t>Interfejs</w:t>
       </w:r>
       <w:proofErr w:type="spellEnd"/>
@@ -8363,7 +8364,6 @@
       </w:pPr>
       <w:proofErr w:type="spellStart"/>
       <w:r>
-        <w:lastRenderedPageBreak/>
         <w:t>Wysyłka</w:t>
       </w:r>
       <w:proofErr w:type="spellEnd"/>
@@ -8511,46 +8511,6 @@
       <w:pPr>
         <w:pStyle w:val="Listapunktowana"/>
       </w:pPr>
-      <w:proofErr w:type="spellStart"/>
-      <w:proofErr w:type="spellEnd"/>
-      <w:proofErr w:type="spellStart"/>
-      <w:proofErr w:type="spellEnd"/>
-      <w:proofErr w:type="spellStart"/>
-      <w:proofErr w:type="spellEnd"/>
-      <w:proofErr w:type="spellStart"/>
-      <w:proofErr w:type="spellEnd"/>
-      <w:proofErr w:type="spellStart"/>
-      <w:proofErr w:type="spellEnd"/>
-      <w:proofErr w:type="spellStart"/>
-      <w:proofErr w:type="spellEnd"/>
-      <w:proofErr w:type="spellStart"/>
-      <w:proofErr w:type="spellEnd"/>
-      <w:proofErr w:type="spellStart"/>
-      <w:proofErr w:type="spellEnd"/>
-      <w:proofErr w:type="spellStart"/>
-      <w:proofErr w:type="spellEnd"/>
-      <w:proofErr w:type="spellStart"/>
-      <w:proofErr w:type="spellEnd"/>
-      <w:proofErr w:type="spellStart"/>
-      <w:proofErr w:type="spellEnd"/>
-      <w:proofErr w:type="spellStart"/>
-      <w:proofErr w:type="spellEnd"/>
-      <w:proofErr w:type="spellStart"/>
-      <w:proofErr w:type="spellEnd"/>
-      <w:proofErr w:type="spellStart"/>
-      <w:proofErr w:type="spellEnd"/>
-      <w:proofErr w:type="spellStart"/>
-      <w:proofErr w:type="spellEnd"/>
-      <w:proofErr w:type="spellStart"/>
-      <w:proofErr w:type="spellEnd"/>
-      <w:proofErr w:type="spellStart"/>
-      <w:proofErr w:type="spellEnd"/>
-      <w:proofErr w:type="spellStart"/>
-      <w:proofErr w:type="spellEnd"/>
-      <w:proofErr w:type="spellStart"/>
-      <w:proofErr w:type="spellEnd"/>
-      <w:proofErr w:type="spellStart"/>
-      <w:proofErr w:type="spellEnd"/>
       <w:r>
         <w:t>Panel „Klienci” zapisuje osobę kontaktową bezpośrednio w danych firmy, ale nie synchronizuje jej z tabelą osób kontaktowych - taki kontakt nie pojawia się w zakładce „Kontakty” do czasu ręcznej edycji w tamtym panelu.</w:t>
       </w:r>
